--- a/Documentation/User Guide/LHO - M5 - User Guide.docx
+++ b/Documentation/User Guide/LHO - M5 - User Guide.docx
@@ -10,26 +10,28 @@
         <w:rPr>
           <w:sz w:val="20"/>
           <w:szCs w:val="20"/>
-          <w:lang w:val="fr-FR"/>
+          <w:lang w:val="en-GB"/>
         </w:rPr>
       </w:pPr>
       <w:r>
         <w:rPr>
           <w:sz w:val="20"/>
           <w:szCs w:val="20"/>
-          <w:lang w:val="fr-FR" w:bidi="fr-FR"/>
-        </w:rPr>
-      </w:r>
-      <w:r>
-        <w:rPr>
-          <w:lang w:val="fr-FR"/>
+          <w:lang w:val="en-GB" w:bidi="en-GB"/>
         </w:rPr>
       </w:r>
       <w:r>
         <w:rPr>
           <w:sz w:val="20"/>
           <w:szCs w:val="20"/>
-          <w:lang w:val="fr-FR"/>
+          <w:lang w:val="en-GB" w:bidi="en-GB"/>
+        </w:rPr>
+      </w:r>
+      <w:r>
+        <w:rPr>
+          <w:sz w:val="20"/>
+          <w:szCs w:val="20"/>
+          <w:lang w:val="en-GB"/>
         </w:rPr>
       </w:r>
     </w:p>
@@ -50,23 +52,23 @@
             <w:spacing/>
             <w:ind/>
             <w:rPr>
-              <w:lang w:val="fr-FR"/>
+              <w:lang w:val="en-GB"/>
             </w:rPr>
           </w:pPr>
           <w:r>
             <w:rPr>
               <w:highlight w:val="none"/>
-              <w:lang w:val="fr-FR" w:bidi="fr-FR"/>
+              <w:lang w:val="en-GB" w:bidi="en-GB"/>
             </w:rPr>
           </w:r>
           <w:r>
             <w:rPr>
-              <w:lang w:val="fr-FR"/>
+              <w:lang w:val="en-GB" w:bidi="en-GB"/>
             </w:rPr>
           </w:r>
           <w:r>
             <w:rPr>
-              <w:lang w:val="fr-FR"/>
+              <w:lang w:val="en-GB"/>
             </w:rPr>
           </w:r>
         </w:p>
@@ -77,12 +79,12 @@
             <w:ind/>
             <w:rPr>
               <w:highlight w:val="none"/>
-              <w:lang w:val="fr-FR"/>
+              <w:lang w:val="en-GB"/>
             </w:rPr>
           </w:pPr>
           <w:r>
             <w:rPr>
-              <w:lang w:val="fr-FR"/>
+              <w:lang w:val="en-GB"/>
             </w:rPr>
             <mc:AlternateContent>
               <mc:Choice Requires="wpg">
@@ -164,13 +166,13 @@
           <w:r>
             <w:rPr>
               <w:highlight w:val="none"/>
-              <w:lang w:val="fr-FR"/>
+              <w:lang w:val="en-GB" w:bidi="en-GB"/>
             </w:rPr>
           </w:r>
           <w:r>
             <w:rPr>
               <w:highlight w:val="none"/>
-              <w:lang w:val="fr-FR"/>
+              <w:lang w:val="en-GB"/>
             </w:rPr>
           </w:r>
         </w:p>
@@ -185,7 +187,7 @@
               <w:sz w:val="52"/>
               <w:szCs w:val="52"/>
               <w:highlight w:val="none"/>
-              <w:lang w:val="fr-FR"/>
+              <w:lang w:val="en-GB"/>
             </w:rPr>
           </w:pPr>
           <w:r>
@@ -194,7 +196,7 @@
               <w:bCs/>
               <w:sz w:val="52"/>
               <w:szCs w:val="52"/>
-              <w:lang w:val="fr-FR"/>
+              <w:lang w:val="en-GB"/>
             </w:rPr>
             <w:t xml:space="preserve">ScholarLog</w:t>
           </w:r>
@@ -205,7 +207,7 @@
               <w:sz w:val="52"/>
               <w:szCs w:val="52"/>
               <w:highlight w:val="none"/>
-              <w:lang w:val="fr-FR"/>
+              <w:lang w:val="en-GB" w:bidi="en-GB"/>
             </w:rPr>
           </w:r>
           <w:r>
@@ -215,7 +217,7 @@
               <w:sz w:val="52"/>
               <w:szCs w:val="52"/>
               <w:highlight w:val="none"/>
-              <w:lang w:val="fr-FR"/>
+              <w:lang w:val="en-GB"/>
             </w:rPr>
           </w:r>
         </w:p>
@@ -229,7 +231,7 @@
               <w:bCs/>
               <w:sz w:val="40"/>
               <w:szCs w:val="40"/>
-              <w:lang w:val="fr-FR"/>
+              <w:lang w:val="en-GB"/>
             </w:rPr>
           </w:pPr>
           <w:r>
@@ -238,7 +240,7 @@
               <w:bCs/>
               <w:sz w:val="40"/>
               <w:szCs w:val="40"/>
-              <w:lang w:val="fr-FR"/>
+              <w:lang w:val="en-GB"/>
             </w:rPr>
             <w:t xml:space="preserve">M</w:t>
           </w:r>
@@ -248,7 +250,7 @@
               <w:bCs/>
               <w:sz w:val="40"/>
               <w:szCs w:val="40"/>
-              <w:lang w:val="fr-FR"/>
+              <w:lang w:val="en-GB"/>
             </w:rPr>
             <w:t xml:space="preserve">5</w:t>
           </w:r>
@@ -258,7 +260,7 @@
               <w:bCs/>
               <w:sz w:val="40"/>
               <w:szCs w:val="40"/>
-              <w:lang w:val="fr-FR"/>
+              <w:lang w:val="en-GB"/>
             </w:rPr>
             <w:t xml:space="preserve"> – </w:t>
           </w:r>
@@ -268,7 +270,7 @@
               <w:bCs/>
               <w:sz w:val="40"/>
               <w:szCs w:val="40"/>
-              <w:lang w:val="fr-CH"/>
+              <w:lang w:val="en-GB"/>
             </w:rPr>
             <w:t xml:space="preserve">User guide</w:t>
           </w:r>
@@ -278,7 +280,16 @@
               <w:bCs/>
               <w:sz w:val="40"/>
               <w:szCs w:val="40"/>
-              <w:lang w:val="fr-FR"/>
+              <w:lang w:val="en-GB" w:bidi="en-GB"/>
+            </w:rPr>
+          </w:r>
+          <w:r>
+            <w:rPr>
+              <w:b/>
+              <w:bCs/>
+              <w:sz w:val="40"/>
+              <w:szCs w:val="40"/>
+              <w:lang w:val="en-GB"/>
             </w:rPr>
           </w:r>
         </w:p>
@@ -293,7 +304,7 @@
               <w:bCs/>
               <w:sz w:val="40"/>
               <w:szCs w:val="40"/>
-              <w:lang w:val="fr-FR"/>
+              <w:lang w:val="en-GB"/>
             </w:rPr>
           </w:pPr>
           <w:r>
@@ -302,7 +313,7 @@
               <w:bCs/>
               <w:sz w:val="40"/>
               <w:szCs w:val="40"/>
-              <w:lang w:val="fr-FR" w:bidi="fr-FR"/>
+              <w:lang w:val="en-GB" w:bidi="en-GB"/>
             </w:rPr>
           </w:r>
           <w:r>
@@ -311,7 +322,7 @@
               <w:bCs/>
               <w:sz w:val="40"/>
               <w:szCs w:val="40"/>
-              <w:lang w:val="fr-FR"/>
+              <w:lang w:val="en-GB" w:bidi="en-GB"/>
             </w:rPr>
           </w:r>
           <w:r>
@@ -320,7 +331,7 @@
               <w:bCs/>
               <w:sz w:val="40"/>
               <w:szCs w:val="40"/>
-              <w:lang w:val="fr-FR"/>
+              <w:lang w:val="en-GB"/>
             </w:rPr>
           </w:r>
         </w:p>
@@ -335,7 +346,7 @@
               <w:bCs/>
               <w:sz w:val="40"/>
               <w:szCs w:val="40"/>
-              <w:lang w:val="fr-FR"/>
+              <w:lang w:val="en-GB"/>
             </w:rPr>
           </w:pPr>
           <w:r>
@@ -344,7 +355,7 @@
               <w:bCs/>
               <w:sz w:val="40"/>
               <w:szCs w:val="40"/>
-              <w:lang w:val="fr-FR" w:bidi="fr-FR"/>
+              <w:lang w:val="en-GB" w:bidi="en-GB"/>
             </w:rPr>
           </w:r>
           <w:r>
@@ -353,7 +364,7 @@
               <w:bCs/>
               <w:sz w:val="40"/>
               <w:szCs w:val="40"/>
-              <w:lang w:val="fr-FR"/>
+              <w:lang w:val="en-GB" w:bidi="en-GB"/>
             </w:rPr>
           </w:r>
           <w:r>
@@ -362,7 +373,7 @@
               <w:bCs/>
               <w:sz w:val="40"/>
               <w:szCs w:val="40"/>
-              <w:lang w:val="fr-FR"/>
+              <w:lang w:val="en-GB"/>
             </w:rPr>
           </w:r>
         </w:p>
@@ -375,7 +386,7 @@
             <w:rPr>
               <w:sz w:val="32"/>
               <w:szCs w:val="32"/>
-              <w:lang w:val="fr-FR"/>
+              <w:lang w:val="en-GB"/>
             </w:rPr>
           </w:pPr>
           <w:r>
@@ -383,7 +394,7 @@
               <w:rFonts w:ascii="Segoe UI Symbol" w:hAnsi="Segoe UI Symbol"/>
               <w:sz w:val="32"/>
               <w:szCs w:val="32"/>
-              <w:lang w:val="fr-FR"/>
+              <w:lang w:val="en-GB"/>
             </w:rPr>
             <w:t xml:space="preserve">Auteur</w:t>
           </w:r>
@@ -391,7 +402,7 @@
             <w:rPr>
               <w:sz w:val="32"/>
               <w:szCs w:val="32"/>
-              <w:lang w:val="fr-FR"/>
+              <w:lang w:val="en-GB"/>
             </w:rPr>
             <w:t xml:space="preserve"> :</w:t>
           </w:r>
@@ -399,14 +410,14 @@
             <w:rPr>
               <w:sz w:val="32"/>
               <w:szCs w:val="32"/>
-              <w:lang w:val="fr-FR"/>
+              <w:lang w:val="en-GB" w:bidi="en-GB"/>
             </w:rPr>
           </w:r>
           <w:r>
             <w:rPr>
               <w:sz w:val="32"/>
               <w:szCs w:val="32"/>
-              <w:lang w:val="fr-FR"/>
+              <w:lang w:val="en-GB"/>
             </w:rPr>
           </w:r>
         </w:p>
@@ -419,14 +430,14 @@
             <w:rPr>
               <w:sz w:val="32"/>
               <w:szCs w:val="32"/>
-              <w:lang w:val="fr-FR"/>
+              <w:lang w:val="en-GB"/>
             </w:rPr>
           </w:pPr>
           <w:r>
             <w:rPr>
               <w:sz w:val="32"/>
               <w:szCs w:val="32"/>
-              <w:lang w:val="fr-FR"/>
+              <w:lang w:val="en-GB"/>
             </w:rPr>
             <w:t xml:space="preserve">Hofer Lukas </w:t>
           </w:r>
@@ -434,7 +445,7 @@
             <w:rPr>
               <w:sz w:val="32"/>
               <w:szCs w:val="32"/>
-              <w:lang w:val="fr-FR"/>
+              <w:lang w:val="en-GB"/>
             </w:rPr>
             <w:br/>
           </w:r>
@@ -442,7 +453,7 @@
             <w:rPr>
               <w:sz w:val="32"/>
               <w:szCs w:val="32"/>
-              <w:lang w:val="fr-FR"/>
+              <w:lang w:val="en-GB"/>
             </w:rPr>
             <w:t xml:space="preserve">2nd year ES IT Technician</w:t>
           </w:r>
@@ -450,14 +461,14 @@
             <w:rPr>
               <w:sz w:val="32"/>
               <w:szCs w:val="32"/>
-              <w:lang w:val="fr-FR"/>
+              <w:lang w:val="en-GB" w:bidi="en-GB"/>
             </w:rPr>
           </w:r>
           <w:r>
             <w:rPr>
               <w:sz w:val="32"/>
               <w:szCs w:val="32"/>
-              <w:lang w:val="fr-FR"/>
+              <w:lang w:val="en-GB"/>
             </w:rPr>
           </w:r>
         </w:p>
@@ -470,28 +481,28 @@
             <w:rPr>
               <w:sz w:val="32"/>
               <w:szCs w:val="32"/>
-              <w:lang w:val="fr-FR"/>
+              <w:lang w:val="en-GB"/>
             </w:rPr>
           </w:pPr>
           <w:r>
             <w:rPr>
               <w:sz w:val="32"/>
               <w:szCs w:val="32"/>
-              <w:lang w:val="fr-FR" w:bidi="fr-FR"/>
+              <w:lang w:val="en-GB" w:bidi="en-GB"/>
             </w:rPr>
           </w:r>
           <w:r>
             <w:rPr>
               <w:sz w:val="32"/>
               <w:szCs w:val="32"/>
-              <w:lang w:val="fr-FR"/>
+              <w:lang w:val="en-GB" w:bidi="en-GB"/>
             </w:rPr>
           </w:r>
           <w:r>
             <w:rPr>
               <w:sz w:val="32"/>
               <w:szCs w:val="32"/>
-              <w:lang w:val="fr-FR"/>
+              <w:lang w:val="en-GB"/>
             </w:rPr>
           </w:r>
         </w:p>
@@ -504,28 +515,28 @@
             <w:rPr>
               <w:sz w:val="32"/>
               <w:szCs w:val="32"/>
-              <w:lang w:val="fr-FR"/>
+              <w:lang w:val="en-GB"/>
             </w:rPr>
           </w:pPr>
           <w:r>
             <w:rPr>
               <w:sz w:val="32"/>
               <w:szCs w:val="32"/>
-              <w:lang w:val="fr-FR" w:bidi="fr-FR"/>
+              <w:lang w:val="en-GB" w:bidi="en-GB"/>
             </w:rPr>
           </w:r>
           <w:r>
             <w:rPr>
               <w:sz w:val="32"/>
               <w:szCs w:val="32"/>
-              <w:lang w:val="fr-FR"/>
+              <w:lang w:val="en-GB" w:bidi="en-GB"/>
             </w:rPr>
           </w:r>
           <w:r>
             <w:rPr>
               <w:sz w:val="32"/>
               <w:szCs w:val="32"/>
-              <w:lang w:val="fr-FR"/>
+              <w:lang w:val="en-GB"/>
             </w:rPr>
           </w:r>
         </w:p>
@@ -538,14 +549,14 @@
             <w:rPr>
               <w:sz w:val="32"/>
               <w:szCs w:val="32"/>
-              <w:lang w:val="fr-FR"/>
+              <w:lang w:val="en-GB"/>
             </w:rPr>
           </w:pPr>
           <w:r>
             <w:rPr>
               <w:sz w:val="32"/>
               <w:szCs w:val="32"/>
-              <w:lang w:val="fr-CH"/>
+              <w:lang w:val="en-GB"/>
             </w:rPr>
             <w:t xml:space="preserve">Module </w:t>
           </w:r>
@@ -553,7 +564,7 @@
             <w:rPr>
               <w:sz w:val="32"/>
               <w:szCs w:val="32"/>
-              <w:lang w:val="fr-CH"/>
+              <w:lang w:val="en-GB"/>
             </w:rPr>
             <w:t xml:space="preserve">coordinators</w:t>
           </w:r>
@@ -561,14 +572,7 @@
             <w:rPr>
               <w:sz w:val="32"/>
               <w:szCs w:val="32"/>
-              <w:lang w:val="fr-CH"/>
-            </w:rPr>
-          </w:r>
-          <w:r>
-            <w:rPr>
-              <w:sz w:val="32"/>
-              <w:szCs w:val="32"/>
-              <w:lang w:val="fr-FR"/>
+              <w:lang w:val="en-GB"/>
             </w:rPr>
             <w:t xml:space="preserve"> :</w:t>
           </w:r>
@@ -576,7 +580,7 @@
             <w:rPr>
               <w:sz w:val="32"/>
               <w:szCs w:val="32"/>
-              <w:lang w:val="fr-FR"/>
+              <w:lang w:val="en-GB"/>
             </w:rPr>
             <w:br/>
           </w:r>
@@ -584,7 +588,7 @@
             <w:rPr>
               <w:sz w:val="32"/>
               <w:szCs w:val="32"/>
-              <w:lang w:val="fr-FR"/>
+              <w:lang w:val="en-GB"/>
             </w:rPr>
             <w:t xml:space="preserve">Choffa</w:t>
           </w:r>
@@ -592,7 +596,7 @@
             <w:rPr>
               <w:sz w:val="32"/>
               <w:szCs w:val="32"/>
-              <w:lang w:val="fr-FR"/>
+              <w:lang w:val="en-GB"/>
             </w:rPr>
             <w:t xml:space="preserve">t</w:t>
           </w:r>
@@ -600,7 +604,7 @@
             <w:rPr>
               <w:sz w:val="32"/>
               <w:szCs w:val="32"/>
-              <w:lang w:val="fr-FR"/>
+              <w:lang w:val="en-GB"/>
             </w:rPr>
             <w:t xml:space="preserve"> Lise</w:t>
           </w:r>
@@ -608,7 +612,7 @@
             <w:rPr>
               <w:sz w:val="32"/>
               <w:szCs w:val="32"/>
-              <w:lang w:val="fr-FR"/>
+              <w:lang w:val="en-GB"/>
             </w:rPr>
             <w:br/>
             <w:t xml:space="preserve">Claude Fahrni</w:t>
@@ -617,7 +621,7 @@
             <w:rPr>
               <w:sz w:val="32"/>
               <w:szCs w:val="32"/>
-              <w:lang w:val="fr-FR"/>
+              <w:lang w:val="en-GB"/>
             </w:rPr>
             <w:br/>
             <w:t xml:space="preserve">Montavon Dominique</w:t>
@@ -626,7 +630,7 @@
             <w:rPr>
               <w:sz w:val="32"/>
               <w:szCs w:val="32"/>
-              <w:lang w:val="fr-FR"/>
+              <w:lang w:val="en-GB"/>
             </w:rPr>
             <w:br/>
           </w:r>
@@ -634,14 +638,14 @@
             <w:rPr>
               <w:sz w:val="32"/>
               <w:szCs w:val="32"/>
-              <w:lang w:val="fr-FR"/>
+              <w:lang w:val="en-GB" w:bidi="en-GB"/>
             </w:rPr>
           </w:r>
           <w:r>
             <w:rPr>
               <w:sz w:val="32"/>
               <w:szCs w:val="32"/>
-              <w:lang w:val="fr-FR"/>
+              <w:lang w:val="en-GB"/>
             </w:rPr>
           </w:r>
         </w:p>
@@ -653,28 +657,28 @@
             <w:rPr>
               <w:sz w:val="32"/>
               <w:szCs w:val="32"/>
-              <w:lang w:val="fr-FR"/>
+              <w:lang w:val="en-GB"/>
             </w:rPr>
           </w:pPr>
           <w:r>
             <w:rPr>
               <w:sz w:val="32"/>
               <w:szCs w:val="32"/>
-              <w:lang w:val="fr-FR" w:bidi="fr-FR"/>
+              <w:lang w:val="en-GB" w:bidi="en-GB"/>
             </w:rPr>
           </w:r>
           <w:r>
             <w:rPr>
               <w:sz w:val="32"/>
               <w:szCs w:val="32"/>
-              <w:lang w:val="fr-FR"/>
+              <w:lang w:val="en-GB" w:bidi="en-GB"/>
             </w:rPr>
           </w:r>
           <w:r>
             <w:rPr>
               <w:sz w:val="32"/>
               <w:szCs w:val="32"/>
-              <w:lang w:val="fr-FR"/>
+              <w:lang w:val="en-GB"/>
             </w:rPr>
           </w:r>
         </w:p>
@@ -687,28 +691,28 @@
             <w:rPr>
               <w:sz w:val="32"/>
               <w:szCs w:val="32"/>
-              <w:lang w:val="fr-FR"/>
+              <w:lang w:val="en-GB"/>
             </w:rPr>
           </w:pPr>
           <w:r>
             <w:rPr>
               <w:sz w:val="32"/>
               <w:szCs w:val="32"/>
-              <w:lang w:val="fr-FR" w:bidi="fr-FR"/>
+              <w:lang w:val="en-GB" w:bidi="en-GB"/>
             </w:rPr>
           </w:r>
           <w:r>
             <w:rPr>
               <w:sz w:val="32"/>
               <w:szCs w:val="32"/>
-              <w:lang w:val="fr-FR"/>
+              <w:lang w:val="en-GB" w:bidi="en-GB"/>
             </w:rPr>
           </w:r>
           <w:r>
             <w:rPr>
               <w:sz w:val="32"/>
               <w:szCs w:val="32"/>
-              <w:lang w:val="fr-FR"/>
+              <w:lang w:val="en-GB"/>
             </w:rPr>
           </w:r>
         </w:p>
@@ -721,28 +725,28 @@
             <w:rPr>
               <w:sz w:val="32"/>
               <w:szCs w:val="32"/>
-              <w:lang w:val="fr-FR"/>
+              <w:lang w:val="en-GB"/>
             </w:rPr>
           </w:pPr>
           <w:r>
             <w:rPr>
               <w:sz w:val="32"/>
               <w:szCs w:val="32"/>
-              <w:lang w:val="fr-FR" w:bidi="fr-FR"/>
+              <w:lang w:val="en-GB" w:bidi="en-GB"/>
             </w:rPr>
           </w:r>
           <w:r>
             <w:rPr>
               <w:sz w:val="32"/>
               <w:szCs w:val="32"/>
-              <w:lang w:val="fr-FR"/>
+              <w:lang w:val="en-GB" w:bidi="en-GB"/>
             </w:rPr>
           </w:r>
           <w:r>
             <w:rPr>
               <w:sz w:val="32"/>
               <w:szCs w:val="32"/>
-              <w:lang w:val="fr-FR"/>
+              <w:lang w:val="en-GB"/>
             </w:rPr>
           </w:r>
         </w:p>
@@ -755,14 +759,14 @@
             <w:rPr>
               <w:sz w:val="32"/>
               <w:szCs w:val="32"/>
-              <w:lang w:val="fr-FR"/>
+              <w:lang w:val="en-GB"/>
             </w:rPr>
           </w:pPr>
           <w:r>
             <w:rPr>
               <w:sz w:val="32"/>
               <w:szCs w:val="32"/>
-              <w:lang w:val="fr-FR"/>
+              <w:lang w:val="en-GB"/>
             </w:rPr>
             <mc:AlternateContent>
               <mc:Choice Requires="wpg">
@@ -850,14 +854,7 @@
             <w:rPr>
               <w:sz w:val="32"/>
               <w:szCs w:val="32"/>
-              <w:lang w:val="fr-FR"/>
-            </w:rPr>
-          </w:r>
-          <w:r>
-            <w:rPr>
-              <w:sz w:val="32"/>
-              <w:szCs w:val="32"/>
-              <w:lang w:val="fr-FR"/>
+              <w:lang w:val="en-GB"/>
             </w:rPr>
             <w:t xml:space="preserve">January-June 2026</w:t>
           </w:r>
@@ -865,21 +862,14 @@
             <w:rPr>
               <w:sz w:val="32"/>
               <w:szCs w:val="32"/>
-              <w:lang w:val="fr-FR"/>
+              <w:lang w:val="en-GB" w:bidi="en-GB"/>
             </w:rPr>
           </w:r>
           <w:r>
             <w:rPr>
               <w:sz w:val="32"/>
               <w:szCs w:val="32"/>
-              <w:lang w:val="fr-FR"/>
-            </w:rPr>
-          </w:r>
-          <w:r>
-            <w:rPr>
-              <w:sz w:val="32"/>
-              <w:szCs w:val="32"/>
-              <w:lang w:val="fr-FR"/>
+              <w:lang w:val="en-GB"/>
             </w:rPr>
           </w:r>
         </w:p>
@@ -892,7 +882,7 @@
             <w:rPr>
               <w:sz w:val="32"/>
               <w:szCs w:val="32"/>
-              <w:lang w:val="fr-FR"/>
+              <w:lang w:val="en-GB"/>
             </w:rPr>
           </w:pPr>
           <w:r>
@@ -900,7 +890,7 @@
               <w:rFonts w:ascii="Arial" w:hAnsi="Arial" w:cs="Arial"/>
               <w:sz w:val="28"/>
               <w:szCs w:val="28"/>
-              <w:lang w:val="fr-FR"/>
+              <w:lang w:val="en-GB" w:bidi="en-GB"/>
             </w:rPr>
           </w:r>
           <w:r>
@@ -908,23 +898,22 @@
               <w:rFonts w:ascii="Arial" w:hAnsi="Arial" w:cs="Arial"/>
               <w:sz w:val="28"/>
               <w:szCs w:val="28"/>
-              <w:lang w:val="fr-FR"/>
+              <w:lang w:val="en-GB"/>
             </w:rPr>
             <w:t xml:space="preserve">Higher Technical School</w:t>
           </w:r>
           <w:r>
             <w:rPr>
-              <w:rFonts w:ascii="Arial" w:hAnsi="Arial" w:cs="Arial"/>
-              <w:sz w:val="28"/>
-              <w:szCs w:val="28"/>
-              <w:lang w:val="fr-FR"/>
+              <w:sz w:val="32"/>
+              <w:szCs w:val="32"/>
+              <w:lang w:val="en-GB" w:bidi="en-GB"/>
             </w:rPr>
           </w:r>
           <w:r>
             <w:rPr>
               <w:sz w:val="32"/>
               <w:szCs w:val="32"/>
-              <w:lang w:val="fr-FR"/>
+              <w:lang w:val="en-GB"/>
             </w:rPr>
           </w:r>
         </w:p>
@@ -949,36 +938,381 @@
       <w:sdtContent>
         <w:p>
           <w:pPr>
-            <w:pStyle w:val="1807"/>
+            <w:pStyle w:val="1224"/>
             <w:pBdr/>
             <w:spacing/>
             <w:ind/>
             <w:rPr>
               <w:sz w:val="40"/>
               <w:szCs w:val="40"/>
-              <w:lang w:val="fr-FR"/>
+              <w:lang w:val="en-GB"/>
             </w:rPr>
           </w:pPr>
           <w:r>
             <w:rPr>
               <w:sz w:val="40"/>
               <w:szCs w:val="40"/>
-              <w:lang w:val="fr-FR"/>
+              <w:lang w:val="fr-CH"/>
             </w:rPr>
-            <w:t xml:space="preserve">Table des matières</w:t>
+            <w:t xml:space="preserve">Table of content</w:t>
           </w:r>
           <w:r>
             <w:rPr>
               <w:sz w:val="40"/>
               <w:szCs w:val="40"/>
-              <w:lang w:val="fr-FR"/>
+              <w:lang w:val="en-GB"/>
             </w:rPr>
+          </w:r>
+        </w:p>
+        <w:p>
+          <w:pPr>
+            <w:pStyle w:val="1227"/>
+            <w:pBdr/>
+            <w:tabs>
+              <w:tab w:val="left" w:leader="none" w:pos="91"/>
+              <w:tab w:val="right" w:leader="dot" w:pos="9071"/>
+            </w:tabs>
+            <w:spacing/>
+            <w:ind/>
+            <w:rPr/>
+          </w:pPr>
+          <w:r>
+            <w:rPr>
+              <w:lang w:val="en-GB"/>
+            </w:rPr>
+            <w:fldChar w:fldCharType="begin"/>
           </w:r>
           <w:r>
             <w:rPr>
-              <w:sz w:val="40"/>
-              <w:szCs w:val="40"/>
-              <w:lang w:val="fr-FR"/>
+              <w:lang w:val="en-GB"/>
+            </w:rPr>
+            <w:instrText xml:space="preserve"> TOC \o "1-3" \h \z \u </w:instrText>
+          </w:r>
+          <w:r>
+            <w:rPr>
+              <w:lang w:val="en-GB"/>
+            </w:rPr>
+            <w:fldChar w:fldCharType="separate"/>
+          </w:r>
+          <w:r>
+            <w:rPr>
+              <w:lang w:val="en-GB"/>
+            </w:rPr>
+          </w:r>
+          <w:hyperlink w:tooltip="#_Toc1" w:anchor="_Toc1" w:history="1">
+            <w:r>
+              <w:rPr>
+                <w:rStyle w:val="1228"/>
+              </w:rPr>
+            </w:r>
+            <w:r>
+              <w:rPr>
+                <w:rStyle w:val="1228"/>
+                <w:lang w:val="en-GB"/>
+              </w:rPr>
+              <w:tab/>
+            </w:r>
+            <w:r>
+              <w:rPr>
+                <w:rStyle w:val="1228"/>
+                <w:lang w:val="en-GB"/>
+              </w:rPr>
+              <w:t xml:space="preserve"> </w:t>
+            </w:r>
+            <w:r>
+              <w:rPr>
+                <w:rStyle w:val="1228"/>
+                <w:lang w:val="fr-CH"/>
+              </w:rPr>
+              <w:t xml:space="preserve">1. </w:t>
+            </w:r>
+            <w:r>
+              <w:rPr>
+                <w:rStyle w:val="1228"/>
+                <w:lang w:val="en-GB"/>
+              </w:rPr>
+              <w:t xml:space="preserve">About ScholarLog</w:t>
+            </w:r>
+            <w:r>
+              <w:rPr>
+                <w:rStyle w:val="1228"/>
+                <w:lang w:val="en-GB"/>
+              </w:rPr>
+            </w:r>
+            <w:r>
+              <w:tab/>
+            </w:r>
+            <w:r>
+              <w:fldChar w:fldCharType="begin"/>
+              <w:instrText xml:space="preserve">PAGEREF _Toc1 \h</w:instrText>
+              <w:fldChar w:fldCharType="separate"/>
+              <w:t xml:space="preserve">2</w:t>
+              <w:fldChar w:fldCharType="end"/>
+            </w:r>
+          </w:hyperlink>
+          <w:r>
+            <w:rPr>
+              <w:lang w:val="en-GB"/>
+            </w:rPr>
+          </w:r>
+        </w:p>
+        <w:p>
+          <w:pPr>
+            <w:pStyle w:val="1227"/>
+            <w:pBdr/>
+            <w:tabs>
+              <w:tab w:val="right" w:leader="dot" w:pos="9071"/>
+            </w:tabs>
+            <w:spacing/>
+            <w:ind/>
+            <w:rPr/>
+          </w:pPr>
+          <w:hyperlink w:tooltip="#_Toc2" w:anchor="_Toc2" w:history="1">
+            <w:r>
+              <w:rPr>
+                <w:rStyle w:val="1228"/>
+              </w:rPr>
+            </w:r>
+            <w:r>
+              <w:rPr>
+                <w:rStyle w:val="1228"/>
+                <w:highlight w:val="none"/>
+                <w:lang w:val="fr-CH"/>
+              </w:rPr>
+              <w:t xml:space="preserve">3. Menus Overview</w:t>
+            </w:r>
+            <w:r>
+              <w:rPr>
+                <w:rStyle w:val="1228"/>
+                <w:lang w:val="en-GB"/>
+              </w:rPr>
+            </w:r>
+            <w:r>
+              <w:tab/>
+            </w:r>
+            <w:r>
+              <w:fldChar w:fldCharType="begin"/>
+              <w:instrText xml:space="preserve">PAGEREF _Toc2 \h</w:instrText>
+              <w:fldChar w:fldCharType="separate"/>
+              <w:t xml:space="preserve">4</w:t>
+              <w:fldChar w:fldCharType="end"/>
+            </w:r>
+          </w:hyperlink>
+          <w:r>
+            <w:rPr>
+              <w:lang w:val="en-GB"/>
+            </w:rPr>
+          </w:r>
+        </w:p>
+        <w:p>
+          <w:pPr>
+            <w:pStyle w:val="1230"/>
+            <w:pBdr/>
+            <w:tabs>
+              <w:tab w:val="right" w:leader="dot" w:pos="9071"/>
+            </w:tabs>
+            <w:spacing/>
+            <w:ind/>
+            <w:rPr/>
+          </w:pPr>
+          <w:hyperlink w:tooltip="#_Toc3" w:anchor="_Toc3" w:history="1">
+            <w:r>
+              <w:rPr>
+                <w:rStyle w:val="1228"/>
+              </w:rPr>
+            </w:r>
+            <w:r>
+              <w:rPr>
+                <w:rStyle w:val="1228"/>
+                <w:highlight w:val="none"/>
+                <w:lang w:val="en-GB" w:bidi="en-GB"/>
+              </w:rPr>
+              <w:t xml:space="preserve">3.1 Home Menu (Dashboard)</w:t>
+            </w:r>
+            <w:r>
+              <w:rPr>
+                <w:rStyle w:val="1228"/>
+                <w:lang w:val="en-GB"/>
+              </w:rPr>
+            </w:r>
+            <w:r>
+              <w:tab/>
+            </w:r>
+            <w:r>
+              <w:fldChar w:fldCharType="begin"/>
+              <w:instrText xml:space="preserve">PAGEREF _Toc3 \h</w:instrText>
+              <w:fldChar w:fldCharType="separate"/>
+              <w:t xml:space="preserve">4</w:t>
+              <w:fldChar w:fldCharType="end"/>
+            </w:r>
+          </w:hyperlink>
+          <w:r>
+            <w:rPr>
+              <w:lang w:val="en-GB"/>
+            </w:rPr>
+          </w:r>
+        </w:p>
+        <w:p>
+          <w:pPr>
+            <w:pStyle w:val="1230"/>
+            <w:pBdr/>
+            <w:tabs>
+              <w:tab w:val="right" w:leader="dot" w:pos="9071"/>
+            </w:tabs>
+            <w:spacing/>
+            <w:ind/>
+            <w:rPr/>
+          </w:pPr>
+          <w:hyperlink w:tooltip="#_Toc4" w:anchor="_Toc4" w:history="1">
+            <w:r>
+              <w:rPr>
+                <w:rStyle w:val="1228"/>
+              </w:rPr>
+            </w:r>
+            <w:r>
+              <w:rPr>
+                <w:rStyle w:val="1228"/>
+                <w:lang w:val="fr-CH"/>
+              </w:rPr>
+              <w:t xml:space="preserve">3.2 </w:t>
+            </w:r>
+            <w:r>
+              <w:rPr>
+                <w:rStyle w:val="1228"/>
+                <w:lang w:val="fr-CH"/>
+              </w:rPr>
+              <w:t xml:space="preserve">The Notes Menu (My Results)</w:t>
+            </w:r>
+            <w:r>
+              <w:rPr>
+                <w:rStyle w:val="1228"/>
+                <w:lang w:val="en-GB"/>
+              </w:rPr>
+            </w:r>
+            <w:r>
+              <w:tab/>
+            </w:r>
+            <w:r>
+              <w:fldChar w:fldCharType="begin"/>
+              <w:instrText xml:space="preserve">PAGEREF _Toc4 \h</w:instrText>
+              <w:fldChar w:fldCharType="separate"/>
+              <w:t xml:space="preserve">5</w:t>
+              <w:fldChar w:fldCharType="end"/>
+            </w:r>
+          </w:hyperlink>
+          <w:r>
+            <w:rPr>
+              <w:lang w:val="fr-CH"/>
+            </w:rPr>
+          </w:r>
+        </w:p>
+        <w:p>
+          <w:pPr>
+            <w:pStyle w:val="1230"/>
+            <w:pBdr/>
+            <w:tabs>
+              <w:tab w:val="right" w:leader="dot" w:pos="9071"/>
+            </w:tabs>
+            <w:spacing/>
+            <w:ind/>
+            <w:rPr/>
+          </w:pPr>
+          <w:hyperlink w:tooltip="#_Toc5" w:anchor="_Toc5" w:history="1">
+            <w:r>
+              <w:rPr>
+                <w:rStyle w:val="1228"/>
+              </w:rPr>
+            </w:r>
+            <w:r>
+              <w:rPr>
+                <w:rStyle w:val="1228"/>
+                <w:highlight w:val="none"/>
+                <w:lang w:val="en-GB"/>
+              </w:rPr>
+              <w:t xml:space="preserve">3.3 The Journals Menu (My Journals)</w:t>
+            </w:r>
+            <w:r>
+              <w:rPr>
+                <w:rStyle w:val="1228"/>
+                <w:lang w:val="en-GB"/>
+              </w:rPr>
+            </w:r>
+            <w:r>
+              <w:tab/>
+            </w:r>
+            <w:r>
+              <w:fldChar w:fldCharType="begin"/>
+              <w:instrText xml:space="preserve">PAGEREF _Toc5 \h</w:instrText>
+              <w:fldChar w:fldCharType="separate"/>
+              <w:t xml:space="preserve">6</w:t>
+              <w:fldChar w:fldCharType="end"/>
+            </w:r>
+          </w:hyperlink>
+          <w:r>
+            <w:rPr>
+              <w:lang w:val="en-GB"/>
+            </w:rPr>
+          </w:r>
+        </w:p>
+        <w:p>
+          <w:pPr>
+            <w:pStyle w:val="1230"/>
+            <w:pBdr/>
+            <w:tabs>
+              <w:tab w:val="right" w:leader="dot" w:pos="9071"/>
+            </w:tabs>
+            <w:spacing/>
+            <w:ind/>
+            <w:rPr/>
+          </w:pPr>
+          <w:hyperlink w:tooltip="#_Toc6" w:anchor="_Toc6" w:history="1">
+            <w:r>
+              <w:rPr>
+                <w:rStyle w:val="1228"/>
+              </w:rPr>
+            </w:r>
+            <w:r>
+              <w:rPr>
+                <w:rStyle w:val="1228"/>
+                <w:highlight w:val="none"/>
+                <w:lang w:val="fr-CH"/>
+              </w:rPr>
+              <w:t xml:space="preserve">3.4 </w:t>
+            </w:r>
+            <w:r>
+              <w:rPr>
+                <w:rStyle w:val="1228"/>
+              </w:rPr>
+              <w:t xml:space="preserve">The Settings Menu (Paramètres</w:t>
+            </w:r>
+            <w:r>
+              <w:rPr>
+                <w:rStyle w:val="1228"/>
+                <w:highlight w:val="none"/>
+                <w:lang w:val="fr-CH"/>
+              </w:rPr>
+              <w:t xml:space="preserve">)</w:t>
+            </w:r>
+            <w:r>
+              <w:rPr>
+                <w:rStyle w:val="1228"/>
+                <w:lang w:val="en-GB"/>
+              </w:rPr>
+            </w:r>
+            <w:r>
+              <w:tab/>
+            </w:r>
+            <w:r>
+              <w:fldChar w:fldCharType="begin"/>
+              <w:instrText xml:space="preserve">PAGEREF _Toc6 \h</w:instrText>
+              <w:fldChar w:fldCharType="separate"/>
+              <w:t xml:space="preserve">7</w:t>
+              <w:fldChar w:fldCharType="end"/>
+            </w:r>
+          </w:hyperlink>
+          <w:r>
+            <w:rPr>
+              <w:lang w:val="en-GB"/>
             </w:rPr>
           </w:r>
         </w:p>
@@ -987,102 +1321,2665 @@
             <w:pBdr/>
             <w:spacing/>
             <w:ind/>
-            <w:rPr/>
-          </w:pPr>
-          <w:r>
             <w:rPr>
-              <w:lang w:val="fr-FR"/>
-            </w:rPr>
-            <w:fldChar w:fldCharType="begin"/>
-          </w:r>
-          <w:r>
-            <w:rPr>
-              <w:lang w:val="fr-FR"/>
-            </w:rPr>
-            <w:instrText xml:space="preserve"> TOC \o "1-3" \h \z \u </w:instrText>
-          </w:r>
-          <w:r>
-            <w:rPr>
-              <w:lang w:val="fr-FR"/>
-            </w:rPr>
-            <w:fldChar w:fldCharType="separate"/>
-          </w:r>
-          <w:r>
-            <w:rPr>
-              <w:lang w:val="fr-FR"/>
-            </w:rPr>
-          </w:r>
-          <w:r>
-            <w:rPr>
-              <w:b/>
-            </w:rPr>
-            <w:t xml:space="preserve">Aucune entrée de table des matières trouvée. L'application d'un style de titre sur une sélection de texte permettra l'affichage dans la table des matières. </w:t>
-          </w:r>
-          <w:r/>
-        </w:p>
-        <w:p>
-          <w:pPr>
-            <w:pBdr/>
-            <w:spacing/>
-            <w:ind/>
-            <w:rPr>
-              <w:lang w:val="fr-FR"/>
+              <w:lang w:val="en-GB"/>
             </w:rPr>
           </w:pPr>
           <w:r>
             <w:rPr>
-              <w:lang w:val="fr-FR"/>
+              <w:lang w:val="en-GB"/>
             </w:rPr>
           </w:r>
           <w:r>
             <w:rPr>
               <w:b/>
               <w:bCs/>
-              <w:lang w:val="fr-FR"/>
+              <w:lang w:val="en-GB"/>
             </w:rPr>
             <w:fldChar w:fldCharType="end"/>
           </w:r>
-          <w:r>
-            <w:rPr>
-              <w:lang w:val="fr-FR"/>
-            </w:rPr>
-          </w:r>
+          <w:r/>
           <w:r/>
         </w:p>
       </w:sdtContent>
     </w:sdt>
     <w:p>
       <w:pPr>
-        <w:pBdr/>
-        <w:tabs>
-          <w:tab w:val="left" w:leader="none" w:pos="6403"/>
-        </w:tabs>
+        <w:pStyle w:val="1030"/>
+        <w:pBdr/>
         <w:spacing/>
         <w:ind/>
         <w:rPr>
-          <w:lang w:val="fr-FR"/>
+          <w:lang w:val="en-GB"/>
         </w:rPr>
       </w:pPr>
+      <w:r/>
+      <w:bookmarkStart w:id="1" w:name="_Toc1"/>
       <w:r>
         <w:rPr>
-          <w:lang w:val="fr-FR"/>
+          <w:lang w:val="en-GB"/>
         </w:rPr>
         <w:tab/>
       </w:r>
       <w:r>
         <w:rPr>
-          <w:lang w:val="fr-FR"/>
+          <w:lang w:val="en-GB"/>
         </w:rPr>
         <w:br w:type="page" w:clear="all"/>
       </w:r>
       <w:r>
         <w:rPr>
-          <w:lang w:val="fr-FR"/>
+          <w:lang w:val="fr-CH"/>
+        </w:rPr>
+        <w:t xml:space="preserve">1. </w:t>
+      </w:r>
+      <w:r>
+        <w:rPr>
+          <w:lang w:val="en-GB"/>
+        </w:rPr>
+        <w:t xml:space="preserve">About ScholarLog</w:t>
+      </w:r>
+      <w:r/>
+      <w:bookmarkEnd w:id="1"/>
+      <w:r/>
+      <w:r>
+        <w:rPr>
+          <w:lang w:val="en-GB"/>
+        </w:rPr>
+      </w:r>
+    </w:p>
+    <w:p>
+      <w:pPr>
+        <w:pBdr/>
+        <w:spacing/>
+        <w:ind/>
+        <w:rPr>
+          <w:lang w:val="en-GB"/>
+        </w:rPr>
+      </w:pPr>
+      <w:r>
+        <w:rPr>
+          <w:lang w:val="en-GB" w:bidi="en-GB"/>
         </w:rPr>
       </w:r>
       <w:r>
         <w:rPr>
-          <w:lang w:val="fr-FR"/>
+          <w:lang w:val="en-GB"/>
+        </w:rPr>
+        <w:t xml:space="preserve">Welcome to ScholarLog ! This application was specifically designed for students </w:t>
+      </w:r>
+      <w:r>
+        <w:rPr>
+          <w:lang w:val="en-GB"/>
+        </w:rPr>
+        <w:t xml:space="preserve">(particularly technicians at the École Supérieure Technique) to simplify and centralize the tracking of their education. Say goodbye to complex spreadsheets and tedious manual calculations.</w:t>
+      </w:r>
+      <w:r>
+        <w:rPr>
+          <w:lang w:val="en-GB" w:bidi="en-GB"/>
+        </w:rPr>
+      </w:r>
+      <w:r>
+        <w:rPr>
+          <w:lang w:val="en-GB"/>
+        </w:rPr>
+      </w:r>
+    </w:p>
+    <w:p>
+      <w:pPr>
+        <w:pBdr/>
+        <w:spacing/>
+        <w:ind/>
+        <w:rPr>
+          <w:highlight w:val="none"/>
+          <w:lang w:val="en-GB"/>
+        </w:rPr>
+      </w:pPr>
+      <w:r>
+        <w:rPr>
+          <w:lang w:val="en-GB"/>
+        </w:rPr>
+        <w:t xml:space="preserve">ScholarLog is a standalone tool that allows you to manage your academic journey intuitively within a modern, dark-mode interface. Here is what the application allows you to do :</w:t>
+      </w:r>
+      <w:r>
+        <w:rPr>
+          <w:lang w:val="en-GB"/>
+        </w:rPr>
+      </w:r>
+    </w:p>
+    <w:p>
+      <w:pPr>
+        <w:pStyle w:val="1231"/>
+        <w:numPr>
+          <w:ilvl w:val="0"/>
+          <w:numId w:val="116"/>
+        </w:numPr>
+        <w:pBdr/>
+        <w:spacing/>
+        <w:ind/>
+        <w:rPr>
+          <w:lang w:val="en-GB"/>
+        </w:rPr>
+      </w:pPr>
+      <w:r>
+        <w:rPr>
+          <w:highlight w:val="none"/>
+          <w:lang w:val="en-GB" w:bidi="fr-FR"/>
+        </w:rPr>
+        <w:t xml:space="preserve">Grades Tracking and Automatic Calculations</w:t>
+      </w:r>
+      <w:r>
+        <w:rPr>
+          <w:highlight w:val="none"/>
+          <w:lang w:val="fr-CH"/>
+        </w:rPr>
+        <w:t xml:space="preserve"> </w:t>
+      </w:r>
+      <w:r>
+        <w:rPr>
+          <w:highlight w:val="none"/>
+          <w:lang w:val="en-GB" w:bidi="fr-FR"/>
+        </w:rPr>
+        <w:t xml:space="preserve">: </w:t>
+        <w:br/>
+        <w:t xml:space="preserve">Enter your results and let the application automatically calculate your weighted averages by subject and by module.</w:t>
+      </w:r>
+      <w:r>
+        <w:rPr>
+          <w:highlight w:val="none"/>
+          <w:lang w:val="en-GB" w:bidi="fr-FR"/>
+        </w:rPr>
+        <w:br/>
+      </w:r>
+      <w:r>
+        <w:rPr>
+          <w:highlight w:val="none"/>
+          <w:lang w:val="en-GB" w:bidi="fr-FR"/>
+        </w:rPr>
+      </w:r>
+    </w:p>
+    <w:p>
+      <w:pPr>
+        <w:pStyle w:val="1231"/>
+        <w:numPr>
+          <w:ilvl w:val="0"/>
+          <w:numId w:val="116"/>
+        </w:numPr>
+        <w:pBdr/>
+        <w:spacing/>
+        <w:ind/>
+        <w:rPr>
+          <w:lang w:val="en-GB"/>
+        </w:rPr>
+      </w:pPr>
+      <w:r>
+        <w:rPr>
+          <w:highlight w:val="none"/>
+          <w:lang w:val="en-GB" w:bidi="fr-FR"/>
+        </w:rPr>
+        <w:t xml:space="preserve">Work Log</w:t>
+      </w:r>
+      <w:r>
+        <w:rPr>
+          <w:highlight w:val="none"/>
+          <w:lang w:val="fr-CH"/>
+        </w:rPr>
+        <w:t xml:space="preserve"> </w:t>
+      </w:r>
+      <w:r>
+        <w:rPr>
+          <w:highlight w:val="none"/>
+          <w:lang w:val="en-GB" w:bidi="fr-FR"/>
+        </w:rPr>
+        <w:t xml:space="preserve">: </w:t>
+        <w:br/>
+        <w:t xml:space="preserve">Keep an accurate track of the time spent on your various tasks (revisions, projects, documentation) using a built-in logbook. You can categorize your hours and visually display your investment through charts.</w:t>
+      </w:r>
+      <w:r>
+        <w:rPr>
+          <w:highlight w:val="none"/>
+          <w:lang w:val="en-GB" w:bidi="fr-FR"/>
+        </w:rPr>
+        <w:br/>
+      </w:r>
+      <w:r>
+        <w:rPr>
+          <w:highlight w:val="none"/>
+          <w:lang w:val="en-GB" w:bidi="fr-FR"/>
+        </w:rPr>
+      </w:r>
+    </w:p>
+    <w:p>
+      <w:pPr>
+        <w:pStyle w:val="1231"/>
+        <w:numPr>
+          <w:ilvl w:val="0"/>
+          <w:numId w:val="116"/>
+        </w:numPr>
+        <w:pBdr/>
+        <w:spacing/>
+        <w:ind/>
+        <w:rPr>
+          <w:lang w:val="en-GB"/>
+        </w:rPr>
+      </w:pPr>
+      <w:r>
+        <w:rPr>
+          <w:highlight w:val="none"/>
+          <w:lang w:val="en-GB" w:bidi="fr-FR"/>
+        </w:rPr>
+        <w:t xml:space="preserve">Privacy and Autonomy</w:t>
+      </w:r>
+      <w:r>
+        <w:rPr>
+          <w:highlight w:val="none"/>
+          <w:lang w:val="fr-CH"/>
+        </w:rPr>
+        <w:t xml:space="preserve"> </w:t>
+      </w:r>
+      <w:r>
+        <w:rPr>
+          <w:highlight w:val="none"/>
+          <w:lang w:val="en-GB" w:bidi="fr-FR"/>
+        </w:rPr>
+        <w:t xml:space="preserve">: </w:t>
+        <w:br/>
+        <w:t xml:space="preserve">The application works entirely offline. All your data is saved locally on your computer as a single file. You have full control over your data, without relying on a remote server.</w:t>
+      </w:r>
+      <w:r>
+        <w:rPr>
+          <w:highlight w:val="none"/>
+          <w:lang w:val="en-GB" w:bidi="fr-FR"/>
+        </w:rPr>
+        <w:br/>
+      </w:r>
+      <w:r>
+        <w:rPr>
+          <w:highlight w:val="none"/>
+          <w:lang w:val="en-GB" w:bidi="fr-FR"/>
+        </w:rPr>
+      </w:r>
+    </w:p>
+    <w:p>
+      <w:pPr>
+        <w:pStyle w:val="1231"/>
+        <w:numPr>
+          <w:ilvl w:val="0"/>
+          <w:numId w:val="116"/>
+        </w:numPr>
+        <w:pBdr/>
+        <w:spacing/>
+        <w:ind/>
+        <w:rPr>
+          <w:lang w:val="en-GB"/>
+        </w:rPr>
+      </w:pPr>
+      <w:r>
+        <w:rPr>
+          <w:highlight w:val="none"/>
+          <w:lang w:val="en-GB" w:bidi="fr-FR"/>
+        </w:rPr>
+        <w:t xml:space="preserve">Cross-platform</w:t>
+      </w:r>
+      <w:r>
+        <w:rPr>
+          <w:highlight w:val="none"/>
+          <w:lang w:val="fr-CH"/>
+        </w:rPr>
+        <w:t xml:space="preserve"> </w:t>
+      </w:r>
+      <w:r>
+        <w:rPr>
+          <w:highlight w:val="none"/>
+          <w:lang w:val="en-GB" w:bidi="fr-FR"/>
+        </w:rPr>
+        <w:t xml:space="preserve">: </w:t>
+        <w:br/>
+        <w:t xml:space="preserve">Whether you use Windows, macOS, or Linux, ScholarLog offers you the same seamless experience</w:t>
+      </w:r>
+      <w:r>
+        <w:rPr>
+          <w:highlight w:val="none"/>
+          <w:lang w:val="fr-CH"/>
+        </w:rPr>
+        <w:t xml:space="preserve">.</w:t>
+      </w:r>
+      <w:r>
+        <w:rPr>
+          <w:highlight w:val="none"/>
+          <w:lang w:val="en-GB" w:bidi="fr-FR"/>
+        </w:rPr>
+      </w:r>
+      <w:r>
+        <w:rPr>
+          <w:lang w:val="en-GB"/>
+        </w:rPr>
+      </w:r>
+    </w:p>
+    <w:p>
+      <w:pPr>
+        <w:pBdr/>
+        <w:spacing/>
+        <w:ind/>
+        <w:rPr/>
+      </w:pPr>
+      <w:r>
+        <w:rPr>
+          <w:lang w:val="en-GB"/>
+        </w:rPr>
+      </w:r>
+      <w:r/>
+      <w:r/>
+    </w:p>
+    <w:p>
+      <w:pPr>
+        <w:pBdr/>
+        <w:shd w:val="nil"/>
+        <w:spacing/>
+        <w:ind/>
+        <w:rPr>
+          <w:lang w:val="en-GB"/>
+        </w:rPr>
+      </w:pPr>
+      <w:r>
+        <w:rPr>
+          <w:highlight w:val="none"/>
+          <w:lang w:val="en-GB"/>
+        </w:rPr>
+        <w:br w:type="page" w:clear="all"/>
+      </w:r>
+      <w:r>
+        <w:rPr>
+          <w:highlight w:val="none"/>
+          <w:lang w:val="en-GB"/>
+        </w:rPr>
+      </w:r>
+      <w:r>
+        <w:rPr>
+          <w:highlight w:val="none"/>
+          <w:lang w:val="en-GB"/>
+        </w:rPr>
+      </w:r>
+    </w:p>
+    <w:p>
+      <w:pPr>
+        <w:pStyle w:val="1030"/>
+        <w:pBdr/>
+        <w:spacing/>
+        <w:ind/>
+        <w:rPr>
+          <w:lang w:val="fr-CH"/>
+        </w:rPr>
+      </w:pPr>
+      <w:r>
+        <w:rPr>
+          <w:lang w:val="fr-CH"/>
+        </w:rPr>
+        <w:t xml:space="preserve">2. Installation</w:t>
+      </w:r>
+      <w:r>
+        <w:rPr>
+          <w:highlight w:val="none"/>
+          <w:lang w:val="en-GB"/>
+        </w:rPr>
+      </w:r>
+    </w:p>
+    <w:p>
+      <w:pPr>
+        <w:pBdr/>
+        <w:spacing/>
+        <w:ind/>
+        <w:rPr>
+          <w:highlight w:val="none"/>
+          <w:lang w:val="en-GB"/>
+        </w:rPr>
+      </w:pPr>
+      <w:r>
+        <w:rPr>
+          <w:lang w:val="fr-CH"/>
+        </w:rPr>
+      </w:r>
+      <w:r>
+        <w:rPr>
+          <w:lang w:val="fr-CH"/>
+        </w:rPr>
+        <w:t xml:space="preserve">L’application n’est pas a installer, c’est un executable avec toutes les lirairies et dépendances incluses. L’éxecutable doit pouvoir s’ouvrir avec des droits d’éxecution. Windows, menu contextuel (pop-up). Linux en modifiant les attributs de droits (chmod +x) ou clique droit autoriser execution. MacOS : se référer à la doc (</w:t>
+      </w:r>
+      <w:r>
+        <w:rPr>
+          <w:lang w:val="fr-CH"/>
+        </w:rPr>
+        <w:t xml:space="preserve">https://support.apple.com/fr-ch/guide/mac-help/mh40616/mac</w:t>
+      </w:r>
+      <w:r>
+        <w:rPr>
+          <w:lang w:val="fr-CH"/>
+        </w:rPr>
+        <w:t xml:space="preserve">).</w:t>
+      </w:r>
+      <w:r>
+        <w:rPr>
+          <w:lang w:val="en-GB"/>
+        </w:rPr>
+        <w:br w:type="page" w:clear="all"/>
+      </w:r>
+      <w:r>
+        <w:rPr>
+          <w:lang w:val="en-GB"/>
+        </w:rPr>
+      </w:r>
+      <w:r/>
+    </w:p>
+    <w:p>
+      <w:pPr>
+        <w:pStyle w:val="1030"/>
+        <w:pBdr/>
+        <w:spacing/>
+        <w:ind/>
+        <w:rPr>
+          <w:lang w:val="en-GB"/>
+        </w:rPr>
+      </w:pPr>
+      <w:r/>
+      <w:bookmarkStart w:id="2" w:name="_Toc2"/>
+      <w:r>
+        <w:rPr>
+          <w:highlight w:val="none"/>
+          <w:lang w:val="fr-CH"/>
+        </w:rPr>
+        <w:t xml:space="preserve">3. Menus Overview</w:t>
+      </w:r>
+      <w:r/>
+      <w:bookmarkEnd w:id="2"/>
+      <w:r/>
+      <w:r>
+        <w:rPr>
+          <w:lang w:val="en-GB"/>
+        </w:rPr>
+      </w:r>
+    </w:p>
+    <w:p>
+      <w:pPr>
+        <w:pBdr/>
+        <w:spacing/>
+        <w:ind/>
+        <w:rPr>
+          <w:highlight w:val="none"/>
+          <w:lang w:val="fr-CH"/>
+        </w:rPr>
+      </w:pPr>
+      <w:r>
+        <w:rPr>
+          <w:highlight w:val="none"/>
+          <w:lang w:val="fr-CH"/>
+        </w:rPr>
+        <w:t xml:space="preserve">XYZ</w:t>
+      </w:r>
+      <w:r>
+        <w:rPr>
+          <w:lang w:val="en-GB"/>
+        </w:rPr>
+      </w:r>
+    </w:p>
+    <w:p>
+      <w:pPr>
+        <w:pStyle w:val="1031"/>
+        <w:pBdr/>
+        <w:spacing/>
+        <w:ind/>
+        <w:rPr>
+          <w:lang w:val="en-GB"/>
+        </w:rPr>
+      </w:pPr>
+      <w:r/>
+      <w:bookmarkStart w:id="3" w:name="_Toc3"/>
+      <w:r>
+        <w:rPr>
+          <w:highlight w:val="none"/>
+          <w:lang w:val="en-GB" w:bidi="en-GB"/>
+        </w:rPr>
+        <w:t xml:space="preserve">3.1 Home Menu (Dashboard)</w:t>
+      </w:r>
+      <w:r/>
+      <w:bookmarkEnd w:id="3"/>
+      <w:r/>
+      <w:r>
+        <w:rPr>
+          <w:lang w:val="en-GB"/>
+        </w:rPr>
+      </w:r>
+    </w:p>
+    <w:p>
+      <w:pPr>
+        <w:pBdr/>
+        <w:spacing/>
+        <w:ind/>
+        <w:rPr>
+          <w:highlight w:val="none"/>
+          <w:lang w:val="fr-CH"/>
+        </w:rPr>
+      </w:pPr>
+      <w:r>
+        <w:rPr>
+          <w:highlight w:val="none"/>
+          <w:lang w:val="en-GB" w:bidi="en-GB"/>
+        </w:rPr>
+      </w:r>
+      <w:r>
+        <w:rPr>
+          <w:highlight w:val="none"/>
+          <w:lang w:val="fr-CH"/>
+        </w:rPr>
+        <w:t xml:space="preserve">The house icon in the sidebar take you to the Home page. This is your main dashboard, disigne to give you an immediate overview of your academic standing.</w:t>
+      </w:r>
+      <w:r>
+        <w:rPr>
+          <w:lang w:val="en-GB"/>
+        </w:rPr>
+      </w:r>
+    </w:p>
+    <w:p>
+      <w:pPr>
+        <w:pStyle w:val="1231"/>
+        <w:numPr>
+          <w:ilvl w:val="0"/>
+          <w:numId w:val="117"/>
+        </w:numPr>
+        <w:pBdr/>
+        <w:spacing/>
+        <w:ind/>
+        <w:rPr/>
+      </w:pPr>
+      <w:r>
+        <w:rPr>
+          <w:highlight w:val="none"/>
+          <w:lang w:val="en-GB" w:bidi="en-GB"/>
+        </w:rPr>
+        <w:t xml:space="preserve">Global View (Modules Grid)</w:t>
+      </w:r>
+      <w:r>
+        <w:rPr>
+          <w:highlight w:val="none"/>
+          <w:lang w:val="fr-CH"/>
+        </w:rPr>
+        <w:t xml:space="preserve"> </w:t>
+      </w:r>
+      <w:r>
+        <w:rPr>
+          <w:highlight w:val="none"/>
+          <w:lang w:val="en-GB" w:bidi="en-GB"/>
+        </w:rPr>
+        <w:t xml:space="preserve">: </w:t>
+        <w:br/>
+        <w:t xml:space="preserve">Upon opening, you will find all your modules (M0, M1, M5, DIP, etc.) displayed as cards. Each card directly shows your current average for that module, accompanied by a trend arrow (an upward green arrow for improvement, a downwa</w:t>
+      </w:r>
+      <w:r>
+        <w:rPr>
+          <w:highlight w:val="none"/>
+          <w:lang w:val="en-GB" w:bidi="en-GB"/>
+        </w:rPr>
+        <w:t xml:space="preserve">rd red arrow for a decrease, or an orange arrow for a stable average).</w:t>
+      </w:r>
+      <w:r>
+        <w:rPr>
+          <w:highlight w:val="none"/>
+          <w:lang w:val="en-GB" w:bidi="en-GB"/>
+        </w:rPr>
+      </w:r>
+      <w:r>
+        <w:rPr>
+          <w:highlight w:val="none"/>
+          <w:lang w:val="en-GB" w:bidi="en-GB"/>
+        </w:rPr>
+      </w:r>
+      <w:r>
+        <w:rPr>
+          <w:highlight w:val="none"/>
+          <w:lang w:val="en-GB" w:bidi="en-GB"/>
+        </w:rPr>
+        <w:br/>
+      </w:r>
+      <w:r>
+        <w:rPr>
+          <w:highlight w:val="none"/>
+          <w:lang w:val="en-GB" w:bidi="en-GB"/>
+        </w:rPr>
+      </w:r>
+    </w:p>
+    <w:p>
+      <w:pPr>
+        <w:pStyle w:val="1231"/>
+        <w:numPr>
+          <w:ilvl w:val="0"/>
+          <w:numId w:val="117"/>
+        </w:numPr>
+        <w:pBdr/>
+        <w:spacing/>
+        <w:ind/>
+        <w:rPr/>
+      </w:pPr>
+      <w:r>
+        <w:rPr>
+          <w:highlight w:val="none"/>
+          <w:lang w:val="en-GB" w:bidi="en-GB"/>
+        </w:rPr>
+        <w:t xml:space="preserve">Detailed View (Clicking on a module)</w:t>
+      </w:r>
+      <w:r>
+        <w:rPr>
+          <w:highlight w:val="none"/>
+          <w:lang w:val="fr-CH"/>
+        </w:rPr>
+        <w:t xml:space="preserve"> </w:t>
+      </w:r>
+      <w:r>
+        <w:rPr>
+          <w:highlight w:val="none"/>
+          <w:lang w:val="en-GB" w:bidi="en-GB"/>
+        </w:rPr>
+        <w:t xml:space="preserve">:</w:t>
+      </w:r>
+      <w:r>
+        <w:rPr>
+          <w:highlight w:val="none"/>
+          <w:lang w:val="en-GB" w:bidi="en-GB"/>
+        </w:rPr>
+        <w:br/>
+      </w:r>
+      <w:r>
+        <w:rPr>
+          <w:highlight w:val="none"/>
+          <w:lang w:val="en-GB" w:bidi="en-GB"/>
+        </w:rPr>
+        <w:t xml:space="preserve">When you click on one of the modules (for example, M5), the interface dynamically adapts to show you detailed information related to that specific module. New panels will appear on the screen:</w:t>
+      </w:r>
+      <w:r>
+        <w:rPr>
+          <w:highlight w:val="none"/>
+          <w:lang w:val="en-GB" w:bidi="en-GB"/>
+        </w:rPr>
+      </w:r>
+      <w:r>
+        <w:rPr>
+          <w:highlight w:val="none"/>
+          <w:lang w:val="en-GB" w:bidi="en-GB"/>
+        </w:rPr>
+      </w:r>
+      <w:r>
+        <w:rPr>
+          <w:highlight w:val="none"/>
+          <w:lang w:val="en-GB" w:bidi="en-GB"/>
+        </w:rPr>
+      </w:r>
+      <w:r>
+        <w:rPr>
+          <w:highlight w:val="none"/>
+          <w:lang w:val="en-GB" w:bidi="en-GB"/>
+        </w:rPr>
+      </w:r>
+      <w:r>
+        <w:rPr>
+          <w:highlight w:val="none"/>
+          <w:lang w:val="en-GB" w:bidi="en-GB"/>
+        </w:rPr>
+      </w:r>
+    </w:p>
+    <w:p>
+      <w:pPr>
+        <w:pStyle w:val="1231"/>
+        <w:numPr>
+          <w:ilvl w:val="1"/>
+          <w:numId w:val="117"/>
+        </w:numPr>
+        <w:pBdr/>
+        <w:spacing/>
+        <w:ind/>
+        <w:rPr/>
+      </w:pPr>
+      <w:r>
+        <w:rPr>
+          <w:highlight w:val="none"/>
+          <w:lang w:val="en-GB" w:bidi="en-GB"/>
+        </w:rPr>
+        <w:t xml:space="preserve">Averages by Subject (Right</w:t>
+      </w:r>
+      <w:r>
+        <w:rPr>
+          <w:highlight w:val="none"/>
+          <w:lang w:val="en-GB" w:bidi="en-GB"/>
+        </w:rPr>
+        <w:t xml:space="preserve">)</w:t>
+      </w:r>
+      <w:r>
+        <w:rPr>
+          <w:highlight w:val="none"/>
+          <w:lang w:val="fr-CH"/>
+        </w:rPr>
+        <w:t xml:space="preserve"> </w:t>
+      </w:r>
+      <w:r>
+        <w:rPr>
+          <w:highlight w:val="none"/>
+          <w:lang w:val="en-GB" w:bidi="en-GB"/>
+        </w:rPr>
+        <w:t xml:space="preserve">: </w:t>
+        <w:br/>
+        <w:t xml:space="preserve">This panel details your results subject by subject (Theory, Projects, etc.) within the selected module, again with their trend arrows.</w:t>
+      </w:r>
+      <w:r>
+        <w:rPr>
+          <w:highlight w:val="none"/>
+          <w:lang w:val="en-GB" w:bidi="en-GB"/>
+        </w:rPr>
+      </w:r>
+      <w:r>
+        <w:rPr>
+          <w:highlight w:val="none"/>
+          <w:lang w:val="en-GB" w:bidi="en-GB"/>
+        </w:rPr>
+      </w:r>
+      <w:r>
+        <w:rPr>
+          <w:highlight w:val="none"/>
+          <w:lang w:val="en-GB" w:bidi="en-GB"/>
+        </w:rPr>
+        <w:br/>
+      </w:r>
+      <w:r>
+        <w:rPr>
+          <w:highlight w:val="none"/>
+          <w:lang w:val="en-GB" w:bidi="en-GB"/>
+        </w:rPr>
+      </w:r>
+    </w:p>
+    <w:p>
+      <w:pPr>
+        <w:pStyle w:val="1231"/>
+        <w:numPr>
+          <w:ilvl w:val="1"/>
+          <w:numId w:val="117"/>
+        </w:numPr>
+        <w:pBdr/>
+        <w:spacing/>
+        <w:ind/>
+        <w:rPr/>
+      </w:pPr>
+      <w:r>
+        <w:rPr>
+          <w:highlight w:val="none"/>
+          <w:lang w:val="en-GB" w:bidi="en-GB"/>
+        </w:rPr>
+        <w:t xml:space="preserve">Work Log Overview (Bottom)</w:t>
+      </w:r>
+      <w:r>
+        <w:rPr>
+          <w:highlight w:val="none"/>
+          <w:lang w:val="fr-CH"/>
+        </w:rPr>
+        <w:t xml:space="preserve"> </w:t>
+      </w:r>
+      <w:r>
+        <w:rPr>
+          <w:highlight w:val="none"/>
+          <w:lang w:val="en-GB" w:bidi="en-GB"/>
+        </w:rPr>
+        <w:t xml:space="preserve">: </w:t>
+        <w:br/>
+        <w:t xml:space="preserve">A table lists your latest work sessions for this module (Date, Time spent, Task type, and Description). A "Journals" button allows you to quickly switch to the full work log menu.</w:t>
+      </w:r>
+      <w:r>
+        <w:rPr>
+          <w:highlight w:val="none"/>
+          <w:lang w:val="en-GB" w:bidi="en-GB"/>
+        </w:rPr>
+      </w:r>
+      <w:r>
+        <w:rPr>
+          <w:highlight w:val="none"/>
+          <w:lang w:val="en-GB" w:bidi="en-GB"/>
+        </w:rPr>
+      </w:r>
+      <w:r>
+        <w:rPr>
+          <w:highlight w:val="none"/>
+          <w:lang w:val="en-GB" w:bidi="en-GB"/>
+        </w:rPr>
+        <w:br/>
+      </w:r>
+      <w:r>
+        <w:rPr>
+          <w:highlight w:val="none"/>
+          <w:lang w:val="en-GB" w:bidi="en-GB"/>
+        </w:rPr>
+      </w:r>
+    </w:p>
+    <w:p>
+      <w:pPr>
+        <w:pStyle w:val="1231"/>
+        <w:numPr>
+          <w:ilvl w:val="1"/>
+          <w:numId w:val="117"/>
+        </w:numPr>
+        <w:pBdr/>
+        <w:spacing/>
+        <w:ind/>
+        <w:rPr/>
+      </w:pPr>
+      <w:r>
+        <w:rPr>
+          <w:highlight w:val="none"/>
+          <w:lang w:val="en-GB" w:bidi="en-GB"/>
+        </w:rPr>
+        <w:t xml:space="preserve">Distribution Chart (Bottom Right)</w:t>
+      </w:r>
+      <w:r>
+        <w:rPr>
+          <w:highlight w:val="none"/>
+          <w:lang w:val="fr-CH"/>
+        </w:rPr>
+        <w:t xml:space="preserve"> </w:t>
+      </w:r>
+      <w:r>
+        <w:rPr>
+          <w:highlight w:val="none"/>
+          <w:lang w:val="en-GB" w:bidi="en-GB"/>
+        </w:rPr>
+        <w:t xml:space="preserve">:</w:t>
+        <w:br/>
+        <w:t xml:space="preserve"> A donut chart illustrates the distribution of your work time. It displays your total hours in the center, alongside a detailed legend showing the percentage of time spent on each category (Programming, Research, Prototypin</w:t>
+      </w:r>
+      <w:r>
+        <w:rPr>
+          <w:highlight w:val="none"/>
+          <w:lang w:val="en-GB" w:bidi="en-GB"/>
+        </w:rPr>
+        <w:t xml:space="preserve">g, etc.).</w:t>
+      </w:r>
+      <w:r>
+        <w:rPr>
+          <w:highlight w:val="none"/>
+          <w:lang w:val="en-GB" w:bidi="en-GB"/>
+        </w:rPr>
+      </w:r>
+      <w:r>
+        <w:rPr>
+          <w:highlight w:val="none"/>
+          <w:lang w:val="en-GB" w:bidi="en-GB"/>
+        </w:rPr>
+      </w:r>
+      <w:r>
+        <w:rPr>
+          <w:highlight w:val="none"/>
+          <w:lang w:val="en-GB" w:bidi="en-GB"/>
+        </w:rPr>
+        <w:br/>
+      </w:r>
+      <w:r>
+        <w:rPr>
+          <w:highlight w:val="none"/>
+          <w:lang w:val="en-GB" w:bidi="en-GB"/>
+        </w:rPr>
+      </w:r>
+    </w:p>
+    <w:p>
+      <w:pPr>
+        <w:pStyle w:val="1231"/>
+        <w:numPr>
+          <w:ilvl w:val="0"/>
+          <w:numId w:val="117"/>
+        </w:numPr>
+        <w:pBdr/>
+        <w:spacing/>
+        <w:ind/>
+        <w:rPr>
+          <w:lang w:val="en-GB"/>
+        </w:rPr>
+      </w:pPr>
+      <w:r>
+        <w:rPr>
+          <w:highlight w:val="none"/>
+          <w:lang w:val="en-GB" w:bidi="en-GB"/>
+        </w:rPr>
+        <w:t xml:space="preserve">Display Customization (Resizing)</w:t>
+      </w:r>
+      <w:r>
+        <w:rPr>
+          <w:highlight w:val="none"/>
+          <w:lang w:val="fr-CH"/>
+        </w:rPr>
+        <w:t xml:space="preserve"> </w:t>
+      </w:r>
+      <w:r>
+        <w:rPr>
+          <w:highlight w:val="none"/>
+          <w:lang w:val="en-GB" w:bidi="en-GB"/>
+        </w:rPr>
+        <w:t xml:space="preserve">: </w:t>
+        <w:br/>
+        <w:t xml:space="preserve">The interface is entirely flexible. You can adjust the size of the different panels (the log, the chart, or the averages) according to your preferences. Simply click and drag the divider lines located between these elements</w:t>
+      </w:r>
+      <w:r>
+        <w:rPr>
+          <w:highlight w:val="none"/>
+          <w:lang w:val="en-GB" w:bidi="en-GB"/>
+        </w:rPr>
+        <w:t xml:space="preserve"> to expand or shrink the areas of your </w:t>
+      </w:r>
+      <w:r>
+        <w:rPr>
+          <w:highlight w:val="none"/>
+          <w:lang w:val="fr-CH"/>
+        </w:rPr>
+        <w:t xml:space="preserve">choise.</w:t>
+      </w:r>
+      <w:r>
+        <w:rPr>
+          <w:highlight w:val="none"/>
+          <w:lang w:val="en-GB" w:bidi="en-GB"/>
+        </w:rPr>
+        <w:br/>
+      </w:r>
+      <w:r>
+        <w:rPr>
+          <w:lang w:val="en-GB"/>
+        </w:rPr>
+      </w:r>
+    </w:p>
+    <w:p>
+      <w:pPr>
+        <w:pBdr/>
+        <w:shd w:val="nil"/>
+        <w:spacing/>
+        <w:ind/>
+        <w:rPr>
+          <w:lang w:val="en-GB"/>
+        </w:rPr>
+      </w:pPr>
+      <w:r>
+        <w:rPr>
+          <w:lang w:val="en-GB"/>
+        </w:rPr>
+        <w:br w:type="page" w:clear="all"/>
+      </w:r>
+      <w:r>
+        <w:rPr>
+          <w:lang w:val="en-GB"/>
+        </w:rPr>
+      </w:r>
+      <w:r>
+        <w:rPr>
+          <w:lang w:val="en-GB"/>
+        </w:rPr>
+      </w:r>
+    </w:p>
+    <w:p>
+      <w:pPr>
+        <w:pStyle w:val="1031"/>
+        <w:pBdr/>
+        <w:spacing/>
+        <w:ind/>
+        <w:rPr>
+          <w:lang w:val="fr-CH"/>
+        </w:rPr>
+      </w:pPr>
+      <w:r/>
+      <w:bookmarkStart w:id="4" w:name="_Toc4"/>
+      <w:r/>
+      <w:r>
+        <w:rPr>
+          <w:lang w:val="fr-CH"/>
+        </w:rPr>
+        <w:t xml:space="preserve">3.2 </w:t>
+      </w:r>
+      <w:r>
+        <w:rPr>
+          <w:lang w:val="fr-CH"/>
+        </w:rPr>
+        <w:t xml:space="preserve">The Notes Menu (My Results)</w:t>
+      </w:r>
+      <w:r/>
+      <w:bookmarkEnd w:id="4"/>
+      <w:r/>
+      <w:r>
+        <w:rPr>
+          <w:lang w:val="en-GB"/>
+        </w:rPr>
+      </w:r>
+    </w:p>
+    <w:p>
+      <w:pPr>
+        <w:pBdr/>
+        <w:spacing/>
+        <w:ind/>
+        <w:rPr/>
+      </w:pPr>
+      <w:r>
+        <w:rPr>
+          <w:lang w:val="en-GB"/>
+        </w:rPr>
+        <w:t xml:space="preserve">The hash icon (#) in the sidebar gives you access to the "My Results" page. This is the central space dedicated to managing your assessments.</w:t>
+      </w:r>
+      <w:r>
+        <w:rPr>
+          <w:lang w:val="en-GB"/>
+        </w:rPr>
+      </w:r>
+      <w:r>
+        <w:rPr>
+          <w:lang w:val="en-GB"/>
+        </w:rPr>
+      </w:r>
+      <w:r>
+        <w:rPr>
+          <w:lang w:val="en-GB"/>
+        </w:rPr>
+      </w:r>
+      <w:r>
+        <w:rPr>
+          <w:lang w:val="en-GB"/>
+        </w:rPr>
+      </w:r>
+    </w:p>
+    <w:p>
+      <w:pPr>
+        <w:pStyle w:val="1231"/>
+        <w:numPr>
+          <w:ilvl w:val="0"/>
+          <w:numId w:val="118"/>
+        </w:numPr>
+        <w:pBdr/>
+        <w:spacing/>
+        <w:ind/>
+        <w:rPr/>
+      </w:pPr>
+      <w:r>
+        <w:rPr>
+          <w:lang w:val="en-GB"/>
+        </w:rPr>
+        <w:t xml:space="preserve">Display Modes and Filters</w:t>
+      </w:r>
+      <w:r>
+        <w:rPr>
+          <w:lang w:val="fr-CH"/>
+        </w:rPr>
+        <w:t xml:space="preserve"> </w:t>
+      </w:r>
+      <w:r>
+        <w:rPr>
+          <w:lang w:val="en-GB"/>
+        </w:rPr>
+        <w:t xml:space="preserve">: </w:t>
+        <w:br/>
+        <w:t xml:space="preserve">In the top right corner of the screen, two buttons allow you to change how your results are presented:</w:t>
+      </w:r>
+      <w:r>
+        <w:rPr>
+          <w:lang w:val="en-GB"/>
+        </w:rPr>
+      </w:r>
+      <w:r>
+        <w:rPr>
+          <w:lang w:val="en-GB"/>
+        </w:rPr>
+      </w:r>
+      <w:r>
+        <w:rPr>
+          <w:lang w:val="en-GB"/>
+        </w:rPr>
+        <w:br/>
+      </w:r>
+      <w:r>
+        <w:rPr>
+          <w:lang w:val="en-GB"/>
+        </w:rPr>
+      </w:r>
+    </w:p>
+    <w:p>
+      <w:pPr>
+        <w:pStyle w:val="1231"/>
+        <w:numPr>
+          <w:ilvl w:val="1"/>
+          <w:numId w:val="118"/>
+        </w:numPr>
+        <w:pBdr/>
+        <w:spacing/>
+        <w:ind/>
+        <w:rPr/>
+      </w:pPr>
+      <w:r>
+        <w:rPr>
+          <w:lang w:val="en-GB"/>
+        </w:rPr>
+        <w:t xml:space="preserve">Liste (List): Displays all your grades as a single, global list.</w:t>
+      </w:r>
+      <w:r>
+        <w:rPr>
+          <w:lang w:val="en-GB"/>
+        </w:rPr>
+      </w:r>
+      <w:r>
+        <w:rPr>
+          <w:lang w:val="en-GB"/>
+        </w:rPr>
+      </w:r>
+      <w:r>
+        <w:rPr>
+          <w:lang w:val="en-GB"/>
+        </w:rPr>
+        <w:br/>
+      </w:r>
+      <w:r>
+        <w:rPr>
+          <w:lang w:val="en-GB"/>
+        </w:rPr>
+      </w:r>
+    </w:p>
+    <w:p>
+      <w:pPr>
+        <w:pStyle w:val="1231"/>
+        <w:numPr>
+          <w:ilvl w:val="1"/>
+          <w:numId w:val="118"/>
+        </w:numPr>
+        <w:pBdr/>
+        <w:spacing/>
+        <w:ind/>
+        <w:rPr/>
+      </w:pPr>
+      <w:r>
+        <w:rPr>
+          <w:lang w:val="en-GB"/>
+        </w:rPr>
+        <w:t xml:space="preserve">Par module (By module</w:t>
+      </w:r>
+      <w:r>
+        <w:rPr>
+          <w:lang w:val="en-GB"/>
+        </w:rPr>
+        <w:t xml:space="preserve">)</w:t>
+      </w:r>
+      <w:r>
+        <w:rPr>
+          <w:lang w:val="fr-CH"/>
+        </w:rPr>
+        <w:t xml:space="preserve"> </w:t>
+      </w:r>
+      <w:r>
+        <w:rPr>
+          <w:lang w:val="en-GB"/>
+        </w:rPr>
+        <w:t xml:space="preserve">: </w:t>
+        <w:br/>
+        <w:t xml:space="preserve">Allows you to select a specific module via a dropdown menu (e.g., M0 - Connaissances fondamentales). Your grades are then visually grouped by subject (English, Mathematics, etc.), making them much easier to read.</w:t>
+      </w:r>
+      <w:r>
+        <w:rPr>
+          <w:lang w:val="en-GB"/>
+        </w:rPr>
+        <w:br/>
+      </w:r>
+      <w:r>
+        <w:rPr>
+          <w:lang w:val="en-GB"/>
+        </w:rPr>
+      </w:r>
+    </w:p>
+    <w:p>
+      <w:pPr>
+        <w:pStyle w:val="1231"/>
+        <w:numPr>
+          <w:ilvl w:val="0"/>
+          <w:numId w:val="118"/>
+        </w:numPr>
+        <w:pBdr/>
+        <w:spacing/>
+        <w:ind/>
+        <w:rPr/>
+      </w:pPr>
+      <w:r>
+        <w:rPr>
+          <w:lang w:val="en-GB"/>
+        </w:rPr>
+        <w:t xml:space="preserve">Add, Edit, or Delete a Grade</w:t>
+      </w:r>
+      <w:r>
+        <w:rPr>
+          <w:lang w:val="fr-CH"/>
+        </w:rPr>
+        <w:t xml:space="preserve"> : </w:t>
+        <w:br/>
+      </w:r>
+      <w:r>
+        <w:rPr>
+          <w:lang w:val="en-GB"/>
+        </w:rPr>
+        <w:t xml:space="preserve">To add a result, click the + button. A window opens asking you to fill in the module, the subject, the assessment title, the date, and the grade obtained (on a scale of 1 to 6).</w:t>
+      </w:r>
+      <w:r>
+        <w:rPr>
+          <w:lang w:val="en-GB"/>
+        </w:rPr>
+      </w:r>
+      <w:r>
+        <w:rPr>
+          <w:lang w:val="en-GB"/>
+        </w:rPr>
+      </w:r>
+    </w:p>
+    <w:p>
+      <w:pPr>
+        <w:pStyle w:val="1231"/>
+        <w:numPr>
+          <w:ilvl w:val="1"/>
+          <w:numId w:val="118"/>
+        </w:numPr>
+        <w:pBdr/>
+        <w:spacing/>
+        <w:ind/>
+        <w:rPr/>
+      </w:pPr>
+      <w:r>
+        <w:rPr>
+          <w:lang w:val="en-GB"/>
+        </w:rPr>
+        <w:t xml:space="preserve">For each grade in your list, the "Action" column on the right provides a Pencil icon to edit the information, and a Trash bin icon to delete the entry.</w:t>
+      </w:r>
+      <w:r>
+        <w:rPr>
+          <w:lang w:val="en-GB"/>
+        </w:rPr>
+      </w:r>
+      <w:r>
+        <w:rPr>
+          <w:lang w:val="en-GB"/>
+        </w:rPr>
+      </w:r>
+      <w:r>
+        <w:rPr>
+          <w:lang w:val="en-GB"/>
+        </w:rPr>
+        <w:br/>
+      </w:r>
+      <w:r>
+        <w:rPr>
+          <w:lang w:val="en-GB"/>
+        </w:rPr>
+      </w:r>
+    </w:p>
+    <w:p>
+      <w:pPr>
+        <w:pStyle w:val="1231"/>
+        <w:numPr>
+          <w:ilvl w:val="0"/>
+          <w:numId w:val="118"/>
+        </w:numPr>
+        <w:pBdr/>
+        <w:spacing/>
+        <w:ind/>
+        <w:rPr/>
+      </w:pPr>
+      <w:r>
+        <w:rPr>
+          <w:lang w:val="en-GB"/>
+        </w:rPr>
+        <w:t xml:space="preserve">Attach and View PDFs (Preview)</w:t>
+      </w:r>
+      <w:r>
+        <w:rPr>
+          <w:lang w:val="fr-CH"/>
+        </w:rPr>
+        <w:t xml:space="preserve"> </w:t>
+      </w:r>
+      <w:r>
+        <w:rPr>
+          <w:lang w:val="en-GB"/>
+        </w:rPr>
+        <w:t xml:space="preserve">: </w:t>
+        <w:br/>
+        <w:t xml:space="preserve">This is one of ScholarLog's key features! When creating or modifying a grade, you have the option to attach a PDF document (for example, a scan of your graded exam).</w:t>
+      </w:r>
+      <w:r>
+        <w:rPr>
+          <w:lang w:val="en-GB"/>
+        </w:rPr>
+      </w:r>
+      <w:r>
+        <w:rPr>
+          <w:lang w:val="en-GB"/>
+        </w:rPr>
+      </w:r>
+      <w:r>
+        <w:rPr>
+          <w:lang w:val="en-GB"/>
+        </w:rPr>
+        <w:br/>
+      </w:r>
+      <w:r>
+        <w:rPr>
+          <w:lang w:val="en-GB"/>
+        </w:rPr>
+      </w:r>
+    </w:p>
+    <w:p>
+      <w:pPr>
+        <w:pStyle w:val="1231"/>
+        <w:numPr>
+          <w:ilvl w:val="1"/>
+          <w:numId w:val="118"/>
+        </w:numPr>
+        <w:pBdr/>
+        <w:spacing/>
+        <w:ind/>
+        <w:rPr/>
+      </w:pPr>
+      <w:r>
+        <w:rPr>
+          <w:lang w:val="en-GB"/>
+        </w:rPr>
+        <w:t xml:space="preserve">If a document is linked to a grade, a file icon appears in the "Action" column.</w:t>
+      </w:r>
+      <w:r>
+        <w:rPr>
+          <w:lang w:val="en-GB"/>
+        </w:rPr>
+      </w:r>
+      <w:r>
+        <w:rPr>
+          <w:lang w:val="en-GB"/>
+        </w:rPr>
+      </w:r>
+      <w:r>
+        <w:rPr>
+          <w:lang w:val="en-GB"/>
+        </w:rPr>
+        <w:br/>
+      </w:r>
+      <w:r>
+        <w:rPr>
+          <w:lang w:val="en-GB"/>
+        </w:rPr>
+      </w:r>
+    </w:p>
+    <w:p>
+      <w:pPr>
+        <w:pStyle w:val="1231"/>
+        <w:numPr>
+          <w:ilvl w:val="1"/>
+          <w:numId w:val="118"/>
+        </w:numPr>
+        <w:pBdr/>
+        <w:spacing/>
+        <w:ind/>
+        <w:rPr/>
+      </w:pPr>
+      <w:r>
+        <w:rPr>
+          <w:lang w:val="en-GB"/>
+        </w:rPr>
+        <w:t xml:space="preserve">Clicking on this icon opens a built-in PDF reader directly within the application. You can zoom in, navigate between pages, and even download the file to your computer using the "Télécharger" (Download) button.</w:t>
+      </w:r>
+      <w:r>
+        <w:rPr>
+          <w:lang w:val="en-GB"/>
+        </w:rPr>
+      </w:r>
+      <w:r>
+        <w:rPr>
+          <w:lang w:val="en-GB"/>
+        </w:rPr>
+      </w:r>
+      <w:r>
+        <w:rPr>
+          <w:lang w:val="en-GB"/>
+        </w:rPr>
+        <w:br/>
+      </w:r>
+      <w:r>
+        <w:rPr>
+          <w:lang w:val="en-GB"/>
+        </w:rPr>
+      </w:r>
+    </w:p>
+    <w:p>
+      <w:pPr>
+        <w:pStyle w:val="1231"/>
+        <w:numPr>
+          <w:ilvl w:val="0"/>
+          <w:numId w:val="118"/>
+        </w:numPr>
+        <w:pBdr/>
+        <w:spacing/>
+        <w:ind/>
+        <w:rPr>
+          <w:lang w:val="en-GB"/>
+        </w:rPr>
+      </w:pPr>
+      <w:r>
+        <w:rPr>
+          <w:lang w:val="en-GB"/>
+        </w:rPr>
+        <w:t xml:space="preserve">Export Your Results</w:t>
+      </w:r>
+      <w:r>
+        <w:rPr>
+          <w:lang w:val="fr-CH"/>
+        </w:rPr>
+        <w:t xml:space="preserve"> </w:t>
+      </w:r>
+      <w:r>
+        <w:rPr>
+          <w:lang w:val="en-GB"/>
+        </w:rPr>
+        <w:t xml:space="preserve">: </w:t>
+        <w:br/>
+        <w:t xml:space="preserve">The "Exporter" (Export) button in the top right corner allows you to extract your academic data. The application generates an export that you can choose to format as MD (Markdown), CSV (ideal for spreadsheets like Excel), or JSON. You c</w:t>
+      </w:r>
+      <w:r>
+        <w:rPr>
+          <w:lang w:val="en-GB"/>
+        </w:rPr>
+        <w:t xml:space="preserve">an then copy the generated text with a single click or save it to a file.</w:t>
+      </w:r>
+      <w:r>
+        <w:rPr>
+          <w:lang w:val="en-GB"/>
+        </w:rPr>
+      </w:r>
+      <w:r>
+        <w:rPr>
+          <w:lang w:val="fr-CH"/>
+        </w:rPr>
+      </w:r>
+      <w:r>
+        <w:rPr>
+          <w:lang w:val="en-GB"/>
+        </w:rPr>
+      </w:r>
+      <w:r>
+        <w:rPr>
+          <w:lang w:val="en-GB"/>
+        </w:rPr>
+      </w:r>
+    </w:p>
+    <w:p>
+      <w:pPr>
+        <w:pStyle w:val="1031"/>
+        <w:pBdr/>
+        <w:spacing/>
+        <w:ind/>
+        <w:rPr>
+          <w:lang w:val="en-GB"/>
+        </w:rPr>
+      </w:pPr>
+      <w:r/>
+      <w:bookmarkStart w:id="5" w:name="_Toc5"/>
+      <w:r>
+        <w:rPr>
+          <w:highlight w:val="none"/>
+          <w:lang w:val="en-GB"/>
+        </w:rPr>
+        <w:br w:type="page" w:clear="all"/>
+      </w:r>
+      <w:r>
+        <w:rPr>
+          <w:highlight w:val="none"/>
+          <w:lang w:val="en-GB"/>
+        </w:rPr>
+        <w:t xml:space="preserve">3.3 The Journals Menu (My Journals)</w:t>
+      </w:r>
+      <w:r/>
+      <w:bookmarkEnd w:id="5"/>
+      <w:r/>
+      <w:r>
+        <w:rPr>
+          <w:lang w:val="en-GB"/>
+        </w:rPr>
+      </w:r>
+    </w:p>
+    <w:p>
+      <w:pPr>
+        <w:pBdr/>
+        <w:spacing/>
+        <w:ind/>
+        <w:rPr>
+          <w:highlight w:val="none"/>
+          <w:lang w:val="fr-CH"/>
+        </w:rPr>
+      </w:pPr>
+      <w:r>
+        <w:rPr>
+          <w:highlight w:val="none"/>
+          <w:lang w:val="fr-CH"/>
+        </w:rPr>
+        <w:t xml:space="preserve">T</w:t>
+      </w:r>
+      <w:r>
+        <w:rPr>
+          <w:highlight w:val="none"/>
+          <w:lang w:val="fr-CH"/>
+        </w:rPr>
+        <w:t xml:space="preserve">he notebook icon in the sidebar gives you access to the "My Journals" page. This space is specifically designed to ensure rigorous tracking of the time you dedicate to your various learning modules.</w:t>
+      </w:r>
+      <w:r>
+        <w:rPr>
+          <w:highlight w:val="none"/>
+          <w:lang w:val="fr-CH"/>
+        </w:rPr>
+      </w:r>
+      <w:r>
+        <w:rPr>
+          <w:lang w:val="en-GB"/>
+        </w:rPr>
+      </w:r>
+    </w:p>
+    <w:p>
+      <w:pPr>
+        <w:pStyle w:val="1231"/>
+        <w:numPr>
+          <w:ilvl w:val="0"/>
+          <w:numId w:val="119"/>
+        </w:numPr>
+        <w:pBdr/>
+        <w:spacing/>
+        <w:ind/>
+        <w:rPr/>
+      </w:pPr>
+      <w:r>
+        <w:rPr>
+          <w:highlight w:val="none"/>
+          <w:lang w:val="en-GB" w:bidi="en-GB"/>
+        </w:rPr>
+        <w:t xml:space="preserve">Module Selection and Global View: </w:t>
+        <w:br/>
+        <w:t xml:space="preserve">At the top left, a dropdown menu allows you to select the module for which you want to view or enter hours (e.g., M5 - Génie logiciel). The main table then displays all your work sessions, including the date, time spent, ty</w:t>
+      </w:r>
+      <w:r>
+        <w:rPr>
+          <w:highlight w:val="none"/>
+          <w:lang w:val="en-GB" w:bidi="en-GB"/>
+        </w:rPr>
+        <w:t xml:space="preserve">pe of work, and a detailed description of the completed task. The total time invested in this module is displayed in the top right corner.</w:t>
+      </w:r>
+      <w:r>
+        <w:rPr>
+          <w:highlight w:val="none"/>
+          <w:lang w:val="en-GB" w:bidi="en-GB"/>
+        </w:rPr>
+      </w:r>
+      <w:r>
+        <w:rPr>
+          <w:highlight w:val="none"/>
+          <w:lang w:val="en-GB" w:bidi="en-GB"/>
+        </w:rPr>
+      </w:r>
+      <w:r>
+        <w:rPr>
+          <w:highlight w:val="none"/>
+          <w:lang w:val="en-GB" w:bidi="en-GB"/>
+        </w:rPr>
+        <w:br/>
+      </w:r>
+      <w:r>
+        <w:rPr>
+          <w:highlight w:val="none"/>
+          <w:lang w:val="en-GB" w:bidi="en-GB"/>
+        </w:rPr>
+      </w:r>
+    </w:p>
+    <w:p>
+      <w:pPr>
+        <w:pStyle w:val="1231"/>
+        <w:numPr>
+          <w:ilvl w:val="0"/>
+          <w:numId w:val="119"/>
+        </w:numPr>
+        <w:pBdr/>
+        <w:spacing/>
+        <w:ind/>
+        <w:rPr/>
+      </w:pPr>
+      <w:r>
+        <w:rPr>
+          <w:highlight w:val="none"/>
+          <w:lang w:val="en-GB" w:bidi="en-GB"/>
+        </w:rPr>
+        <w:t xml:space="preserve">Add, Edit, or Delete an Entry: </w:t>
+        <w:br/>
+        <w:t xml:space="preserve">To log a new work session, click the + button. The "Nouvelle entrée" (New entry) window will ask you to enter the date, duration in hours, type of work, and a short description.</w:t>
+      </w:r>
+      <w:r>
+        <w:rPr>
+          <w:highlight w:val="none"/>
+          <w:lang w:val="en-GB" w:bidi="en-GB"/>
+        </w:rPr>
+        <w:br/>
+      </w:r>
+      <w:r>
+        <w:rPr>
+          <w:highlight w:val="none"/>
+          <w:lang w:val="en-GB" w:bidi="en-GB"/>
+        </w:rPr>
+      </w:r>
+    </w:p>
+    <w:p>
+      <w:pPr>
+        <w:pStyle w:val="1231"/>
+        <w:numPr>
+          <w:ilvl w:val="1"/>
+          <w:numId w:val="119"/>
+        </w:numPr>
+        <w:pBdr/>
+        <w:spacing/>
+        <w:ind/>
+        <w:rPr/>
+      </w:pPr>
+      <w:r>
+        <w:rPr>
+          <w:highlight w:val="none"/>
+          <w:lang w:val="en-GB" w:bidi="en-GB"/>
+        </w:rPr>
+        <w:t xml:space="preserve">As with the grades, you can use the Pencil (edit) and Trash bin (delete) icons in the "Action" column to manage your existing entries.</w:t>
+      </w:r>
+      <w:r>
+        <w:rPr>
+          <w:highlight w:val="none"/>
+          <w:lang w:val="en-GB" w:bidi="en-GB"/>
+        </w:rPr>
+      </w:r>
+      <w:r>
+        <w:rPr>
+          <w:highlight w:val="none"/>
+          <w:lang w:val="en-GB" w:bidi="en-GB"/>
+        </w:rPr>
+      </w:r>
+      <w:r>
+        <w:rPr>
+          <w:highlight w:val="none"/>
+          <w:lang w:val="en-GB" w:bidi="en-GB"/>
+        </w:rPr>
+      </w:r>
+      <w:r>
+        <w:rPr>
+          <w:highlight w:val="none"/>
+          <w:lang w:val="en-GB" w:bidi="en-GB"/>
+        </w:rPr>
+        <w:br/>
+      </w:r>
+      <w:r>
+        <w:rPr>
+          <w:highlight w:val="none"/>
+          <w:lang w:val="en-GB" w:bidi="en-GB"/>
+        </w:rPr>
+      </w:r>
+    </w:p>
+    <w:p>
+      <w:pPr>
+        <w:pStyle w:val="1231"/>
+        <w:numPr>
+          <w:ilvl w:val="0"/>
+          <w:numId w:val="119"/>
+        </w:numPr>
+        <w:pBdr/>
+        <w:spacing/>
+        <w:ind/>
+        <w:rPr/>
+      </w:pPr>
+      <w:r>
+        <w:rPr>
+          <w:highlight w:val="none"/>
+          <w:lang w:val="en-GB" w:bidi="en-GB"/>
+        </w:rPr>
+        <w:t xml:space="preserve">Manage Categories (Work Types):</w:t>
+        <w:br/>
+        <w:t xml:space="preserve">To organize your tracking in a personalized way, click the gear icon (next to the total hours). The "Gérer les catégories" (Manage categories) window will open. Here, you can create new categories (e.g., Programming, Research</w:t>
+      </w:r>
+      <w:r>
+        <w:rPr>
+          <w:highlight w:val="none"/>
+          <w:lang w:val="en-GB" w:bidi="en-GB"/>
+        </w:rPr>
+        <w:t xml:space="preserve">, Prototyping) or edit and delete existing ones.</w:t>
+      </w:r>
+      <w:r>
+        <w:rPr>
+          <w:highlight w:val="none"/>
+          <w:lang w:val="en-GB" w:bidi="en-GB"/>
+        </w:rPr>
+      </w:r>
+      <w:r>
+        <w:rPr>
+          <w:highlight w:val="none"/>
+          <w:lang w:val="en-GB" w:bidi="en-GB"/>
+        </w:rPr>
+      </w:r>
+      <w:r>
+        <w:rPr>
+          <w:highlight w:val="none"/>
+          <w:lang w:val="en-GB" w:bidi="en-GB"/>
+        </w:rPr>
+        <w:br/>
+      </w:r>
+      <w:r>
+        <w:rPr>
+          <w:highlight w:val="none"/>
+          <w:lang w:val="en-GB" w:bidi="en-GB"/>
+        </w:rPr>
+      </w:r>
+    </w:p>
+    <w:p>
+      <w:pPr>
+        <w:pStyle w:val="1231"/>
+        <w:numPr>
+          <w:ilvl w:val="0"/>
+          <w:numId w:val="119"/>
+        </w:numPr>
+        <w:pBdr/>
+        <w:spacing/>
+        <w:ind/>
+        <w:rPr/>
+      </w:pPr>
+      <w:r>
+        <w:rPr>
+          <w:highlight w:val="none"/>
+          <w:lang w:val="en-GB" w:bidi="en-GB"/>
+        </w:rPr>
+        <w:t xml:space="preserve">View Hours Distribution</w:t>
+      </w:r>
+      <w:r>
+        <w:rPr>
+          <w:highlight w:val="none"/>
+          <w:lang w:val="fr-CH"/>
+        </w:rPr>
+        <w:t xml:space="preserve"> </w:t>
+      </w:r>
+      <w:r>
+        <w:rPr>
+          <w:highlight w:val="none"/>
+          <w:lang w:val="en-GB" w:bidi="en-GB"/>
+        </w:rPr>
+        <w:t xml:space="preserve">: </w:t>
+        <w:br/>
+        <w:t xml:space="preserve">By clicking the pie chart icon (located between the gear and the + button), you open a visual analysis window. A donut chart shows you exactly how your total work time has been distributed among your different categories.</w:t>
+      </w:r>
+      <w:r>
+        <w:rPr>
+          <w:highlight w:val="none"/>
+          <w:lang w:val="en-GB" w:bidi="en-GB"/>
+        </w:rPr>
+      </w:r>
+      <w:r>
+        <w:rPr>
+          <w:highlight w:val="none"/>
+          <w:lang w:val="en-GB" w:bidi="en-GB"/>
+        </w:rPr>
+      </w:r>
+      <w:r>
+        <w:rPr>
+          <w:highlight w:val="none"/>
+          <w:lang w:val="en-GB" w:bidi="en-GB"/>
+        </w:rPr>
+        <w:br/>
+      </w:r>
+      <w:r>
+        <w:rPr>
+          <w:highlight w:val="none"/>
+          <w:lang w:val="en-GB" w:bidi="en-GB"/>
+        </w:rPr>
+      </w:r>
+    </w:p>
+    <w:p>
+      <w:pPr>
+        <w:pStyle w:val="1231"/>
+        <w:numPr>
+          <w:ilvl w:val="0"/>
+          <w:numId w:val="119"/>
+        </w:numPr>
+        <w:pBdr/>
+        <w:spacing/>
+        <w:ind/>
+        <w:rPr>
+          <w:highlight w:val="none"/>
+          <w:lang w:val="en-GB" w:bidi="en-GB"/>
+        </w:rPr>
+      </w:pPr>
+      <w:r>
+        <w:rPr>
+          <w:highlight w:val="none"/>
+          <w:lang w:val="en-GB" w:bidi="en-GB"/>
+        </w:rPr>
+        <w:t xml:space="preserve">Export Your Journals</w:t>
+      </w:r>
+      <w:r>
+        <w:rPr>
+          <w:highlight w:val="none"/>
+          <w:lang w:val="fr-CH"/>
+        </w:rPr>
+        <w:t xml:space="preserve"> </w:t>
+      </w:r>
+      <w:r>
+        <w:rPr>
+          <w:highlight w:val="none"/>
+          <w:lang w:val="en-GB" w:bidi="en-GB"/>
+        </w:rPr>
+        <w:t xml:space="preserve">: </w:t>
+        <w:br/>
+        <w:t xml:space="preserve">Just like your results, the "Exporter" (Export) button allows you to extract your work history. You can choose between MD (Markdown), CSV, or JSON formats, and then copy the text or save it directly to a file on your computer.</w:t>
+      </w:r>
+      <w:r>
+        <w:rPr>
+          <w:highlight w:val="none"/>
+          <w:lang w:val="en-GB" w:bidi="en-GB"/>
+        </w:rPr>
+      </w:r>
+      <w:r>
+        <w:rPr>
+          <w:highlight w:val="none"/>
+          <w:lang w:val="en-GB" w:bidi="en-GB"/>
+        </w:rPr>
+      </w:r>
+      <w:r>
+        <w:rPr>
+          <w:highlight w:val="none"/>
+          <w:lang w:val="en-GB" w:bidi="en-GB"/>
+        </w:rPr>
+      </w:r>
+      <w:r>
+        <w:rPr>
+          <w:lang w:val="en-GB"/>
+        </w:rPr>
+      </w:r>
+    </w:p>
+    <w:p>
+      <w:pPr>
+        <w:pBdr/>
+        <w:shd w:val="nil"/>
+        <w:spacing/>
+        <w:ind/>
+        <w:rPr>
+          <w:lang w:val="en-GB"/>
+        </w:rPr>
+      </w:pPr>
+      <w:r>
+        <w:rPr>
+          <w:lang w:val="en-GB"/>
+        </w:rPr>
+        <w:br w:type="page" w:clear="all"/>
+      </w:r>
+      <w:r>
+        <w:rPr>
+          <w:lang w:val="en-GB"/>
+        </w:rPr>
+      </w:r>
+      <w:r>
+        <w:rPr>
+          <w:lang w:val="en-GB"/>
+        </w:rPr>
+      </w:r>
+    </w:p>
+    <w:p>
+      <w:pPr>
+        <w:pStyle w:val="1031"/>
+        <w:pBdr/>
+        <w:spacing/>
+        <w:ind/>
+        <w:rPr>
+          <w:lang w:val="en-GB"/>
+        </w:rPr>
+      </w:pPr>
+      <w:r>
+        <w:rPr>
+          <w:highlight w:val="none"/>
+          <w:lang w:val="en-GB" w:bidi="en-GB"/>
+        </w:rPr>
+      </w:r>
+      <w:r>
+        <w:rPr>
+          <w:lang w:val="en-GB"/>
+        </w:rPr>
+      </w:r>
+      <w:r/>
+      <w:r>
+        <w:rPr>
+          <w:lang w:val="en-GB"/>
+        </w:rPr>
+      </w:r>
+    </w:p>
+    <w:p>
+      <w:pPr>
+        <w:pStyle w:val="1031"/>
+        <w:pBdr/>
+        <w:spacing/>
+        <w:ind/>
+        <w:rPr>
+          <w:lang w:val="en-GB"/>
+        </w:rPr>
+      </w:pPr>
+      <w:r/>
+      <w:bookmarkStart w:id="6" w:name="_Toc6"/>
+      <w:r>
+        <w:rPr>
+          <w:highlight w:val="none"/>
+          <w:lang w:val="fr-CH"/>
+        </w:rPr>
+        <w:t xml:space="preserve">3.4 </w:t>
+      </w:r>
+      <w:r>
+        <w:t xml:space="preserve">The Settings Menu (Paramètres</w:t>
+      </w:r>
+      <w:r>
+        <w:rPr>
+          <w:highlight w:val="none"/>
+          <w:lang w:val="fr-CH"/>
+        </w:rPr>
+        <w:t xml:space="preserve">)</w:t>
+      </w:r>
+      <w:r/>
+      <w:bookmarkEnd w:id="6"/>
+      <w:r/>
+      <w:r>
+        <w:rPr>
+          <w:lang w:val="en-GB"/>
+        </w:rPr>
+      </w:r>
+    </w:p>
+    <w:p>
+      <w:pPr>
+        <w:pBdr/>
+        <w:spacing/>
+        <w:ind/>
+        <w:rPr>
+          <w:highlight w:val="none"/>
+          <w:lang w:val="en-GB" w:bidi="en-GB"/>
+        </w:rPr>
+      </w:pPr>
+      <w:r>
+        <w:rPr>
+          <w:highlight w:val="none"/>
+          <w:lang w:val="en-GB" w:bidi="en-GB"/>
+        </w:rPr>
+      </w:r>
+      <w:r>
+        <w:t xml:space="preserve">The gear icon at the bottom of the sidebar opens the "Settings" page. This is the application's control center, where you can configure technical aspects and structure your educational layout.</w:t>
+      </w:r>
+      <w:r>
+        <w:rPr>
+          <w:highlight w:val="none"/>
+          <w:lang w:val="en-GB" w:bidi="en-GB"/>
+        </w:rPr>
+      </w:r>
+      <w:r>
+        <w:rPr>
+          <w:lang w:val="en-GB"/>
+        </w:rPr>
+      </w:r>
+    </w:p>
+    <w:p>
+      <w:pPr>
+        <w:pBdr/>
+        <w:spacing/>
+        <w:ind w:firstLine="0" w:left="0"/>
+        <w:rPr/>
+      </w:pPr>
+      <w:r>
+        <w:rPr>
+          <w:highlight w:val="none"/>
+          <w:lang w:val="en-GB" w:bidi="en-GB"/>
+        </w:rPr>
+        <w:t xml:space="preserve">General Configuration (Top of the page):</w:t>
+      </w:r>
+      <w:r>
+        <w:rPr>
+          <w:highlight w:val="none"/>
+          <w:lang w:val="en-GB" w:bidi="en-GB"/>
+        </w:rPr>
+      </w:r>
+      <w:r>
+        <w:rPr>
+          <w:highlight w:val="none"/>
+          <w:lang w:val="en-GB" w:bidi="en-GB"/>
+        </w:rPr>
+      </w:r>
+      <w:r>
+        <w:rPr>
+          <w:highlight w:val="none"/>
+          <w:lang w:val="en-GB" w:bidi="en-GB"/>
+        </w:rPr>
+      </w:r>
+      <w:r>
+        <w:rPr>
+          <w:highlight w:val="none"/>
+          <w:lang w:val="en-GB" w:bidi="en-GB"/>
+        </w:rPr>
+      </w:r>
+    </w:p>
+    <w:p>
+      <w:pPr>
+        <w:pStyle w:val="1231"/>
+        <w:numPr>
+          <w:ilvl w:val="0"/>
+          <w:numId w:val="120"/>
+        </w:numPr>
+        <w:pBdr/>
+        <w:spacing/>
+        <w:ind/>
+        <w:rPr/>
+      </w:pPr>
+      <w:r>
+        <w:rPr>
+          <w:highlight w:val="none"/>
+          <w:lang w:val="en-GB" w:bidi="en-GB"/>
+        </w:rPr>
+        <w:t xml:space="preserve">Database (Base de données)</w:t>
+      </w:r>
+      <w:r>
+        <w:rPr>
+          <w:highlight w:val="none"/>
+          <w:lang w:val="fr-CH"/>
+        </w:rPr>
+        <w:t xml:space="preserve"> </w:t>
+      </w:r>
+      <w:r>
+        <w:rPr>
+          <w:highlight w:val="none"/>
+          <w:lang w:val="en-GB" w:bidi="en-GB"/>
+        </w:rPr>
+        <w:t xml:space="preserve">:</w:t>
+      </w:r>
+      <w:r>
+        <w:rPr>
+          <w:highlight w:val="none"/>
+          <w:lang w:val="en-GB" w:bidi="en-GB"/>
+        </w:rPr>
+        <w:t xml:space="preserve"> </w:t>
+        <w:br/>
+        <w:t xml:space="preserve">Since the application runs locally, your data is stored in a single file (SQLite). This section allows you to view and change the location of this backup file (.db) on your computer using the "Parcourir" (Browse) button.</w:t>
+      </w:r>
+      <w:r>
+        <w:rPr>
+          <w:highlight w:val="none"/>
+          <w:lang w:val="en-GB" w:bidi="en-GB"/>
+        </w:rPr>
+      </w:r>
+      <w:r>
+        <w:rPr>
+          <w:highlight w:val="none"/>
+          <w:lang w:val="en-GB" w:bidi="en-GB"/>
+        </w:rPr>
+        <w:br/>
+      </w:r>
+      <w:r>
+        <w:rPr>
+          <w:highlight w:val="none"/>
+          <w:lang w:val="en-GB" w:bidi="en-GB"/>
+        </w:rPr>
+      </w:r>
+    </w:p>
+    <w:p>
+      <w:pPr>
+        <w:pStyle w:val="1231"/>
+        <w:numPr>
+          <w:ilvl w:val="0"/>
+          <w:numId w:val="120"/>
+        </w:numPr>
+        <w:pBdr/>
+        <w:spacing/>
+        <w:ind/>
+        <w:rPr/>
+      </w:pPr>
+      <w:r>
+        <w:rPr>
+          <w:highlight w:val="none"/>
+          <w:lang w:val="en-GB" w:bidi="en-GB"/>
+        </w:rPr>
+        <w:t xml:space="preserve">Performance (Performances)</w:t>
+      </w:r>
+      <w:r>
+        <w:rPr>
+          <w:highlight w:val="none"/>
+          <w:lang w:val="fr-CH"/>
+        </w:rPr>
+        <w:t xml:space="preserve"> </w:t>
+      </w:r>
+      <w:r>
+        <w:rPr>
+          <w:highlight w:val="none"/>
+          <w:lang w:val="en-GB" w:bidi="en-GB"/>
+        </w:rPr>
+        <w:t xml:space="preserve">: </w:t>
+        <w:br/>
+        <w:t xml:space="preserve">A toggle switch allows you to disable visual effects. This is useful if you want to reduce the application's resource consumption on a less powerful computer.</w:t>
+      </w:r>
+      <w:r>
+        <w:rPr>
+          <w:highlight w:val="none"/>
+          <w:lang w:val="en-GB" w:bidi="en-GB"/>
+        </w:rPr>
+      </w:r>
+      <w:r>
+        <w:rPr>
+          <w:highlight w:val="none"/>
+          <w:lang w:val="en-GB" w:bidi="en-GB"/>
+        </w:rPr>
+      </w:r>
+      <w:r>
+        <w:rPr>
+          <w:highlight w:val="none"/>
+          <w:lang w:val="en-GB" w:bidi="en-GB"/>
+        </w:rPr>
+        <w:br/>
+      </w:r>
+      <w:r>
+        <w:rPr>
+          <w:highlight w:val="none"/>
+          <w:lang w:val="en-GB" w:bidi="en-GB"/>
+        </w:rPr>
+      </w:r>
+    </w:p>
+    <w:p>
+      <w:pPr>
+        <w:pStyle w:val="1231"/>
+        <w:numPr>
+          <w:ilvl w:val="0"/>
+          <w:numId w:val="120"/>
+        </w:numPr>
+        <w:pBdr/>
+        <w:spacing/>
+        <w:ind/>
+        <w:rPr/>
+      </w:pPr>
+      <w:r>
+        <w:rPr>
+          <w:highlight w:val="none"/>
+          <w:lang w:val="en-GB" w:bidi="en-GB"/>
+        </w:rPr>
+        <w:t xml:space="preserve">Appearance (Apparence)</w:t>
+      </w:r>
+      <w:r>
+        <w:rPr>
+          <w:highlight w:val="none"/>
+          <w:lang w:val="fr-CH"/>
+        </w:rPr>
+        <w:t xml:space="preserve"> </w:t>
+      </w:r>
+      <w:r>
+        <w:rPr>
+          <w:highlight w:val="none"/>
+          <w:lang w:val="en-GB" w:bidi="en-GB"/>
+        </w:rPr>
+        <w:t xml:space="preserve">: </w:t>
+        <w:br/>
+        <w:t xml:space="preserve">Although the application can adapt to your system, this switch allows you to manually force the toggle between light mode (sun icon) and dark mode (moon icon).</w:t>
+      </w:r>
+      <w:r>
+        <w:rPr>
+          <w:highlight w:val="none"/>
+          <w:lang w:val="en-GB" w:bidi="en-GB"/>
+        </w:rPr>
+      </w:r>
+      <w:r>
+        <w:rPr>
+          <w:highlight w:val="none"/>
+          <w:lang w:val="en-GB" w:bidi="en-GB"/>
+        </w:rPr>
+      </w:r>
+      <w:r>
+        <w:rPr>
+          <w:highlight w:val="none"/>
+          <w:lang w:val="en-GB" w:bidi="en-GB"/>
+        </w:rPr>
+      </w:r>
+      <w:r>
+        <w:rPr>
+          <w:highlight w:val="none"/>
+          <w:lang w:val="en-GB" w:bidi="en-GB"/>
+        </w:rPr>
+        <w:br/>
+      </w:r>
+      <w:r>
+        <w:rPr>
+          <w:highlight w:val="none"/>
+          <w:lang w:val="en-GB" w:bidi="en-GB"/>
+        </w:rPr>
+      </w:r>
+    </w:p>
+    <w:p>
+      <w:pPr>
+        <w:pBdr/>
+        <w:spacing/>
+        <w:ind w:firstLine="0" w:left="0"/>
+        <w:rPr/>
+      </w:pPr>
+      <w:r>
+        <w:rPr>
+          <w:highlight w:val="none"/>
+          <w:lang w:val="en-GB" w:bidi="en-GB"/>
+        </w:rPr>
+        <w:t xml:space="preserve">Course Management (Modules and Branches):</w:t>
+        <w:br/>
+      </w:r>
+      <w:r>
+        <w:rPr>
+          <w:highlight w:val="none"/>
+          <w:lang w:val="en-GB" w:bidi="en-GB"/>
+        </w:rPr>
+      </w:r>
+      <w:r>
+        <w:rPr>
+          <w:highlight w:val="none"/>
+          <w:lang w:val="en-GB" w:bidi="en-GB"/>
+        </w:rPr>
+        <w:t xml:space="preserve">The lower part of the screen allows you to completely organize your learning environment.</w:t>
+      </w:r>
+      <w:r>
+        <w:rPr>
+          <w:highlight w:val="none"/>
+          <w:lang w:val="en-GB" w:bidi="en-GB"/>
+        </w:rPr>
+      </w:r>
+      <w:r>
+        <w:rPr>
+          <w:highlight w:val="none"/>
+          <w:lang w:val="en-GB" w:bidi="en-GB"/>
+        </w:rPr>
+      </w:r>
+      <w:r>
+        <w:rPr>
+          <w:highlight w:val="none"/>
+          <w:lang w:val="en-GB" w:bidi="en-GB"/>
+        </w:rPr>
+      </w:r>
+      <w:r>
+        <w:rPr>
+          <w:highlight w:val="none"/>
+          <w:lang w:val="en-GB" w:bidi="en-GB"/>
+        </w:rPr>
+      </w:r>
+      <w:r>
+        <w:rPr>
+          <w:highlight w:val="none"/>
+          <w:lang w:val="en-GB" w:bidi="en-GB"/>
+        </w:rPr>
+      </w:r>
+    </w:p>
+    <w:p>
+      <w:pPr>
+        <w:pStyle w:val="1231"/>
+        <w:numPr>
+          <w:ilvl w:val="0"/>
+          <w:numId w:val="120"/>
+        </w:numPr>
+        <w:pBdr/>
+        <w:spacing/>
+        <w:ind/>
+        <w:rPr/>
+      </w:pPr>
+      <w:r>
+        <w:rPr>
+          <w:highlight w:val="none"/>
+          <w:lang w:val="en-GB" w:bidi="en-GB"/>
+        </w:rPr>
+        <w:t xml:space="preserve">Overview</w:t>
+      </w:r>
+      <w:r>
+        <w:rPr>
+          <w:highlight w:val="none"/>
+          <w:lang w:val="fr-CH"/>
+        </w:rPr>
+        <w:t xml:space="preserve"> : </w:t>
+      </w:r>
+      <w:r>
+        <w:rPr>
+          <w:highlight w:val="none"/>
+          <w:lang w:val="en-GB" w:bidi="en-GB"/>
+        </w:rPr>
+        <w:br/>
+        <w:t xml:space="preserve">Your modules (M0, M1, M4, etc.) are displayed as cards. Each card summarizes the module's content and displays its associated subjects (branches).</w:t>
+      </w:r>
+      <w:r>
+        <w:rPr>
+          <w:highlight w:val="none"/>
+          <w:lang w:val="en-GB" w:bidi="en-GB"/>
+        </w:rPr>
+      </w:r>
+      <w:r>
+        <w:rPr>
+          <w:highlight w:val="none"/>
+          <w:lang w:val="en-GB" w:bidi="en-GB"/>
+        </w:rPr>
+        <w:br/>
+      </w:r>
+      <w:r>
+        <w:rPr>
+          <w:highlight w:val="none"/>
+          <w:lang w:val="en-GB" w:bidi="en-GB"/>
+        </w:rPr>
+      </w:r>
+    </w:p>
+    <w:p>
+      <w:pPr>
+        <w:pStyle w:val="1231"/>
+        <w:numPr>
+          <w:ilvl w:val="0"/>
+          <w:numId w:val="120"/>
+        </w:numPr>
+        <w:pBdr/>
+        <w:spacing/>
+        <w:ind/>
+        <w:rPr/>
+      </w:pPr>
+      <w:r>
+        <w:rPr>
+          <w:highlight w:val="none"/>
+          <w:lang w:val="en-GB" w:bidi="en-GB"/>
+        </w:rPr>
+        <w:t xml:space="preserve">Add a module</w:t>
+      </w:r>
+      <w:r>
+        <w:rPr>
+          <w:highlight w:val="none"/>
+          <w:lang w:val="fr-CH"/>
+        </w:rPr>
+        <w:t xml:space="preserve"> </w:t>
+      </w:r>
+      <w:r>
+        <w:rPr>
+          <w:highlight w:val="none"/>
+          <w:lang w:val="en-GB" w:bidi="en-GB"/>
+        </w:rPr>
+        <w:t xml:space="preserve">: </w:t>
+        <w:br/>
+        <w:t xml:space="preserve">By scrolling to the very bottom of the page, you will find a special "+ Ajouter un module" (+ Add a module) card to create a new main teaching block.</w:t>
+      </w:r>
+      <w:r>
+        <w:rPr>
+          <w:highlight w:val="none"/>
+          <w:lang w:val="en-GB" w:bidi="en-GB"/>
+        </w:rPr>
+      </w:r>
+      <w:r>
+        <w:rPr>
+          <w:highlight w:val="none"/>
+          <w:lang w:val="en-GB" w:bidi="en-GB"/>
+        </w:rPr>
+      </w:r>
+      <w:r>
+        <w:rPr>
+          <w:highlight w:val="none"/>
+          <w:lang w:val="en-GB" w:bidi="en-GB"/>
+        </w:rPr>
+        <w:br/>
+      </w:r>
+      <w:r>
+        <w:rPr>
+          <w:highlight w:val="none"/>
+          <w:lang w:val="en-GB" w:bidi="en-GB"/>
+        </w:rPr>
+      </w:r>
+    </w:p>
+    <w:p>
+      <w:pPr>
+        <w:pStyle w:val="1231"/>
+        <w:numPr>
+          <w:ilvl w:val="0"/>
+          <w:numId w:val="120"/>
+        </w:numPr>
+        <w:pBdr/>
+        <w:spacing/>
+        <w:ind/>
+        <w:rPr/>
+      </w:pPr>
+      <w:r>
+        <w:rPr>
+          <w:highlight w:val="none"/>
+          <w:lang w:val="en-GB" w:bidi="en-GB"/>
+        </w:rPr>
+        <w:t xml:space="preserve">Edit an existing module</w:t>
+      </w:r>
+      <w:r>
+        <w:rPr>
+          <w:highlight w:val="none"/>
+          <w:lang w:val="fr-CH"/>
+        </w:rPr>
+        <w:t xml:space="preserve"> </w:t>
+      </w:r>
+      <w:r>
+        <w:rPr>
+          <w:highlight w:val="none"/>
+          <w:lang w:val="en-GB" w:bidi="en-GB"/>
+        </w:rPr>
+        <w:t xml:space="preserve">: </w:t>
+        <w:br/>
+        <w:t xml:space="preserve">Clicking the Pencil icon on a module opens an "Éditer le module" (Edit module) window. From this window, you can</w:t>
+      </w:r>
+      <w:r>
+        <w:rPr>
+          <w:highlight w:val="none"/>
+          <w:lang w:val="fr-CH"/>
+        </w:rPr>
+        <w:t xml:space="preserve"> </w:t>
+      </w:r>
+      <w:r>
+        <w:rPr>
+          <w:highlight w:val="none"/>
+          <w:lang w:val="en-GB" w:bidi="en-GB"/>
+        </w:rPr>
+        <w:t xml:space="preserve">:</w:t>
+      </w:r>
+      <w:r>
+        <w:rPr>
+          <w:highlight w:val="none"/>
+          <w:lang w:val="en-GB" w:bidi="en-GB"/>
+        </w:rPr>
+      </w:r>
+      <w:r>
+        <w:rPr>
+          <w:highlight w:val="none"/>
+          <w:lang w:val="en-GB" w:bidi="en-GB"/>
+        </w:rPr>
+      </w:r>
+      <w:r>
+        <w:rPr>
+          <w:highlight w:val="none"/>
+          <w:lang w:val="en-GB" w:bidi="en-GB"/>
+        </w:rPr>
+        <w:br/>
+      </w:r>
+      <w:r>
+        <w:rPr>
+          <w:highlight w:val="none"/>
+          <w:lang w:val="en-GB" w:bidi="en-GB"/>
+        </w:rPr>
+      </w:r>
+    </w:p>
+    <w:p>
+      <w:pPr>
+        <w:pStyle w:val="1231"/>
+        <w:numPr>
+          <w:ilvl w:val="1"/>
+          <w:numId w:val="120"/>
+        </w:numPr>
+        <w:pBdr/>
+        <w:spacing/>
+        <w:ind/>
+        <w:rPr/>
+      </w:pPr>
+      <w:r>
+        <w:rPr>
+          <w:highlight w:val="none"/>
+          <w:lang w:val="en-GB" w:bidi="en-GB"/>
+        </w:rPr>
+        <w:t xml:space="preserve">Rename the module and save it using the floppy disk icon.</w:t>
+      </w:r>
+      <w:r>
+        <w:rPr>
+          <w:highlight w:val="none"/>
+          <w:lang w:val="en-GB" w:bidi="en-GB"/>
+        </w:rPr>
+      </w:r>
+      <w:r>
+        <w:rPr>
+          <w:highlight w:val="none"/>
+          <w:lang w:val="en-GB" w:bidi="en-GB"/>
+        </w:rPr>
+      </w:r>
+      <w:r>
+        <w:rPr>
+          <w:highlight w:val="none"/>
+          <w:lang w:val="en-GB" w:bidi="en-GB"/>
+        </w:rPr>
+        <w:br/>
+      </w:r>
+      <w:r>
+        <w:rPr>
+          <w:highlight w:val="none"/>
+          <w:lang w:val="en-GB" w:bidi="en-GB"/>
+        </w:rPr>
+      </w:r>
+    </w:p>
+    <w:p>
+      <w:pPr>
+        <w:pStyle w:val="1231"/>
+        <w:numPr>
+          <w:ilvl w:val="1"/>
+          <w:numId w:val="120"/>
+        </w:numPr>
+        <w:pBdr/>
+        <w:spacing/>
+        <w:ind/>
+        <w:rPr/>
+      </w:pPr>
+      <w:r>
+        <w:rPr>
+          <w:highlight w:val="none"/>
+          <w:lang w:val="en-GB" w:bidi="en-GB"/>
+        </w:rPr>
+        <w:t xml:space="preserve">Create a new subject by typing its name and clicking "Ajouter" (Add).</w:t>
+      </w:r>
+      <w:r>
+        <w:rPr>
+          <w:highlight w:val="none"/>
+          <w:lang w:val="en-GB" w:bidi="en-GB"/>
+        </w:rPr>
+      </w:r>
+      <w:r>
+        <w:rPr>
+          <w:highlight w:val="none"/>
+          <w:lang w:val="en-GB" w:bidi="en-GB"/>
+        </w:rPr>
+      </w:r>
+      <w:r>
+        <w:rPr>
+          <w:highlight w:val="none"/>
+          <w:lang w:val="en-GB" w:bidi="en-GB"/>
+        </w:rPr>
+        <w:br/>
+      </w:r>
+      <w:r>
+        <w:rPr>
+          <w:highlight w:val="none"/>
+          <w:lang w:val="en-GB" w:bidi="en-GB"/>
+        </w:rPr>
+      </w:r>
+    </w:p>
+    <w:p>
+      <w:pPr>
+        <w:pStyle w:val="1231"/>
+        <w:numPr>
+          <w:ilvl w:val="1"/>
+          <w:numId w:val="120"/>
+        </w:numPr>
+        <w:pBdr/>
+        <w:spacing/>
+        <w:ind/>
+        <w:rPr/>
+      </w:pPr>
+      <w:r>
+        <w:rPr>
+          <w:highlight w:val="none"/>
+          <w:lang w:val="en-GB" w:bidi="en-GB"/>
+        </w:rPr>
+        <w:t xml:space="preserve">Manage "Branches existantes" (Existing subjects) by renaming or deleting them using the Trash bin icon.</w:t>
+        <w:br/>
+      </w:r>
+      <w:r>
+        <w:rPr>
+          <w:highlight w:val="none"/>
+          <w:lang w:val="en-GB" w:bidi="en-GB"/>
+        </w:rPr>
+      </w:r>
+      <w:r>
+        <w:rPr>
+          <w:highlight w:val="none"/>
+          <w:lang w:val="en-GB" w:bidi="en-GB"/>
+        </w:rPr>
+      </w:r>
+      <w:r>
+        <w:rPr>
+          <w:highlight w:val="none"/>
+          <w:lang w:val="en-GB" w:bidi="en-GB"/>
+        </w:rPr>
+        <w:br/>
+      </w:r>
+      <w:r>
+        <w:rPr>
+          <w:highlight w:val="none"/>
+          <w:lang w:val="en-GB" w:bidi="en-GB"/>
+        </w:rPr>
+      </w:r>
+    </w:p>
+    <w:p>
+      <w:pPr>
+        <w:pStyle w:val="1231"/>
+        <w:numPr>
+          <w:ilvl w:val="0"/>
+          <w:numId w:val="120"/>
+        </w:numPr>
+        <w:pBdr/>
+        <w:spacing/>
+        <w:ind/>
+        <w:rPr>
+          <w:lang w:val="en-GB"/>
+        </w:rPr>
+      </w:pPr>
+      <w:r>
+        <w:rPr>
+          <w:highlight w:val="none"/>
+          <w:lang w:val="en-GB" w:bidi="en-GB"/>
+        </w:rPr>
+        <w:t xml:space="preserve">Delete a module</w:t>
+      </w:r>
+      <w:r>
+        <w:rPr>
+          <w:highlight w:val="none"/>
+          <w:lang w:val="fr-CH"/>
+        </w:rPr>
+        <w:t xml:space="preserve"> </w:t>
+      </w:r>
+      <w:r>
+        <w:rPr>
+          <w:highlight w:val="none"/>
+          <w:lang w:val="en-GB" w:bidi="en-GB"/>
+        </w:rPr>
+        <w:t xml:space="preserve">: </w:t>
+        <w:br/>
+        <w:t xml:space="preserve">The Trash bin icon located directly on the module card allows you to permanently delete it from your layout.</w:t>
+      </w:r>
+      <w:r>
+        <w:rPr>
+          <w:highlight w:val="none"/>
+          <w:lang w:val="en-GB" w:bidi="en-GB"/>
+        </w:rPr>
+      </w:r>
+      <w:r>
+        <w:rPr>
+          <w:highlight w:val="none"/>
+          <w:lang w:val="en-GB" w:bidi="en-GB"/>
+        </w:rPr>
+      </w:r>
+      <w:r>
+        <w:rPr>
+          <w:highlight w:val="none"/>
+          <w:lang w:val="en-GB" w:bidi="en-GB"/>
         </w:rPr>
       </w:r>
     </w:p>
@@ -1172,7 +4069,7 @@
         <w:sdtContent>
           <w:p>
             <w:pPr>
-              <w:pStyle w:val="1804"/>
+              <w:pStyle w:val="1221"/>
               <w:pBdr>
                 <w:bottom w:val="single" w:color="000000" w:sz="6" w:space="0"/>
               </w:pBdr>
@@ -1186,7 +4083,7 @@
           </w:p>
           <w:p>
             <w:pPr>
-              <w:pStyle w:val="1804"/>
+              <w:pStyle w:val="1221"/>
               <w:pBdr/>
               <w:spacing/>
               <w:ind/>
@@ -1427,7 +4324,7 @@
   </w:sdt>
   <w:p>
     <w:pPr>
-      <w:pStyle w:val="1804"/>
+      <w:pStyle w:val="1221"/>
       <w:pBdr/>
       <w:spacing/>
       <w:ind/>
@@ -1488,7 +4385,7 @@
 <w:hdr xmlns:wpc="http://schemas.microsoft.com/office/word/2010/wordprocessingCanvas" xmlns:mc="http://schemas.openxmlformats.org/markup-compatibility/2006" xmlns:o="urn:schemas-microsoft-com:office:office" xmlns:r="http://schemas.openxmlformats.org/officeDocument/2006/relationships" xmlns:m="http://schemas.openxmlformats.org/officeDocument/2006/math" xmlns:v="urn:schemas-microsoft-com:vml" xmlns:wp14="http://schemas.microsoft.com/office/word/2010/wordprocessingDrawing" xmlns:wp="http://schemas.openxmlformats.org/drawingml/2006/wordprocessingDrawing" xmlns:w10="urn:schemas-microsoft-com:office:word" xmlns:w="http://schemas.openxmlformats.org/wordprocessingml/2006/main" xmlns:w14="http://schemas.microsoft.com/office/word/2010/wordml" xmlns:w15="http://schemas.microsoft.com/office/word/2012/wordml" xmlns:wpg="http://schemas.microsoft.com/office/word/2010/wordprocessingGroup" xmlns:wpi="http://schemas.microsoft.com/office/word/2010/wordprocessingInk" xmlns:wne="http://schemas.microsoft.com/office/word/2006/wordml" xmlns:a="http://schemas.openxmlformats.org/drawingml/2006/main" xmlns:wps="http://schemas.microsoft.com/office/word/2010/wordprocessingShape" mc:Ignorable="w14 w15 wp14">
   <w:p>
     <w:pPr>
-      <w:pStyle w:val="1802"/>
+      <w:pStyle w:val="1219"/>
       <w:pBdr>
         <w:bottom w:val="single" w:color="000000" w:sz="6" w:space="0"/>
       </w:pBdr>
@@ -1611,7 +4508,7 @@
   </w:p>
   <w:p>
     <w:pPr>
-      <w:pStyle w:val="1802"/>
+      <w:pStyle w:val="1219"/>
       <w:pBdr/>
       <w:spacing/>
       <w:ind/>
@@ -16958,6 +19855,741 @@
         <w:pBdr/>
         <w:spacing/>
         <w:ind w:hanging="360" w:left="6469"/>
+      </w:pPr>
+      <w:rPr>
+        <w:rFonts w:hint="default" w:ascii="Wingdings" w:hAnsi="Wingdings" w:eastAsia="Wingdings" w:cs="Wingdings"/>
+      </w:rPr>
+      <w:start w:val="1"/>
+      <w:suff w:val="tab"/>
+    </w:lvl>
+  </w:abstractNum>
+  <w:abstractNum w:abstractNumId="107">
+    <w:nsid w:val="0E27D6FF"/>
+    <w:lvl w:ilvl="0">
+      <w:isLgl w:val="false"/>
+      <w:lvlJc w:val="left"/>
+      <w:lvlText w:val="·"/>
+      <w:numFmt w:val="bullet"/>
+      <w:pPr>
+        <w:pBdr/>
+        <w:spacing/>
+        <w:ind w:hanging="360" w:left="720"/>
+      </w:pPr>
+      <w:rPr>
+        <w:rFonts w:hint="default" w:ascii="Symbol" w:hAnsi="Symbol" w:eastAsia="Symbol" w:cs="Symbol"/>
+      </w:rPr>
+      <w:start w:val="1"/>
+      <w:suff w:val="tab"/>
+    </w:lvl>
+    <w:lvl w:ilvl="1">
+      <w:isLgl w:val="false"/>
+      <w:lvlJc w:val="left"/>
+      <w:lvlText w:val="o"/>
+      <w:numFmt w:val="bullet"/>
+      <w:pPr>
+        <w:pBdr/>
+        <w:spacing/>
+        <w:ind w:hanging="360" w:left="1440"/>
+      </w:pPr>
+      <w:rPr>
+        <w:rFonts w:hint="default" w:ascii="Courier New" w:hAnsi="Courier New" w:eastAsia="Courier New" w:cs="Courier New"/>
+      </w:rPr>
+      <w:start w:val="1"/>
+      <w:suff w:val="tab"/>
+    </w:lvl>
+    <w:lvl w:ilvl="2">
+      <w:isLgl w:val="false"/>
+      <w:lvlJc w:val="left"/>
+      <w:lvlText w:val="§"/>
+      <w:numFmt w:val="bullet"/>
+      <w:pPr>
+        <w:pBdr/>
+        <w:spacing/>
+        <w:ind w:hanging="360" w:left="2160"/>
+      </w:pPr>
+      <w:rPr>
+        <w:rFonts w:hint="default" w:ascii="Wingdings" w:hAnsi="Wingdings" w:eastAsia="Wingdings" w:cs="Wingdings"/>
+      </w:rPr>
+      <w:start w:val="1"/>
+      <w:suff w:val="tab"/>
+    </w:lvl>
+    <w:lvl w:ilvl="3">
+      <w:isLgl w:val="false"/>
+      <w:lvlJc w:val="left"/>
+      <w:lvlText w:val="·"/>
+      <w:numFmt w:val="bullet"/>
+      <w:pPr>
+        <w:pBdr/>
+        <w:spacing/>
+        <w:ind w:hanging="360" w:left="2880"/>
+      </w:pPr>
+      <w:rPr>
+        <w:rFonts w:hint="default" w:ascii="Symbol" w:hAnsi="Symbol" w:eastAsia="Symbol" w:cs="Symbol"/>
+      </w:rPr>
+      <w:start w:val="1"/>
+      <w:suff w:val="tab"/>
+    </w:lvl>
+    <w:lvl w:ilvl="4">
+      <w:isLgl w:val="false"/>
+      <w:lvlJc w:val="left"/>
+      <w:lvlText w:val="o"/>
+      <w:numFmt w:val="bullet"/>
+      <w:pPr>
+        <w:pBdr/>
+        <w:spacing/>
+        <w:ind w:hanging="360" w:left="3600"/>
+      </w:pPr>
+      <w:rPr>
+        <w:rFonts w:hint="default" w:ascii="Courier New" w:hAnsi="Courier New" w:eastAsia="Courier New" w:cs="Courier New"/>
+      </w:rPr>
+      <w:start w:val="1"/>
+      <w:suff w:val="tab"/>
+    </w:lvl>
+    <w:lvl w:ilvl="5">
+      <w:isLgl w:val="false"/>
+      <w:lvlJc w:val="left"/>
+      <w:lvlText w:val="§"/>
+      <w:numFmt w:val="bullet"/>
+      <w:pPr>
+        <w:pBdr/>
+        <w:spacing/>
+        <w:ind w:hanging="360" w:left="4320"/>
+      </w:pPr>
+      <w:rPr>
+        <w:rFonts w:hint="default" w:ascii="Wingdings" w:hAnsi="Wingdings" w:eastAsia="Wingdings" w:cs="Wingdings"/>
+      </w:rPr>
+      <w:start w:val="1"/>
+      <w:suff w:val="tab"/>
+    </w:lvl>
+    <w:lvl w:ilvl="6">
+      <w:isLgl w:val="false"/>
+      <w:lvlJc w:val="left"/>
+      <w:lvlText w:val="·"/>
+      <w:numFmt w:val="bullet"/>
+      <w:pPr>
+        <w:pBdr/>
+        <w:spacing/>
+        <w:ind w:hanging="360" w:left="5040"/>
+      </w:pPr>
+      <w:rPr>
+        <w:rFonts w:hint="default" w:ascii="Symbol" w:hAnsi="Symbol" w:eastAsia="Symbol" w:cs="Symbol"/>
+      </w:rPr>
+      <w:start w:val="1"/>
+      <w:suff w:val="tab"/>
+    </w:lvl>
+    <w:lvl w:ilvl="7">
+      <w:isLgl w:val="false"/>
+      <w:lvlJc w:val="left"/>
+      <w:lvlText w:val="o"/>
+      <w:numFmt w:val="bullet"/>
+      <w:pPr>
+        <w:pBdr/>
+        <w:spacing/>
+        <w:ind w:hanging="360" w:left="5760"/>
+      </w:pPr>
+      <w:rPr>
+        <w:rFonts w:hint="default" w:ascii="Courier New" w:hAnsi="Courier New" w:eastAsia="Courier New" w:cs="Courier New"/>
+      </w:rPr>
+      <w:start w:val="1"/>
+      <w:suff w:val="tab"/>
+    </w:lvl>
+    <w:lvl w:ilvl="8">
+      <w:isLgl w:val="false"/>
+      <w:lvlJc w:val="left"/>
+      <w:lvlText w:val="§"/>
+      <w:numFmt w:val="bullet"/>
+      <w:pPr>
+        <w:pBdr/>
+        <w:spacing/>
+        <w:ind w:hanging="360" w:left="6480"/>
+      </w:pPr>
+      <w:rPr>
+        <w:rFonts w:hint="default" w:ascii="Wingdings" w:hAnsi="Wingdings" w:eastAsia="Wingdings" w:cs="Wingdings"/>
+      </w:rPr>
+      <w:start w:val="1"/>
+      <w:suff w:val="tab"/>
+    </w:lvl>
+  </w:abstractNum>
+  <w:abstractNum w:abstractNumId="108">
+    <w:nsid w:val="7A3F77EC"/>
+    <w:lvl w:ilvl="0">
+      <w:isLgl w:val="false"/>
+      <w:lvlJc w:val="left"/>
+      <w:lvlText w:val="·"/>
+      <w:numFmt w:val="bullet"/>
+      <w:pPr>
+        <w:pBdr/>
+        <w:spacing/>
+        <w:ind w:hanging="360" w:left="720"/>
+      </w:pPr>
+      <w:rPr>
+        <w:rFonts w:hint="default" w:ascii="Symbol" w:hAnsi="Symbol" w:eastAsia="Symbol" w:cs="Symbol"/>
+      </w:rPr>
+      <w:start w:val="1"/>
+      <w:suff w:val="tab"/>
+    </w:lvl>
+    <w:lvl w:ilvl="1">
+      <w:isLgl w:val="false"/>
+      <w:lvlJc w:val="left"/>
+      <w:lvlText w:val="o"/>
+      <w:numFmt w:val="bullet"/>
+      <w:pPr>
+        <w:pBdr/>
+        <w:spacing/>
+        <w:ind w:hanging="360" w:left="1440"/>
+      </w:pPr>
+      <w:rPr>
+        <w:rFonts w:hint="default" w:ascii="Courier New" w:hAnsi="Courier New" w:eastAsia="Courier New" w:cs="Courier New"/>
+      </w:rPr>
+      <w:start w:val="1"/>
+      <w:suff w:val="tab"/>
+    </w:lvl>
+    <w:lvl w:ilvl="2">
+      <w:isLgl w:val="false"/>
+      <w:lvlJc w:val="left"/>
+      <w:lvlText w:val="§"/>
+      <w:numFmt w:val="bullet"/>
+      <w:pPr>
+        <w:pBdr/>
+        <w:spacing/>
+        <w:ind w:hanging="360" w:left="2160"/>
+      </w:pPr>
+      <w:rPr>
+        <w:rFonts w:hint="default" w:ascii="Wingdings" w:hAnsi="Wingdings" w:eastAsia="Wingdings" w:cs="Wingdings"/>
+      </w:rPr>
+      <w:start w:val="1"/>
+      <w:suff w:val="tab"/>
+    </w:lvl>
+    <w:lvl w:ilvl="3">
+      <w:isLgl w:val="false"/>
+      <w:lvlJc w:val="left"/>
+      <w:lvlText w:val="·"/>
+      <w:numFmt w:val="bullet"/>
+      <w:pPr>
+        <w:pBdr/>
+        <w:spacing/>
+        <w:ind w:hanging="360" w:left="2880"/>
+      </w:pPr>
+      <w:rPr>
+        <w:rFonts w:hint="default" w:ascii="Symbol" w:hAnsi="Symbol" w:eastAsia="Symbol" w:cs="Symbol"/>
+      </w:rPr>
+      <w:start w:val="1"/>
+      <w:suff w:val="tab"/>
+    </w:lvl>
+    <w:lvl w:ilvl="4">
+      <w:isLgl w:val="false"/>
+      <w:lvlJc w:val="left"/>
+      <w:lvlText w:val="o"/>
+      <w:numFmt w:val="bullet"/>
+      <w:pPr>
+        <w:pBdr/>
+        <w:spacing/>
+        <w:ind w:hanging="360" w:left="3600"/>
+      </w:pPr>
+      <w:rPr>
+        <w:rFonts w:hint="default" w:ascii="Courier New" w:hAnsi="Courier New" w:eastAsia="Courier New" w:cs="Courier New"/>
+      </w:rPr>
+      <w:start w:val="1"/>
+      <w:suff w:val="tab"/>
+    </w:lvl>
+    <w:lvl w:ilvl="5">
+      <w:isLgl w:val="false"/>
+      <w:lvlJc w:val="left"/>
+      <w:lvlText w:val="§"/>
+      <w:numFmt w:val="bullet"/>
+      <w:pPr>
+        <w:pBdr/>
+        <w:spacing/>
+        <w:ind w:hanging="360" w:left="4320"/>
+      </w:pPr>
+      <w:rPr>
+        <w:rFonts w:hint="default" w:ascii="Wingdings" w:hAnsi="Wingdings" w:eastAsia="Wingdings" w:cs="Wingdings"/>
+      </w:rPr>
+      <w:start w:val="1"/>
+      <w:suff w:val="tab"/>
+    </w:lvl>
+    <w:lvl w:ilvl="6">
+      <w:isLgl w:val="false"/>
+      <w:lvlJc w:val="left"/>
+      <w:lvlText w:val="·"/>
+      <w:numFmt w:val="bullet"/>
+      <w:pPr>
+        <w:pBdr/>
+        <w:spacing/>
+        <w:ind w:hanging="360" w:left="5040"/>
+      </w:pPr>
+      <w:rPr>
+        <w:rFonts w:hint="default" w:ascii="Symbol" w:hAnsi="Symbol" w:eastAsia="Symbol" w:cs="Symbol"/>
+      </w:rPr>
+      <w:start w:val="1"/>
+      <w:suff w:val="tab"/>
+    </w:lvl>
+    <w:lvl w:ilvl="7">
+      <w:isLgl w:val="false"/>
+      <w:lvlJc w:val="left"/>
+      <w:lvlText w:val="o"/>
+      <w:numFmt w:val="bullet"/>
+      <w:pPr>
+        <w:pBdr/>
+        <w:spacing/>
+        <w:ind w:hanging="360" w:left="5760"/>
+      </w:pPr>
+      <w:rPr>
+        <w:rFonts w:hint="default" w:ascii="Courier New" w:hAnsi="Courier New" w:eastAsia="Courier New" w:cs="Courier New"/>
+      </w:rPr>
+      <w:start w:val="1"/>
+      <w:suff w:val="tab"/>
+    </w:lvl>
+    <w:lvl w:ilvl="8">
+      <w:isLgl w:val="false"/>
+      <w:lvlJc w:val="left"/>
+      <w:lvlText w:val="§"/>
+      <w:numFmt w:val="bullet"/>
+      <w:pPr>
+        <w:pBdr/>
+        <w:spacing/>
+        <w:ind w:hanging="360" w:left="6480"/>
+      </w:pPr>
+      <w:rPr>
+        <w:rFonts w:hint="default" w:ascii="Wingdings" w:hAnsi="Wingdings" w:eastAsia="Wingdings" w:cs="Wingdings"/>
+      </w:rPr>
+      <w:start w:val="1"/>
+      <w:suff w:val="tab"/>
+    </w:lvl>
+  </w:abstractNum>
+  <w:abstractNum w:abstractNumId="109">
+    <w:nsid w:val="281B6983"/>
+    <w:lvl w:ilvl="0">
+      <w:isLgl w:val="false"/>
+      <w:lvlJc w:val="left"/>
+      <w:lvlText w:val="·"/>
+      <w:numFmt w:val="bullet"/>
+      <w:pPr>
+        <w:pBdr/>
+        <w:spacing/>
+        <w:ind w:hanging="360" w:left="709"/>
+      </w:pPr>
+      <w:rPr>
+        <w:rFonts w:hint="default" w:ascii="Symbol" w:hAnsi="Symbol" w:eastAsia="Symbol" w:cs="Symbol"/>
+      </w:rPr>
+      <w:start w:val="1"/>
+      <w:suff w:val="tab"/>
+    </w:lvl>
+    <w:lvl w:ilvl="1">
+      <w:isLgl w:val="false"/>
+      <w:lvlJc w:val="left"/>
+      <w:lvlText w:val="o"/>
+      <w:numFmt w:val="bullet"/>
+      <w:pPr>
+        <w:pBdr/>
+        <w:spacing/>
+        <w:ind w:hanging="360" w:left="1429"/>
+      </w:pPr>
+      <w:rPr>
+        <w:rFonts w:hint="default" w:ascii="Courier New" w:hAnsi="Courier New" w:eastAsia="Courier New" w:cs="Courier New"/>
+      </w:rPr>
+      <w:start w:val="1"/>
+      <w:suff w:val="tab"/>
+    </w:lvl>
+    <w:lvl w:ilvl="2">
+      <w:isLgl w:val="false"/>
+      <w:lvlJc w:val="left"/>
+      <w:lvlText w:val="§"/>
+      <w:numFmt w:val="bullet"/>
+      <w:pPr>
+        <w:pBdr/>
+        <w:spacing/>
+        <w:ind w:hanging="360" w:left="2149"/>
+      </w:pPr>
+      <w:rPr>
+        <w:rFonts w:hint="default" w:ascii="Wingdings" w:hAnsi="Wingdings" w:eastAsia="Wingdings" w:cs="Wingdings"/>
+      </w:rPr>
+      <w:start w:val="1"/>
+      <w:suff w:val="tab"/>
+    </w:lvl>
+    <w:lvl w:ilvl="3">
+      <w:isLgl w:val="false"/>
+      <w:lvlJc w:val="left"/>
+      <w:lvlText w:val="·"/>
+      <w:numFmt w:val="bullet"/>
+      <w:pPr>
+        <w:pBdr/>
+        <w:spacing/>
+        <w:ind w:hanging="360" w:left="2869"/>
+      </w:pPr>
+      <w:rPr>
+        <w:rFonts w:hint="default" w:ascii="Symbol" w:hAnsi="Symbol" w:eastAsia="Symbol" w:cs="Symbol"/>
+      </w:rPr>
+      <w:start w:val="1"/>
+      <w:suff w:val="tab"/>
+    </w:lvl>
+    <w:lvl w:ilvl="4">
+      <w:isLgl w:val="false"/>
+      <w:lvlJc w:val="left"/>
+      <w:lvlText w:val="o"/>
+      <w:numFmt w:val="bullet"/>
+      <w:pPr>
+        <w:pBdr/>
+        <w:spacing/>
+        <w:ind w:hanging="360" w:left="3589"/>
+      </w:pPr>
+      <w:rPr>
+        <w:rFonts w:hint="default" w:ascii="Courier New" w:hAnsi="Courier New" w:eastAsia="Courier New" w:cs="Courier New"/>
+      </w:rPr>
+      <w:start w:val="1"/>
+      <w:suff w:val="tab"/>
+    </w:lvl>
+    <w:lvl w:ilvl="5">
+      <w:isLgl w:val="false"/>
+      <w:lvlJc w:val="left"/>
+      <w:lvlText w:val="§"/>
+      <w:numFmt w:val="bullet"/>
+      <w:pPr>
+        <w:pBdr/>
+        <w:spacing/>
+        <w:ind w:hanging="360" w:left="4309"/>
+      </w:pPr>
+      <w:rPr>
+        <w:rFonts w:hint="default" w:ascii="Wingdings" w:hAnsi="Wingdings" w:eastAsia="Wingdings" w:cs="Wingdings"/>
+      </w:rPr>
+      <w:start w:val="1"/>
+      <w:suff w:val="tab"/>
+    </w:lvl>
+    <w:lvl w:ilvl="6">
+      <w:isLgl w:val="false"/>
+      <w:lvlJc w:val="left"/>
+      <w:lvlText w:val="·"/>
+      <w:numFmt w:val="bullet"/>
+      <w:pPr>
+        <w:pBdr/>
+        <w:spacing/>
+        <w:ind w:hanging="360" w:left="5029"/>
+      </w:pPr>
+      <w:rPr>
+        <w:rFonts w:hint="default" w:ascii="Symbol" w:hAnsi="Symbol" w:eastAsia="Symbol" w:cs="Symbol"/>
+      </w:rPr>
+      <w:start w:val="1"/>
+      <w:suff w:val="tab"/>
+    </w:lvl>
+    <w:lvl w:ilvl="7">
+      <w:isLgl w:val="false"/>
+      <w:lvlJc w:val="left"/>
+      <w:lvlText w:val="o"/>
+      <w:numFmt w:val="bullet"/>
+      <w:pPr>
+        <w:pBdr/>
+        <w:spacing/>
+        <w:ind w:hanging="360" w:left="5749"/>
+      </w:pPr>
+      <w:rPr>
+        <w:rFonts w:hint="default" w:ascii="Courier New" w:hAnsi="Courier New" w:eastAsia="Courier New" w:cs="Courier New"/>
+      </w:rPr>
+      <w:start w:val="1"/>
+      <w:suff w:val="tab"/>
+    </w:lvl>
+    <w:lvl w:ilvl="8">
+      <w:isLgl w:val="false"/>
+      <w:lvlJc w:val="left"/>
+      <w:lvlText w:val="§"/>
+      <w:numFmt w:val="bullet"/>
+      <w:pPr>
+        <w:pBdr/>
+        <w:spacing/>
+        <w:ind w:hanging="360" w:left="6469"/>
+      </w:pPr>
+      <w:rPr>
+        <w:rFonts w:hint="default" w:ascii="Wingdings" w:hAnsi="Wingdings" w:eastAsia="Wingdings" w:cs="Wingdings"/>
+      </w:rPr>
+      <w:start w:val="1"/>
+      <w:suff w:val="tab"/>
+    </w:lvl>
+  </w:abstractNum>
+  <w:abstractNum w:abstractNumId="110">
+    <w:nsid w:val="7AD854E6"/>
+    <w:lvl w:ilvl="0">
+      <w:isLgl w:val="false"/>
+      <w:lvlJc w:val="left"/>
+      <w:lvlText w:val="·"/>
+      <w:numFmt w:val="bullet"/>
+      <w:pPr>
+        <w:pBdr/>
+        <w:spacing/>
+        <w:ind w:hanging="360" w:left="720"/>
+      </w:pPr>
+      <w:rPr>
+        <w:rFonts w:hint="default" w:ascii="Symbol" w:hAnsi="Symbol" w:eastAsia="Symbol" w:cs="Symbol"/>
+      </w:rPr>
+      <w:start w:val="1"/>
+      <w:suff w:val="tab"/>
+    </w:lvl>
+    <w:lvl w:ilvl="1">
+      <w:isLgl w:val="false"/>
+      <w:lvlJc w:val="left"/>
+      <w:lvlText w:val="o"/>
+      <w:numFmt w:val="bullet"/>
+      <w:pPr>
+        <w:pBdr/>
+        <w:spacing/>
+        <w:ind w:hanging="360" w:left="1440"/>
+      </w:pPr>
+      <w:rPr>
+        <w:rFonts w:hint="default" w:ascii="Courier New" w:hAnsi="Courier New" w:eastAsia="Courier New" w:cs="Courier New"/>
+      </w:rPr>
+      <w:start w:val="1"/>
+      <w:suff w:val="tab"/>
+    </w:lvl>
+    <w:lvl w:ilvl="2">
+      <w:isLgl w:val="false"/>
+      <w:lvlJc w:val="left"/>
+      <w:lvlText w:val="§"/>
+      <w:numFmt w:val="bullet"/>
+      <w:pPr>
+        <w:pBdr/>
+        <w:spacing/>
+        <w:ind w:hanging="360" w:left="2160"/>
+      </w:pPr>
+      <w:rPr>
+        <w:rFonts w:hint="default" w:ascii="Wingdings" w:hAnsi="Wingdings" w:eastAsia="Wingdings" w:cs="Wingdings"/>
+      </w:rPr>
+      <w:start w:val="1"/>
+      <w:suff w:val="tab"/>
+    </w:lvl>
+    <w:lvl w:ilvl="3">
+      <w:isLgl w:val="false"/>
+      <w:lvlJc w:val="left"/>
+      <w:lvlText w:val="·"/>
+      <w:numFmt w:val="bullet"/>
+      <w:pPr>
+        <w:pBdr/>
+        <w:spacing/>
+        <w:ind w:hanging="360" w:left="2880"/>
+      </w:pPr>
+      <w:rPr>
+        <w:rFonts w:hint="default" w:ascii="Symbol" w:hAnsi="Symbol" w:eastAsia="Symbol" w:cs="Symbol"/>
+      </w:rPr>
+      <w:start w:val="1"/>
+      <w:suff w:val="tab"/>
+    </w:lvl>
+    <w:lvl w:ilvl="4">
+      <w:isLgl w:val="false"/>
+      <w:lvlJc w:val="left"/>
+      <w:lvlText w:val="o"/>
+      <w:numFmt w:val="bullet"/>
+      <w:pPr>
+        <w:pBdr/>
+        <w:spacing/>
+        <w:ind w:hanging="360" w:left="3600"/>
+      </w:pPr>
+      <w:rPr>
+        <w:rFonts w:hint="default" w:ascii="Courier New" w:hAnsi="Courier New" w:eastAsia="Courier New" w:cs="Courier New"/>
+      </w:rPr>
+      <w:start w:val="1"/>
+      <w:suff w:val="tab"/>
+    </w:lvl>
+    <w:lvl w:ilvl="5">
+      <w:isLgl w:val="false"/>
+      <w:lvlJc w:val="left"/>
+      <w:lvlText w:val="§"/>
+      <w:numFmt w:val="bullet"/>
+      <w:pPr>
+        <w:pBdr/>
+        <w:spacing/>
+        <w:ind w:hanging="360" w:left="4320"/>
+      </w:pPr>
+      <w:rPr>
+        <w:rFonts w:hint="default" w:ascii="Wingdings" w:hAnsi="Wingdings" w:eastAsia="Wingdings" w:cs="Wingdings"/>
+      </w:rPr>
+      <w:start w:val="1"/>
+      <w:suff w:val="tab"/>
+    </w:lvl>
+    <w:lvl w:ilvl="6">
+      <w:isLgl w:val="false"/>
+      <w:lvlJc w:val="left"/>
+      <w:lvlText w:val="·"/>
+      <w:numFmt w:val="bullet"/>
+      <w:pPr>
+        <w:pBdr/>
+        <w:spacing/>
+        <w:ind w:hanging="360" w:left="5040"/>
+      </w:pPr>
+      <w:rPr>
+        <w:rFonts w:hint="default" w:ascii="Symbol" w:hAnsi="Symbol" w:eastAsia="Symbol" w:cs="Symbol"/>
+      </w:rPr>
+      <w:start w:val="1"/>
+      <w:suff w:val="tab"/>
+    </w:lvl>
+    <w:lvl w:ilvl="7">
+      <w:isLgl w:val="false"/>
+      <w:lvlJc w:val="left"/>
+      <w:lvlText w:val="o"/>
+      <w:numFmt w:val="bullet"/>
+      <w:pPr>
+        <w:pBdr/>
+        <w:spacing/>
+        <w:ind w:hanging="360" w:left="5760"/>
+      </w:pPr>
+      <w:rPr>
+        <w:rFonts w:hint="default" w:ascii="Courier New" w:hAnsi="Courier New" w:eastAsia="Courier New" w:cs="Courier New"/>
+      </w:rPr>
+      <w:start w:val="1"/>
+      <w:suff w:val="tab"/>
+    </w:lvl>
+    <w:lvl w:ilvl="8">
+      <w:isLgl w:val="false"/>
+      <w:lvlJc w:val="left"/>
+      <w:lvlText w:val="§"/>
+      <w:numFmt w:val="bullet"/>
+      <w:pPr>
+        <w:pBdr/>
+        <w:spacing/>
+        <w:ind w:hanging="360" w:left="6480"/>
+      </w:pPr>
+      <w:rPr>
+        <w:rFonts w:hint="default" w:ascii="Wingdings" w:hAnsi="Wingdings" w:eastAsia="Wingdings" w:cs="Wingdings"/>
+      </w:rPr>
+      <w:start w:val="1"/>
+      <w:suff w:val="tab"/>
+    </w:lvl>
+  </w:abstractNum>
+  <w:abstractNum w:abstractNumId="111">
+    <w:nsid w:val="463A338D"/>
+    <w:lvl w:ilvl="0">
+      <w:isLgl w:val="false"/>
+      <w:lvlJc w:val="left"/>
+      <w:lvlText w:val="·"/>
+      <w:numFmt w:val="bullet"/>
+      <w:pPr>
+        <w:pBdr/>
+        <w:spacing/>
+        <w:ind w:hanging="360" w:left="720"/>
+      </w:pPr>
+      <w:rPr>
+        <w:rFonts w:hint="default" w:ascii="Symbol" w:hAnsi="Symbol" w:eastAsia="Symbol" w:cs="Symbol"/>
+      </w:rPr>
+      <w:start w:val="1"/>
+      <w:suff w:val="tab"/>
+    </w:lvl>
+    <w:lvl w:ilvl="1">
+      <w:isLgl w:val="false"/>
+      <w:lvlJc w:val="left"/>
+      <w:lvlText w:val="o"/>
+      <w:numFmt w:val="bullet"/>
+      <w:pPr>
+        <w:pBdr/>
+        <w:spacing/>
+        <w:ind w:hanging="360" w:left="1440"/>
+      </w:pPr>
+      <w:rPr>
+        <w:rFonts w:hint="default" w:ascii="Courier New" w:hAnsi="Courier New" w:eastAsia="Courier New" w:cs="Courier New"/>
+      </w:rPr>
+      <w:start w:val="1"/>
+      <w:suff w:val="tab"/>
+    </w:lvl>
+    <w:lvl w:ilvl="2">
+      <w:isLgl w:val="false"/>
+      <w:lvlJc w:val="left"/>
+      <w:lvlText w:val="§"/>
+      <w:numFmt w:val="bullet"/>
+      <w:pPr>
+        <w:pBdr/>
+        <w:spacing/>
+        <w:ind w:hanging="360" w:left="2160"/>
+      </w:pPr>
+      <w:rPr>
+        <w:rFonts w:hint="default" w:ascii="Wingdings" w:hAnsi="Wingdings" w:eastAsia="Wingdings" w:cs="Wingdings"/>
+      </w:rPr>
+      <w:start w:val="1"/>
+      <w:suff w:val="tab"/>
+    </w:lvl>
+    <w:lvl w:ilvl="3">
+      <w:isLgl w:val="false"/>
+      <w:lvlJc w:val="left"/>
+      <w:lvlText w:val="·"/>
+      <w:numFmt w:val="bullet"/>
+      <w:pPr>
+        <w:pBdr/>
+        <w:spacing/>
+        <w:ind w:hanging="360" w:left="2880"/>
+      </w:pPr>
+      <w:rPr>
+        <w:rFonts w:hint="default" w:ascii="Symbol" w:hAnsi="Symbol" w:eastAsia="Symbol" w:cs="Symbol"/>
+      </w:rPr>
+      <w:start w:val="1"/>
+      <w:suff w:val="tab"/>
+    </w:lvl>
+    <w:lvl w:ilvl="4">
+      <w:isLgl w:val="false"/>
+      <w:lvlJc w:val="left"/>
+      <w:lvlText w:val="o"/>
+      <w:numFmt w:val="bullet"/>
+      <w:pPr>
+        <w:pBdr/>
+        <w:spacing/>
+        <w:ind w:hanging="360" w:left="3600"/>
+      </w:pPr>
+      <w:rPr>
+        <w:rFonts w:hint="default" w:ascii="Courier New" w:hAnsi="Courier New" w:eastAsia="Courier New" w:cs="Courier New"/>
+      </w:rPr>
+      <w:start w:val="1"/>
+      <w:suff w:val="tab"/>
+    </w:lvl>
+    <w:lvl w:ilvl="5">
+      <w:isLgl w:val="false"/>
+      <w:lvlJc w:val="left"/>
+      <w:lvlText w:val="§"/>
+      <w:numFmt w:val="bullet"/>
+      <w:pPr>
+        <w:pBdr/>
+        <w:spacing/>
+        <w:ind w:hanging="360" w:left="4320"/>
+      </w:pPr>
+      <w:rPr>
+        <w:rFonts w:hint="default" w:ascii="Wingdings" w:hAnsi="Wingdings" w:eastAsia="Wingdings" w:cs="Wingdings"/>
+      </w:rPr>
+      <w:start w:val="1"/>
+      <w:suff w:val="tab"/>
+    </w:lvl>
+    <w:lvl w:ilvl="6">
+      <w:isLgl w:val="false"/>
+      <w:lvlJc w:val="left"/>
+      <w:lvlText w:val="·"/>
+      <w:numFmt w:val="bullet"/>
+      <w:pPr>
+        <w:pBdr/>
+        <w:spacing/>
+        <w:ind w:hanging="360" w:left="5040"/>
+      </w:pPr>
+      <w:rPr>
+        <w:rFonts w:hint="default" w:ascii="Symbol" w:hAnsi="Symbol" w:eastAsia="Symbol" w:cs="Symbol"/>
+      </w:rPr>
+      <w:start w:val="1"/>
+      <w:suff w:val="tab"/>
+    </w:lvl>
+    <w:lvl w:ilvl="7">
+      <w:isLgl w:val="false"/>
+      <w:lvlJc w:val="left"/>
+      <w:lvlText w:val="o"/>
+      <w:numFmt w:val="bullet"/>
+      <w:pPr>
+        <w:pBdr/>
+        <w:spacing/>
+        <w:ind w:hanging="360" w:left="5760"/>
+      </w:pPr>
+      <w:rPr>
+        <w:rFonts w:hint="default" w:ascii="Courier New" w:hAnsi="Courier New" w:eastAsia="Courier New" w:cs="Courier New"/>
+      </w:rPr>
+      <w:start w:val="1"/>
+      <w:suff w:val="tab"/>
+    </w:lvl>
+    <w:lvl w:ilvl="8">
+      <w:isLgl w:val="false"/>
+      <w:lvlJc w:val="left"/>
+      <w:lvlText w:val="§"/>
+      <w:numFmt w:val="bullet"/>
+      <w:pPr>
+        <w:pBdr/>
+        <w:spacing/>
+        <w:ind w:hanging="360" w:left="6480"/>
       </w:pPr>
       <w:rPr>
         <w:rFonts w:hint="default" w:ascii="Wingdings" w:hAnsi="Wingdings" w:eastAsia="Wingdings" w:cs="Wingdings"/>
@@ -17311,6 +20943,21 @@
   <w:num w:numId="115">
     <w:abstractNumId w:val="106"/>
   </w:num>
+  <w:num w:numId="116">
+    <w:abstractNumId w:val="107"/>
+  </w:num>
+  <w:num w:numId="117">
+    <w:abstractNumId w:val="108"/>
+  </w:num>
+  <w:num w:numId="118">
+    <w:abstractNumId w:val="109"/>
+  </w:num>
+  <w:num w:numId="119">
+    <w:abstractNumId w:val="110"/>
+  </w:num>
+  <w:num w:numId="120">
+    <w:abstractNumId w:val="111"/>
+  </w:num>
 </w:numbering>
 </file>
 
@@ -17322,7 +20969,7 @@
         <w:rFonts w:hint="default" w:asciiTheme="minorHAnsi" w:hAnsiTheme="minorHAnsi" w:eastAsiaTheme="minorHAnsi" w:cstheme="minorBidi"/>
         <w:sz w:val="22"/>
         <w:szCs w:val="22"/>
-        <w:lang w:val="fr-FR" w:eastAsia="en-US" w:bidi="ar-SA"/>
+        <w:lang w:val="en-GB" w:eastAsia="en-US" w:bidi="ar-SA"/>
       </w:rPr>
     </w:rPrDefault>
     <w:pPrDefault>
@@ -17472,7 +21119,7 @@
     <w:lsdException w:name="Bibliography" w:uiPriority="37"/>
     <w:lsdException w:name="TOC Heading" w:uiPriority="39" w:qFormat="1"/>
   </w:latentStyles>
-  <w:style w:type="paragraph" w:styleId="1612" w:default="1">
+  <w:style w:type="paragraph" w:styleId="1029" w:default="1">
     <w:name w:val="Normal"/>
     <w:qFormat/>
     <w:pPr>
@@ -17484,11 +21131,11 @@
       <w:lang w:val="fr-FR"/>
     </w:rPr>
   </w:style>
-  <w:style w:type="paragraph" w:styleId="1613">
+  <w:style w:type="paragraph" w:styleId="1030">
     <w:name w:val="Heading 1"/>
-    <w:basedOn w:val="1612"/>
-    <w:next w:val="1612"/>
-    <w:link w:val="1806"/>
+    <w:basedOn w:val="1029"/>
+    <w:next w:val="1029"/>
+    <w:link w:val="1223"/>
     <w:uiPriority w:val="9"/>
     <w:qFormat/>
     <w:pPr>
@@ -17506,11 +21153,11 @@
       <w:szCs w:val="32"/>
     </w:rPr>
   </w:style>
-  <w:style w:type="paragraph" w:styleId="1614">
+  <w:style w:type="paragraph" w:styleId="1031">
     <w:name w:val="Heading 2"/>
-    <w:basedOn w:val="1612"/>
-    <w:next w:val="1612"/>
-    <w:link w:val="1812"/>
+    <w:basedOn w:val="1029"/>
+    <w:next w:val="1029"/>
+    <w:link w:val="1229"/>
     <w:uiPriority w:val="9"/>
     <w:unhideWhenUsed/>
     <w:qFormat/>
@@ -17529,11 +21176,11 @@
       <w:szCs w:val="26"/>
     </w:rPr>
   </w:style>
-  <w:style w:type="paragraph" w:styleId="1615">
+  <w:style w:type="paragraph" w:styleId="1032">
     <w:name w:val="Heading 3"/>
-    <w:basedOn w:val="1612"/>
-    <w:next w:val="1612"/>
-    <w:link w:val="1824"/>
+    <w:basedOn w:val="1029"/>
+    <w:next w:val="1029"/>
+    <w:link w:val="1241"/>
     <w:uiPriority w:val="9"/>
     <w:unhideWhenUsed/>
     <w:qFormat/>
@@ -17552,11 +21199,11 @@
       <w:szCs w:val="24"/>
     </w:rPr>
   </w:style>
-  <w:style w:type="paragraph" w:styleId="1616">
+  <w:style w:type="paragraph" w:styleId="1033">
     <w:name w:val="Heading 4"/>
-    <w:basedOn w:val="1612"/>
-    <w:next w:val="1612"/>
-    <w:link w:val="1765"/>
+    <w:basedOn w:val="1029"/>
+    <w:next w:val="1029"/>
+    <w:link w:val="1182"/>
     <w:uiPriority w:val="9"/>
     <w:unhideWhenUsed/>
     <w:qFormat/>
@@ -17575,11 +21222,11 @@
       <w:color w:val="2f5496" w:themeColor="accent1" w:themeShade="BF"/>
     </w:rPr>
   </w:style>
-  <w:style w:type="paragraph" w:styleId="1617">
+  <w:style w:type="paragraph" w:styleId="1034">
     <w:name w:val="Heading 5"/>
-    <w:basedOn w:val="1612"/>
-    <w:next w:val="1612"/>
-    <w:link w:val="1766"/>
+    <w:basedOn w:val="1029"/>
+    <w:next w:val="1029"/>
+    <w:link w:val="1183"/>
     <w:uiPriority w:val="9"/>
     <w:unhideWhenUsed/>
     <w:qFormat/>
@@ -17596,11 +21243,11 @@
       <w:color w:val="2f5496" w:themeColor="accent1" w:themeShade="BF"/>
     </w:rPr>
   </w:style>
-  <w:style w:type="paragraph" w:styleId="1618">
+  <w:style w:type="paragraph" w:styleId="1035">
     <w:name w:val="Heading 6"/>
-    <w:basedOn w:val="1612"/>
-    <w:next w:val="1612"/>
-    <w:link w:val="1767"/>
+    <w:basedOn w:val="1029"/>
+    <w:next w:val="1029"/>
+    <w:link w:val="1184"/>
     <w:uiPriority w:val="9"/>
     <w:unhideWhenUsed/>
     <w:qFormat/>
@@ -17619,11 +21266,11 @@
       <w:color w:val="595959" w:themeColor="text1" w:themeTint="A6"/>
     </w:rPr>
   </w:style>
-  <w:style w:type="paragraph" w:styleId="1619">
+  <w:style w:type="paragraph" w:styleId="1036">
     <w:name w:val="Heading 7"/>
-    <w:basedOn w:val="1612"/>
-    <w:next w:val="1612"/>
-    <w:link w:val="1768"/>
+    <w:basedOn w:val="1029"/>
+    <w:next w:val="1029"/>
+    <w:link w:val="1185"/>
     <w:uiPriority w:val="9"/>
     <w:unhideWhenUsed/>
     <w:qFormat/>
@@ -17640,11 +21287,11 @@
       <w:color w:val="595959" w:themeColor="text1" w:themeTint="A6"/>
     </w:rPr>
   </w:style>
-  <w:style w:type="paragraph" w:styleId="1620">
+  <w:style w:type="paragraph" w:styleId="1037">
     <w:name w:val="Heading 8"/>
-    <w:basedOn w:val="1612"/>
-    <w:next w:val="1612"/>
-    <w:link w:val="1769"/>
+    <w:basedOn w:val="1029"/>
+    <w:next w:val="1029"/>
+    <w:link w:val="1186"/>
     <w:uiPriority w:val="9"/>
     <w:unhideWhenUsed/>
     <w:qFormat/>
@@ -17663,11 +21310,11 @@
       <w:color w:val="272727" w:themeColor="text1" w:themeTint="D8"/>
     </w:rPr>
   </w:style>
-  <w:style w:type="paragraph" w:styleId="1621">
+  <w:style w:type="paragraph" w:styleId="1038">
     <w:name w:val="Heading 9"/>
-    <w:basedOn w:val="1612"/>
-    <w:next w:val="1612"/>
-    <w:link w:val="1770"/>
+    <w:basedOn w:val="1029"/>
+    <w:next w:val="1029"/>
+    <w:link w:val="1187"/>
     <w:uiPriority w:val="9"/>
     <w:unhideWhenUsed/>
     <w:qFormat/>
@@ -17686,7 +21333,7 @@
       <w:color w:val="272727" w:themeColor="text1" w:themeTint="D8"/>
     </w:rPr>
   </w:style>
-  <w:style w:type="character" w:styleId="1622" w:default="1">
+  <w:style w:type="character" w:styleId="1039" w:default="1">
     <w:name w:val="Default Paragraph Font"/>
     <w:uiPriority w:val="1"/>
     <w:semiHidden/>
@@ -17697,7 +21344,7 @@
       <w:ind/>
     </w:pPr>
   </w:style>
-  <w:style w:type="table" w:styleId="1623" w:default="1">
+  <w:style w:type="table" w:styleId="1040" w:default="1">
     <w:name w:val="Normal Table"/>
     <w:uiPriority w:val="99"/>
     <w:semiHidden/>
@@ -17890,7 +21537,7 @@
       </w:tcPr>
     </w:tblStylePr>
   </w:style>
-  <w:style w:type="numbering" w:styleId="1624" w:default="1">
+  <w:style w:type="numbering" w:styleId="1041" w:default="1">
     <w:name w:val="No List"/>
     <w:uiPriority w:val="99"/>
     <w:semiHidden/>
@@ -17901,9 +21548,9 @@
       <w:ind/>
     </w:pPr>
   </w:style>
-  <w:style w:type="character" w:styleId="1625">
+  <w:style w:type="character" w:styleId="1042">
     <w:name w:val="Placeholder Text"/>
-    <w:basedOn w:val="1622"/>
+    <w:basedOn w:val="1039"/>
     <w:uiPriority w:val="99"/>
     <w:semiHidden/>
     <w:pPr>
@@ -17915,9 +21562,9 @@
       <w:color w:val="666666"/>
     </w:rPr>
   </w:style>
-  <w:style w:type="character" w:styleId="1626" w:customStyle="1">
+  <w:style w:type="character" w:styleId="1043" w:customStyle="1">
     <w:name w:val="Heading 4 Char"/>
-    <w:basedOn w:val="1622"/>
+    <w:basedOn w:val="1039"/>
     <w:uiPriority w:val="9"/>
     <w:pPr>
       <w:pBdr/>
@@ -17931,9 +21578,9 @@
       <w:color w:val="2f5496" w:themeColor="accent1" w:themeShade="BF"/>
     </w:rPr>
   </w:style>
-  <w:style w:type="character" w:styleId="1627" w:customStyle="1">
+  <w:style w:type="character" w:styleId="1044" w:customStyle="1">
     <w:name w:val="Heading 5 Char"/>
-    <w:basedOn w:val="1622"/>
+    <w:basedOn w:val="1039"/>
     <w:uiPriority w:val="9"/>
     <w:pPr>
       <w:pBdr/>
@@ -17945,9 +21592,9 @@
       <w:color w:val="2f5496" w:themeColor="accent1" w:themeShade="BF"/>
     </w:rPr>
   </w:style>
-  <w:style w:type="character" w:styleId="1628" w:customStyle="1">
+  <w:style w:type="character" w:styleId="1045" w:customStyle="1">
     <w:name w:val="Heading 6 Char"/>
-    <w:basedOn w:val="1622"/>
+    <w:basedOn w:val="1039"/>
     <w:uiPriority w:val="9"/>
     <w:pPr>
       <w:pBdr/>
@@ -17961,9 +21608,9 @@
       <w:color w:val="595959" w:themeColor="text1" w:themeTint="A6"/>
     </w:rPr>
   </w:style>
-  <w:style w:type="character" w:styleId="1629" w:customStyle="1">
+  <w:style w:type="character" w:styleId="1046" w:customStyle="1">
     <w:name w:val="Heading 7 Char"/>
-    <w:basedOn w:val="1622"/>
+    <w:basedOn w:val="1039"/>
     <w:uiPriority w:val="9"/>
     <w:pPr>
       <w:pBdr/>
@@ -17975,9 +21622,9 @@
       <w:color w:val="595959" w:themeColor="text1" w:themeTint="A6"/>
     </w:rPr>
   </w:style>
-  <w:style w:type="character" w:styleId="1630" w:customStyle="1">
+  <w:style w:type="character" w:styleId="1047" w:customStyle="1">
     <w:name w:val="Heading 8 Char"/>
-    <w:basedOn w:val="1622"/>
+    <w:basedOn w:val="1039"/>
     <w:uiPriority w:val="9"/>
     <w:pPr>
       <w:pBdr/>
@@ -17991,9 +21638,9 @@
       <w:color w:val="272727" w:themeColor="text1" w:themeTint="D8"/>
     </w:rPr>
   </w:style>
-  <w:style w:type="character" w:styleId="1631" w:customStyle="1">
+  <w:style w:type="character" w:styleId="1048" w:customStyle="1">
     <w:name w:val="Heading 9 Char"/>
-    <w:basedOn w:val="1622"/>
+    <w:basedOn w:val="1039"/>
     <w:uiPriority w:val="9"/>
     <w:pPr>
       <w:pBdr/>
@@ -18007,9 +21654,9 @@
       <w:color w:val="272727" w:themeColor="text1" w:themeTint="D8"/>
     </w:rPr>
   </w:style>
-  <w:style w:type="character" w:styleId="1632" w:customStyle="1">
+  <w:style w:type="character" w:styleId="1049" w:customStyle="1">
     <w:name w:val="Title Char"/>
-    <w:basedOn w:val="1622"/>
+    <w:basedOn w:val="1039"/>
     <w:uiPriority w:val="10"/>
     <w:pPr>
       <w:pBdr/>
@@ -18023,9 +21670,9 @@
       <w:szCs w:val="56"/>
     </w:rPr>
   </w:style>
-  <w:style w:type="character" w:styleId="1633" w:customStyle="1">
+  <w:style w:type="character" w:styleId="1050" w:customStyle="1">
     <w:name w:val="Subtitle Char"/>
-    <w:basedOn w:val="1622"/>
+    <w:basedOn w:val="1039"/>
     <w:uiPriority w:val="11"/>
     <w:pPr>
       <w:pBdr/>
@@ -18039,9 +21686,9 @@
       <w:szCs w:val="28"/>
     </w:rPr>
   </w:style>
-  <w:style w:type="character" w:styleId="1634" w:customStyle="1">
+  <w:style w:type="character" w:styleId="1051" w:customStyle="1">
     <w:name w:val="Quote Char"/>
-    <w:basedOn w:val="1622"/>
+    <w:basedOn w:val="1039"/>
     <w:uiPriority w:val="29"/>
     <w:pPr>
       <w:pBdr/>
@@ -18054,9 +21701,9 @@
       <w:color w:val="404040" w:themeColor="text1" w:themeTint="BF"/>
     </w:rPr>
   </w:style>
-  <w:style w:type="character" w:styleId="1635" w:customStyle="1">
+  <w:style w:type="character" w:styleId="1052" w:customStyle="1">
     <w:name w:val="Intense Quote Char"/>
-    <w:basedOn w:val="1622"/>
+    <w:basedOn w:val="1039"/>
     <w:uiPriority w:val="30"/>
     <w:pPr>
       <w:pBdr/>
@@ -18069,9 +21716,9 @@
       <w:color w:val="2f5496" w:themeColor="accent1" w:themeShade="BF"/>
     </w:rPr>
   </w:style>
-  <w:style w:type="character" w:styleId="1636" w:customStyle="1">
+  <w:style w:type="character" w:styleId="1053" w:customStyle="1">
     <w:name w:val="Footnote Text Char"/>
-    <w:basedOn w:val="1622"/>
+    <w:basedOn w:val="1039"/>
     <w:uiPriority w:val="99"/>
     <w:semiHidden/>
     <w:pPr>
@@ -18084,9 +21731,9 @@
       <w:szCs w:val="20"/>
     </w:rPr>
   </w:style>
-  <w:style w:type="character" w:styleId="1637" w:customStyle="1">
+  <w:style w:type="character" w:styleId="1054" w:customStyle="1">
     <w:name w:val="Endnote Text Char"/>
-    <w:basedOn w:val="1622"/>
+    <w:basedOn w:val="1039"/>
     <w:uiPriority w:val="99"/>
     <w:semiHidden/>
     <w:pPr>
@@ -18099,9 +21746,9 @@
       <w:szCs w:val="20"/>
     </w:rPr>
   </w:style>
-  <w:style w:type="table" w:styleId="1638" w:customStyle="1">
+  <w:style w:type="table" w:styleId="1055" w:customStyle="1">
     <w:name w:val="Table Grid Light"/>
-    <w:basedOn w:val="1623"/>
+    <w:basedOn w:val="1040"/>
     <w:uiPriority w:val="59"/>
     <w:pPr>
       <w:pBdr/>
@@ -18291,9 +21938,9 @@
       </w:tcPr>
     </w:tblStylePr>
   </w:style>
-  <w:style w:type="table" w:styleId="1639">
+  <w:style w:type="table" w:styleId="1056">
     <w:name w:val="Plain Table 1"/>
-    <w:basedOn w:val="1623"/>
+    <w:basedOn w:val="1040"/>
     <w:uiPriority w:val="59"/>
     <w:pPr>
       <w:pBdr/>
@@ -18509,9 +22156,9 @@
       </w:tcPr>
     </w:tblStylePr>
   </w:style>
-  <w:style w:type="table" w:styleId="1640">
+  <w:style w:type="table" w:styleId="1057">
     <w:name w:val="Plain Table 2"/>
-    <w:basedOn w:val="1623"/>
+    <w:basedOn w:val="1040"/>
     <w:uiPriority w:val="59"/>
     <w:pPr>
       <w:pBdr/>
@@ -18735,9 +22382,9 @@
       </w:tcPr>
     </w:tblStylePr>
   </w:style>
-  <w:style w:type="table" w:styleId="1641">
+  <w:style w:type="table" w:styleId="1058">
     <w:name w:val="Plain Table 3"/>
-    <w:basedOn w:val="1623"/>
+    <w:basedOn w:val="1040"/>
     <w:uiPriority w:val="99"/>
     <w:pPr>
       <w:pBdr/>
@@ -18964,9 +22611,9 @@
       </w:tcPr>
     </w:tblStylePr>
   </w:style>
-  <w:style w:type="table" w:styleId="1642">
+  <w:style w:type="table" w:styleId="1059">
     <w:name w:val="Plain Table 4"/>
-    <w:basedOn w:val="1623"/>
+    <w:basedOn w:val="1040"/>
     <w:uiPriority w:val="99"/>
     <w:pPr>
       <w:pBdr/>
@@ -19179,9 +22826,9 @@
       </w:tcPr>
     </w:tblStylePr>
   </w:style>
-  <w:style w:type="table" w:styleId="1643">
+  <w:style w:type="table" w:styleId="1060">
     <w:name w:val="Plain Table 5"/>
-    <w:basedOn w:val="1623"/>
+    <w:basedOn w:val="1040"/>
     <w:uiPriority w:val="99"/>
     <w:pPr>
       <w:pBdr/>
@@ -19411,9 +23058,9 @@
       </w:tcPr>
     </w:tblStylePr>
   </w:style>
-  <w:style w:type="table" w:styleId="1644">
+  <w:style w:type="table" w:styleId="1061">
     <w:name w:val="Grid Table 1 Light"/>
-    <w:basedOn w:val="1623"/>
+    <w:basedOn w:val="1040"/>
     <w:uiPriority w:val="99"/>
     <w:pPr>
       <w:pBdr/>
@@ -19633,9 +23280,9 @@
       </w:tcPr>
     </w:tblStylePr>
   </w:style>
-  <w:style w:type="table" w:styleId="1645" w:customStyle="1">
+  <w:style w:type="table" w:styleId="1062" w:customStyle="1">
     <w:name w:val="Grid Table 1 Light - Accent 1"/>
-    <w:basedOn w:val="1623"/>
+    <w:basedOn w:val="1040"/>
     <w:uiPriority w:val="99"/>
     <w:pPr>
       <w:pBdr/>
@@ -19855,9 +23502,9 @@
       </w:tcPr>
     </w:tblStylePr>
   </w:style>
-  <w:style w:type="table" w:styleId="1646" w:customStyle="1">
+  <w:style w:type="table" w:styleId="1063" w:customStyle="1">
     <w:name w:val="Grid Table 1 Light - Accent 2"/>
-    <w:basedOn w:val="1623"/>
+    <w:basedOn w:val="1040"/>
     <w:uiPriority w:val="99"/>
     <w:pPr>
       <w:pBdr/>
@@ -20077,9 +23724,9 @@
       </w:tcPr>
     </w:tblStylePr>
   </w:style>
-  <w:style w:type="table" w:styleId="1647" w:customStyle="1">
+  <w:style w:type="table" w:styleId="1064" w:customStyle="1">
     <w:name w:val="Grid Table 1 Light - Accent 3"/>
-    <w:basedOn w:val="1623"/>
+    <w:basedOn w:val="1040"/>
     <w:uiPriority w:val="99"/>
     <w:pPr>
       <w:pBdr/>
@@ -20299,9 +23946,9 @@
       </w:tcPr>
     </w:tblStylePr>
   </w:style>
-  <w:style w:type="table" w:styleId="1648" w:customStyle="1">
+  <w:style w:type="table" w:styleId="1065" w:customStyle="1">
     <w:name w:val="Grid Table 1 Light - Accent 4"/>
-    <w:basedOn w:val="1623"/>
+    <w:basedOn w:val="1040"/>
     <w:uiPriority w:val="99"/>
     <w:pPr>
       <w:pBdr/>
@@ -20521,9 +24168,9 @@
       </w:tcPr>
     </w:tblStylePr>
   </w:style>
-  <w:style w:type="table" w:styleId="1649" w:customStyle="1">
+  <w:style w:type="table" w:styleId="1066" w:customStyle="1">
     <w:name w:val="Grid Table 1 Light - Accent 5"/>
-    <w:basedOn w:val="1623"/>
+    <w:basedOn w:val="1040"/>
     <w:uiPriority w:val="99"/>
     <w:pPr>
       <w:pBdr/>
@@ -20743,9 +24390,9 @@
       </w:tcPr>
     </w:tblStylePr>
   </w:style>
-  <w:style w:type="table" w:styleId="1650" w:customStyle="1">
+  <w:style w:type="table" w:styleId="1067" w:customStyle="1">
     <w:name w:val="Grid Table 1 Light - Accent 6"/>
-    <w:basedOn w:val="1623"/>
+    <w:basedOn w:val="1040"/>
     <w:uiPriority w:val="99"/>
     <w:pPr>
       <w:pBdr/>
@@ -20965,9 +24612,9 @@
       </w:tcPr>
     </w:tblStylePr>
   </w:style>
-  <w:style w:type="table" w:styleId="1651">
+  <w:style w:type="table" w:styleId="1068">
     <w:name w:val="Grid Table 2"/>
-    <w:basedOn w:val="1623"/>
+    <w:basedOn w:val="1040"/>
     <w:uiPriority w:val="99"/>
     <w:pPr>
       <w:pBdr/>
@@ -21196,9 +24843,9 @@
       </w:tcPr>
     </w:tblStylePr>
   </w:style>
-  <w:style w:type="table" w:styleId="1652" w:customStyle="1">
+  <w:style w:type="table" w:styleId="1069" w:customStyle="1">
     <w:name w:val="Grid Table 2 - Accent 1"/>
-    <w:basedOn w:val="1623"/>
+    <w:basedOn w:val="1040"/>
     <w:uiPriority w:val="99"/>
     <w:pPr>
       <w:pBdr/>
@@ -21427,9 +25074,9 @@
       </w:tcPr>
     </w:tblStylePr>
   </w:style>
-  <w:style w:type="table" w:styleId="1653" w:customStyle="1">
+  <w:style w:type="table" w:styleId="1070" w:customStyle="1">
     <w:name w:val="Grid Table 2 - Accent 2"/>
-    <w:basedOn w:val="1623"/>
+    <w:basedOn w:val="1040"/>
     <w:uiPriority w:val="99"/>
     <w:pPr>
       <w:pBdr/>
@@ -21658,9 +25305,9 @@
       </w:tcPr>
     </w:tblStylePr>
   </w:style>
-  <w:style w:type="table" w:styleId="1654" w:customStyle="1">
+  <w:style w:type="table" w:styleId="1071" w:customStyle="1">
     <w:name w:val="Grid Table 2 - Accent 3"/>
-    <w:basedOn w:val="1623"/>
+    <w:basedOn w:val="1040"/>
     <w:uiPriority w:val="99"/>
     <w:pPr>
       <w:pBdr/>
@@ -21889,9 +25536,9 @@
       </w:tcPr>
     </w:tblStylePr>
   </w:style>
-  <w:style w:type="table" w:styleId="1655" w:customStyle="1">
+  <w:style w:type="table" w:styleId="1072" w:customStyle="1">
     <w:name w:val="Grid Table 2 - Accent 4"/>
-    <w:basedOn w:val="1623"/>
+    <w:basedOn w:val="1040"/>
     <w:uiPriority w:val="99"/>
     <w:pPr>
       <w:pBdr/>
@@ -22120,9 +25767,9 @@
       </w:tcPr>
     </w:tblStylePr>
   </w:style>
-  <w:style w:type="table" w:styleId="1656" w:customStyle="1">
+  <w:style w:type="table" w:styleId="1073" w:customStyle="1">
     <w:name w:val="Grid Table 2 - Accent 5"/>
-    <w:basedOn w:val="1623"/>
+    <w:basedOn w:val="1040"/>
     <w:uiPriority w:val="99"/>
     <w:pPr>
       <w:pBdr/>
@@ -22351,9 +25998,9 @@
       </w:tcPr>
     </w:tblStylePr>
   </w:style>
-  <w:style w:type="table" w:styleId="1657" w:customStyle="1">
+  <w:style w:type="table" w:styleId="1074" w:customStyle="1">
     <w:name w:val="Grid Table 2 - Accent 6"/>
-    <w:basedOn w:val="1623"/>
+    <w:basedOn w:val="1040"/>
     <w:uiPriority w:val="99"/>
     <w:pPr>
       <w:pBdr/>
@@ -22582,9 +26229,9 @@
       </w:tcPr>
     </w:tblStylePr>
   </w:style>
-  <w:style w:type="table" w:styleId="1658">
+  <w:style w:type="table" w:styleId="1075">
     <w:name w:val="Grid Table 3"/>
-    <w:basedOn w:val="1623"/>
+    <w:basedOn w:val="1040"/>
     <w:uiPriority w:val="99"/>
     <w:pPr>
       <w:pBdr/>
@@ -22826,9 +26473,9 @@
       </w:tcPr>
     </w:tblStylePr>
   </w:style>
-  <w:style w:type="table" w:styleId="1659" w:customStyle="1">
+  <w:style w:type="table" w:styleId="1076" w:customStyle="1">
     <w:name w:val="Grid Table 3 - Accent 1"/>
-    <w:basedOn w:val="1623"/>
+    <w:basedOn w:val="1040"/>
     <w:uiPriority w:val="99"/>
     <w:pPr>
       <w:pBdr/>
@@ -23070,9 +26717,9 @@
       </w:tcPr>
     </w:tblStylePr>
   </w:style>
-  <w:style w:type="table" w:styleId="1660" w:customStyle="1">
+  <w:style w:type="table" w:styleId="1077" w:customStyle="1">
     <w:name w:val="Grid Table 3 - Accent 2"/>
-    <w:basedOn w:val="1623"/>
+    <w:basedOn w:val="1040"/>
     <w:uiPriority w:val="99"/>
     <w:pPr>
       <w:pBdr/>
@@ -23314,9 +26961,9 @@
       </w:tcPr>
     </w:tblStylePr>
   </w:style>
-  <w:style w:type="table" w:styleId="1661" w:customStyle="1">
+  <w:style w:type="table" w:styleId="1078" w:customStyle="1">
     <w:name w:val="Grid Table 3 - Accent 3"/>
-    <w:basedOn w:val="1623"/>
+    <w:basedOn w:val="1040"/>
     <w:uiPriority w:val="99"/>
     <w:pPr>
       <w:pBdr/>
@@ -23558,9 +27205,9 @@
       </w:tcPr>
     </w:tblStylePr>
   </w:style>
-  <w:style w:type="table" w:styleId="1662" w:customStyle="1">
+  <w:style w:type="table" w:styleId="1079" w:customStyle="1">
     <w:name w:val="Grid Table 3 - Accent 4"/>
-    <w:basedOn w:val="1623"/>
+    <w:basedOn w:val="1040"/>
     <w:uiPriority w:val="99"/>
     <w:pPr>
       <w:pBdr/>
@@ -23802,9 +27449,9 @@
       </w:tcPr>
     </w:tblStylePr>
   </w:style>
-  <w:style w:type="table" w:styleId="1663" w:customStyle="1">
+  <w:style w:type="table" w:styleId="1080" w:customStyle="1">
     <w:name w:val="Grid Table 3 - Accent 5"/>
-    <w:basedOn w:val="1623"/>
+    <w:basedOn w:val="1040"/>
     <w:uiPriority w:val="99"/>
     <w:pPr>
       <w:pBdr/>
@@ -24046,9 +27693,9 @@
       </w:tcPr>
     </w:tblStylePr>
   </w:style>
-  <w:style w:type="table" w:styleId="1664" w:customStyle="1">
+  <w:style w:type="table" w:styleId="1081" w:customStyle="1">
     <w:name w:val="Grid Table 3 - Accent 6"/>
-    <w:basedOn w:val="1623"/>
+    <w:basedOn w:val="1040"/>
     <w:uiPriority w:val="99"/>
     <w:pPr>
       <w:pBdr/>
@@ -24290,9 +27937,9 @@
       </w:tcPr>
     </w:tblStylePr>
   </w:style>
-  <w:style w:type="table" w:styleId="1665" w:customStyle="1">
+  <w:style w:type="table" w:styleId="1082" w:customStyle="1">
     <w:name w:val="Grid Table 4 - Accent 1"/>
-    <w:basedOn w:val="1623"/>
+    <w:basedOn w:val="1040"/>
     <w:uiPriority w:val="59"/>
     <w:pPr>
       <w:pBdr/>
@@ -24522,9 +28169,9 @@
       </w:tcPr>
     </w:tblStylePr>
   </w:style>
-  <w:style w:type="table" w:styleId="1666" w:customStyle="1">
+  <w:style w:type="table" w:styleId="1083" w:customStyle="1">
     <w:name w:val="Grid Table 4 - Accent 2"/>
-    <w:basedOn w:val="1623"/>
+    <w:basedOn w:val="1040"/>
     <w:uiPriority w:val="59"/>
     <w:pPr>
       <w:pBdr/>
@@ -24754,9 +28401,9 @@
       </w:tcPr>
     </w:tblStylePr>
   </w:style>
-  <w:style w:type="table" w:styleId="1667" w:customStyle="1">
+  <w:style w:type="table" w:styleId="1084" w:customStyle="1">
     <w:name w:val="Grid Table 4 - Accent 3"/>
-    <w:basedOn w:val="1623"/>
+    <w:basedOn w:val="1040"/>
     <w:uiPriority w:val="59"/>
     <w:pPr>
       <w:pBdr/>
@@ -24986,9 +28633,9 @@
       </w:tcPr>
     </w:tblStylePr>
   </w:style>
-  <w:style w:type="table" w:styleId="1668" w:customStyle="1">
+  <w:style w:type="table" w:styleId="1085" w:customStyle="1">
     <w:name w:val="Grid Table 4 - Accent 4"/>
-    <w:basedOn w:val="1623"/>
+    <w:basedOn w:val="1040"/>
     <w:uiPriority w:val="59"/>
     <w:pPr>
       <w:pBdr/>
@@ -25218,9 +28865,9 @@
       </w:tcPr>
     </w:tblStylePr>
   </w:style>
-  <w:style w:type="table" w:styleId="1669" w:customStyle="1">
+  <w:style w:type="table" w:styleId="1086" w:customStyle="1">
     <w:name w:val="Grid Table 4 - Accent 5"/>
-    <w:basedOn w:val="1623"/>
+    <w:basedOn w:val="1040"/>
     <w:uiPriority w:val="59"/>
     <w:pPr>
       <w:pBdr/>
@@ -25450,9 +29097,9 @@
       </w:tcPr>
     </w:tblStylePr>
   </w:style>
-  <w:style w:type="table" w:styleId="1670" w:customStyle="1">
+  <w:style w:type="table" w:styleId="1087" w:customStyle="1">
     <w:name w:val="Grid Table 4 - Accent 6"/>
-    <w:basedOn w:val="1623"/>
+    <w:basedOn w:val="1040"/>
     <w:uiPriority w:val="59"/>
     <w:pPr>
       <w:pBdr/>
@@ -25682,9 +29329,9 @@
       </w:tcPr>
     </w:tblStylePr>
   </w:style>
-  <w:style w:type="table" w:styleId="1671">
+  <w:style w:type="table" w:styleId="1088">
     <w:name w:val="Grid Table 5 Dark"/>
-    <w:basedOn w:val="1623"/>
+    <w:basedOn w:val="1040"/>
     <w:uiPriority w:val="99"/>
     <w:pPr>
       <w:pBdr/>
@@ -25909,9 +29556,9 @@
       </w:tcPr>
     </w:tblStylePr>
   </w:style>
-  <w:style w:type="table" w:styleId="1672" w:customStyle="1">
+  <w:style w:type="table" w:styleId="1089" w:customStyle="1">
     <w:name w:val="Grid Table 5 Dark- Accent 1"/>
-    <w:basedOn w:val="1623"/>
+    <w:basedOn w:val="1040"/>
     <w:uiPriority w:val="99"/>
     <w:pPr>
       <w:pBdr/>
@@ -26136,9 +29783,9 @@
       </w:tcPr>
     </w:tblStylePr>
   </w:style>
-  <w:style w:type="table" w:styleId="1673" w:customStyle="1">
+  <w:style w:type="table" w:styleId="1090" w:customStyle="1">
     <w:name w:val="Grid Table 5 Dark - Accent 2"/>
-    <w:basedOn w:val="1623"/>
+    <w:basedOn w:val="1040"/>
     <w:uiPriority w:val="99"/>
     <w:pPr>
       <w:pBdr/>
@@ -26363,9 +30010,9 @@
       </w:tcPr>
     </w:tblStylePr>
   </w:style>
-  <w:style w:type="table" w:styleId="1674" w:customStyle="1">
+  <w:style w:type="table" w:styleId="1091" w:customStyle="1">
     <w:name w:val="Grid Table 5 Dark - Accent 3"/>
-    <w:basedOn w:val="1623"/>
+    <w:basedOn w:val="1040"/>
     <w:uiPriority w:val="99"/>
     <w:pPr>
       <w:pBdr/>
@@ -26590,9 +30237,9 @@
       </w:tcPr>
     </w:tblStylePr>
   </w:style>
-  <w:style w:type="table" w:styleId="1675" w:customStyle="1">
+  <w:style w:type="table" w:styleId="1092" w:customStyle="1">
     <w:name w:val="Grid Table 5 Dark- Accent 4"/>
-    <w:basedOn w:val="1623"/>
+    <w:basedOn w:val="1040"/>
     <w:uiPriority w:val="99"/>
     <w:pPr>
       <w:pBdr/>
@@ -26817,9 +30464,9 @@
       </w:tcPr>
     </w:tblStylePr>
   </w:style>
-  <w:style w:type="table" w:styleId="1676" w:customStyle="1">
+  <w:style w:type="table" w:styleId="1093" w:customStyle="1">
     <w:name w:val="Grid Table 5 Dark - Accent 5"/>
-    <w:basedOn w:val="1623"/>
+    <w:basedOn w:val="1040"/>
     <w:uiPriority w:val="99"/>
     <w:pPr>
       <w:pBdr/>
@@ -27044,9 +30691,9 @@
       </w:tcPr>
     </w:tblStylePr>
   </w:style>
-  <w:style w:type="table" w:styleId="1677" w:customStyle="1">
+  <w:style w:type="table" w:styleId="1094" w:customStyle="1">
     <w:name w:val="Grid Table 5 Dark - Accent 6"/>
-    <w:basedOn w:val="1623"/>
+    <w:basedOn w:val="1040"/>
     <w:uiPriority w:val="99"/>
     <w:pPr>
       <w:pBdr/>
@@ -27271,9 +30918,9 @@
       </w:tcPr>
     </w:tblStylePr>
   </w:style>
-  <w:style w:type="table" w:styleId="1678">
+  <w:style w:type="table" w:styleId="1095">
     <w:name w:val="Grid Table 6 Colorful"/>
-    <w:basedOn w:val="1623"/>
+    <w:basedOn w:val="1040"/>
     <w:uiPriority w:val="99"/>
     <w:pPr>
       <w:pBdr/>
@@ -27495,9 +31142,9 @@
       </w:tcPr>
     </w:tblStylePr>
   </w:style>
-  <w:style w:type="table" w:styleId="1679" w:customStyle="1">
+  <w:style w:type="table" w:styleId="1096" w:customStyle="1">
     <w:name w:val="Grid Table 6 Colorful - Accent 1"/>
-    <w:basedOn w:val="1623"/>
+    <w:basedOn w:val="1040"/>
     <w:uiPriority w:val="99"/>
     <w:pPr>
       <w:pBdr/>
@@ -27719,9 +31366,9 @@
       </w:tcPr>
     </w:tblStylePr>
   </w:style>
-  <w:style w:type="table" w:styleId="1680" w:customStyle="1">
+  <w:style w:type="table" w:styleId="1097" w:customStyle="1">
     <w:name w:val="Grid Table 6 Colorful - Accent 2"/>
-    <w:basedOn w:val="1623"/>
+    <w:basedOn w:val="1040"/>
     <w:uiPriority w:val="99"/>
     <w:pPr>
       <w:pBdr/>
@@ -27943,9 +31590,9 @@
       </w:tcPr>
     </w:tblStylePr>
   </w:style>
-  <w:style w:type="table" w:styleId="1681" w:customStyle="1">
+  <w:style w:type="table" w:styleId="1098" w:customStyle="1">
     <w:name w:val="Grid Table 6 Colorful - Accent 3"/>
-    <w:basedOn w:val="1623"/>
+    <w:basedOn w:val="1040"/>
     <w:uiPriority w:val="99"/>
     <w:pPr>
       <w:pBdr/>
@@ -28167,9 +31814,9 @@
       </w:tcPr>
     </w:tblStylePr>
   </w:style>
-  <w:style w:type="table" w:styleId="1682" w:customStyle="1">
+  <w:style w:type="table" w:styleId="1099" w:customStyle="1">
     <w:name w:val="Grid Table 6 Colorful - Accent 4"/>
-    <w:basedOn w:val="1623"/>
+    <w:basedOn w:val="1040"/>
     <w:uiPriority w:val="99"/>
     <w:pPr>
       <w:pBdr/>
@@ -28391,9 +32038,9 @@
       </w:tcPr>
     </w:tblStylePr>
   </w:style>
-  <w:style w:type="table" w:styleId="1683" w:customStyle="1">
+  <w:style w:type="table" w:styleId="1100" w:customStyle="1">
     <w:name w:val="Grid Table 6 Colorful - Accent 5"/>
-    <w:basedOn w:val="1623"/>
+    <w:basedOn w:val="1040"/>
     <w:uiPriority w:val="99"/>
     <w:pPr>
       <w:pBdr/>
@@ -28615,9 +32262,9 @@
       </w:tcPr>
     </w:tblStylePr>
   </w:style>
-  <w:style w:type="table" w:styleId="1684" w:customStyle="1">
+  <w:style w:type="table" w:styleId="1101" w:customStyle="1">
     <w:name w:val="Grid Table 6 Colorful - Accent 6"/>
-    <w:basedOn w:val="1623"/>
+    <w:basedOn w:val="1040"/>
     <w:uiPriority w:val="99"/>
     <w:pPr>
       <w:pBdr/>
@@ -28839,9 +32486,9 @@
       </w:tcPr>
     </w:tblStylePr>
   </w:style>
-  <w:style w:type="table" w:styleId="1685">
+  <w:style w:type="table" w:styleId="1102">
     <w:name w:val="Grid Table 7 Colorful"/>
-    <w:basedOn w:val="1623"/>
+    <w:basedOn w:val="1040"/>
     <w:uiPriority w:val="99"/>
     <w:pPr>
       <w:pBdr/>
@@ -29092,9 +32739,9 @@
       </w:tcPr>
     </w:tblStylePr>
   </w:style>
-  <w:style w:type="table" w:styleId="1686" w:customStyle="1">
+  <w:style w:type="table" w:styleId="1103" w:customStyle="1">
     <w:name w:val="Grid Table 7 Colorful - Accent 1"/>
-    <w:basedOn w:val="1623"/>
+    <w:basedOn w:val="1040"/>
     <w:uiPriority w:val="99"/>
     <w:pPr>
       <w:pBdr/>
@@ -29345,9 +32992,9 @@
       </w:tcPr>
     </w:tblStylePr>
   </w:style>
-  <w:style w:type="table" w:styleId="1687" w:customStyle="1">
+  <w:style w:type="table" w:styleId="1104" w:customStyle="1">
     <w:name w:val="Grid Table 7 Colorful - Accent 2"/>
-    <w:basedOn w:val="1623"/>
+    <w:basedOn w:val="1040"/>
     <w:uiPriority w:val="99"/>
     <w:pPr>
       <w:pBdr/>
@@ -29598,9 +33245,9 @@
       </w:tcPr>
     </w:tblStylePr>
   </w:style>
-  <w:style w:type="table" w:styleId="1688" w:customStyle="1">
+  <w:style w:type="table" w:styleId="1105" w:customStyle="1">
     <w:name w:val="Grid Table 7 Colorful - Accent 3"/>
-    <w:basedOn w:val="1623"/>
+    <w:basedOn w:val="1040"/>
     <w:uiPriority w:val="99"/>
     <w:pPr>
       <w:pBdr/>
@@ -29851,9 +33498,9 @@
       </w:tcPr>
     </w:tblStylePr>
   </w:style>
-  <w:style w:type="table" w:styleId="1689" w:customStyle="1">
+  <w:style w:type="table" w:styleId="1106" w:customStyle="1">
     <w:name w:val="Grid Table 7 Colorful - Accent 4"/>
-    <w:basedOn w:val="1623"/>
+    <w:basedOn w:val="1040"/>
     <w:uiPriority w:val="99"/>
     <w:pPr>
       <w:pBdr/>
@@ -30104,9 +33751,9 @@
       </w:tcPr>
     </w:tblStylePr>
   </w:style>
-  <w:style w:type="table" w:styleId="1690" w:customStyle="1">
+  <w:style w:type="table" w:styleId="1107" w:customStyle="1">
     <w:name w:val="Grid Table 7 Colorful - Accent 5"/>
-    <w:basedOn w:val="1623"/>
+    <w:basedOn w:val="1040"/>
     <w:uiPriority w:val="99"/>
     <w:pPr>
       <w:pBdr/>
@@ -30357,9 +34004,9 @@
       </w:tcPr>
     </w:tblStylePr>
   </w:style>
-  <w:style w:type="table" w:styleId="1691" w:customStyle="1">
+  <w:style w:type="table" w:styleId="1108" w:customStyle="1">
     <w:name w:val="Grid Table 7 Colorful - Accent 6"/>
-    <w:basedOn w:val="1623"/>
+    <w:basedOn w:val="1040"/>
     <w:uiPriority w:val="99"/>
     <w:pPr>
       <w:pBdr/>
@@ -30610,9 +34257,9 @@
       </w:tcPr>
     </w:tblStylePr>
   </w:style>
-  <w:style w:type="table" w:styleId="1692">
+  <w:style w:type="table" w:styleId="1109">
     <w:name w:val="List Table 1 Light"/>
-    <w:basedOn w:val="1623"/>
+    <w:basedOn w:val="1040"/>
     <w:uiPriority w:val="99"/>
     <w:pPr>
       <w:pBdr/>
@@ -30825,9 +34472,9 @@
       </w:tcPr>
     </w:tblStylePr>
   </w:style>
-  <w:style w:type="table" w:styleId="1693" w:customStyle="1">
+  <w:style w:type="table" w:styleId="1110" w:customStyle="1">
     <w:name w:val="List Table 1 Light - Accent 1"/>
-    <w:basedOn w:val="1623"/>
+    <w:basedOn w:val="1040"/>
     <w:uiPriority w:val="99"/>
     <w:pPr>
       <w:pBdr/>
@@ -31040,9 +34687,9 @@
       </w:tcPr>
     </w:tblStylePr>
   </w:style>
-  <w:style w:type="table" w:styleId="1694" w:customStyle="1">
+  <w:style w:type="table" w:styleId="1111" w:customStyle="1">
     <w:name w:val="List Table 1 Light - Accent 2"/>
-    <w:basedOn w:val="1623"/>
+    <w:basedOn w:val="1040"/>
     <w:uiPriority w:val="99"/>
     <w:pPr>
       <w:pBdr/>
@@ -31255,9 +34902,9 @@
       </w:tcPr>
     </w:tblStylePr>
   </w:style>
-  <w:style w:type="table" w:styleId="1695" w:customStyle="1">
+  <w:style w:type="table" w:styleId="1112" w:customStyle="1">
     <w:name w:val="List Table 1 Light - Accent 3"/>
-    <w:basedOn w:val="1623"/>
+    <w:basedOn w:val="1040"/>
     <w:uiPriority w:val="99"/>
     <w:pPr>
       <w:pBdr/>
@@ -31470,9 +35117,9 @@
       </w:tcPr>
     </w:tblStylePr>
   </w:style>
-  <w:style w:type="table" w:styleId="1696" w:customStyle="1">
+  <w:style w:type="table" w:styleId="1113" w:customStyle="1">
     <w:name w:val="List Table 1 Light - Accent 4"/>
-    <w:basedOn w:val="1623"/>
+    <w:basedOn w:val="1040"/>
     <w:uiPriority w:val="99"/>
     <w:pPr>
       <w:pBdr/>
@@ -31685,9 +35332,9 @@
       </w:tcPr>
     </w:tblStylePr>
   </w:style>
-  <w:style w:type="table" w:styleId="1697" w:customStyle="1">
+  <w:style w:type="table" w:styleId="1114" w:customStyle="1">
     <w:name w:val="List Table 1 Light - Accent 5"/>
-    <w:basedOn w:val="1623"/>
+    <w:basedOn w:val="1040"/>
     <w:uiPriority w:val="99"/>
     <w:pPr>
       <w:pBdr/>
@@ -31900,9 +35547,9 @@
       </w:tcPr>
     </w:tblStylePr>
   </w:style>
-  <w:style w:type="table" w:styleId="1698" w:customStyle="1">
+  <w:style w:type="table" w:styleId="1115" w:customStyle="1">
     <w:name w:val="List Table 1 Light - Accent 6"/>
-    <w:basedOn w:val="1623"/>
+    <w:basedOn w:val="1040"/>
     <w:uiPriority w:val="99"/>
     <w:pPr>
       <w:pBdr/>
@@ -32115,9 +35762,9 @@
       </w:tcPr>
     </w:tblStylePr>
   </w:style>
-  <w:style w:type="table" w:styleId="1699">
+  <w:style w:type="table" w:styleId="1116">
     <w:name w:val="List Table 2"/>
-    <w:basedOn w:val="1623"/>
+    <w:basedOn w:val="1040"/>
     <w:uiPriority w:val="99"/>
     <w:pPr>
       <w:pBdr/>
@@ -32352,9 +35999,9 @@
       </w:tcPr>
     </w:tblStylePr>
   </w:style>
-  <w:style w:type="table" w:styleId="1700" w:customStyle="1">
+  <w:style w:type="table" w:styleId="1117" w:customStyle="1">
     <w:name w:val="List Table 2 - Accent 1"/>
-    <w:basedOn w:val="1623"/>
+    <w:basedOn w:val="1040"/>
     <w:uiPriority w:val="99"/>
     <w:pPr>
       <w:pBdr/>
@@ -32589,9 +36236,9 @@
       </w:tcPr>
     </w:tblStylePr>
   </w:style>
-  <w:style w:type="table" w:styleId="1701" w:customStyle="1">
+  <w:style w:type="table" w:styleId="1118" w:customStyle="1">
     <w:name w:val="List Table 2 - Accent 2"/>
-    <w:basedOn w:val="1623"/>
+    <w:basedOn w:val="1040"/>
     <w:uiPriority w:val="99"/>
     <w:pPr>
       <w:pBdr/>
@@ -32826,9 +36473,9 @@
       </w:tcPr>
     </w:tblStylePr>
   </w:style>
-  <w:style w:type="table" w:styleId="1702" w:customStyle="1">
+  <w:style w:type="table" w:styleId="1119" w:customStyle="1">
     <w:name w:val="List Table 2 - Accent 3"/>
-    <w:basedOn w:val="1623"/>
+    <w:basedOn w:val="1040"/>
     <w:uiPriority w:val="99"/>
     <w:pPr>
       <w:pBdr/>
@@ -33063,9 +36710,9 @@
       </w:tcPr>
     </w:tblStylePr>
   </w:style>
-  <w:style w:type="table" w:styleId="1703" w:customStyle="1">
+  <w:style w:type="table" w:styleId="1120" w:customStyle="1">
     <w:name w:val="List Table 2 - Accent 4"/>
-    <w:basedOn w:val="1623"/>
+    <w:basedOn w:val="1040"/>
     <w:uiPriority w:val="99"/>
     <w:pPr>
       <w:pBdr/>
@@ -33300,9 +36947,9 @@
       </w:tcPr>
     </w:tblStylePr>
   </w:style>
-  <w:style w:type="table" w:styleId="1704" w:customStyle="1">
+  <w:style w:type="table" w:styleId="1121" w:customStyle="1">
     <w:name w:val="List Table 2 - Accent 5"/>
-    <w:basedOn w:val="1623"/>
+    <w:basedOn w:val="1040"/>
     <w:uiPriority w:val="99"/>
     <w:pPr>
       <w:pBdr/>
@@ -33537,9 +37184,9 @@
       </w:tcPr>
     </w:tblStylePr>
   </w:style>
-  <w:style w:type="table" w:styleId="1705" w:customStyle="1">
+  <w:style w:type="table" w:styleId="1122" w:customStyle="1">
     <w:name w:val="List Table 2 - Accent 6"/>
-    <w:basedOn w:val="1623"/>
+    <w:basedOn w:val="1040"/>
     <w:uiPriority w:val="99"/>
     <w:pPr>
       <w:pBdr/>
@@ -33774,9 +37421,9 @@
       </w:tcPr>
     </w:tblStylePr>
   </w:style>
-  <w:style w:type="table" w:styleId="1706">
+  <w:style w:type="table" w:styleId="1123">
     <w:name w:val="List Table 3"/>
-    <w:basedOn w:val="1623"/>
+    <w:basedOn w:val="1040"/>
     <w:uiPriority w:val="99"/>
     <w:pPr>
       <w:pBdr/>
@@ -34001,9 +37648,9 @@
       </w:tcPr>
     </w:tblStylePr>
   </w:style>
-  <w:style w:type="table" w:styleId="1707" w:customStyle="1">
+  <w:style w:type="table" w:styleId="1124" w:customStyle="1">
     <w:name w:val="List Table 3 - Accent 1"/>
-    <w:basedOn w:val="1623"/>
+    <w:basedOn w:val="1040"/>
     <w:uiPriority w:val="99"/>
     <w:pPr>
       <w:pBdr/>
@@ -34228,9 +37875,9 @@
       </w:tcPr>
     </w:tblStylePr>
   </w:style>
-  <w:style w:type="table" w:styleId="1708" w:customStyle="1">
+  <w:style w:type="table" w:styleId="1125" w:customStyle="1">
     <w:name w:val="List Table 3 - Accent 2"/>
-    <w:basedOn w:val="1623"/>
+    <w:basedOn w:val="1040"/>
     <w:uiPriority w:val="99"/>
     <w:pPr>
       <w:pBdr/>
@@ -34455,9 +38102,9 @@
       </w:tcPr>
     </w:tblStylePr>
   </w:style>
-  <w:style w:type="table" w:styleId="1709" w:customStyle="1">
+  <w:style w:type="table" w:styleId="1126" w:customStyle="1">
     <w:name w:val="List Table 3 - Accent 3"/>
-    <w:basedOn w:val="1623"/>
+    <w:basedOn w:val="1040"/>
     <w:uiPriority w:val="99"/>
     <w:pPr>
       <w:pBdr/>
@@ -34682,9 +38329,9 @@
       </w:tcPr>
     </w:tblStylePr>
   </w:style>
-  <w:style w:type="table" w:styleId="1710" w:customStyle="1">
+  <w:style w:type="table" w:styleId="1127" w:customStyle="1">
     <w:name w:val="List Table 3 - Accent 4"/>
-    <w:basedOn w:val="1623"/>
+    <w:basedOn w:val="1040"/>
     <w:uiPriority w:val="99"/>
     <w:pPr>
       <w:pBdr/>
@@ -34909,9 +38556,9 @@
       </w:tcPr>
     </w:tblStylePr>
   </w:style>
-  <w:style w:type="table" w:styleId="1711" w:customStyle="1">
+  <w:style w:type="table" w:styleId="1128" w:customStyle="1">
     <w:name w:val="List Table 3 - Accent 5"/>
-    <w:basedOn w:val="1623"/>
+    <w:basedOn w:val="1040"/>
     <w:uiPriority w:val="99"/>
     <w:pPr>
       <w:pBdr/>
@@ -35136,9 +38783,9 @@
       </w:tcPr>
     </w:tblStylePr>
   </w:style>
-  <w:style w:type="table" w:styleId="1712" w:customStyle="1">
+  <w:style w:type="table" w:styleId="1129" w:customStyle="1">
     <w:name w:val="List Table 3 - Accent 6"/>
-    <w:basedOn w:val="1623"/>
+    <w:basedOn w:val="1040"/>
     <w:uiPriority w:val="99"/>
     <w:pPr>
       <w:pBdr/>
@@ -35363,9 +39010,9 @@
       </w:tcPr>
     </w:tblStylePr>
   </w:style>
-  <w:style w:type="table" w:styleId="1713">
+  <w:style w:type="table" w:styleId="1130">
     <w:name w:val="List Table 4"/>
-    <w:basedOn w:val="1623"/>
+    <w:basedOn w:val="1040"/>
     <w:uiPriority w:val="99"/>
     <w:pPr>
       <w:pBdr/>
@@ -35587,9 +39234,9 @@
       </w:tcPr>
     </w:tblStylePr>
   </w:style>
-  <w:style w:type="table" w:styleId="1714" w:customStyle="1">
+  <w:style w:type="table" w:styleId="1131" w:customStyle="1">
     <w:name w:val="List Table 4 - Accent 1"/>
-    <w:basedOn w:val="1623"/>
+    <w:basedOn w:val="1040"/>
     <w:uiPriority w:val="99"/>
     <w:pPr>
       <w:pBdr/>
@@ -35811,9 +39458,9 @@
       </w:tcPr>
     </w:tblStylePr>
   </w:style>
-  <w:style w:type="table" w:styleId="1715" w:customStyle="1">
+  <w:style w:type="table" w:styleId="1132" w:customStyle="1">
     <w:name w:val="List Table 4 - Accent 2"/>
-    <w:basedOn w:val="1623"/>
+    <w:basedOn w:val="1040"/>
     <w:uiPriority w:val="99"/>
     <w:pPr>
       <w:pBdr/>
@@ -36035,9 +39682,9 @@
       </w:tcPr>
     </w:tblStylePr>
   </w:style>
-  <w:style w:type="table" w:styleId="1716" w:customStyle="1">
+  <w:style w:type="table" w:styleId="1133" w:customStyle="1">
     <w:name w:val="List Table 4 - Accent 3"/>
-    <w:basedOn w:val="1623"/>
+    <w:basedOn w:val="1040"/>
     <w:uiPriority w:val="99"/>
     <w:pPr>
       <w:pBdr/>
@@ -36259,9 +39906,9 @@
       </w:tcPr>
     </w:tblStylePr>
   </w:style>
-  <w:style w:type="table" w:styleId="1717" w:customStyle="1">
+  <w:style w:type="table" w:styleId="1134" w:customStyle="1">
     <w:name w:val="List Table 4 - Accent 4"/>
-    <w:basedOn w:val="1623"/>
+    <w:basedOn w:val="1040"/>
     <w:uiPriority w:val="99"/>
     <w:pPr>
       <w:pBdr/>
@@ -36483,9 +40130,9 @@
       </w:tcPr>
     </w:tblStylePr>
   </w:style>
-  <w:style w:type="table" w:styleId="1718" w:customStyle="1">
+  <w:style w:type="table" w:styleId="1135" w:customStyle="1">
     <w:name w:val="List Table 4 - Accent 5"/>
-    <w:basedOn w:val="1623"/>
+    <w:basedOn w:val="1040"/>
     <w:uiPriority w:val="99"/>
     <w:pPr>
       <w:pBdr/>
@@ -36707,9 +40354,9 @@
       </w:tcPr>
     </w:tblStylePr>
   </w:style>
-  <w:style w:type="table" w:styleId="1719" w:customStyle="1">
+  <w:style w:type="table" w:styleId="1136" w:customStyle="1">
     <w:name w:val="List Table 4 - Accent 6"/>
-    <w:basedOn w:val="1623"/>
+    <w:basedOn w:val="1040"/>
     <w:uiPriority w:val="99"/>
     <w:pPr>
       <w:pBdr/>
@@ -36931,9 +40578,9 @@
       </w:tcPr>
     </w:tblStylePr>
   </w:style>
-  <w:style w:type="table" w:styleId="1720">
+  <w:style w:type="table" w:styleId="1137">
     <w:name w:val="List Table 5 Dark"/>
-    <w:basedOn w:val="1623"/>
+    <w:basedOn w:val="1040"/>
     <w:uiPriority w:val="99"/>
     <w:pPr>
       <w:pBdr/>
@@ -37167,9 +40814,9 @@
       </w:tcPr>
     </w:tblStylePr>
   </w:style>
-  <w:style w:type="table" w:styleId="1721" w:customStyle="1">
+  <w:style w:type="table" w:styleId="1138" w:customStyle="1">
     <w:name w:val="List Table 5 Dark - Accent 1"/>
-    <w:basedOn w:val="1623"/>
+    <w:basedOn w:val="1040"/>
     <w:uiPriority w:val="99"/>
     <w:pPr>
       <w:pBdr/>
@@ -37403,9 +41050,9 @@
       </w:tcPr>
     </w:tblStylePr>
   </w:style>
-  <w:style w:type="table" w:styleId="1722" w:customStyle="1">
+  <w:style w:type="table" w:styleId="1139" w:customStyle="1">
     <w:name w:val="List Table 5 Dark - Accent 2"/>
-    <w:basedOn w:val="1623"/>
+    <w:basedOn w:val="1040"/>
     <w:uiPriority w:val="99"/>
     <w:pPr>
       <w:pBdr/>
@@ -37639,9 +41286,9 @@
       </w:tcPr>
     </w:tblStylePr>
   </w:style>
-  <w:style w:type="table" w:styleId="1723" w:customStyle="1">
+  <w:style w:type="table" w:styleId="1140" w:customStyle="1">
     <w:name w:val="List Table 5 Dark - Accent 3"/>
-    <w:basedOn w:val="1623"/>
+    <w:basedOn w:val="1040"/>
     <w:uiPriority w:val="99"/>
     <w:pPr>
       <w:pBdr/>
@@ -37875,9 +41522,9 @@
       </w:tcPr>
     </w:tblStylePr>
   </w:style>
-  <w:style w:type="table" w:styleId="1724" w:customStyle="1">
+  <w:style w:type="table" w:styleId="1141" w:customStyle="1">
     <w:name w:val="List Table 5 Dark - Accent 4"/>
-    <w:basedOn w:val="1623"/>
+    <w:basedOn w:val="1040"/>
     <w:uiPriority w:val="99"/>
     <w:pPr>
       <w:pBdr/>
@@ -38111,9 +41758,9 @@
       </w:tcPr>
     </w:tblStylePr>
   </w:style>
-  <w:style w:type="table" w:styleId="1725" w:customStyle="1">
+  <w:style w:type="table" w:styleId="1142" w:customStyle="1">
     <w:name w:val="List Table 5 Dark - Accent 5"/>
-    <w:basedOn w:val="1623"/>
+    <w:basedOn w:val="1040"/>
     <w:uiPriority w:val="99"/>
     <w:pPr>
       <w:pBdr/>
@@ -38347,9 +41994,9 @@
       </w:tcPr>
     </w:tblStylePr>
   </w:style>
-  <w:style w:type="table" w:styleId="1726" w:customStyle="1">
+  <w:style w:type="table" w:styleId="1143" w:customStyle="1">
     <w:name w:val="List Table 5 Dark - Accent 6"/>
-    <w:basedOn w:val="1623"/>
+    <w:basedOn w:val="1040"/>
     <w:uiPriority w:val="99"/>
     <w:pPr>
       <w:pBdr/>
@@ -38583,9 +42230,9 @@
       </w:tcPr>
     </w:tblStylePr>
   </w:style>
-  <w:style w:type="table" w:styleId="1727">
+  <w:style w:type="table" w:styleId="1144">
     <w:name w:val="List Table 6 Colorful"/>
-    <w:basedOn w:val="1623"/>
+    <w:basedOn w:val="1040"/>
     <w:uiPriority w:val="99"/>
     <w:pPr>
       <w:pBdr/>
@@ -38805,9 +42452,9 @@
       </w:tcPr>
     </w:tblStylePr>
   </w:style>
-  <w:style w:type="table" w:styleId="1728" w:customStyle="1">
+  <w:style w:type="table" w:styleId="1145" w:customStyle="1">
     <w:name w:val="List Table 6 Colorful - Accent 1"/>
-    <w:basedOn w:val="1623"/>
+    <w:basedOn w:val="1040"/>
     <w:uiPriority w:val="99"/>
     <w:pPr>
       <w:pBdr/>
@@ -39027,9 +42674,9 @@
       </w:tcPr>
     </w:tblStylePr>
   </w:style>
-  <w:style w:type="table" w:styleId="1729" w:customStyle="1">
+  <w:style w:type="table" w:styleId="1146" w:customStyle="1">
     <w:name w:val="List Table 6 Colorful - Accent 2"/>
-    <w:basedOn w:val="1623"/>
+    <w:basedOn w:val="1040"/>
     <w:uiPriority w:val="99"/>
     <w:pPr>
       <w:pBdr/>
@@ -39249,9 +42896,9 @@
       </w:tcPr>
     </w:tblStylePr>
   </w:style>
-  <w:style w:type="table" w:styleId="1730" w:customStyle="1">
+  <w:style w:type="table" w:styleId="1147" w:customStyle="1">
     <w:name w:val="List Table 6 Colorful - Accent 3"/>
-    <w:basedOn w:val="1623"/>
+    <w:basedOn w:val="1040"/>
     <w:uiPriority w:val="99"/>
     <w:pPr>
       <w:pBdr/>
@@ -39471,9 +43118,9 @@
       </w:tcPr>
     </w:tblStylePr>
   </w:style>
-  <w:style w:type="table" w:styleId="1731" w:customStyle="1">
+  <w:style w:type="table" w:styleId="1148" w:customStyle="1">
     <w:name w:val="List Table 6 Colorful - Accent 4"/>
-    <w:basedOn w:val="1623"/>
+    <w:basedOn w:val="1040"/>
     <w:uiPriority w:val="99"/>
     <w:pPr>
       <w:pBdr/>
@@ -39693,9 +43340,9 @@
       </w:tcPr>
     </w:tblStylePr>
   </w:style>
-  <w:style w:type="table" w:styleId="1732" w:customStyle="1">
+  <w:style w:type="table" w:styleId="1149" w:customStyle="1">
     <w:name w:val="List Table 6 Colorful - Accent 5"/>
-    <w:basedOn w:val="1623"/>
+    <w:basedOn w:val="1040"/>
     <w:uiPriority w:val="99"/>
     <w:pPr>
       <w:pBdr/>
@@ -39915,9 +43562,9 @@
       </w:tcPr>
     </w:tblStylePr>
   </w:style>
-  <w:style w:type="table" w:styleId="1733" w:customStyle="1">
+  <w:style w:type="table" w:styleId="1150" w:customStyle="1">
     <w:name w:val="List Table 6 Colorful - Accent 6"/>
-    <w:basedOn w:val="1623"/>
+    <w:basedOn w:val="1040"/>
     <w:uiPriority w:val="99"/>
     <w:pPr>
       <w:pBdr/>
@@ -40137,9 +43784,9 @@
       </w:tcPr>
     </w:tblStylePr>
   </w:style>
-  <w:style w:type="table" w:styleId="1734">
+  <w:style w:type="table" w:styleId="1151">
     <w:name w:val="List Table 7 Colorful"/>
-    <w:basedOn w:val="1623"/>
+    <w:basedOn w:val="1040"/>
     <w:uiPriority w:val="99"/>
     <w:pPr>
       <w:pBdr/>
@@ -40387,9 +44034,9 @@
       </w:tcPr>
     </w:tblStylePr>
   </w:style>
-  <w:style w:type="table" w:styleId="1735" w:customStyle="1">
+  <w:style w:type="table" w:styleId="1152" w:customStyle="1">
     <w:name w:val="List Table 7 Colorful - Accent 1"/>
-    <w:basedOn w:val="1623"/>
+    <w:basedOn w:val="1040"/>
     <w:uiPriority w:val="99"/>
     <w:pPr>
       <w:pBdr/>
@@ -40637,9 +44284,9 @@
       </w:tcPr>
     </w:tblStylePr>
   </w:style>
-  <w:style w:type="table" w:styleId="1736" w:customStyle="1">
+  <w:style w:type="table" w:styleId="1153" w:customStyle="1">
     <w:name w:val="List Table 7 Colorful - Accent 2"/>
-    <w:basedOn w:val="1623"/>
+    <w:basedOn w:val="1040"/>
     <w:uiPriority w:val="99"/>
     <w:pPr>
       <w:pBdr/>
@@ -40887,9 +44534,9 @@
       </w:tcPr>
     </w:tblStylePr>
   </w:style>
-  <w:style w:type="table" w:styleId="1737" w:customStyle="1">
+  <w:style w:type="table" w:styleId="1154" w:customStyle="1">
     <w:name w:val="List Table 7 Colorful - Accent 3"/>
-    <w:basedOn w:val="1623"/>
+    <w:basedOn w:val="1040"/>
     <w:uiPriority w:val="99"/>
     <w:pPr>
       <w:pBdr/>
@@ -41137,9 +44784,9 @@
       </w:tcPr>
     </w:tblStylePr>
   </w:style>
-  <w:style w:type="table" w:styleId="1738" w:customStyle="1">
+  <w:style w:type="table" w:styleId="1155" w:customStyle="1">
     <w:name w:val="List Table 7 Colorful - Accent 4"/>
-    <w:basedOn w:val="1623"/>
+    <w:basedOn w:val="1040"/>
     <w:uiPriority w:val="99"/>
     <w:pPr>
       <w:pBdr/>
@@ -41387,9 +45034,9 @@
       </w:tcPr>
     </w:tblStylePr>
   </w:style>
-  <w:style w:type="table" w:styleId="1739" w:customStyle="1">
+  <w:style w:type="table" w:styleId="1156" w:customStyle="1">
     <w:name w:val="List Table 7 Colorful - Accent 5"/>
-    <w:basedOn w:val="1623"/>
+    <w:basedOn w:val="1040"/>
     <w:uiPriority w:val="99"/>
     <w:pPr>
       <w:pBdr/>
@@ -41637,9 +45284,9 @@
       </w:tcPr>
     </w:tblStylePr>
   </w:style>
-  <w:style w:type="table" w:styleId="1740" w:customStyle="1">
+  <w:style w:type="table" w:styleId="1157" w:customStyle="1">
     <w:name w:val="List Table 7 Colorful - Accent 6"/>
-    <w:basedOn w:val="1623"/>
+    <w:basedOn w:val="1040"/>
     <w:uiPriority w:val="99"/>
     <w:pPr>
       <w:pBdr/>
@@ -41887,9 +45534,9 @@
       </w:tcPr>
     </w:tblStylePr>
   </w:style>
-  <w:style w:type="table" w:styleId="1741" w:customStyle="1">
+  <w:style w:type="table" w:styleId="1158" w:customStyle="1">
     <w:name w:val="Lined - Accent"/>
-    <w:basedOn w:val="1623"/>
+    <w:basedOn w:val="1040"/>
     <w:uiPriority w:val="99"/>
     <w:pPr>
       <w:pBdr/>
@@ -42126,9 +45773,9 @@
       </w:tcPr>
     </w:tblStylePr>
   </w:style>
-  <w:style w:type="table" w:styleId="1742" w:customStyle="1">
+  <w:style w:type="table" w:styleId="1159" w:customStyle="1">
     <w:name w:val="Lined - Accent 1"/>
-    <w:basedOn w:val="1623"/>
+    <w:basedOn w:val="1040"/>
     <w:uiPriority w:val="99"/>
     <w:pPr>
       <w:pBdr/>
@@ -42365,9 +46012,9 @@
       </w:tcPr>
     </w:tblStylePr>
   </w:style>
-  <w:style w:type="table" w:styleId="1743" w:customStyle="1">
+  <w:style w:type="table" w:styleId="1160" w:customStyle="1">
     <w:name w:val="Lined - Accent 2"/>
-    <w:basedOn w:val="1623"/>
+    <w:basedOn w:val="1040"/>
     <w:uiPriority w:val="99"/>
     <w:pPr>
       <w:pBdr/>
@@ -42604,9 +46251,9 @@
       </w:tcPr>
     </w:tblStylePr>
   </w:style>
-  <w:style w:type="table" w:styleId="1744" w:customStyle="1">
+  <w:style w:type="table" w:styleId="1161" w:customStyle="1">
     <w:name w:val="Lined - Accent 3"/>
-    <w:basedOn w:val="1623"/>
+    <w:basedOn w:val="1040"/>
     <w:uiPriority w:val="99"/>
     <w:pPr>
       <w:pBdr/>
@@ -42843,9 +46490,9 @@
       </w:tcPr>
     </w:tblStylePr>
   </w:style>
-  <w:style w:type="table" w:styleId="1745" w:customStyle="1">
+  <w:style w:type="table" w:styleId="1162" w:customStyle="1">
     <w:name w:val="Lined - Accent 4"/>
-    <w:basedOn w:val="1623"/>
+    <w:basedOn w:val="1040"/>
     <w:uiPriority w:val="99"/>
     <w:pPr>
       <w:pBdr/>
@@ -43082,9 +46729,9 @@
       </w:tcPr>
     </w:tblStylePr>
   </w:style>
-  <w:style w:type="table" w:styleId="1746" w:customStyle="1">
+  <w:style w:type="table" w:styleId="1163" w:customStyle="1">
     <w:name w:val="Lined - Accent 5"/>
-    <w:basedOn w:val="1623"/>
+    <w:basedOn w:val="1040"/>
     <w:uiPriority w:val="99"/>
     <w:pPr>
       <w:pBdr/>
@@ -43321,9 +46968,9 @@
       </w:tcPr>
     </w:tblStylePr>
   </w:style>
-  <w:style w:type="table" w:styleId="1747" w:customStyle="1">
+  <w:style w:type="table" w:styleId="1164" w:customStyle="1">
     <w:name w:val="Lined - Accent 6"/>
-    <w:basedOn w:val="1623"/>
+    <w:basedOn w:val="1040"/>
     <w:uiPriority w:val="99"/>
     <w:pPr>
       <w:pBdr/>
@@ -43560,9 +47207,9 @@
       </w:tcPr>
     </w:tblStylePr>
   </w:style>
-  <w:style w:type="table" w:styleId="1748" w:customStyle="1">
+  <w:style w:type="table" w:styleId="1165" w:customStyle="1">
     <w:name w:val="Bordered &amp; Lined - Accent"/>
-    <w:basedOn w:val="1623"/>
+    <w:basedOn w:val="1040"/>
     <w:uiPriority w:val="99"/>
     <w:pPr>
       <w:pBdr/>
@@ -43806,9 +47453,9 @@
       </w:tcPr>
     </w:tblStylePr>
   </w:style>
-  <w:style w:type="table" w:styleId="1749" w:customStyle="1">
+  <w:style w:type="table" w:styleId="1166" w:customStyle="1">
     <w:name w:val="Bordered &amp; Lined - Accent 1"/>
-    <w:basedOn w:val="1623"/>
+    <w:basedOn w:val="1040"/>
     <w:uiPriority w:val="99"/>
     <w:pPr>
       <w:pBdr/>
@@ -44052,9 +47699,9 @@
       </w:tcPr>
     </w:tblStylePr>
   </w:style>
-  <w:style w:type="table" w:styleId="1750" w:customStyle="1">
+  <w:style w:type="table" w:styleId="1167" w:customStyle="1">
     <w:name w:val="Bordered &amp; Lined - Accent 2"/>
-    <w:basedOn w:val="1623"/>
+    <w:basedOn w:val="1040"/>
     <w:uiPriority w:val="99"/>
     <w:pPr>
       <w:pBdr/>
@@ -44298,9 +47945,9 @@
       </w:tcPr>
     </w:tblStylePr>
   </w:style>
-  <w:style w:type="table" w:styleId="1751" w:customStyle="1">
+  <w:style w:type="table" w:styleId="1168" w:customStyle="1">
     <w:name w:val="Bordered &amp; Lined - Accent 3"/>
-    <w:basedOn w:val="1623"/>
+    <w:basedOn w:val="1040"/>
     <w:uiPriority w:val="99"/>
     <w:pPr>
       <w:pBdr/>
@@ -44544,9 +48191,9 @@
       </w:tcPr>
     </w:tblStylePr>
   </w:style>
-  <w:style w:type="table" w:styleId="1752" w:customStyle="1">
+  <w:style w:type="table" w:styleId="1169" w:customStyle="1">
     <w:name w:val="Bordered &amp; Lined - Accent 4"/>
-    <w:basedOn w:val="1623"/>
+    <w:basedOn w:val="1040"/>
     <w:uiPriority w:val="99"/>
     <w:pPr>
       <w:pBdr/>
@@ -44790,9 +48437,9 @@
       </w:tcPr>
     </w:tblStylePr>
   </w:style>
-  <w:style w:type="table" w:styleId="1753" w:customStyle="1">
+  <w:style w:type="table" w:styleId="1170" w:customStyle="1">
     <w:name w:val="Bordered &amp; Lined - Accent 5"/>
-    <w:basedOn w:val="1623"/>
+    <w:basedOn w:val="1040"/>
     <w:uiPriority w:val="99"/>
     <w:pPr>
       <w:pBdr/>
@@ -45036,9 +48683,9 @@
       </w:tcPr>
     </w:tblStylePr>
   </w:style>
-  <w:style w:type="table" w:styleId="1754" w:customStyle="1">
+  <w:style w:type="table" w:styleId="1171" w:customStyle="1">
     <w:name w:val="Bordered &amp; Lined - Accent 6"/>
-    <w:basedOn w:val="1623"/>
+    <w:basedOn w:val="1040"/>
     <w:uiPriority w:val="99"/>
     <w:pPr>
       <w:pBdr/>
@@ -45282,9 +48929,9 @@
       </w:tcPr>
     </w:tblStylePr>
   </w:style>
-  <w:style w:type="table" w:styleId="1755" w:customStyle="1">
+  <w:style w:type="table" w:styleId="1172" w:customStyle="1">
     <w:name w:val="Bordered"/>
-    <w:basedOn w:val="1623"/>
+    <w:basedOn w:val="1040"/>
     <w:uiPriority w:val="99"/>
     <w:pPr>
       <w:pBdr/>
@@ -45512,9 +49159,9 @@
       </w:tcPr>
     </w:tblStylePr>
   </w:style>
-  <w:style w:type="table" w:styleId="1756" w:customStyle="1">
+  <w:style w:type="table" w:styleId="1173" w:customStyle="1">
     <w:name w:val="Bordered - Accent 1"/>
-    <w:basedOn w:val="1623"/>
+    <w:basedOn w:val="1040"/>
     <w:uiPriority w:val="99"/>
     <w:pPr>
       <w:pBdr/>
@@ -45742,9 +49389,9 @@
       </w:tcPr>
     </w:tblStylePr>
   </w:style>
-  <w:style w:type="table" w:styleId="1757" w:customStyle="1">
+  <w:style w:type="table" w:styleId="1174" w:customStyle="1">
     <w:name w:val="Bordered - Accent 2"/>
-    <w:basedOn w:val="1623"/>
+    <w:basedOn w:val="1040"/>
     <w:uiPriority w:val="99"/>
     <w:pPr>
       <w:pBdr/>
@@ -45972,9 +49619,9 @@
       </w:tcPr>
     </w:tblStylePr>
   </w:style>
-  <w:style w:type="table" w:styleId="1758" w:customStyle="1">
+  <w:style w:type="table" w:styleId="1175" w:customStyle="1">
     <w:name w:val="Bordered - Accent 3"/>
-    <w:basedOn w:val="1623"/>
+    <w:basedOn w:val="1040"/>
     <w:uiPriority w:val="99"/>
     <w:pPr>
       <w:pBdr/>
@@ -46202,9 +49849,9 @@
       </w:tcPr>
     </w:tblStylePr>
   </w:style>
-  <w:style w:type="table" w:styleId="1759" w:customStyle="1">
+  <w:style w:type="table" w:styleId="1176" w:customStyle="1">
     <w:name w:val="Bordered - Accent 4"/>
-    <w:basedOn w:val="1623"/>
+    <w:basedOn w:val="1040"/>
     <w:uiPriority w:val="99"/>
     <w:pPr>
       <w:pBdr/>
@@ -46432,9 +50079,9 @@
       </w:tcPr>
     </w:tblStylePr>
   </w:style>
-  <w:style w:type="table" w:styleId="1760" w:customStyle="1">
+  <w:style w:type="table" w:styleId="1177" w:customStyle="1">
     <w:name w:val="Bordered - Accent 5"/>
-    <w:basedOn w:val="1623"/>
+    <w:basedOn w:val="1040"/>
     <w:uiPriority w:val="99"/>
     <w:pPr>
       <w:pBdr/>
@@ -46662,9 +50309,9 @@
       </w:tcPr>
     </w:tblStylePr>
   </w:style>
-  <w:style w:type="table" w:styleId="1761" w:customStyle="1">
+  <w:style w:type="table" w:styleId="1178" w:customStyle="1">
     <w:name w:val="Bordered - Accent 6"/>
-    <w:basedOn w:val="1623"/>
+    <w:basedOn w:val="1040"/>
     <w:uiPriority w:val="99"/>
     <w:pPr>
       <w:pBdr/>
@@ -46892,9 +50539,9 @@
       </w:tcPr>
     </w:tblStylePr>
   </w:style>
-  <w:style w:type="character" w:styleId="1762" w:customStyle="1">
+  <w:style w:type="character" w:styleId="1179" w:customStyle="1">
     <w:name w:val="Heading 1 Char"/>
-    <w:basedOn w:val="1622"/>
+    <w:basedOn w:val="1039"/>
     <w:uiPriority w:val="9"/>
     <w:pPr>
       <w:pBdr/>
@@ -46908,9 +50555,9 @@
       <w:szCs w:val="40"/>
     </w:rPr>
   </w:style>
-  <w:style w:type="character" w:styleId="1763" w:customStyle="1">
+  <w:style w:type="character" w:styleId="1180" w:customStyle="1">
     <w:name w:val="Heading 2 Char"/>
-    <w:basedOn w:val="1622"/>
+    <w:basedOn w:val="1039"/>
     <w:uiPriority w:val="9"/>
     <w:pPr>
       <w:pBdr/>
@@ -46924,9 +50571,9 @@
       <w:szCs w:val="32"/>
     </w:rPr>
   </w:style>
-  <w:style w:type="character" w:styleId="1764" w:customStyle="1">
+  <w:style w:type="character" w:styleId="1181" w:customStyle="1">
     <w:name w:val="Heading 3 Char"/>
-    <w:basedOn w:val="1622"/>
+    <w:basedOn w:val="1039"/>
     <w:uiPriority w:val="9"/>
     <w:pPr>
       <w:pBdr/>
@@ -46940,10 +50587,10 @@
       <w:szCs w:val="28"/>
     </w:rPr>
   </w:style>
-  <w:style w:type="character" w:styleId="1765" w:customStyle="1">
+  <w:style w:type="character" w:styleId="1182" w:customStyle="1">
     <w:name w:val="Titre 4 Car"/>
-    <w:basedOn w:val="1622"/>
-    <w:link w:val="1616"/>
+    <w:basedOn w:val="1039"/>
+    <w:link w:val="1033"/>
     <w:uiPriority w:val="9"/>
     <w:pPr>
       <w:pBdr/>
@@ -46957,10 +50604,10 @@
       <w:color w:val="2f5496" w:themeColor="accent1" w:themeShade="BF"/>
     </w:rPr>
   </w:style>
-  <w:style w:type="character" w:styleId="1766" w:customStyle="1">
+  <w:style w:type="character" w:styleId="1183" w:customStyle="1">
     <w:name w:val="Titre 5 Car"/>
-    <w:basedOn w:val="1622"/>
-    <w:link w:val="1617"/>
+    <w:basedOn w:val="1039"/>
+    <w:link w:val="1034"/>
     <w:uiPriority w:val="9"/>
     <w:pPr>
       <w:pBdr/>
@@ -46972,10 +50619,10 @@
       <w:color w:val="2f5496" w:themeColor="accent1" w:themeShade="BF"/>
     </w:rPr>
   </w:style>
-  <w:style w:type="character" w:styleId="1767" w:customStyle="1">
+  <w:style w:type="character" w:styleId="1184" w:customStyle="1">
     <w:name w:val="Titre 6 Car"/>
-    <w:basedOn w:val="1622"/>
-    <w:link w:val="1618"/>
+    <w:basedOn w:val="1039"/>
+    <w:link w:val="1035"/>
     <w:uiPriority w:val="9"/>
     <w:pPr>
       <w:pBdr/>
@@ -46989,10 +50636,10 @@
       <w:color w:val="595959" w:themeColor="text1" w:themeTint="A6"/>
     </w:rPr>
   </w:style>
-  <w:style w:type="character" w:styleId="1768" w:customStyle="1">
+  <w:style w:type="character" w:styleId="1185" w:customStyle="1">
     <w:name w:val="Titre 7 Car"/>
-    <w:basedOn w:val="1622"/>
-    <w:link w:val="1619"/>
+    <w:basedOn w:val="1039"/>
+    <w:link w:val="1036"/>
     <w:uiPriority w:val="9"/>
     <w:pPr>
       <w:pBdr/>
@@ -47004,10 +50651,10 @@
       <w:color w:val="595959" w:themeColor="text1" w:themeTint="A6"/>
     </w:rPr>
   </w:style>
-  <w:style w:type="character" w:styleId="1769" w:customStyle="1">
+  <w:style w:type="character" w:styleId="1186" w:customStyle="1">
     <w:name w:val="Titre 8 Car"/>
-    <w:basedOn w:val="1622"/>
-    <w:link w:val="1620"/>
+    <w:basedOn w:val="1039"/>
+    <w:link w:val="1037"/>
     <w:uiPriority w:val="9"/>
     <w:pPr>
       <w:pBdr/>
@@ -47021,10 +50668,10 @@
       <w:color w:val="272727" w:themeColor="text1" w:themeTint="D8"/>
     </w:rPr>
   </w:style>
-  <w:style w:type="character" w:styleId="1770" w:customStyle="1">
+  <w:style w:type="character" w:styleId="1187" w:customStyle="1">
     <w:name w:val="Titre 9 Car"/>
-    <w:basedOn w:val="1622"/>
-    <w:link w:val="1621"/>
+    <w:basedOn w:val="1039"/>
+    <w:link w:val="1038"/>
     <w:uiPriority w:val="9"/>
     <w:pPr>
       <w:pBdr/>
@@ -47038,11 +50685,11 @@
       <w:color w:val="272727" w:themeColor="text1" w:themeTint="D8"/>
     </w:rPr>
   </w:style>
-  <w:style w:type="paragraph" w:styleId="1771">
+  <w:style w:type="paragraph" w:styleId="1188">
     <w:name w:val="Title"/>
-    <w:basedOn w:val="1612"/>
-    <w:next w:val="1612"/>
-    <w:link w:val="1772"/>
+    <w:basedOn w:val="1029"/>
+    <w:next w:val="1029"/>
+    <w:link w:val="1189"/>
     <w:uiPriority w:val="10"/>
     <w:qFormat/>
     <w:pPr>
@@ -47058,10 +50705,10 @@
       <w:szCs w:val="56"/>
     </w:rPr>
   </w:style>
-  <w:style w:type="character" w:styleId="1772" w:customStyle="1">
+  <w:style w:type="character" w:styleId="1189" w:customStyle="1">
     <w:name w:val="Titre Car"/>
-    <w:basedOn w:val="1622"/>
-    <w:link w:val="1771"/>
+    <w:basedOn w:val="1039"/>
+    <w:link w:val="1188"/>
     <w:uiPriority w:val="10"/>
     <w:pPr>
       <w:pBdr/>
@@ -47075,11 +50722,11 @@
       <w:szCs w:val="56"/>
     </w:rPr>
   </w:style>
-  <w:style w:type="paragraph" w:styleId="1773">
+  <w:style w:type="paragraph" w:styleId="1190">
     <w:name w:val="Subtitle"/>
-    <w:basedOn w:val="1612"/>
-    <w:next w:val="1612"/>
-    <w:link w:val="1774"/>
+    <w:basedOn w:val="1029"/>
+    <w:next w:val="1029"/>
+    <w:link w:val="1191"/>
     <w:uiPriority w:val="11"/>
     <w:qFormat/>
     <w:pPr>
@@ -47097,10 +50744,10 @@
       <w:szCs w:val="28"/>
     </w:rPr>
   </w:style>
-  <w:style w:type="character" w:styleId="1774" w:customStyle="1">
+  <w:style w:type="character" w:styleId="1191" w:customStyle="1">
     <w:name w:val="Sous-titre Car"/>
-    <w:basedOn w:val="1622"/>
-    <w:link w:val="1773"/>
+    <w:basedOn w:val="1039"/>
+    <w:link w:val="1190"/>
     <w:uiPriority w:val="11"/>
     <w:pPr>
       <w:pBdr/>
@@ -47114,11 +50761,11 @@
       <w:szCs w:val="28"/>
     </w:rPr>
   </w:style>
-  <w:style w:type="paragraph" w:styleId="1775">
+  <w:style w:type="paragraph" w:styleId="1192">
     <w:name w:val="Quote"/>
-    <w:basedOn w:val="1612"/>
-    <w:next w:val="1612"/>
-    <w:link w:val="1776"/>
+    <w:basedOn w:val="1029"/>
+    <w:next w:val="1029"/>
+    <w:link w:val="1193"/>
     <w:uiPriority w:val="29"/>
     <w:qFormat/>
     <w:pPr>
@@ -47133,10 +50780,10 @@
       <w:color w:val="404040" w:themeColor="text1" w:themeTint="BF"/>
     </w:rPr>
   </w:style>
-  <w:style w:type="character" w:styleId="1776" w:customStyle="1">
+  <w:style w:type="character" w:styleId="1193" w:customStyle="1">
     <w:name w:val="Citation Car"/>
-    <w:basedOn w:val="1622"/>
-    <w:link w:val="1775"/>
+    <w:basedOn w:val="1039"/>
+    <w:link w:val="1192"/>
     <w:uiPriority w:val="29"/>
     <w:pPr>
       <w:pBdr/>
@@ -47149,9 +50796,9 @@
       <w:color w:val="404040" w:themeColor="text1" w:themeTint="BF"/>
     </w:rPr>
   </w:style>
-  <w:style w:type="character" w:styleId="1777">
+  <w:style w:type="character" w:styleId="1194">
     <w:name w:val="Intense Emphasis"/>
-    <w:basedOn w:val="1622"/>
+    <w:basedOn w:val="1039"/>
     <w:uiPriority w:val="21"/>
     <w:qFormat/>
     <w:pPr>
@@ -47165,11 +50812,11 @@
       <w:color w:val="2f5496" w:themeColor="accent1" w:themeShade="BF"/>
     </w:rPr>
   </w:style>
-  <w:style w:type="paragraph" w:styleId="1778">
+  <w:style w:type="paragraph" w:styleId="1195">
     <w:name w:val="Intense Quote"/>
-    <w:basedOn w:val="1612"/>
-    <w:next w:val="1612"/>
-    <w:link w:val="1779"/>
+    <w:basedOn w:val="1029"/>
+    <w:next w:val="1029"/>
+    <w:link w:val="1196"/>
     <w:uiPriority w:val="30"/>
     <w:qFormat/>
     <w:pPr>
@@ -47187,10 +50834,10 @@
       <w:color w:val="2f5496" w:themeColor="accent1" w:themeShade="BF"/>
     </w:rPr>
   </w:style>
-  <w:style w:type="character" w:styleId="1779" w:customStyle="1">
+  <w:style w:type="character" w:styleId="1196" w:customStyle="1">
     <w:name w:val="Citation intense Car"/>
-    <w:basedOn w:val="1622"/>
-    <w:link w:val="1778"/>
+    <w:basedOn w:val="1039"/>
+    <w:link w:val="1195"/>
     <w:uiPriority w:val="30"/>
     <w:pPr>
       <w:pBdr/>
@@ -47203,9 +50850,9 @@
       <w:color w:val="2f5496" w:themeColor="accent1" w:themeShade="BF"/>
     </w:rPr>
   </w:style>
-  <w:style w:type="character" w:styleId="1780">
+  <w:style w:type="character" w:styleId="1197">
     <w:name w:val="Intense Reference"/>
-    <w:basedOn w:val="1622"/>
+    <w:basedOn w:val="1039"/>
     <w:uiPriority w:val="32"/>
     <w:qFormat/>
     <w:pPr>
@@ -47221,9 +50868,9 @@
       <w:spacing w:val="5"/>
     </w:rPr>
   </w:style>
-  <w:style w:type="character" w:styleId="1781">
+  <w:style w:type="character" w:styleId="1198">
     <w:name w:val="Subtle Emphasis"/>
-    <w:basedOn w:val="1622"/>
+    <w:basedOn w:val="1039"/>
     <w:uiPriority w:val="19"/>
     <w:qFormat/>
     <w:pPr>
@@ -47237,9 +50884,9 @@
       <w:color w:val="404040" w:themeColor="text1" w:themeTint="BF"/>
     </w:rPr>
   </w:style>
-  <w:style w:type="character" w:styleId="1782">
+  <w:style w:type="character" w:styleId="1199">
     <w:name w:val="Emphasis"/>
-    <w:basedOn w:val="1622"/>
+    <w:basedOn w:val="1039"/>
     <w:uiPriority w:val="20"/>
     <w:qFormat/>
     <w:pPr>
@@ -47252,9 +50899,9 @@
       <w:iCs/>
     </w:rPr>
   </w:style>
-  <w:style w:type="character" w:styleId="1783">
+  <w:style w:type="character" w:styleId="1200">
     <w:name w:val="Strong"/>
-    <w:basedOn w:val="1622"/>
+    <w:basedOn w:val="1039"/>
     <w:uiPriority w:val="22"/>
     <w:qFormat/>
     <w:pPr>
@@ -47267,9 +50914,9 @@
       <w:bCs/>
     </w:rPr>
   </w:style>
-  <w:style w:type="character" w:styleId="1784">
+  <w:style w:type="character" w:styleId="1201">
     <w:name w:val="Subtle Reference"/>
-    <w:basedOn w:val="1622"/>
+    <w:basedOn w:val="1039"/>
     <w:uiPriority w:val="31"/>
     <w:qFormat/>
     <w:pPr>
@@ -47282,9 +50929,9 @@
       <w:color w:val="5a5a5a" w:themeColor="text1" w:themeTint="A5"/>
     </w:rPr>
   </w:style>
-  <w:style w:type="character" w:styleId="1785">
+  <w:style w:type="character" w:styleId="1202">
     <w:name w:val="Book Title"/>
-    <w:basedOn w:val="1622"/>
+    <w:basedOn w:val="1039"/>
     <w:uiPriority w:val="33"/>
     <w:qFormat/>
     <w:pPr>
@@ -47300,9 +50947,9 @@
       <w:spacing w:val="5"/>
     </w:rPr>
   </w:style>
-  <w:style w:type="character" w:styleId="1786" w:customStyle="1">
+  <w:style w:type="character" w:styleId="1203" w:customStyle="1">
     <w:name w:val="Header Char"/>
-    <w:basedOn w:val="1622"/>
+    <w:basedOn w:val="1039"/>
     <w:uiPriority w:val="99"/>
     <w:pPr>
       <w:pBdr/>
@@ -47310,9 +50957,9 @@
       <w:ind/>
     </w:pPr>
   </w:style>
-  <w:style w:type="character" w:styleId="1787" w:customStyle="1">
+  <w:style w:type="character" w:styleId="1204" w:customStyle="1">
     <w:name w:val="Footer Char"/>
-    <w:basedOn w:val="1622"/>
+    <w:basedOn w:val="1039"/>
     <w:uiPriority w:val="99"/>
     <w:pPr>
       <w:pBdr/>
@@ -47320,10 +50967,10 @@
       <w:ind/>
     </w:pPr>
   </w:style>
-  <w:style w:type="paragraph" w:styleId="1788">
+  <w:style w:type="paragraph" w:styleId="1205">
     <w:name w:val="footnote text"/>
-    <w:basedOn w:val="1612"/>
-    <w:link w:val="1789"/>
+    <w:basedOn w:val="1029"/>
+    <w:link w:val="1206"/>
     <w:uiPriority w:val="99"/>
     <w:semiHidden/>
     <w:unhideWhenUsed/>
@@ -47337,10 +50984,10 @@
       <w:szCs w:val="20"/>
     </w:rPr>
   </w:style>
-  <w:style w:type="character" w:styleId="1789" w:customStyle="1">
+  <w:style w:type="character" w:styleId="1206" w:customStyle="1">
     <w:name w:val="Note de bas de page Car"/>
-    <w:basedOn w:val="1622"/>
-    <w:link w:val="1788"/>
+    <w:basedOn w:val="1039"/>
+    <w:link w:val="1205"/>
     <w:uiPriority w:val="99"/>
     <w:semiHidden/>
     <w:pPr>
@@ -47353,9 +51000,9 @@
       <w:szCs w:val="20"/>
     </w:rPr>
   </w:style>
-  <w:style w:type="character" w:styleId="1790">
+  <w:style w:type="character" w:styleId="1207">
     <w:name w:val="footnote reference"/>
-    <w:basedOn w:val="1622"/>
+    <w:basedOn w:val="1039"/>
     <w:uiPriority w:val="99"/>
     <w:semiHidden/>
     <w:unhideWhenUsed/>
@@ -47368,10 +51015,10 @@
       <w:vertAlign w:val="superscript"/>
     </w:rPr>
   </w:style>
-  <w:style w:type="paragraph" w:styleId="1791">
+  <w:style w:type="paragraph" w:styleId="1208">
     <w:name w:val="endnote text"/>
-    <w:basedOn w:val="1612"/>
-    <w:link w:val="1792"/>
+    <w:basedOn w:val="1029"/>
+    <w:link w:val="1209"/>
     <w:uiPriority w:val="99"/>
     <w:semiHidden/>
     <w:unhideWhenUsed/>
@@ -47385,10 +51032,10 @@
       <w:szCs w:val="20"/>
     </w:rPr>
   </w:style>
-  <w:style w:type="character" w:styleId="1792" w:customStyle="1">
+  <w:style w:type="character" w:styleId="1209" w:customStyle="1">
     <w:name w:val="Note de fin Car"/>
-    <w:basedOn w:val="1622"/>
-    <w:link w:val="1791"/>
+    <w:basedOn w:val="1039"/>
+    <w:link w:val="1208"/>
     <w:uiPriority w:val="99"/>
     <w:semiHidden/>
     <w:pPr>
@@ -47401,9 +51048,9 @@
       <w:szCs w:val="20"/>
     </w:rPr>
   </w:style>
-  <w:style w:type="character" w:styleId="1793">
+  <w:style w:type="character" w:styleId="1210">
     <w:name w:val="endnote reference"/>
-    <w:basedOn w:val="1622"/>
+    <w:basedOn w:val="1039"/>
     <w:uiPriority w:val="99"/>
     <w:semiHidden/>
     <w:unhideWhenUsed/>
@@ -47416,9 +51063,9 @@
       <w:vertAlign w:val="superscript"/>
     </w:rPr>
   </w:style>
-  <w:style w:type="character" w:styleId="1794">
+  <w:style w:type="character" w:styleId="1211">
     <w:name w:val="FollowedHyperlink"/>
-    <w:basedOn w:val="1622"/>
+    <w:basedOn w:val="1039"/>
     <w:uiPriority w:val="99"/>
     <w:semiHidden/>
     <w:unhideWhenUsed/>
@@ -47432,10 +51079,10 @@
       <w:u w:val="single"/>
     </w:rPr>
   </w:style>
-  <w:style w:type="paragraph" w:styleId="1795">
+  <w:style w:type="paragraph" w:styleId="1212">
     <w:name w:val="toc 4"/>
-    <w:basedOn w:val="1612"/>
-    <w:next w:val="1612"/>
+    <w:basedOn w:val="1029"/>
+    <w:next w:val="1029"/>
     <w:uiPriority w:val="39"/>
     <w:unhideWhenUsed/>
     <w:pPr>
@@ -47444,10 +51091,10 @@
       <w:ind w:left="660"/>
     </w:pPr>
   </w:style>
-  <w:style w:type="paragraph" w:styleId="1796">
+  <w:style w:type="paragraph" w:styleId="1213">
     <w:name w:val="toc 5"/>
-    <w:basedOn w:val="1612"/>
-    <w:next w:val="1612"/>
+    <w:basedOn w:val="1029"/>
+    <w:next w:val="1029"/>
     <w:uiPriority w:val="39"/>
     <w:unhideWhenUsed/>
     <w:pPr>
@@ -47456,10 +51103,10 @@
       <w:ind w:left="880"/>
     </w:pPr>
   </w:style>
-  <w:style w:type="paragraph" w:styleId="1797">
+  <w:style w:type="paragraph" w:styleId="1214">
     <w:name w:val="toc 6"/>
-    <w:basedOn w:val="1612"/>
-    <w:next w:val="1612"/>
+    <w:basedOn w:val="1029"/>
+    <w:next w:val="1029"/>
     <w:uiPriority w:val="39"/>
     <w:unhideWhenUsed/>
     <w:pPr>
@@ -47468,10 +51115,10 @@
       <w:ind w:left="1100"/>
     </w:pPr>
   </w:style>
-  <w:style w:type="paragraph" w:styleId="1798">
+  <w:style w:type="paragraph" w:styleId="1215">
     <w:name w:val="toc 7"/>
-    <w:basedOn w:val="1612"/>
-    <w:next w:val="1612"/>
+    <w:basedOn w:val="1029"/>
+    <w:next w:val="1029"/>
     <w:uiPriority w:val="39"/>
     <w:unhideWhenUsed/>
     <w:pPr>
@@ -47480,10 +51127,10 @@
       <w:ind w:left="1320"/>
     </w:pPr>
   </w:style>
-  <w:style w:type="paragraph" w:styleId="1799">
+  <w:style w:type="paragraph" w:styleId="1216">
     <w:name w:val="toc 8"/>
-    <w:basedOn w:val="1612"/>
-    <w:next w:val="1612"/>
+    <w:basedOn w:val="1029"/>
+    <w:next w:val="1029"/>
     <w:uiPriority w:val="39"/>
     <w:unhideWhenUsed/>
     <w:pPr>
@@ -47492,10 +51139,10 @@
       <w:ind w:left="1540"/>
     </w:pPr>
   </w:style>
-  <w:style w:type="paragraph" w:styleId="1800">
+  <w:style w:type="paragraph" w:styleId="1217">
     <w:name w:val="toc 9"/>
-    <w:basedOn w:val="1612"/>
-    <w:next w:val="1612"/>
+    <w:basedOn w:val="1029"/>
+    <w:next w:val="1029"/>
     <w:uiPriority w:val="39"/>
     <w:unhideWhenUsed/>
     <w:pPr>
@@ -47504,10 +51151,10 @@
       <w:ind w:left="1760"/>
     </w:pPr>
   </w:style>
-  <w:style w:type="paragraph" w:styleId="1801">
+  <w:style w:type="paragraph" w:styleId="1218">
     <w:name w:val="table of figures"/>
-    <w:basedOn w:val="1612"/>
-    <w:next w:val="1612"/>
+    <w:basedOn w:val="1029"/>
+    <w:next w:val="1029"/>
     <w:uiPriority w:val="99"/>
     <w:unhideWhenUsed/>
     <w:pPr>
@@ -47516,10 +51163,10 @@
       <w:ind/>
     </w:pPr>
   </w:style>
-  <w:style w:type="paragraph" w:styleId="1802">
+  <w:style w:type="paragraph" w:styleId="1219">
     <w:name w:val="Header"/>
-    <w:basedOn w:val="1612"/>
-    <w:link w:val="1803"/>
+    <w:basedOn w:val="1029"/>
+    <w:link w:val="1220"/>
     <w:uiPriority w:val="99"/>
     <w:unhideWhenUsed/>
     <w:pPr>
@@ -47532,10 +51179,10 @@
       <w:ind/>
     </w:pPr>
   </w:style>
-  <w:style w:type="character" w:styleId="1803" w:customStyle="1">
+  <w:style w:type="character" w:styleId="1220" w:customStyle="1">
     <w:name w:val="En-tête Car"/>
-    <w:basedOn w:val="1622"/>
-    <w:link w:val="1802"/>
+    <w:basedOn w:val="1039"/>
+    <w:link w:val="1219"/>
     <w:uiPriority w:val="99"/>
     <w:pPr>
       <w:pBdr/>
@@ -47543,10 +51190,10 @@
       <w:ind/>
     </w:pPr>
   </w:style>
-  <w:style w:type="paragraph" w:styleId="1804">
+  <w:style w:type="paragraph" w:styleId="1221">
     <w:name w:val="Footer"/>
-    <w:basedOn w:val="1612"/>
-    <w:link w:val="1805"/>
+    <w:basedOn w:val="1029"/>
+    <w:link w:val="1222"/>
     <w:uiPriority w:val="99"/>
     <w:unhideWhenUsed/>
     <w:pPr>
@@ -47559,10 +51206,10 @@
       <w:ind/>
     </w:pPr>
   </w:style>
-  <w:style w:type="character" w:styleId="1805" w:customStyle="1">
+  <w:style w:type="character" w:styleId="1222" w:customStyle="1">
     <w:name w:val="Pied de page Car"/>
-    <w:basedOn w:val="1622"/>
-    <w:link w:val="1804"/>
+    <w:basedOn w:val="1039"/>
+    <w:link w:val="1221"/>
     <w:uiPriority w:val="99"/>
     <w:pPr>
       <w:pBdr/>
@@ -47570,10 +51217,10 @@
       <w:ind/>
     </w:pPr>
   </w:style>
-  <w:style w:type="character" w:styleId="1806" w:customStyle="1">
+  <w:style w:type="character" w:styleId="1223" w:customStyle="1">
     <w:name w:val="Titre 1 Car"/>
-    <w:basedOn w:val="1622"/>
-    <w:link w:val="1613"/>
+    <w:basedOn w:val="1039"/>
+    <w:link w:val="1030"/>
     <w:uiPriority w:val="9"/>
     <w:pPr>
       <w:pBdr/>
@@ -47587,10 +51234,10 @@
       <w:szCs w:val="32"/>
     </w:rPr>
   </w:style>
-  <w:style w:type="paragraph" w:styleId="1807">
+  <w:style w:type="paragraph" w:styleId="1224">
     <w:name w:val="TOC Heading"/>
-    <w:basedOn w:val="1613"/>
-    <w:next w:val="1612"/>
+    <w:basedOn w:val="1030"/>
+    <w:next w:val="1029"/>
     <w:uiPriority w:val="39"/>
     <w:unhideWhenUsed/>
     <w:qFormat/>
@@ -47604,9 +51251,9 @@
       <w:lang w:eastAsia="fr-CH"/>
     </w:rPr>
   </w:style>
-  <w:style w:type="paragraph" w:styleId="1808">
+  <w:style w:type="paragraph" w:styleId="1225">
     <w:name w:val="No Spacing"/>
-    <w:link w:val="1809"/>
+    <w:link w:val="1226"/>
     <w:uiPriority w:val="1"/>
     <w:qFormat/>
     <w:pPr>
@@ -47619,10 +51266,10 @@
       <w:lang w:eastAsia="fr-CH"/>
     </w:rPr>
   </w:style>
-  <w:style w:type="character" w:styleId="1809" w:customStyle="1">
+  <w:style w:type="character" w:styleId="1226" w:customStyle="1">
     <w:name w:val="Sans interligne Car"/>
-    <w:basedOn w:val="1622"/>
-    <w:link w:val="1808"/>
+    <w:basedOn w:val="1039"/>
+    <w:link w:val="1225"/>
     <w:uiPriority w:val="1"/>
     <w:pPr>
       <w:pBdr/>
@@ -47634,10 +51281,10 @@
       <w:lang w:eastAsia="fr-CH"/>
     </w:rPr>
   </w:style>
-  <w:style w:type="paragraph" w:styleId="1810">
+  <w:style w:type="paragraph" w:styleId="1227">
     <w:name w:val="toc 1"/>
-    <w:basedOn w:val="1612"/>
-    <w:next w:val="1612"/>
+    <w:basedOn w:val="1029"/>
+    <w:next w:val="1029"/>
     <w:uiPriority w:val="39"/>
     <w:unhideWhenUsed/>
     <w:pPr>
@@ -47646,9 +51293,9 @@
       <w:ind/>
     </w:pPr>
   </w:style>
-  <w:style w:type="character" w:styleId="1811">
+  <w:style w:type="character" w:styleId="1228">
     <w:name w:val="Hyperlink"/>
-    <w:basedOn w:val="1622"/>
+    <w:basedOn w:val="1039"/>
     <w:uiPriority w:val="99"/>
     <w:unhideWhenUsed/>
     <w:pPr>
@@ -47661,10 +51308,10 @@
       <w:u w:val="single"/>
     </w:rPr>
   </w:style>
-  <w:style w:type="character" w:styleId="1812" w:customStyle="1">
+  <w:style w:type="character" w:styleId="1229" w:customStyle="1">
     <w:name w:val="Titre 2 Car"/>
-    <w:basedOn w:val="1622"/>
-    <w:link w:val="1614"/>
+    <w:basedOn w:val="1039"/>
+    <w:link w:val="1031"/>
     <w:uiPriority w:val="9"/>
     <w:pPr>
       <w:pBdr/>
@@ -47678,10 +51325,10 @@
       <w:szCs w:val="26"/>
     </w:rPr>
   </w:style>
-  <w:style w:type="paragraph" w:styleId="1813">
+  <w:style w:type="paragraph" w:styleId="1230">
     <w:name w:val="toc 2"/>
-    <w:basedOn w:val="1612"/>
-    <w:next w:val="1612"/>
+    <w:basedOn w:val="1029"/>
+    <w:next w:val="1029"/>
     <w:uiPriority w:val="39"/>
     <w:unhideWhenUsed/>
     <w:pPr>
@@ -47690,9 +51337,9 @@
       <w:ind w:left="220"/>
     </w:pPr>
   </w:style>
-  <w:style w:type="paragraph" w:styleId="1814">
+  <w:style w:type="paragraph" w:styleId="1231">
     <w:name w:val="List Paragraph"/>
-    <w:basedOn w:val="1612"/>
+    <w:basedOn w:val="1029"/>
     <w:uiPriority w:val="34"/>
     <w:qFormat/>
     <w:pPr>
@@ -47702,10 +51349,10 @@
       <w:contextualSpacing w:val="true"/>
     </w:pPr>
   </w:style>
-  <w:style w:type="paragraph" w:styleId="1815">
+  <w:style w:type="paragraph" w:styleId="1232">
     <w:name w:val="Caption"/>
-    <w:basedOn w:val="1612"/>
-    <w:next w:val="1612"/>
+    <w:basedOn w:val="1029"/>
+    <w:next w:val="1029"/>
     <w:uiPriority w:val="35"/>
     <w:unhideWhenUsed/>
     <w:qFormat/>
@@ -47722,9 +51369,9 @@
       <w:szCs w:val="18"/>
     </w:rPr>
   </w:style>
-  <w:style w:type="character" w:styleId="1816">
+  <w:style w:type="character" w:styleId="1233">
     <w:name w:val="annotation reference"/>
-    <w:basedOn w:val="1622"/>
+    <w:basedOn w:val="1039"/>
     <w:uiPriority w:val="99"/>
     <w:semiHidden/>
     <w:unhideWhenUsed/>
@@ -47738,10 +51385,10 @@
       <w:szCs w:val="16"/>
     </w:rPr>
   </w:style>
-  <w:style w:type="paragraph" w:styleId="1817">
+  <w:style w:type="paragraph" w:styleId="1234">
     <w:name w:val="annotation text"/>
-    <w:basedOn w:val="1612"/>
-    <w:link w:val="1818"/>
+    <w:basedOn w:val="1029"/>
+    <w:link w:val="1235"/>
     <w:uiPriority w:val="99"/>
     <w:unhideWhenUsed/>
     <w:pPr>
@@ -47754,10 +51401,10 @@
       <w:szCs w:val="20"/>
     </w:rPr>
   </w:style>
-  <w:style w:type="character" w:styleId="1818" w:customStyle="1">
+  <w:style w:type="character" w:styleId="1235" w:customStyle="1">
     <w:name w:val="Commentaire Car"/>
-    <w:basedOn w:val="1622"/>
-    <w:link w:val="1817"/>
+    <w:basedOn w:val="1039"/>
+    <w:link w:val="1234"/>
     <w:uiPriority w:val="99"/>
     <w:pPr>
       <w:pBdr/>
@@ -47769,11 +51416,11 @@
       <w:szCs w:val="20"/>
     </w:rPr>
   </w:style>
-  <w:style w:type="paragraph" w:styleId="1819">
+  <w:style w:type="paragraph" w:styleId="1236">
     <w:name w:val="annotation subject"/>
-    <w:basedOn w:val="1817"/>
-    <w:next w:val="1817"/>
-    <w:link w:val="1820"/>
+    <w:basedOn w:val="1234"/>
+    <w:next w:val="1234"/>
+    <w:link w:val="1237"/>
     <w:uiPriority w:val="99"/>
     <w:semiHidden/>
     <w:unhideWhenUsed/>
@@ -47787,10 +51434,10 @@
       <w:bCs/>
     </w:rPr>
   </w:style>
-  <w:style w:type="character" w:styleId="1820" w:customStyle="1">
+  <w:style w:type="character" w:styleId="1237" w:customStyle="1">
     <w:name w:val="Objet du commentaire Car"/>
-    <w:basedOn w:val="1818"/>
-    <w:link w:val="1819"/>
+    <w:basedOn w:val="1235"/>
+    <w:link w:val="1236"/>
     <w:uiPriority w:val="99"/>
     <w:semiHidden/>
     <w:pPr>
@@ -47805,9 +51452,9 @@
       <w:szCs w:val="20"/>
     </w:rPr>
   </w:style>
-  <w:style w:type="table" w:styleId="1821">
+  <w:style w:type="table" w:styleId="1238">
     <w:name w:val="Table Grid"/>
-    <w:basedOn w:val="1623"/>
+    <w:basedOn w:val="1040"/>
     <w:uiPriority w:val="39"/>
     <w:pPr>
       <w:pBdr/>
@@ -47997,9 +51644,9 @@
       </w:tcPr>
     </w:tblStylePr>
   </w:style>
-  <w:style w:type="table" w:styleId="1822">
+  <w:style w:type="table" w:styleId="1239">
     <w:name w:val="Grid Table 4 Accent 1"/>
-    <w:basedOn w:val="1623"/>
+    <w:basedOn w:val="1040"/>
     <w:uiPriority w:val="49"/>
     <w:pPr>
       <w:pBdr/>
@@ -48218,9 +51865,9 @@
       </w:tcPr>
     </w:tblStylePr>
   </w:style>
-  <w:style w:type="table" w:styleId="1823">
+  <w:style w:type="table" w:styleId="1240">
     <w:name w:val="Grid Table 5 Dark Accent 1"/>
-    <w:basedOn w:val="1623"/>
+    <w:basedOn w:val="1040"/>
     <w:uiPriority w:val="50"/>
     <w:pPr>
       <w:pBdr/>
@@ -48455,10 +52102,10 @@
       </w:tcPr>
     </w:tblStylePr>
   </w:style>
-  <w:style w:type="character" w:styleId="1824" w:customStyle="1">
+  <w:style w:type="character" w:styleId="1241" w:customStyle="1">
     <w:name w:val="Titre 3 Car"/>
-    <w:basedOn w:val="1622"/>
-    <w:link w:val="1615"/>
+    <w:basedOn w:val="1039"/>
+    <w:link w:val="1032"/>
     <w:uiPriority w:val="9"/>
     <w:pPr>
       <w:pBdr/>
@@ -48472,10 +52119,10 @@
       <w:szCs w:val="24"/>
     </w:rPr>
   </w:style>
-  <w:style w:type="paragraph" w:styleId="1825">
+  <w:style w:type="paragraph" w:styleId="1242">
     <w:name w:val="toc 3"/>
-    <w:basedOn w:val="1612"/>
-    <w:next w:val="1612"/>
+    <w:basedOn w:val="1029"/>
+    <w:next w:val="1029"/>
     <w:uiPriority w:val="39"/>
     <w:unhideWhenUsed/>
     <w:pPr>
@@ -48484,10 +52131,10 @@
       <w:ind w:left="440"/>
     </w:pPr>
   </w:style>
-  <w:style w:type="table" w:styleId="1826" w:customStyle="1">
+  <w:style w:type="table" w:styleId="1243" w:customStyle="1">
     <w:name w:val="Tableau Grille 41"/>
-    <w:basedOn w:val="1623"/>
-    <w:next w:val="1827"/>
+    <w:basedOn w:val="1040"/>
+    <w:next w:val="1244"/>
     <w:uiPriority w:val="49"/>
     <w:pPr>
       <w:pBdr/>
@@ -48709,9 +52356,9 @@
       </w:tcPr>
     </w:tblStylePr>
   </w:style>
-  <w:style w:type="table" w:styleId="1827">
+  <w:style w:type="table" w:styleId="1244">
     <w:name w:val="Grid Table 4"/>
-    <w:basedOn w:val="1623"/>
+    <w:basedOn w:val="1040"/>
     <w:uiPriority w:val="49"/>
     <w:pPr>
       <w:pBdr/>
@@ -48930,9 +52577,9 @@
       </w:tcPr>
     </w:tblStylePr>
   </w:style>
-  <w:style w:type="character" w:styleId="1828">
+  <w:style w:type="character" w:styleId="1245">
     <w:name w:val="Unresolved Mention"/>
-    <w:basedOn w:val="1622"/>
+    <w:basedOn w:val="1039"/>
     <w:uiPriority w:val="99"/>
     <w:semiHidden/>
     <w:unhideWhenUsed/>
@@ -48946,9 +52593,9 @@
       <w:shd w:val="clear" w:color="auto" w:fill="e1dfdd"/>
     </w:rPr>
   </w:style>
-  <w:style w:type="table" w:styleId="1829">
+  <w:style w:type="table" w:styleId="1246">
     <w:name w:val="Grid Table 4 Accent 5"/>
-    <w:basedOn w:val="1623"/>
+    <w:basedOn w:val="1040"/>
     <w:uiPriority w:val="49"/>
     <w:pPr>
       <w:pBdr/>
@@ -49167,9 +52814,9 @@
       </w:tcPr>
     </w:tblStylePr>
   </w:style>
-  <w:style w:type="character" w:styleId="1830" w:customStyle="1">
+  <w:style w:type="character" w:styleId="1247" w:customStyle="1">
     <w:name w:val="Style1 Car"/>
-    <w:basedOn w:val="1806"/>
+    <w:basedOn w:val="1223"/>
     <w:pPr>
       <w:pBdr/>
       <w:spacing/>
@@ -49182,9 +52829,9 @@
       <w:szCs w:val="32"/>
     </w:rPr>
   </w:style>
-  <w:style w:type="paragraph" w:styleId="1831">
+  <w:style w:type="paragraph" w:styleId="1248">
     <w:name w:val="Normal (Web)"/>
-    <w:basedOn w:val="1612"/>
+    <w:basedOn w:val="1029"/>
     <w:uiPriority w:val="99"/>
     <w:semiHidden/>
     <w:unhideWhenUsed/>
@@ -49200,9 +52847,9 @@
       <w:lang w:val="fr-CH" w:eastAsia="fr-CH"/>
     </w:rPr>
   </w:style>
-  <w:style w:type="character" w:styleId="1832">
+  <w:style w:type="character" w:styleId="1249">
     <w:name w:val="HTML Code"/>
-    <w:basedOn w:val="1622"/>
+    <w:basedOn w:val="1039"/>
     <w:uiPriority w:val="99"/>
     <w:semiHidden/>
     <w:unhideWhenUsed/>
@@ -49217,9 +52864,9 @@
       <w:szCs w:val="20"/>
     </w:rPr>
   </w:style>
-  <w:style w:type="table" w:styleId="1833">
+  <w:style w:type="table" w:styleId="1250">
     <w:name w:val="Grid Table 5 Dark Accent 5"/>
-    <w:basedOn w:val="1623"/>
+    <w:basedOn w:val="1040"/>
     <w:uiPriority w:val="50"/>
     <w:pPr>
       <w:pBdr/>

--- a/Documentation/User Guide/LHO - M5 - User Guide.docx
+++ b/Documentation/User Guide/LHO - M5 - User Guide.docx
@@ -24,7 +24,7 @@
         <w:rPr>
           <w:sz w:val="20"/>
           <w:szCs w:val="20"/>
-          <w:lang w:val="en-GB" w:bidi="en-GB"/>
+          <w:lang w:val="en-GB"/>
         </w:rPr>
       </w:r>
       <w:r>
@@ -63,7 +63,7 @@
           </w:r>
           <w:r>
             <w:rPr>
-              <w:lang w:val="en-GB" w:bidi="en-GB"/>
+              <w:lang w:val="en-GB"/>
             </w:rPr>
           </w:r>
           <w:r>
@@ -166,7 +166,7 @@
           <w:r>
             <w:rPr>
               <w:highlight w:val="none"/>
-              <w:lang w:val="en-GB" w:bidi="en-GB"/>
+              <w:lang w:val="en-GB"/>
             </w:rPr>
           </w:r>
           <w:r>
@@ -207,7 +207,7 @@
               <w:sz w:val="52"/>
               <w:szCs w:val="52"/>
               <w:highlight w:val="none"/>
-              <w:lang w:val="en-GB" w:bidi="en-GB"/>
+              <w:lang w:val="en-GB"/>
             </w:rPr>
           </w:r>
           <w:r>
@@ -280,7 +280,7 @@
               <w:bCs/>
               <w:sz w:val="40"/>
               <w:szCs w:val="40"/>
-              <w:lang w:val="en-GB" w:bidi="en-GB"/>
+              <w:lang w:val="en-GB"/>
             </w:rPr>
           </w:r>
           <w:r>
@@ -322,7 +322,7 @@
               <w:bCs/>
               <w:sz w:val="40"/>
               <w:szCs w:val="40"/>
-              <w:lang w:val="en-GB" w:bidi="en-GB"/>
+              <w:lang w:val="en-GB"/>
             </w:rPr>
           </w:r>
           <w:r>
@@ -364,7 +364,7 @@
               <w:bCs/>
               <w:sz w:val="40"/>
               <w:szCs w:val="40"/>
-              <w:lang w:val="en-GB" w:bidi="en-GB"/>
+              <w:lang w:val="en-GB"/>
             </w:rPr>
           </w:r>
           <w:r>
@@ -410,7 +410,7 @@
             <w:rPr>
               <w:sz w:val="32"/>
               <w:szCs w:val="32"/>
-              <w:lang w:val="en-GB" w:bidi="en-GB"/>
+              <w:lang w:val="en-GB"/>
             </w:rPr>
           </w:r>
           <w:r>
@@ -461,7 +461,7 @@
             <w:rPr>
               <w:sz w:val="32"/>
               <w:szCs w:val="32"/>
-              <w:lang w:val="en-GB" w:bidi="en-GB"/>
+              <w:lang w:val="en-GB"/>
             </w:rPr>
           </w:r>
           <w:r>
@@ -495,7 +495,7 @@
             <w:rPr>
               <w:sz w:val="32"/>
               <w:szCs w:val="32"/>
-              <w:lang w:val="en-GB" w:bidi="en-GB"/>
+              <w:lang w:val="en-GB"/>
             </w:rPr>
           </w:r>
           <w:r>
@@ -529,7 +529,7 @@
             <w:rPr>
               <w:sz w:val="32"/>
               <w:szCs w:val="32"/>
-              <w:lang w:val="en-GB" w:bidi="en-GB"/>
+              <w:lang w:val="en-GB"/>
             </w:rPr>
           </w:r>
           <w:r>
@@ -638,7 +638,7 @@
             <w:rPr>
               <w:sz w:val="32"/>
               <w:szCs w:val="32"/>
-              <w:lang w:val="en-GB" w:bidi="en-GB"/>
+              <w:lang w:val="en-GB"/>
             </w:rPr>
           </w:r>
           <w:r>
@@ -671,7 +671,7 @@
             <w:rPr>
               <w:sz w:val="32"/>
               <w:szCs w:val="32"/>
-              <w:lang w:val="en-GB" w:bidi="en-GB"/>
+              <w:lang w:val="en-GB"/>
             </w:rPr>
           </w:r>
           <w:r>
@@ -705,7 +705,7 @@
             <w:rPr>
               <w:sz w:val="32"/>
               <w:szCs w:val="32"/>
-              <w:lang w:val="en-GB" w:bidi="en-GB"/>
+              <w:lang w:val="en-GB"/>
             </w:rPr>
           </w:r>
           <w:r>
@@ -739,7 +739,7 @@
             <w:rPr>
               <w:sz w:val="32"/>
               <w:szCs w:val="32"/>
-              <w:lang w:val="en-GB" w:bidi="en-GB"/>
+              <w:lang w:val="en-GB"/>
             </w:rPr>
           </w:r>
           <w:r>
@@ -862,7 +862,7 @@
             <w:rPr>
               <w:sz w:val="32"/>
               <w:szCs w:val="32"/>
-              <w:lang w:val="en-GB" w:bidi="en-GB"/>
+              <w:lang w:val="en-GB"/>
             </w:rPr>
           </w:r>
           <w:r>
@@ -906,7 +906,7 @@
             <w:rPr>
               <w:sz w:val="32"/>
               <w:szCs w:val="32"/>
-              <w:lang w:val="en-GB" w:bidi="en-GB"/>
+              <w:lang w:val="en-GB"/>
             </w:rPr>
           </w:r>
           <w:r>
@@ -938,7 +938,7 @@
       <w:sdtContent>
         <w:p>
           <w:pPr>
-            <w:pStyle w:val="1224"/>
+            <w:pStyle w:val="1234"/>
             <w:pBdr/>
             <w:spacing/>
             <w:ind/>
@@ -963,18 +963,26 @@
               <w:lang w:val="en-GB"/>
             </w:rPr>
           </w:r>
+          <w:r>
+            <w:rPr>
+              <w:sz w:val="40"/>
+              <w:szCs w:val="40"/>
+              <w:lang w:val="en-GB"/>
+            </w:rPr>
+          </w:r>
         </w:p>
         <w:p>
           <w:pPr>
-            <w:pStyle w:val="1227"/>
+            <w:pStyle w:val="1237"/>
             <w:pBdr/>
             <w:tabs>
-              <w:tab w:val="left" w:leader="none" w:pos="91"/>
               <w:tab w:val="right" w:leader="dot" w:pos="9071"/>
             </w:tabs>
             <w:spacing/>
             <w:ind/>
-            <w:rPr/>
+            <w:rPr>
+              <w:highlight w:val="none"/>
+            </w:rPr>
           </w:pPr>
           <w:r>
             <w:rPr>
@@ -1002,41 +1010,27 @@
           <w:hyperlink w:tooltip="#_Toc1" w:anchor="_Toc1" w:history="1">
             <w:r>
               <w:rPr>
-                <w:rStyle w:val="1228"/>
+                <w:rStyle w:val="1238"/>
               </w:rPr>
             </w:r>
             <w:r>
               <w:rPr>
-                <w:rStyle w:val="1228"/>
-                <w:lang w:val="en-GB"/>
-              </w:rPr>
-              <w:tab/>
-            </w:r>
-            <w:r>
-              <w:rPr>
-                <w:rStyle w:val="1228"/>
-                <w:lang w:val="en-GB"/>
-              </w:rPr>
-              <w:t xml:space="preserve"> </w:t>
-            </w:r>
-            <w:r>
-              <w:rPr>
-                <w:rStyle w:val="1228"/>
+                <w:rStyle w:val="1238"/>
                 <w:lang w:val="fr-CH"/>
               </w:rPr>
               <w:t xml:space="preserve">1. </w:t>
             </w:r>
             <w:r>
               <w:rPr>
-                <w:rStyle w:val="1228"/>
+                <w:rStyle w:val="1238"/>
                 <w:lang w:val="en-GB"/>
               </w:rPr>
               <w:t xml:space="preserve">About ScholarLog</w:t>
             </w:r>
             <w:r>
               <w:rPr>
-                <w:rStyle w:val="1228"/>
-                <w:lang w:val="en-GB"/>
+                <w:rStyle w:val="1238"/>
+                <w:lang w:val="fr-CH"/>
               </w:rPr>
             </w:r>
             <w:r>
@@ -1046,19 +1040,20 @@
               <w:fldChar w:fldCharType="begin"/>
               <w:instrText xml:space="preserve">PAGEREF _Toc1 \h</w:instrText>
               <w:fldChar w:fldCharType="separate"/>
-              <w:t xml:space="preserve">2</w:t>
+              <w:t xml:space="preserve">3</w:t>
               <w:fldChar w:fldCharType="end"/>
             </w:r>
           </w:hyperlink>
           <w:r>
             <w:rPr>
+              <w:highlight w:val="none"/>
               <w:lang w:val="en-GB"/>
             </w:rPr>
           </w:r>
         </w:p>
         <w:p>
           <w:pPr>
-            <w:pStyle w:val="1227"/>
+            <w:pStyle w:val="1237"/>
             <w:pBdr/>
             <w:tabs>
               <w:tab w:val="right" w:leader="dot" w:pos="9071"/>
@@ -1070,21 +1065,47 @@
           <w:hyperlink w:tooltip="#_Toc2" w:anchor="_Toc2" w:history="1">
             <w:r>
               <w:rPr>
-                <w:rStyle w:val="1228"/>
+                <w:rStyle w:val="1238"/>
               </w:rPr>
             </w:r>
             <w:r>
               <w:rPr>
-                <w:rStyle w:val="1228"/>
-                <w:highlight w:val="none"/>
+                <w:rStyle w:val="1238"/>
                 <w:lang w:val="fr-CH"/>
               </w:rPr>
-              <w:t xml:space="preserve">3. Menus Overview</w:t>
+              <w:t xml:space="preserve">2. </w:t>
             </w:r>
             <w:r>
               <w:rPr>
-                <w:rStyle w:val="1228"/>
-                <w:lang w:val="en-GB"/>
+                <w:rStyle w:val="1238"/>
+              </w:rPr>
+              <w:t xml:space="preserve">Minimum System Requirement</w:t>
+            </w:r>
+            <w:r>
+              <w:rPr>
+                <w:rStyle w:val="1238"/>
+                <w:lang w:val="fr-CH"/>
+              </w:rPr>
+              <w:t xml:space="preserve">s and </w:t>
+            </w:r>
+            <w:r>
+              <w:rPr>
+                <w:rStyle w:val="1238"/>
+                <w:lang w:val="fr-CH"/>
+              </w:rPr>
+              <w:t xml:space="preserve">installation</w:t>
+            </w:r>
+            <w:r>
+              <w:rPr>
+                <w:rStyle w:val="1238"/>
+                <w:lang w:val="fr-CH"/>
+              </w:rPr>
+              <w:t xml:space="preserve"> </w:t>
+            </w:r>
+            <w:r>
+              <w:rPr>
+                <w:rStyle w:val="1238"/>
+                <w:lang w:val="fr-CH"/>
               </w:rPr>
             </w:r>
             <w:r>
@@ -1100,13 +1121,13 @@
           </w:hyperlink>
           <w:r>
             <w:rPr>
-              <w:lang w:val="en-GB"/>
+              <w:lang w:val="fr-CH"/>
             </w:rPr>
           </w:r>
         </w:p>
         <w:p>
           <w:pPr>
-            <w:pStyle w:val="1230"/>
+            <w:pStyle w:val="1237"/>
             <w:pBdr/>
             <w:tabs>
               <w:tab w:val="right" w:leader="dot" w:pos="9071"/>
@@ -1118,20 +1139,20 @@
           <w:hyperlink w:tooltip="#_Toc3" w:anchor="_Toc3" w:history="1">
             <w:r>
               <w:rPr>
-                <w:rStyle w:val="1228"/>
+                <w:rStyle w:val="1238"/>
               </w:rPr>
             </w:r>
             <w:r>
               <w:rPr>
-                <w:rStyle w:val="1228"/>
+                <w:rStyle w:val="1238"/>
                 <w:highlight w:val="none"/>
-                <w:lang w:val="en-GB" w:bidi="en-GB"/>
+                <w:lang w:val="fr-CH"/>
               </w:rPr>
-              <w:t xml:space="preserve">3.1 Home Menu (Dashboard)</w:t>
+              <w:t xml:space="preserve">3. Menus Overview</w:t>
             </w:r>
             <w:r>
               <w:rPr>
-                <w:rStyle w:val="1228"/>
+                <w:rStyle w:val="1238"/>
                 <w:lang w:val="en-GB"/>
               </w:rPr>
             </w:r>
@@ -1142,7 +1163,7 @@
               <w:fldChar w:fldCharType="begin"/>
               <w:instrText xml:space="preserve">PAGEREF _Toc3 \h</w:instrText>
               <w:fldChar w:fldCharType="separate"/>
-              <w:t xml:space="preserve">4</w:t>
+              <w:t xml:space="preserve">5</w:t>
               <w:fldChar w:fldCharType="end"/>
             </w:r>
           </w:hyperlink>
@@ -1154,7 +1175,7 @@
         </w:p>
         <w:p>
           <w:pPr>
-            <w:pStyle w:val="1230"/>
+            <w:pStyle w:val="1240"/>
             <w:pBdr/>
             <w:tabs>
               <w:tab w:val="right" w:leader="dot" w:pos="9071"/>
@@ -1166,26 +1187,20 @@
           <w:hyperlink w:tooltip="#_Toc4" w:anchor="_Toc4" w:history="1">
             <w:r>
               <w:rPr>
-                <w:rStyle w:val="1228"/>
+                <w:rStyle w:val="1238"/>
               </w:rPr>
             </w:r>
             <w:r>
               <w:rPr>
-                <w:rStyle w:val="1228"/>
-                <w:lang w:val="fr-CH"/>
+                <w:rStyle w:val="1238"/>
+                <w:highlight w:val="none"/>
+                <w:lang w:val="en-GB" w:bidi="en-GB"/>
               </w:rPr>
-              <w:t xml:space="preserve">3.2 </w:t>
+              <w:t xml:space="preserve">3.1 Home Menu (Dashboard)</w:t>
             </w:r>
             <w:r>
               <w:rPr>
-                <w:rStyle w:val="1228"/>
-                <w:lang w:val="fr-CH"/>
-              </w:rPr>
-              <w:t xml:space="preserve">The Notes Menu (My Results)</w:t>
-            </w:r>
-            <w:r>
-              <w:rPr>
-                <w:rStyle w:val="1228"/>
+                <w:rStyle w:val="1238"/>
                 <w:lang w:val="en-GB"/>
               </w:rPr>
             </w:r>
@@ -1202,13 +1217,13 @@
           </w:hyperlink>
           <w:r>
             <w:rPr>
-              <w:lang w:val="fr-CH"/>
+              <w:lang w:val="en-GB"/>
             </w:rPr>
           </w:r>
         </w:p>
         <w:p>
           <w:pPr>
-            <w:pStyle w:val="1230"/>
+            <w:pStyle w:val="1240"/>
             <w:pBdr/>
             <w:tabs>
               <w:tab w:val="right" w:leader="dot" w:pos="9071"/>
@@ -1220,21 +1235,27 @@
           <w:hyperlink w:tooltip="#_Toc5" w:anchor="_Toc5" w:history="1">
             <w:r>
               <w:rPr>
-                <w:rStyle w:val="1228"/>
+                <w:rStyle w:val="1238"/>
               </w:rPr>
             </w:r>
             <w:r>
               <w:rPr>
-                <w:rStyle w:val="1228"/>
-                <w:highlight w:val="none"/>
-                <w:lang w:val="en-GB"/>
+                <w:rStyle w:val="1238"/>
+                <w:lang w:val="fr-CH"/>
               </w:rPr>
-              <w:t xml:space="preserve">3.3 The Journals Menu (My Journals)</w:t>
+              <w:t xml:space="preserve">3.2 </w:t>
             </w:r>
             <w:r>
               <w:rPr>
-                <w:rStyle w:val="1228"/>
-                <w:lang w:val="en-GB"/>
+                <w:rStyle w:val="1238"/>
+                <w:lang w:val="fr-CH"/>
+              </w:rPr>
+              <w:t xml:space="preserve">The Notes Menu (My Results)</w:t>
+            </w:r>
+            <w:r>
+              <w:rPr>
+                <w:rStyle w:val="1238"/>
+                <w:lang w:val="fr-CH"/>
               </w:rPr>
             </w:r>
             <w:r>
@@ -1250,13 +1271,13 @@
           </w:hyperlink>
           <w:r>
             <w:rPr>
-              <w:lang w:val="en-GB"/>
+              <w:lang w:val="fr-CH"/>
             </w:rPr>
           </w:r>
         </w:p>
         <w:p>
           <w:pPr>
-            <w:pStyle w:val="1230"/>
+            <w:pStyle w:val="1240"/>
             <w:pBdr/>
             <w:tabs>
               <w:tab w:val="right" w:leader="dot" w:pos="9071"/>
@@ -1268,34 +1289,20 @@
           <w:hyperlink w:tooltip="#_Toc6" w:anchor="_Toc6" w:history="1">
             <w:r>
               <w:rPr>
-                <w:rStyle w:val="1228"/>
+                <w:rStyle w:val="1238"/>
               </w:rPr>
             </w:r>
             <w:r>
               <w:rPr>
-                <w:rStyle w:val="1228"/>
+                <w:rStyle w:val="1238"/>
                 <w:highlight w:val="none"/>
-                <w:lang w:val="fr-CH"/>
+                <w:lang w:val="en-GB"/>
               </w:rPr>
-              <w:t xml:space="preserve">3.4 </w:t>
+              <w:t xml:space="preserve">3.3 The Journals Menu (My Journals)</w:t>
             </w:r>
             <w:r>
               <w:rPr>
-                <w:rStyle w:val="1228"/>
-              </w:rPr>
-              <w:t xml:space="preserve">The Settings Menu (Paramètres</w:t>
-            </w:r>
-            <w:r>
-              <w:rPr>
-                <w:rStyle w:val="1228"/>
-                <w:highlight w:val="none"/>
-                <w:lang w:val="fr-CH"/>
-              </w:rPr>
-              <w:t xml:space="preserve">)</w:t>
-            </w:r>
-            <w:r>
-              <w:rPr>
-                <w:rStyle w:val="1228"/>
+                <w:rStyle w:val="1238"/>
                 <w:lang w:val="en-GB"/>
               </w:rPr>
             </w:r>
@@ -1313,6 +1320,231 @@
           <w:r>
             <w:rPr>
               <w:lang w:val="en-GB"/>
+            </w:rPr>
+          </w:r>
+        </w:p>
+        <w:p>
+          <w:pPr>
+            <w:pStyle w:val="1240"/>
+            <w:pBdr/>
+            <w:tabs>
+              <w:tab w:val="right" w:leader="dot" w:pos="9071"/>
+            </w:tabs>
+            <w:spacing/>
+            <w:ind/>
+            <w:rPr/>
+          </w:pPr>
+          <w:hyperlink w:tooltip="#_Toc7" w:anchor="_Toc7" w:history="1">
+            <w:r>
+              <w:rPr>
+                <w:rStyle w:val="1238"/>
+              </w:rPr>
+            </w:r>
+            <w:r>
+              <w:rPr>
+                <w:rStyle w:val="1238"/>
+                <w:highlight w:val="none"/>
+                <w:lang w:val="fr-CH"/>
+              </w:rPr>
+              <w:t xml:space="preserve">3.4 </w:t>
+            </w:r>
+            <w:r>
+              <w:rPr>
+                <w:rStyle w:val="1238"/>
+              </w:rPr>
+              <w:t xml:space="preserve">The Settings Menu (Paramètres</w:t>
+            </w:r>
+            <w:r>
+              <w:rPr>
+                <w:rStyle w:val="1238"/>
+                <w:highlight w:val="none"/>
+                <w:lang w:val="fr-CH"/>
+              </w:rPr>
+              <w:t xml:space="preserve">)</w:t>
+            </w:r>
+            <w:r>
+              <w:rPr>
+                <w:rStyle w:val="1238"/>
+                <w:lang w:val="en-GB"/>
+              </w:rPr>
+            </w:r>
+            <w:r>
+              <w:tab/>
+            </w:r>
+            <w:r>
+              <w:fldChar w:fldCharType="begin"/>
+              <w:instrText xml:space="preserve">PAGEREF _Toc7 \h</w:instrText>
+              <w:fldChar w:fldCharType="separate"/>
+              <w:t xml:space="preserve">8</w:t>
+              <w:fldChar w:fldCharType="end"/>
+            </w:r>
+          </w:hyperlink>
+          <w:r>
+            <w:rPr>
+              <w:lang w:val="en-GB"/>
+            </w:rPr>
+          </w:r>
+        </w:p>
+        <w:p>
+          <w:pPr>
+            <w:pStyle w:val="1237"/>
+            <w:pBdr/>
+            <w:tabs>
+              <w:tab w:val="right" w:leader="dot" w:pos="9071"/>
+            </w:tabs>
+            <w:spacing/>
+            <w:ind/>
+            <w:rPr/>
+          </w:pPr>
+          <w:hyperlink w:tooltip="#_Toc8" w:anchor="_Toc8" w:history="1">
+            <w:r>
+              <w:rPr>
+                <w:rStyle w:val="1238"/>
+              </w:rPr>
+            </w:r>
+            <w:r>
+              <w:rPr>
+                <w:rStyle w:val="1238"/>
+                <w:highlight w:val="none"/>
+                <w:lang w:val="fr-CH"/>
+              </w:rPr>
+              <w:t xml:space="preserve">4. </w:t>
+            </w:r>
+            <w:r>
+              <w:rPr>
+                <w:rStyle w:val="1238"/>
+                <w:highlight w:val="none"/>
+                <w:lang w:val="en-GB" w:bidi="en-GB"/>
+              </w:rPr>
+              <w:t xml:space="preserve">Average Calculation Logic</w:t>
+            </w:r>
+            <w:r>
+              <w:rPr>
+                <w:rStyle w:val="1238"/>
+                <w:lang w:val="en-GB"/>
+              </w:rPr>
+            </w:r>
+            <w:r>
+              <w:tab/>
+            </w:r>
+            <w:r>
+              <w:fldChar w:fldCharType="begin"/>
+              <w:instrText xml:space="preserve">PAGEREF _Toc8 \h</w:instrText>
+              <w:fldChar w:fldCharType="separate"/>
+              <w:t xml:space="preserve">9</w:t>
+              <w:fldChar w:fldCharType="end"/>
+            </w:r>
+          </w:hyperlink>
+          <w:r>
+            <w:rPr>
+              <w:lang w:val="en-GB"/>
+            </w:rPr>
+          </w:r>
+        </w:p>
+        <w:p>
+          <w:pPr>
+            <w:pStyle w:val="1237"/>
+            <w:pBdr/>
+            <w:tabs>
+              <w:tab w:val="right" w:leader="dot" w:pos="9071"/>
+            </w:tabs>
+            <w:spacing/>
+            <w:ind/>
+            <w:rPr>
+              <w:highlight w:val="none"/>
+            </w:rPr>
+          </w:pPr>
+          <w:hyperlink w:tooltip="#_Toc9" w:anchor="_Toc9" w:history="1">
+            <w:r>
+              <w:rPr>
+                <w:rStyle w:val="1238"/>
+              </w:rPr>
+            </w:r>
+            <w:r>
+              <w:rPr>
+                <w:rStyle w:val="1238"/>
+                <w:highlight w:val="none"/>
+                <w:lang w:val="fr-CH"/>
+              </w:rPr>
+              <w:t xml:space="preserve">5. </w:t>
+            </w:r>
+            <w:r>
+              <w:rPr>
+                <w:rStyle w:val="1238"/>
+              </w:rPr>
+              <w:t xml:space="preserve">Limitations regarding attached PDF files</w:t>
+            </w:r>
+            <w:r>
+              <w:rPr>
+                <w:rStyle w:val="1238"/>
+                <w:highlight w:val="none"/>
+              </w:rPr>
+            </w:r>
+            <w:r>
+              <w:tab/>
+            </w:r>
+            <w:r>
+              <w:fldChar w:fldCharType="begin"/>
+              <w:instrText xml:space="preserve">PAGEREF _Toc9 \h</w:instrText>
+              <w:fldChar w:fldCharType="separate"/>
+              <w:t xml:space="preserve">9</w:t>
+              <w:fldChar w:fldCharType="end"/>
+            </w:r>
+          </w:hyperlink>
+          <w:r>
+            <w:rPr>
+              <w:highlight w:val="none"/>
+            </w:rPr>
+          </w:r>
+        </w:p>
+        <w:p>
+          <w:pPr>
+            <w:pStyle w:val="1237"/>
+            <w:pBdr/>
+            <w:tabs>
+              <w:tab w:val="right" w:leader="dot" w:pos="9071"/>
+            </w:tabs>
+            <w:spacing/>
+            <w:ind/>
+            <w:rPr>
+              <w:highlight w:val="none"/>
+            </w:rPr>
+          </w:pPr>
+          <w:hyperlink w:tooltip="#_Toc10" w:anchor="_Toc10" w:history="1">
+            <w:r>
+              <w:rPr>
+                <w:rStyle w:val="1238"/>
+              </w:rPr>
+            </w:r>
+            <w:r>
+              <w:rPr>
+                <w:rStyle w:val="1238"/>
+                <w:lang w:val="fr-CH" w:bidi="fr-CH"/>
+              </w:rPr>
+              <w:t xml:space="preserve">6. Data Backup and Security</w:t>
+            </w:r>
+            <w:r>
+              <w:rPr>
+                <w:rStyle w:val="1238"/>
+                <w:highlight w:val="none"/>
+                <w:lang w:val="fr-CH"/>
+              </w:rPr>
+            </w:r>
+            <w:r>
+              <w:tab/>
+            </w:r>
+            <w:r>
+              <w:fldChar w:fldCharType="begin"/>
+              <w:instrText xml:space="preserve">PAGEREF _Toc10 \h</w:instrText>
+              <w:fldChar w:fldCharType="separate"/>
+              <w:t xml:space="preserve">9</w:t>
+              <w:fldChar w:fldCharType="end"/>
+            </w:r>
+          </w:hyperlink>
+          <w:r>
+            <w:rPr>
+              <w:highlight w:val="none"/>
+              <w:lang w:val="fr-CH"/>
             </w:rPr>
           </w:r>
         </w:p>
@@ -1345,7 +1577,6 @@
     </w:sdt>
     <w:p>
       <w:pPr>
-        <w:pStyle w:val="1030"/>
         <w:pBdr/>
         <w:spacing/>
         <w:ind/>
@@ -1353,20 +1584,486 @@
           <w:lang w:val="en-GB"/>
         </w:rPr>
       </w:pPr>
-      <w:r/>
-      <w:bookmarkStart w:id="1" w:name="_Toc1"/>
       <w:r>
         <w:rPr>
           <w:lang w:val="en-GB"/>
         </w:rPr>
-        <w:tab/>
       </w:r>
       <w:r>
         <w:rPr>
           <w:lang w:val="en-GB"/>
         </w:rPr>
-        <w:br w:type="page" w:clear="all"/>
       </w:r>
+      <w:r>
+        <w:rPr>
+          <w:lang w:val="en-GB"/>
+        </w:rPr>
+      </w:r>
+    </w:p>
+    <w:p>
+      <w:pPr>
+        <w:pBdr/>
+        <w:spacing/>
+        <w:ind/>
+        <w:rPr>
+          <w:lang w:val="en-GB"/>
+        </w:rPr>
+      </w:pPr>
+      <w:r>
+        <w:rPr>
+          <w:lang w:val="en-GB"/>
+        </w:rPr>
+      </w:r>
+      <w:r>
+        <w:rPr>
+          <w:lang w:val="en-GB"/>
+        </w:rPr>
+      </w:r>
+      <w:r>
+        <w:rPr>
+          <w:lang w:val="en-GB"/>
+        </w:rPr>
+      </w:r>
+    </w:p>
+    <w:p>
+      <w:pPr>
+        <w:pBdr/>
+        <w:spacing/>
+        <w:ind/>
+        <w:rPr>
+          <w:lang w:val="en-GB"/>
+        </w:rPr>
+      </w:pPr>
+      <w:r>
+        <w:rPr>
+          <w:lang w:val="en-GB"/>
+        </w:rPr>
+      </w:r>
+      <w:r>
+        <w:rPr>
+          <w:lang w:val="en-GB"/>
+        </w:rPr>
+      </w:r>
+      <w:r>
+        <w:rPr>
+          <w:lang w:val="en-GB"/>
+        </w:rPr>
+      </w:r>
+    </w:p>
+    <w:p>
+      <w:pPr>
+        <w:pBdr/>
+        <w:spacing/>
+        <w:ind/>
+        <w:rPr>
+          <w:lang w:val="en-GB"/>
+        </w:rPr>
+      </w:pPr>
+      <w:r>
+        <w:rPr>
+          <w:lang w:val="en-GB"/>
+        </w:rPr>
+      </w:r>
+      <w:r>
+        <w:rPr>
+          <w:lang w:val="en-GB"/>
+        </w:rPr>
+      </w:r>
+      <w:r>
+        <w:rPr>
+          <w:lang w:val="en-GB"/>
+        </w:rPr>
+      </w:r>
+    </w:p>
+    <w:p>
+      <w:pPr>
+        <w:pBdr/>
+        <w:spacing/>
+        <w:ind/>
+        <w:rPr>
+          <w:lang w:val="en-GB"/>
+        </w:rPr>
+      </w:pPr>
+      <w:r>
+        <w:rPr>
+          <w:lang w:val="en-GB"/>
+        </w:rPr>
+      </w:r>
+      <w:r>
+        <w:rPr>
+          <w:lang w:val="en-GB"/>
+        </w:rPr>
+      </w:r>
+      <w:r>
+        <w:rPr>
+          <w:lang w:val="en-GB"/>
+        </w:rPr>
+      </w:r>
+    </w:p>
+    <w:p>
+      <w:pPr>
+        <w:pBdr/>
+        <w:spacing/>
+        <w:ind/>
+        <w:rPr>
+          <w:lang w:val="en-GB"/>
+        </w:rPr>
+      </w:pPr>
+      <w:r>
+        <w:rPr>
+          <w:lang w:val="en-GB"/>
+        </w:rPr>
+      </w:r>
+      <w:r>
+        <w:rPr>
+          <w:lang w:val="en-GB"/>
+        </w:rPr>
+      </w:r>
+      <w:r>
+        <w:rPr>
+          <w:lang w:val="en-GB"/>
+        </w:rPr>
+      </w:r>
+    </w:p>
+    <w:p>
+      <w:pPr>
+        <w:pBdr/>
+        <w:spacing/>
+        <w:ind/>
+        <w:rPr>
+          <w:lang w:val="en-GB"/>
+        </w:rPr>
+      </w:pPr>
+      <w:r>
+        <w:rPr>
+          <w:lang w:val="en-GB"/>
+        </w:rPr>
+      </w:r>
+      <w:r>
+        <w:rPr>
+          <w:lang w:val="en-GB"/>
+        </w:rPr>
+      </w:r>
+      <w:r>
+        <w:rPr>
+          <w:lang w:val="en-GB"/>
+        </w:rPr>
+      </w:r>
+    </w:p>
+    <w:p>
+      <w:pPr>
+        <w:pBdr/>
+        <w:spacing/>
+        <w:ind/>
+        <w:rPr>
+          <w:lang w:val="en-GB"/>
+        </w:rPr>
+      </w:pPr>
+      <w:r>
+        <w:rPr>
+          <w:lang w:val="en-GB"/>
+        </w:rPr>
+      </w:r>
+      <w:r>
+        <w:rPr>
+          <w:lang w:val="en-GB"/>
+        </w:rPr>
+      </w:r>
+      <w:r>
+        <w:rPr>
+          <w:lang w:val="en-GB"/>
+        </w:rPr>
+      </w:r>
+    </w:p>
+    <w:p>
+      <w:pPr>
+        <w:pBdr/>
+        <w:spacing/>
+        <w:ind/>
+        <w:rPr>
+          <w:lang w:val="en-GB"/>
+        </w:rPr>
+      </w:pPr>
+      <w:r>
+        <w:rPr>
+          <w:lang w:val="en-GB"/>
+        </w:rPr>
+      </w:r>
+      <w:r>
+        <w:rPr>
+          <w:lang w:val="en-GB"/>
+        </w:rPr>
+      </w:r>
+      <w:r>
+        <w:rPr>
+          <w:lang w:val="en-GB"/>
+        </w:rPr>
+      </w:r>
+    </w:p>
+    <w:p>
+      <w:pPr>
+        <w:pBdr/>
+        <w:spacing/>
+        <w:ind/>
+        <w:rPr>
+          <w:lang w:val="en-GB"/>
+        </w:rPr>
+      </w:pPr>
+      <w:r>
+        <w:rPr>
+          <w:lang w:val="en-GB"/>
+        </w:rPr>
+      </w:r>
+      <w:r>
+        <w:rPr>
+          <w:lang w:val="en-GB"/>
+        </w:rPr>
+      </w:r>
+      <w:r>
+        <w:rPr>
+          <w:lang w:val="en-GB"/>
+        </w:rPr>
+      </w:r>
+    </w:p>
+    <w:p>
+      <w:pPr>
+        <w:pBdr/>
+        <w:spacing/>
+        <w:ind/>
+        <w:rPr>
+          <w:lang w:val="en-GB"/>
+        </w:rPr>
+      </w:pPr>
+      <w:r>
+        <w:rPr>
+          <w:lang w:val="en-GB"/>
+        </w:rPr>
+      </w:r>
+      <w:r>
+        <w:rPr>
+          <w:lang w:val="en-GB"/>
+        </w:rPr>
+      </w:r>
+      <w:r>
+        <w:rPr>
+          <w:lang w:val="en-GB"/>
+        </w:rPr>
+      </w:r>
+    </w:p>
+    <w:p>
+      <w:pPr>
+        <w:pBdr/>
+        <w:spacing/>
+        <w:ind/>
+        <w:rPr>
+          <w:lang w:val="en-GB"/>
+        </w:rPr>
+      </w:pPr>
+      <w:r>
+        <w:rPr>
+          <w:lang w:val="en-GB"/>
+        </w:rPr>
+      </w:r>
+      <w:r>
+        <w:rPr>
+          <w:lang w:val="en-GB"/>
+        </w:rPr>
+      </w:r>
+      <w:r>
+        <w:rPr>
+          <w:lang w:val="en-GB"/>
+        </w:rPr>
+      </w:r>
+    </w:p>
+    <w:p>
+      <w:pPr>
+        <w:pBdr/>
+        <w:spacing/>
+        <w:ind/>
+        <w:rPr>
+          <w:lang w:val="en-GB"/>
+        </w:rPr>
+      </w:pPr>
+      <w:r>
+        <w:rPr>
+          <w:lang w:val="en-GB"/>
+        </w:rPr>
+      </w:r>
+      <w:r>
+        <w:rPr>
+          <w:lang w:val="en-GB"/>
+        </w:rPr>
+      </w:r>
+      <w:r>
+        <w:rPr>
+          <w:lang w:val="en-GB"/>
+        </w:rPr>
+      </w:r>
+    </w:p>
+    <w:p>
+      <w:pPr>
+        <w:pBdr/>
+        <w:spacing/>
+        <w:ind/>
+        <w:rPr>
+          <w:lang w:val="en-GB"/>
+        </w:rPr>
+      </w:pPr>
+      <w:r>
+        <w:rPr>
+          <w:lang w:val="en-GB"/>
+        </w:rPr>
+      </w:r>
+      <w:r>
+        <w:rPr>
+          <w:lang w:val="en-GB"/>
+        </w:rPr>
+      </w:r>
+      <w:r>
+        <w:rPr>
+          <w:lang w:val="en-GB"/>
+        </w:rPr>
+      </w:r>
+    </w:p>
+    <w:p>
+      <w:pPr>
+        <w:pBdr/>
+        <w:spacing/>
+        <w:ind/>
+        <w:rPr>
+          <w:lang w:val="en-GB"/>
+        </w:rPr>
+      </w:pPr>
+      <w:r>
+        <w:rPr>
+          <w:lang w:val="en-GB"/>
+        </w:rPr>
+      </w:r>
+      <w:r>
+        <w:rPr>
+          <w:lang w:val="en-GB"/>
+        </w:rPr>
+      </w:r>
+      <w:r>
+        <w:rPr>
+          <w:lang w:val="en-GB"/>
+        </w:rPr>
+      </w:r>
+    </w:p>
+    <w:p>
+      <w:pPr>
+        <w:pBdr/>
+        <w:spacing/>
+        <w:ind/>
+        <w:rPr>
+          <w:lang w:val="en-GB"/>
+        </w:rPr>
+      </w:pPr>
+      <w:r>
+        <w:rPr>
+          <w:lang w:val="en-GB"/>
+        </w:rPr>
+      </w:r>
+      <w:r>
+        <w:rPr>
+          <w:lang w:val="en-GB"/>
+        </w:rPr>
+      </w:r>
+      <w:r>
+        <w:rPr>
+          <w:lang w:val="en-GB"/>
+        </w:rPr>
+      </w:r>
+    </w:p>
+    <w:p>
+      <w:pPr>
+        <w:pBdr/>
+        <w:spacing/>
+        <w:ind/>
+        <w:rPr>
+          <w:lang w:val="en-GB"/>
+        </w:rPr>
+      </w:pPr>
+      <w:r>
+        <w:rPr>
+          <w:lang w:val="en-GB"/>
+        </w:rPr>
+      </w:r>
+      <w:r>
+        <w:rPr>
+          <w:lang w:val="en-GB"/>
+        </w:rPr>
+      </w:r>
+      <w:r>
+        <w:rPr>
+          <w:lang w:val="en-GB"/>
+        </w:rPr>
+      </w:r>
+    </w:p>
+    <w:p>
+      <w:pPr>
+        <w:pBdr/>
+        <w:spacing/>
+        <w:ind/>
+        <w:rPr>
+          <w:lang w:val="en-GB"/>
+        </w:rPr>
+      </w:pPr>
+      <w:r>
+        <w:rPr>
+          <w:lang w:val="en-GB"/>
+        </w:rPr>
+      </w:r>
+      <w:r>
+        <w:rPr>
+          <w:lang w:val="en-GB"/>
+        </w:rPr>
+      </w:r>
+      <w:r>
+        <w:rPr>
+          <w:lang w:val="en-GB"/>
+        </w:rPr>
+      </w:r>
+    </w:p>
+    <w:p>
+      <w:pPr>
+        <w:pBdr/>
+        <w:spacing/>
+        <w:ind/>
+        <w:rPr>
+          <w:lang w:val="en-GB"/>
+        </w:rPr>
+      </w:pPr>
+      <w:r>
+        <w:rPr>
+          <w:lang w:val="en-GB"/>
+        </w:rPr>
+      </w:r>
+      <w:r>
+        <w:rPr>
+          <w:lang w:val="en-GB"/>
+        </w:rPr>
+      </w:r>
+      <w:r>
+        <w:rPr>
+          <w:lang w:val="en-GB"/>
+        </w:rPr>
+      </w:r>
+    </w:p>
+    <w:p>
+      <w:pPr>
+        <w:pStyle w:val="1040"/>
+        <w:pBdr/>
+        <w:spacing/>
+        <w:ind/>
+        <w:rPr>
+          <w:highlight w:val="none"/>
+          <w:lang w:val="en-GB"/>
+        </w:rPr>
+      </w:pPr>
+      <w:r/>
+      <w:bookmarkStart w:id="1" w:name="_Toc1"/>
+      <w:r/>
       <w:r>
         <w:rPr>
           <w:lang w:val="fr-CH"/>
@@ -1375,6 +2072,7 @@
       </w:r>
       <w:r>
         <w:rPr>
+          <w:rStyle w:val="1233"/>
           <w:lang w:val="en-GB"/>
         </w:rPr>
         <w:t xml:space="preserve">About ScholarLog</w:t>
@@ -1384,7 +2082,8 @@
       <w:r/>
       <w:r>
         <w:rPr>
-          <w:lang w:val="en-GB"/>
+          <w:rStyle w:val="1233"/>
+          <w:lang w:val="fr-CH"/>
         </w:rPr>
       </w:r>
     </w:p>
@@ -1416,7 +2115,7 @@
       </w:r>
       <w:r>
         <w:rPr>
-          <w:lang w:val="en-GB" w:bidi="en-GB"/>
+          <w:lang w:val="en-GB"/>
         </w:rPr>
       </w:r>
       <w:r>
@@ -1446,10 +2145,16 @@
           <w:lang w:val="en-GB"/>
         </w:rPr>
       </w:r>
+      <w:r>
+        <w:rPr>
+          <w:highlight w:val="none"/>
+          <w:lang w:val="en-GB"/>
+        </w:rPr>
+      </w:r>
     </w:p>
     <w:p>
       <w:pPr>
-        <w:pStyle w:val="1231"/>
+        <w:pStyle w:val="1241"/>
         <w:numPr>
           <w:ilvl w:val="0"/>
           <w:numId w:val="116"/>
@@ -1497,10 +2202,15 @@
           <w:lang w:val="en-GB" w:bidi="fr-FR"/>
         </w:rPr>
       </w:r>
+      <w:r>
+        <w:rPr>
+          <w:lang w:val="en-GB"/>
+        </w:rPr>
+      </w:r>
     </w:p>
     <w:p>
       <w:pPr>
-        <w:pStyle w:val="1231"/>
+        <w:pStyle w:val="1241"/>
         <w:numPr>
           <w:ilvl w:val="0"/>
           <w:numId w:val="116"/>
@@ -1548,10 +2258,15 @@
           <w:lang w:val="en-GB" w:bidi="fr-FR"/>
         </w:rPr>
       </w:r>
+      <w:r>
+        <w:rPr>
+          <w:lang w:val="en-GB"/>
+        </w:rPr>
+      </w:r>
     </w:p>
     <w:p>
       <w:pPr>
-        <w:pStyle w:val="1231"/>
+        <w:pStyle w:val="1241"/>
         <w:numPr>
           <w:ilvl w:val="0"/>
           <w:numId w:val="116"/>
@@ -1599,10 +2314,15 @@
           <w:lang w:val="en-GB" w:bidi="fr-FR"/>
         </w:rPr>
       </w:r>
+      <w:r>
+        <w:rPr>
+          <w:lang w:val="en-GB"/>
+        </w:rPr>
+      </w:r>
     </w:p>
     <w:p>
       <w:pPr>
-        <w:pStyle w:val="1231"/>
+        <w:pStyle w:val="1241"/>
         <w:numPr>
           <w:ilvl w:val="0"/>
           <w:numId w:val="116"/>
@@ -1646,8 +2366,7 @@
       </w:r>
       <w:r>
         <w:rPr>
-          <w:highlight w:val="none"/>
-          <w:lang w:val="en-GB" w:bidi="fr-FR"/>
+          <w:lang w:val="en-GB"/>
         </w:rPr>
       </w:r>
       <w:r>
@@ -1655,110 +2374,15 @@
           <w:lang w:val="en-GB"/>
         </w:rPr>
       </w:r>
-    </w:p>
-    <w:p>
-      <w:pPr>
-        <w:pBdr/>
-        <w:spacing/>
-        <w:ind/>
-        <w:rPr/>
-      </w:pPr>
-      <w:r>
-        <w:rPr>
-          <w:lang w:val="en-GB"/>
-        </w:rPr>
-      </w:r>
-      <w:r/>
-      <w:r/>
-    </w:p>
-    <w:p>
-      <w:pPr>
-        <w:pBdr/>
-        <w:shd w:val="nil"/>
-        <w:spacing/>
-        <w:ind/>
-        <w:rPr>
-          <w:lang w:val="en-GB"/>
-        </w:rPr>
-      </w:pPr>
       <w:r>
         <w:rPr>
           <w:highlight w:val="none"/>
-          <w:lang w:val="en-GB"/>
-        </w:rPr>
-        <w:br w:type="page" w:clear="all"/>
-      </w:r>
-      <w:r>
-        <w:rPr>
-          <w:highlight w:val="none"/>
-          <w:lang w:val="en-GB"/>
+          <w:lang w:val="fr-CH"/>
         </w:rPr>
       </w:r>
       <w:r>
         <w:rPr>
           <w:highlight w:val="none"/>
-          <w:lang w:val="en-GB"/>
-        </w:rPr>
-      </w:r>
-    </w:p>
-    <w:p>
-      <w:pPr>
-        <w:pStyle w:val="1030"/>
-        <w:pBdr/>
-        <w:spacing/>
-        <w:ind/>
-        <w:rPr>
-          <w:lang w:val="fr-CH"/>
-        </w:rPr>
-      </w:pPr>
-      <w:r>
-        <w:rPr>
-          <w:lang w:val="fr-CH"/>
-        </w:rPr>
-        <w:t xml:space="preserve">2. Installation</w:t>
-      </w:r>
-      <w:r>
-        <w:rPr>
-          <w:highlight w:val="none"/>
-          <w:lang w:val="en-GB"/>
-        </w:rPr>
-      </w:r>
-    </w:p>
-    <w:p>
-      <w:pPr>
-        <w:pBdr/>
-        <w:spacing/>
-        <w:ind/>
-        <w:rPr>
-          <w:highlight w:val="none"/>
-          <w:lang w:val="en-GB"/>
-        </w:rPr>
-      </w:pPr>
-      <w:r>
-        <w:rPr>
-          <w:lang w:val="fr-CH"/>
-        </w:rPr>
-      </w:r>
-      <w:r>
-        <w:rPr>
-          <w:lang w:val="fr-CH"/>
-        </w:rPr>
-        <w:t xml:space="preserve">L’application n’est pas a installer, c’est un executable avec toutes les lirairies et dépendances incluses. L’éxecutable doit pouvoir s’ouvrir avec des droits d’éxecution. Windows, menu contextuel (pop-up). Linux en modifiant les attributs de droits (chmod +x) ou clique droit autoriser execution. MacOS : se référer à la doc (</w:t>
-      </w:r>
-      <w:r>
-        <w:rPr>
-          <w:lang w:val="fr-CH"/>
-        </w:rPr>
-        <w:t xml:space="preserve">https://support.apple.com/fr-ch/guide/mac-help/mh40616/mac</w:t>
-      </w:r>
-      <w:r>
-        <w:rPr>
-          <w:lang w:val="fr-CH"/>
-        </w:rPr>
-        <w:t xml:space="preserve">).</w:t>
-      </w:r>
-      <w:r>
-        <w:rPr>
           <w:lang w:val="en-GB"/>
         </w:rPr>
         <w:br w:type="page" w:clear="all"/>
@@ -1769,19 +2393,819 @@
         </w:rPr>
       </w:r>
       <w:r/>
-    </w:p>
-    <w:p>
-      <w:pPr>
-        <w:pStyle w:val="1030"/>
-        <w:pBdr/>
-        <w:spacing/>
-        <w:ind/>
+      <w:r>
         <w:rPr>
           <w:lang w:val="en-GB"/>
         </w:rPr>
+      </w:r>
+    </w:p>
+    <w:p>
+      <w:pPr>
+        <w:pStyle w:val="1040"/>
+        <w:pBdr/>
+        <w:spacing/>
+        <w:ind/>
+        <w:rPr>
+          <w:lang w:val="fr-CH"/>
+        </w:rPr>
       </w:pPr>
       <w:r/>
       <w:bookmarkStart w:id="2" w:name="_Toc2"/>
+      <w:r>
+        <w:rPr>
+          <w:lang w:val="fr-CH"/>
+        </w:rPr>
+        <w:t xml:space="preserve">2. </w:t>
+      </w:r>
+      <w:r>
+        <w:t xml:space="preserve">Minimum System Requirement</w:t>
+      </w:r>
+      <w:r>
+        <w:rPr>
+          <w:lang w:val="fr-CH"/>
+        </w:rPr>
+        <w:t xml:space="preserve">s and </w:t>
+      </w:r>
+      <w:r>
+        <w:rPr>
+          <w:lang w:val="fr-CH"/>
+        </w:rPr>
+        <w:t xml:space="preserve">installation</w:t>
+      </w:r>
+      <w:r>
+        <w:rPr>
+          <w:lang w:val="fr-CH"/>
+        </w:rPr>
+        <w:t xml:space="preserve"> </w:t>
+      </w:r>
+      <w:r/>
+      <w:bookmarkEnd w:id="2"/>
+      <w:r/>
+      <w:r>
+        <w:rPr>
+          <w:lang w:val="fr-CH"/>
+        </w:rPr>
+      </w:r>
+    </w:p>
+    <w:p>
+      <w:pPr>
+        <w:pBdr/>
+        <w:spacing/>
+        <w:ind/>
+        <w:rPr>
+          <w:highlight w:val="none"/>
+          <w:lang w:val="fr-CH"/>
+        </w:rPr>
+      </w:pPr>
+      <w:r>
+        <w:rPr>
+          <w:lang w:val="fr-CH"/>
+        </w:rPr>
+      </w:r>
+      <w:r>
+        <w:rPr>
+          <w:lang w:val="fr-CH"/>
+        </w:rPr>
+      </w:r>
+      <w:r>
+        <w:rPr>
+          <w:lang w:val="fr-CH"/>
+        </w:rPr>
+        <w:t xml:space="preserve">ScholarLog is designed to be lightweight, cross-platform, and highly accessible. Because it is a standalone executable with all libraries and dependencies already included, there is no complex installation process.</w:t>
+      </w:r>
+      <w:r>
+        <w:rPr>
+          <w:lang w:val="fr-CH"/>
+        </w:rPr>
+      </w:r>
+      <w:r>
+        <w:rPr>
+          <w:lang w:val="fr-CH"/>
+        </w:rPr>
+      </w:r>
+    </w:p>
+    <w:p>
+      <w:pPr>
+        <w:pStyle w:val="1241"/>
+        <w:numPr>
+          <w:ilvl w:val="0"/>
+          <w:numId w:val="124"/>
+        </w:numPr>
+        <w:pBdr/>
+        <w:spacing/>
+        <w:ind/>
+        <w:rPr>
+          <w:highlight w:val="none"/>
+          <w:lang w:val="fr-CH" w:bidi="fr-CH"/>
+        </w:rPr>
+      </w:pPr>
+      <w:r>
+        <w:rPr>
+          <w:highlight w:val="none"/>
+          <w:lang w:val="fr-CH" w:bidi="fr-CH"/>
+        </w:rPr>
+      </w:r>
+      <w:r>
+        <w:rPr>
+          <w:highlight w:val="none"/>
+          <w:lang w:val="fr-CH" w:bidi="fr-CH"/>
+        </w:rPr>
+      </w:r>
+      <w:r>
+        <w:rPr>
+          <w:highlight w:val="none"/>
+          <w:lang w:val="fr-CH" w:bidi="fr-CH"/>
+        </w:rPr>
+        <w:t xml:space="preserve">Operating System : </w:t>
+        <w:br/>
+        <w:t xml:space="preserve">Compatible with Windows, macOS, and Linux. </w:t>
+      </w:r>
+      <w:r>
+        <w:rPr>
+          <w:highlight w:val="none"/>
+          <w:lang w:val="fr-CH" w:bidi="fr-CH"/>
+        </w:rPr>
+      </w:r>
+      <w:r>
+        <w:rPr>
+          <w:highlight w:val="none"/>
+          <w:lang w:val="fr-CH" w:bidi="fr-CH"/>
+        </w:rPr>
+        <w:br/>
+      </w:r>
+      <w:r>
+        <w:rPr>
+          <w:highlight w:val="none"/>
+          <w:lang w:val="fr-CH" w:bidi="fr-CH"/>
+        </w:rPr>
+      </w:r>
+      <w:r/>
+      <w:r>
+        <w:rPr>
+          <w:highlight w:val="none"/>
+          <w:lang w:val="fr-CH" w:bidi="fr-CH"/>
+        </w:rPr>
+      </w:r>
+    </w:p>
+    <w:p>
+      <w:pPr>
+        <w:pStyle w:val="1241"/>
+        <w:numPr>
+          <w:ilvl w:val="0"/>
+          <w:numId w:val="124"/>
+        </w:numPr>
+        <w:pBdr/>
+        <w:spacing/>
+        <w:ind/>
+        <w:rPr>
+          <w:highlight w:val="none"/>
+          <w:lang w:val="fr-CH" w:bidi="fr-CH"/>
+        </w:rPr>
+      </w:pPr>
+      <w:r>
+        <w:rPr>
+          <w:highlight w:val="none"/>
+          <w:lang w:val="fr-CH" w:bidi="fr-CH"/>
+        </w:rPr>
+        <w:t xml:space="preserve">Permissions : </w:t>
+        <w:br/>
+        <w:t xml:space="preserve">The file must have execution rights to run properly (e.g., allowing execution via the context menu on Windows, or using the chmod +x command on Linux). </w:t>
+        <w:br/>
+      </w:r>
+      <w:r>
+        <w:rPr>
+          <w:lang w:val="fr-CH"/>
+        </w:rPr>
+      </w:r>
+      <w:r/>
+    </w:p>
+    <w:p>
+      <w:pPr>
+        <w:pStyle w:val="1241"/>
+        <w:numPr>
+          <w:ilvl w:val="0"/>
+          <w:numId w:val="124"/>
+        </w:numPr>
+        <w:pBdr/>
+        <w:spacing/>
+        <w:ind/>
+        <w:rPr>
+          <w:lang w:val="fr-CH"/>
+        </w:rPr>
+      </w:pPr>
+      <w:r>
+        <w:rPr>
+          <w:highlight w:val="none"/>
+          <w:lang w:val="fr-CH" w:bidi="fr-CH"/>
+        </w:rPr>
+        <w:t xml:space="preserve">Internet Connection : </w:t>
+        <w:br/>
+        <w:t xml:space="preserve">None req</w:t>
+      </w:r>
+      <w:r>
+        <w:rPr>
+          <w:highlight w:val="none"/>
+          <w:lang w:val="fr-CH" w:bidi="fr-CH"/>
+        </w:rPr>
+        <w:t xml:space="preserve">uired. The application is completely standalone and works entirely offline. </w:t>
+      </w:r>
+      <w:r>
+        <w:rPr>
+          <w:highlight w:val="none"/>
+          <w:lang w:val="fr-CH"/>
+        </w:rPr>
+        <w:br/>
+      </w:r>
+      <w:r>
+        <w:rPr>
+          <w:lang w:val="fr-CH"/>
+        </w:rPr>
+      </w:r>
+    </w:p>
+    <w:p>
+      <w:pPr>
+        <w:pBdr/>
+        <w:spacing/>
+        <w:ind w:firstLine="0" w:left="0"/>
+        <w:rPr>
+          <w:lang w:val="fr-CH"/>
+        </w:rPr>
+      </w:pPr>
+      <w:r>
+        <w:rPr>
+          <w:highlight w:val="none"/>
+          <w:lang w:val="fr-CH" w:bidi="fr-CH"/>
+        </w:rPr>
+      </w:r>
+      <w:r>
+        <w:rPr>
+          <w:highlight w:val="none"/>
+          <w:lang w:val="fr-CH" w:bidi="fr-CH"/>
+        </w:rPr>
+      </w:r>
+      <w:r>
+        <w:rPr>
+          <w:highlight w:val="none"/>
+          <w:lang w:val="fr-CH"/>
+        </w:rPr>
+      </w:r>
+    </w:p>
+    <w:p>
+      <w:pPr>
+        <w:pBdr/>
+        <w:spacing/>
+        <w:ind/>
+        <w:rPr>
+          <w:lang w:val="en-GB"/>
+        </w:rPr>
+      </w:pPr>
+      <w:r>
+        <w:rPr>
+          <w:lang w:val="fr-CH"/>
+        </w:rPr>
+        <w:t xml:space="preserve">Note for macOS user ; </w:t>
+      </w:r>
+      <w:r>
+        <w:rPr>
+          <w:lang w:val="fr-CH"/>
+        </w:rPr>
+        <w:t xml:space="preserve">How to start the app for the first time :</w:t>
+      </w:r>
+      <w:r>
+        <w:rPr>
+          <w:highlight w:val="none"/>
+          <w:lang w:val="en-GB"/>
+        </w:rPr>
+      </w:r>
+    </w:p>
+    <w:p>
+      <w:pPr>
+        <w:pStyle w:val="1241"/>
+        <w:numPr>
+          <w:ilvl w:val="0"/>
+          <w:numId w:val="125"/>
+        </w:numPr>
+        <w:pBdr>
+          <w:top w:val="none" w:color="000000" w:sz="4" w:space="0"/>
+          <w:left w:val="none" w:color="000000" w:sz="4" w:space="0"/>
+          <w:bottom w:val="none" w:color="000000" w:sz="4" w:space="0"/>
+          <w:right w:val="none" w:color="000000" w:sz="4" w:space="0"/>
+        </w:pBdr>
+        <w:shd w:val="clear" w:color="ffffff" w:fill="ffffff"/>
+        <w:spacing w:after="0" w:before="179"/>
+        <w:ind w:right="0"/>
+        <w:rPr>
+          <w:rFonts w:ascii="Calibri" w:hAnsi="Calibri" w:cs="Calibri"/>
+          <w:sz w:val="22"/>
+          <w:szCs w:val="22"/>
+        </w:rPr>
+      </w:pPr>
+      <w:r>
+        <w:rPr>
+          <w:rFonts w:ascii="Calibri" w:hAnsi="Calibri" w:eastAsia="Calibri" w:cs="Calibri"/>
+          <w:color w:val="333333"/>
+          <w:spacing w:val="-5"/>
+          <w:sz w:val="22"/>
+          <w:szCs w:val="22"/>
+        </w:rPr>
+      </w:r>
+      <w:r>
+        <w:rPr>
+          <w:rFonts w:ascii="Calibri" w:hAnsi="Calibri" w:eastAsia="Calibri" w:cs="Calibri"/>
+          <w:color w:val="333333"/>
+          <w:spacing w:val="-5"/>
+          <w:sz w:val="22"/>
+          <w:szCs w:val="22"/>
+        </w:rPr>
+        <w:t xml:space="preserve">On your Mac, choose the Apple menu</w:t>
+      </w:r>
+      <w:r>
+        <w:rPr>
+          <w:rFonts w:ascii="Calibri" w:hAnsi="Calibri" w:eastAsia="Calibri" w:cs="Calibri"/>
+          <w:color w:val="333333"/>
+          <w:spacing w:val="-5"/>
+          <w:sz w:val="22"/>
+          <w:szCs w:val="22"/>
+        </w:rPr>
+      </w:r>
+      <w:r>
+        <w:rPr>
+          <w:rFonts w:ascii="Calibri" w:hAnsi="Calibri" w:eastAsia="Calibri" w:cs="Calibri"/>
+          <w:color w:val="333333"/>
+          <w:spacing w:val="-5"/>
+          <w:sz w:val="22"/>
+          <w:szCs w:val="22"/>
+          <w:lang w:val="fr-CH"/>
+        </w:rPr>
+        <w:t xml:space="preserve"> </w:t>
+      </w:r>
+      <w:r>
+        <w:rPr>
+          <w:rFonts w:ascii="Calibri" w:hAnsi="Calibri" w:eastAsia="Calibri" w:cs="Calibri"/>
+          <w:color w:val="333333"/>
+          <w:spacing w:val="-5"/>
+          <w:sz w:val="22"/>
+          <w:szCs w:val="22"/>
+        </w:rPr>
+        <mc:AlternateContent>
+          <mc:Choice Requires="wpg">
+            <w:drawing>
+              <wp:inline xmlns:wp="http://schemas.openxmlformats.org/drawingml/2006/wordprocessingDrawing" distT="0" distB="0" distL="0" distR="0">
+                <wp:extent cx="108081" cy="135101"/>
+                <wp:effectExtent l="0" t="0" r="0" b="0"/>
+                <wp:docPr id="4" name=""/>
+                <wp:cNvGraphicFramePr>
+                  <a:graphicFrameLocks xmlns:a="http://schemas.openxmlformats.org/drawingml/2006/main" noChangeAspect="1"/>
+                </wp:cNvGraphicFramePr>
+                <a:graphic xmlns:a="http://schemas.openxmlformats.org/drawingml/2006/main">
+                  <a:graphicData uri="http://schemas.openxmlformats.org/drawingml/2006/picture">
+                    <pic:pic xmlns:pic="http://schemas.openxmlformats.org/drawingml/2006/picture">
+                      <pic:nvPicPr>
+                        <pic:cNvPr id="952805796" name=""/>
+                        <pic:cNvPicPr>
+                          <a:picLocks noChangeAspect="1"/>
+                        </pic:cNvPicPr>
+                        <pic:nvPr/>
+                      </pic:nvPicPr>
+                      <pic:blipFill rotWithShape="1">
+                        <a:blip r:embed="rId13"/>
+                        <a:stretch/>
+                      </pic:blipFill>
+                      <pic:spPr bwMode="auto">
+                        <a:xfrm flipH="0" flipV="0">
+                          <a:off x="0" y="0"/>
+                          <a:ext cx="108080" cy="135100"/>
+                        </a:xfrm>
+                        <a:prstGeom prst="rect">
+                          <a:avLst/>
+                        </a:prstGeom>
+                      </pic:spPr>
+                    </pic:pic>
+                  </a:graphicData>
+                </a:graphic>
+              </wp:inline>
+            </w:drawing>
+          </mc:Choice>
+          <mc:Fallback>
+            <w:pict>
+              <v:shapetype id="_x0000_t75" coordsize="21600,21600" o:spt="75" o:preferrelative="t" path="m@4@5l@4@11@9@11@9@5xe" filled="f" stroked="f">
+                <v:stroke joinstyle="miter"/>
+                <v:formulas>
+                  <v:f eqn="if lineDrawn pixelLineWidth 0"/>
+                  <v:f eqn="sum @0 1 0"/>
+                  <v:f eqn="sum 0 0 @1"/>
+                  <v:f eqn="prod @2 1 2"/>
+                  <v:f eqn="prod @3 21600 pixelWidth"/>
+                  <v:f eqn="prod @3 21600 pixelHeight"/>
+                  <v:f eqn="sum @0 0 1"/>
+                  <v:f eqn="prod @6 1 2"/>
+                  <v:f eqn="prod @7 21600 pixelWidth"/>
+                  <v:f eqn="sum @8 21600 0"/>
+                  <v:f eqn="prod @7 21600 pixelHeight"/>
+                  <v:f eqn="sum @10 21600 0"/>
+                </v:formulas>
+                <v:path o:extrusionok="f" gradientshapeok="t" o:connecttype="rect"/>
+                <o:lock v:ext="edit" aspectratio="t"/>
+              </v:shapetype>
+              <v:shape id="_x0000_i3" o:spid="_x0000_s3" type="#_x0000_t75" style="width:8.51pt;height:10.64pt;mso-wrap-distance-left:0.00pt;mso-wrap-distance-top:0.00pt;mso-wrap-distance-right:0.00pt;mso-wrap-distance-bottom:0.00pt;z-index:1;" stroked="false">
+                <v:imagedata r:id="rId13" o:title=""/>
+                <o:lock v:ext="edit" rotation="t"/>
+              </v:shape>
+            </w:pict>
+          </mc:Fallback>
+        </mc:AlternateContent>
+        <w:t xml:space="preserve"> &gt; </w:t>
+      </w:r>
+      <w:r>
+        <w:rPr>
+          <w:rFonts w:ascii="Calibri" w:hAnsi="Calibri" w:eastAsia="Calibri" w:cs="Calibri"/>
+          <w:color w:val="333333"/>
+          <w:spacing w:val="-5"/>
+          <w:sz w:val="22"/>
+          <w:szCs w:val="22"/>
+        </w:rPr>
+        <w:t xml:space="preserve">System settings, then click "Privacy and Security"</w:t>
+      </w:r>
+      <w:r>
+        <w:rPr>
+          <w:rFonts w:ascii="Calibri" w:hAnsi="Calibri" w:eastAsia="Calibri" w:cs="Calibri"/>
+          <w:color w:val="333333"/>
+          <w:spacing w:val="-5"/>
+          <w:sz w:val="22"/>
+          <w:szCs w:val="22"/>
+        </w:rPr>
+        <w:t xml:space="preserve"> </w:t>
+        <mc:AlternateContent>
+          <mc:Choice Requires="wpg">
+            <w:drawing>
+              <wp:inline xmlns:wp="http://schemas.openxmlformats.org/drawingml/2006/wordprocessingDrawing" distT="0" distB="0" distL="0" distR="0">
+                <wp:extent cx="180001" cy="180001"/>
+                <wp:effectExtent l="0" t="0" r="0" b="0"/>
+                <wp:docPr id="5" name=""/>
+                <wp:cNvGraphicFramePr>
+                  <a:graphicFrameLocks xmlns:a="http://schemas.openxmlformats.org/drawingml/2006/main" noChangeAspect="1"/>
+                </wp:cNvGraphicFramePr>
+                <a:graphic xmlns:a="http://schemas.openxmlformats.org/drawingml/2006/main">
+                  <a:graphicData uri="http://schemas.openxmlformats.org/drawingml/2006/picture">
+                    <pic:pic xmlns:pic="http://schemas.openxmlformats.org/drawingml/2006/picture">
+                      <pic:nvPicPr>
+                        <pic:cNvPr id="2001507028" name=""/>
+                        <pic:cNvPicPr>
+                          <a:picLocks noChangeAspect="1"/>
+                        </pic:cNvPicPr>
+                        <pic:nvPr/>
+                      </pic:nvPicPr>
+                      <pic:blipFill rotWithShape="1">
+                        <a:blip r:embed="rId14"/>
+                        <a:stretch/>
+                      </pic:blipFill>
+                      <pic:spPr bwMode="auto">
+                        <a:xfrm flipH="0" flipV="0">
+                          <a:off x="0" y="0"/>
+                          <a:ext cx="180000" cy="180000"/>
+                        </a:xfrm>
+                        <a:prstGeom prst="rect">
+                          <a:avLst/>
+                        </a:prstGeom>
+                      </pic:spPr>
+                    </pic:pic>
+                  </a:graphicData>
+                </a:graphic>
+              </wp:inline>
+            </w:drawing>
+          </mc:Choice>
+          <mc:Fallback>
+            <w:pict>
+              <v:shapetype id="_x0000_t75" coordsize="21600,21600" o:spt="75" o:preferrelative="t" path="m@4@5l@4@11@9@11@9@5xe" filled="f" stroked="f">
+                <v:stroke joinstyle="miter"/>
+                <v:formulas>
+                  <v:f eqn="if lineDrawn pixelLineWidth 0"/>
+                  <v:f eqn="sum @0 1 0"/>
+                  <v:f eqn="sum 0 0 @1"/>
+                  <v:f eqn="prod @2 1 2"/>
+                  <v:f eqn="prod @3 21600 pixelWidth"/>
+                  <v:f eqn="prod @3 21600 pixelHeight"/>
+                  <v:f eqn="sum @0 0 1"/>
+                  <v:f eqn="prod @6 1 2"/>
+                  <v:f eqn="prod @7 21600 pixelWidth"/>
+                  <v:f eqn="sum @8 21600 0"/>
+                  <v:f eqn="prod @7 21600 pixelHeight"/>
+                  <v:f eqn="sum @10 21600 0"/>
+                </v:formulas>
+                <v:path o:extrusionok="f" gradientshapeok="t" o:connecttype="rect"/>
+                <o:lock v:ext="edit" aspectratio="t"/>
+              </v:shapetype>
+              <v:shape id="_x0000_i4" o:spid="_x0000_s4" type="#_x0000_t75" style="width:14.17pt;height:14.17pt;mso-wrap-distance-left:0.00pt;mso-wrap-distance-top:0.00pt;mso-wrap-distance-right:0.00pt;mso-wrap-distance-bottom:0.00pt;z-index:1;" stroked="false">
+                <v:imagedata r:id="rId14" o:title=""/>
+                <o:lock v:ext="edit" rotation="t"/>
+              </v:shape>
+            </w:pict>
+          </mc:Fallback>
+        </mc:AlternateContent>
+        <w:t xml:space="preserve"> </w:t>
+      </w:r>
+      <w:r>
+        <w:rPr>
+          <w:rFonts w:ascii="Calibri" w:hAnsi="Calibri" w:eastAsia="Calibri" w:cs="Calibri"/>
+          <w:color w:val="333333"/>
+          <w:spacing w:val="-5"/>
+          <w:sz w:val="22"/>
+          <w:szCs w:val="22"/>
+          <w:lang w:val="fr-CH"/>
+        </w:rPr>
+        <w:t xml:space="preserve"> </w:t>
+      </w:r>
+      <w:r>
+        <w:rPr>
+          <w:rFonts w:ascii="Calibri" w:hAnsi="Calibri" w:eastAsia="Calibri" w:cs="Calibri"/>
+          <w:color w:val="333333"/>
+          <w:spacing w:val="-5"/>
+          <w:sz w:val="22"/>
+          <w:szCs w:val="22"/>
+        </w:rPr>
+        <w:t xml:space="preserve">in the sidebar. (You may need to scroll down the page.)</w:t>
+      </w:r>
+      <w:r>
+        <w:rPr>
+          <w:rFonts w:ascii="Calibri" w:hAnsi="Calibri" w:eastAsia="Calibri" w:cs="Calibri"/>
+          <w:color w:val="333333"/>
+          <w:spacing w:val="-5"/>
+          <w:sz w:val="22"/>
+          <w:szCs w:val="22"/>
+        </w:rPr>
+      </w:r>
+      <w:r>
+        <w:rPr>
+          <w:rFonts w:ascii="Calibri" w:hAnsi="Calibri" w:eastAsia="Calibri" w:cs="Calibri"/>
+          <w:sz w:val="22"/>
+          <w:szCs w:val="22"/>
+        </w:rPr>
+      </w:r>
+    </w:p>
+    <w:p>
+      <w:pPr>
+        <w:pStyle w:val="1241"/>
+        <w:numPr>
+          <w:ilvl w:val="0"/>
+          <w:numId w:val="125"/>
+        </w:numPr>
+        <w:pBdr>
+          <w:top w:val="none" w:color="000000" w:sz="4" w:space="0"/>
+          <w:left w:val="none" w:color="000000" w:sz="4" w:space="0"/>
+          <w:bottom w:val="none" w:color="000000" w:sz="4" w:space="0"/>
+          <w:right w:val="none" w:color="000000" w:sz="4" w:space="0"/>
+        </w:pBdr>
+        <w:shd w:val="clear" w:color="ffffff" w:fill="ffffff"/>
+        <w:spacing w:after="0" w:before="179"/>
+        <w:ind w:right="0"/>
+        <w:rPr>
+          <w:rFonts w:ascii="Calibri" w:hAnsi="Calibri" w:cs="Calibri"/>
+          <w:sz w:val="22"/>
+          <w:szCs w:val="22"/>
+        </w:rPr>
+      </w:pPr>
+      <w:r>
+        <w:rPr>
+          <w:rFonts w:ascii="Calibri" w:hAnsi="Calibri" w:eastAsia="Calibri" w:cs="Calibri"/>
+          <w:color w:val="333333"/>
+          <w:spacing w:val="-5"/>
+          <w:sz w:val="22"/>
+          <w:szCs w:val="22"/>
+        </w:rPr>
+      </w:r>
+      <w:r>
+        <w:rPr>
+          <w:rFonts w:ascii="Calibri" w:hAnsi="Calibri" w:eastAsia="Calibri" w:cs="Calibri"/>
+          <w:color w:val="333333"/>
+          <w:spacing w:val="-5"/>
+          <w:sz w:val="22"/>
+          <w:szCs w:val="22"/>
+        </w:rPr>
+        <w:t xml:space="preserve">Go to Security, then click Open.</w:t>
+      </w:r>
+      <w:r>
+        <w:rPr>
+          <w:rFonts w:ascii="Calibri" w:hAnsi="Calibri" w:eastAsia="Calibri" w:cs="Calibri"/>
+          <w:color w:val="333333"/>
+          <w:spacing w:val="-5"/>
+          <w:sz w:val="22"/>
+          <w:szCs w:val="22"/>
+        </w:rPr>
+      </w:r>
+      <w:r>
+        <w:rPr>
+          <w:rFonts w:ascii="Calibri" w:hAnsi="Calibri" w:eastAsia="Calibri" w:cs="Calibri"/>
+          <w:sz w:val="22"/>
+          <w:szCs w:val="22"/>
+        </w:rPr>
+      </w:r>
+    </w:p>
+    <w:p>
+      <w:pPr>
+        <w:pStyle w:val="1241"/>
+        <w:numPr>
+          <w:ilvl w:val="0"/>
+          <w:numId w:val="125"/>
+        </w:numPr>
+        <w:pBdr>
+          <w:top w:val="none" w:color="000000" w:sz="4" w:space="0"/>
+          <w:left w:val="none" w:color="000000" w:sz="4" w:space="0"/>
+          <w:bottom w:val="none" w:color="000000" w:sz="4" w:space="0"/>
+          <w:right w:val="none" w:color="000000" w:sz="4" w:space="0"/>
+        </w:pBdr>
+        <w:shd w:val="clear" w:color="ffffff" w:fill="ffffff"/>
+        <w:spacing w:after="0" w:before="179"/>
+        <w:ind w:right="0"/>
+        <w:rPr>
+          <w:rFonts w:ascii="Calibri" w:hAnsi="Calibri" w:cs="Calibri"/>
+          <w:sz w:val="22"/>
+          <w:szCs w:val="22"/>
+        </w:rPr>
+      </w:pPr>
+      <w:r>
+        <w:rPr>
+          <w:rFonts w:ascii="Calibri" w:hAnsi="Calibri" w:eastAsia="Calibri" w:cs="Calibri"/>
+          <w:color w:val="333333"/>
+          <w:spacing w:val="-5"/>
+          <w:sz w:val="22"/>
+          <w:szCs w:val="22"/>
+        </w:rPr>
+      </w:r>
+      <w:r>
+        <w:rPr>
+          <w:rFonts w:ascii="Calibri" w:hAnsi="Calibri" w:eastAsia="Calibri" w:cs="Calibri"/>
+          <w:color w:val="333333"/>
+          <w:spacing w:val="-5"/>
+          <w:sz w:val="22"/>
+          <w:szCs w:val="22"/>
+        </w:rPr>
+        <w:t xml:space="preserve">Click "Open anyway".</w:t>
+      </w:r>
+      <w:r>
+        <w:rPr>
+          <w:rFonts w:ascii="Calibri" w:hAnsi="Calibri" w:eastAsia="Calibri" w:cs="Calibri"/>
+          <w:color w:val="333333"/>
+          <w:spacing w:val="-5"/>
+          <w:sz w:val="22"/>
+          <w:szCs w:val="22"/>
+        </w:rPr>
+      </w:r>
+      <w:r>
+        <w:rPr>
+          <w:rFonts w:ascii="Calibri" w:hAnsi="Calibri" w:eastAsia="Calibri" w:cs="Calibri"/>
+          <w:sz w:val="22"/>
+          <w:szCs w:val="22"/>
+        </w:rPr>
+      </w:r>
+    </w:p>
+    <w:p>
+      <w:pPr>
+        <w:pStyle w:val="1241"/>
+        <w:numPr>
+          <w:ilvl w:val="0"/>
+          <w:numId w:val="125"/>
+        </w:numPr>
+        <w:pBdr>
+          <w:top w:val="none" w:color="000000" w:sz="4" w:space="0"/>
+          <w:left w:val="none" w:color="000000" w:sz="4" w:space="0"/>
+          <w:bottom w:val="none" w:color="000000" w:sz="4" w:space="0"/>
+          <w:right w:val="none" w:color="000000" w:sz="4" w:space="0"/>
+        </w:pBdr>
+        <w:shd w:val="clear" w:color="ffffff" w:fill="ffffff"/>
+        <w:spacing w:after="0" w:before="179"/>
+        <w:ind w:right="0"/>
+        <w:rPr>
+          <w:rFonts w:ascii="Calibri" w:hAnsi="Calibri" w:cs="Calibri"/>
+          <w:sz w:val="22"/>
+          <w:szCs w:val="22"/>
+        </w:rPr>
+      </w:pPr>
+      <w:r>
+        <w:rPr>
+          <w:rFonts w:ascii="Calibri" w:hAnsi="Calibri" w:eastAsia="Calibri" w:cs="Calibri"/>
+          <w:color w:val="333333"/>
+          <w:spacing w:val="-5"/>
+          <w:sz w:val="22"/>
+          <w:szCs w:val="22"/>
+        </w:rPr>
+      </w:r>
+      <w:r>
+        <w:rPr>
+          <w:rFonts w:ascii="Calibri" w:hAnsi="Calibri" w:eastAsia="Calibri" w:cs="Calibri"/>
+          <w:color w:val="333333"/>
+          <w:spacing w:val="-5"/>
+          <w:sz w:val="22"/>
+          <w:szCs w:val="22"/>
+        </w:rPr>
+        <w:t xml:space="preserve">This button displays for about an hour after you have tried to open the app.</w:t>
+      </w:r>
+      <w:r>
+        <w:rPr>
+          <w:rFonts w:ascii="Calibri" w:hAnsi="Calibri" w:eastAsia="Calibri" w:cs="Calibri"/>
+          <w:color w:val="333333"/>
+          <w:spacing w:val="-5"/>
+          <w:sz w:val="22"/>
+          <w:szCs w:val="22"/>
+        </w:rPr>
+      </w:r>
+      <w:r>
+        <w:rPr>
+          <w:rFonts w:ascii="Calibri" w:hAnsi="Calibri" w:eastAsia="Calibri" w:cs="Calibri"/>
+          <w:sz w:val="22"/>
+          <w:szCs w:val="22"/>
+        </w:rPr>
+      </w:r>
+    </w:p>
+    <w:p>
+      <w:pPr>
+        <w:pStyle w:val="1241"/>
+        <w:numPr>
+          <w:ilvl w:val="0"/>
+          <w:numId w:val="125"/>
+        </w:numPr>
+        <w:pBdr>
+          <w:top w:val="none" w:color="000000" w:sz="4" w:space="0"/>
+          <w:left w:val="none" w:color="000000" w:sz="4" w:space="0"/>
+          <w:bottom w:val="none" w:color="000000" w:sz="4" w:space="0"/>
+          <w:right w:val="none" w:color="000000" w:sz="4" w:space="0"/>
+        </w:pBdr>
+        <w:shd w:val="clear" w:color="ffffff" w:fill="ffffff"/>
+        <w:spacing w:after="0" w:before="179"/>
+        <w:ind w:right="0"/>
+        <w:rPr>
+          <w:rFonts w:ascii="Calibri" w:hAnsi="Calibri" w:cs="Calibri"/>
+          <w:sz w:val="22"/>
+          <w:szCs w:val="22"/>
+        </w:rPr>
+      </w:pPr>
+      <w:r>
+        <w:rPr>
+          <w:rFonts w:ascii="Calibri" w:hAnsi="Calibri" w:eastAsia="Calibri" w:cs="Calibri"/>
+          <w:color w:val="333333"/>
+          <w:spacing w:val="-5"/>
+          <w:sz w:val="22"/>
+          <w:szCs w:val="22"/>
+        </w:rPr>
+      </w:r>
+      <w:r>
+        <w:rPr>
+          <w:rFonts w:ascii="Calibri" w:hAnsi="Calibri" w:eastAsia="Calibri" w:cs="Calibri"/>
+          <w:color w:val="333333"/>
+          <w:spacing w:val="-5"/>
+          <w:sz w:val="22"/>
+          <w:szCs w:val="22"/>
+        </w:rPr>
+        <w:t xml:space="preserve">Enter your login password, then click OK.</w:t>
+      </w:r>
+      <w:r>
+        <w:rPr>
+          <w:rFonts w:ascii="Calibri" w:hAnsi="Calibri" w:eastAsia="Calibri" w:cs="Calibri"/>
+          <w:color w:val="333333"/>
+          <w:spacing w:val="-5"/>
+          <w:sz w:val="22"/>
+          <w:szCs w:val="22"/>
+        </w:rPr>
+      </w:r>
+      <w:r>
+        <w:rPr>
+          <w:rFonts w:ascii="Calibri" w:hAnsi="Calibri" w:eastAsia="Calibri" w:cs="Calibri"/>
+          <w:sz w:val="22"/>
+          <w:szCs w:val="22"/>
+        </w:rPr>
+      </w:r>
+    </w:p>
+    <w:p>
+      <w:pPr>
+        <w:pBdr/>
+        <w:spacing/>
+        <w:ind/>
+        <w:rPr>
+          <w:highlight w:val="none"/>
+          <w:lang w:val="en-GB"/>
+        </w:rPr>
+      </w:pPr>
+      <w:r>
+        <w:rPr>
+          <w:lang w:val="en-GB"/>
+        </w:rPr>
+        <w:br w:type="page" w:clear="all"/>
+      </w:r>
+      <w:r/>
+      <w:r/>
+    </w:p>
+    <w:p>
+      <w:pPr>
+        <w:pStyle w:val="1040"/>
+        <w:pBdr/>
+        <w:spacing/>
+        <w:ind/>
+        <w:rPr>
+          <w:lang w:val="en-GB"/>
+        </w:rPr>
+      </w:pPr>
+      <w:r/>
+      <w:bookmarkStart w:id="3" w:name="_Toc3"/>
+      <w:r/>
       <w:r>
         <w:rPr>
           <w:highlight w:val="none"/>
@@ -1790,7 +3214,7 @@
         <w:t xml:space="preserve">3. Menus Overview</w:t>
       </w:r>
       <w:r/>
-      <w:bookmarkEnd w:id="2"/>
+      <w:bookmarkEnd w:id="3"/>
       <w:r/>
       <w:r>
         <w:rPr>
@@ -1800,39 +3224,16 @@
     </w:p>
     <w:p>
       <w:pPr>
-        <w:pBdr/>
-        <w:spacing/>
-        <w:ind/>
-        <w:rPr>
-          <w:highlight w:val="none"/>
-          <w:lang w:val="fr-CH"/>
-        </w:rPr>
-      </w:pPr>
-      <w:r>
-        <w:rPr>
-          <w:highlight w:val="none"/>
-          <w:lang w:val="fr-CH"/>
-        </w:rPr>
-        <w:t xml:space="preserve">XYZ</w:t>
-      </w:r>
-      <w:r>
+        <w:pStyle w:val="1041"/>
+        <w:pBdr/>
+        <w:spacing/>
+        <w:ind/>
         <w:rPr>
           <w:lang w:val="en-GB"/>
         </w:rPr>
-      </w:r>
-    </w:p>
-    <w:p>
-      <w:pPr>
-        <w:pStyle w:val="1031"/>
-        <w:pBdr/>
-        <w:spacing/>
-        <w:ind/>
-        <w:rPr>
-          <w:lang w:val="en-GB"/>
-        </w:rPr>
       </w:pPr>
       <w:r/>
-      <w:bookmarkStart w:id="3" w:name="_Toc3"/>
+      <w:bookmarkStart w:id="4" w:name="_Toc4"/>
       <w:r>
         <w:rPr>
           <w:highlight w:val="none"/>
@@ -1841,7 +3242,7 @@
         <w:t xml:space="preserve">3.1 Home Menu (Dashboard)</w:t>
       </w:r>
       <w:r/>
-      <w:bookmarkEnd w:id="3"/>
+      <w:bookmarkEnd w:id="4"/>
       <w:r/>
       <w:r>
         <w:rPr>
@@ -1877,10 +3278,16 @@
           <w:lang w:val="en-GB"/>
         </w:rPr>
       </w:r>
+      <w:r>
+        <w:rPr>
+          <w:highlight w:val="none"/>
+          <w:lang w:val="fr-CH"/>
+        </w:rPr>
+      </w:r>
     </w:p>
     <w:p>
       <w:pPr>
-        <w:pStyle w:val="1231"/>
+        <w:pStyle w:val="1241"/>
         <w:numPr>
           <w:ilvl w:val="0"/>
           <w:numId w:val="117"/>
@@ -1925,18 +3332,6 @@
           <w:highlight w:val="none"/>
           <w:lang w:val="en-GB" w:bidi="en-GB"/>
         </w:rPr>
-      </w:r>
-      <w:r>
-        <w:rPr>
-          <w:highlight w:val="none"/>
-          <w:lang w:val="en-GB" w:bidi="en-GB"/>
-        </w:rPr>
-      </w:r>
-      <w:r>
-        <w:rPr>
-          <w:highlight w:val="none"/>
-          <w:lang w:val="en-GB" w:bidi="en-GB"/>
-        </w:rPr>
         <w:br/>
       </w:r>
       <w:r>
@@ -1945,10 +3340,11 @@
           <w:lang w:val="en-GB" w:bidi="en-GB"/>
         </w:rPr>
       </w:r>
+      <w:r/>
     </w:p>
     <w:p>
       <w:pPr>
-        <w:pStyle w:val="1231"/>
+        <w:pStyle w:val="1241"/>
         <w:numPr>
           <w:ilvl w:val="0"/>
           <w:numId w:val="117"/>
@@ -1999,34 +3395,11 @@
           <w:lang w:val="en-GB" w:bidi="en-GB"/>
         </w:rPr>
       </w:r>
-      <w:r>
-        <w:rPr>
-          <w:highlight w:val="none"/>
-          <w:lang w:val="en-GB" w:bidi="en-GB"/>
-        </w:rPr>
-      </w:r>
-      <w:r>
-        <w:rPr>
-          <w:highlight w:val="none"/>
-          <w:lang w:val="en-GB" w:bidi="en-GB"/>
-        </w:rPr>
-      </w:r>
-      <w:r>
-        <w:rPr>
-          <w:highlight w:val="none"/>
-          <w:lang w:val="en-GB" w:bidi="en-GB"/>
-        </w:rPr>
-      </w:r>
-      <w:r>
-        <w:rPr>
-          <w:highlight w:val="none"/>
-          <w:lang w:val="en-GB" w:bidi="en-GB"/>
-        </w:rPr>
-      </w:r>
+      <w:r/>
     </w:p>
     <w:p>
       <w:pPr>
-        <w:pStyle w:val="1231"/>
+        <w:pStyle w:val="1241"/>
         <w:numPr>
           <w:ilvl w:val="1"/>
           <w:numId w:val="117"/>
@@ -2071,18 +3444,6 @@
           <w:highlight w:val="none"/>
           <w:lang w:val="en-GB" w:bidi="en-GB"/>
         </w:rPr>
-      </w:r>
-      <w:r>
-        <w:rPr>
-          <w:highlight w:val="none"/>
-          <w:lang w:val="en-GB" w:bidi="en-GB"/>
-        </w:rPr>
-      </w:r>
-      <w:r>
-        <w:rPr>
-          <w:highlight w:val="none"/>
-          <w:lang w:val="en-GB" w:bidi="en-GB"/>
-        </w:rPr>
         <w:br/>
       </w:r>
       <w:r>
@@ -2091,10 +3452,11 @@
           <w:lang w:val="en-GB" w:bidi="en-GB"/>
         </w:rPr>
       </w:r>
+      <w:r/>
     </w:p>
     <w:p>
       <w:pPr>
-        <w:pStyle w:val="1231"/>
+        <w:pStyle w:val="1241"/>
         <w:numPr>
           <w:ilvl w:val="1"/>
           <w:numId w:val="117"/>
@@ -2132,18 +3494,6 @@
           <w:highlight w:val="none"/>
           <w:lang w:val="en-GB" w:bidi="en-GB"/>
         </w:rPr>
-      </w:r>
-      <w:r>
-        <w:rPr>
-          <w:highlight w:val="none"/>
-          <w:lang w:val="en-GB" w:bidi="en-GB"/>
-        </w:rPr>
-      </w:r>
-      <w:r>
-        <w:rPr>
-          <w:highlight w:val="none"/>
-          <w:lang w:val="en-GB" w:bidi="en-GB"/>
-        </w:rPr>
         <w:br/>
       </w:r>
       <w:r>
@@ -2152,10 +3502,11 @@
           <w:lang w:val="en-GB" w:bidi="en-GB"/>
         </w:rPr>
       </w:r>
+      <w:r/>
     </w:p>
     <w:p>
       <w:pPr>
-        <w:pStyle w:val="1231"/>
+        <w:pStyle w:val="1241"/>
         <w:numPr>
           <w:ilvl w:val="1"/>
           <w:numId w:val="117"/>
@@ -2200,18 +3551,6 @@
           <w:highlight w:val="none"/>
           <w:lang w:val="en-GB" w:bidi="en-GB"/>
         </w:rPr>
-      </w:r>
-      <w:r>
-        <w:rPr>
-          <w:highlight w:val="none"/>
-          <w:lang w:val="en-GB" w:bidi="en-GB"/>
-        </w:rPr>
-      </w:r>
-      <w:r>
-        <w:rPr>
-          <w:highlight w:val="none"/>
-          <w:lang w:val="en-GB" w:bidi="en-GB"/>
-        </w:rPr>
         <w:br/>
       </w:r>
       <w:r>
@@ -2220,10 +3559,11 @@
           <w:lang w:val="en-GB" w:bidi="en-GB"/>
         </w:rPr>
       </w:r>
+      <w:r/>
     </w:p>
     <w:p>
       <w:pPr>
-        <w:pStyle w:val="1231"/>
+        <w:pStyle w:val="1241"/>
         <w:numPr>
           <w:ilvl w:val="0"/>
           <w:numId w:val="117"/>
@@ -2284,11 +3624,16 @@
           <w:lang w:val="en-GB"/>
         </w:rPr>
       </w:r>
+      <w:r>
+        <w:rPr>
+          <w:lang w:val="en-GB"/>
+        </w:rPr>
+      </w:r>
     </w:p>
     <w:p>
       <w:pPr>
         <w:pBdr/>
-        <w:shd w:val="nil"/>
+        <w:shd w:val="nil" w:color="auto"/>
         <w:spacing/>
         <w:ind/>
         <w:rPr>
@@ -2314,7 +3659,7 @@
     </w:p>
     <w:p>
       <w:pPr>
-        <w:pStyle w:val="1031"/>
+        <w:pStyle w:val="1041"/>
         <w:pBdr/>
         <w:spacing/>
         <w:ind/>
@@ -2323,8 +3668,7 @@
         </w:rPr>
       </w:pPr>
       <w:r/>
-      <w:bookmarkStart w:id="4" w:name="_Toc4"/>
-      <w:r/>
+      <w:bookmarkStart w:id="5" w:name="_Toc5"/>
       <w:r>
         <w:rPr>
           <w:lang w:val="fr-CH"/>
@@ -2338,11 +3682,11 @@
         <w:t xml:space="preserve">The Notes Menu (My Results)</w:t>
       </w:r>
       <w:r/>
-      <w:bookmarkEnd w:id="4"/>
+      <w:bookmarkEnd w:id="5"/>
       <w:r/>
       <w:r>
         <w:rPr>
-          <w:lang w:val="en-GB"/>
+          <w:lang w:val="fr-CH"/>
         </w:rPr>
       </w:r>
     </w:p>
@@ -2364,25 +3708,11 @@
           <w:lang w:val="en-GB"/>
         </w:rPr>
       </w:r>
-      <w:r>
-        <w:rPr>
-          <w:lang w:val="en-GB"/>
-        </w:rPr>
-      </w:r>
-      <w:r>
-        <w:rPr>
-          <w:lang w:val="en-GB"/>
-        </w:rPr>
-      </w:r>
-      <w:r>
-        <w:rPr>
-          <w:lang w:val="en-GB"/>
-        </w:rPr>
-      </w:r>
+      <w:r/>
     </w:p>
     <w:p>
       <w:pPr>
-        <w:pStyle w:val="1231"/>
+        <w:pStyle w:val="1241"/>
         <w:numPr>
           <w:ilvl w:val="0"/>
           <w:numId w:val="118"/>
@@ -2416,11 +3746,32 @@
         <w:rPr>
           <w:lang w:val="en-GB"/>
         </w:rPr>
+        <w:br/>
       </w:r>
       <w:r>
         <w:rPr>
           <w:lang w:val="en-GB"/>
         </w:rPr>
+      </w:r>
+      <w:r/>
+    </w:p>
+    <w:p>
+      <w:pPr>
+        <w:pStyle w:val="1241"/>
+        <w:numPr>
+          <w:ilvl w:val="1"/>
+          <w:numId w:val="118"/>
+        </w:numPr>
+        <w:pBdr/>
+        <w:spacing/>
+        <w:ind/>
+        <w:rPr/>
+      </w:pPr>
+      <w:r>
+        <w:rPr>
+          <w:lang w:val="en-GB"/>
+        </w:rPr>
+        <w:t xml:space="preserve">Liste (List): Displays all your grades as a single, global list.</w:t>
       </w:r>
       <w:r>
         <w:rPr>
@@ -2433,50 +3784,11 @@
           <w:lang w:val="en-GB"/>
         </w:rPr>
       </w:r>
+      <w:r/>
     </w:p>
     <w:p>
       <w:pPr>
-        <w:pStyle w:val="1231"/>
-        <w:numPr>
-          <w:ilvl w:val="1"/>
-          <w:numId w:val="118"/>
-        </w:numPr>
-        <w:pBdr/>
-        <w:spacing/>
-        <w:ind/>
-        <w:rPr/>
-      </w:pPr>
-      <w:r>
-        <w:rPr>
-          <w:lang w:val="en-GB"/>
-        </w:rPr>
-        <w:t xml:space="preserve">Liste (List): Displays all your grades as a single, global list.</w:t>
-      </w:r>
-      <w:r>
-        <w:rPr>
-          <w:lang w:val="en-GB"/>
-        </w:rPr>
-      </w:r>
-      <w:r>
-        <w:rPr>
-          <w:lang w:val="en-GB"/>
-        </w:rPr>
-      </w:r>
-      <w:r>
-        <w:rPr>
-          <w:lang w:val="en-GB"/>
-        </w:rPr>
-        <w:br/>
-      </w:r>
-      <w:r>
-        <w:rPr>
-          <w:lang w:val="en-GB"/>
-        </w:rPr>
-      </w:r>
-    </w:p>
-    <w:p>
-      <w:pPr>
-        <w:pStyle w:val="1231"/>
+        <w:pStyle w:val="1241"/>
         <w:numPr>
           <w:ilvl w:val="1"/>
           <w:numId w:val="118"/>
@@ -2523,10 +3835,11 @@
           <w:lang w:val="en-GB"/>
         </w:rPr>
       </w:r>
+      <w:r/>
     </w:p>
     <w:p>
       <w:pPr>
-        <w:pStyle w:val="1231"/>
+        <w:pStyle w:val="1241"/>
         <w:numPr>
           <w:ilvl w:val="0"/>
           <w:numId w:val="118"/>
@@ -2560,15 +3873,11 @@
           <w:lang w:val="en-GB"/>
         </w:rPr>
       </w:r>
-      <w:r>
-        <w:rPr>
-          <w:lang w:val="en-GB"/>
-        </w:rPr>
-      </w:r>
+      <w:r/>
     </w:p>
     <w:p>
       <w:pPr>
-        <w:pStyle w:val="1231"/>
+        <w:pStyle w:val="1241"/>
         <w:numPr>
           <w:ilvl w:val="1"/>
           <w:numId w:val="118"/>
@@ -2583,16 +3892,6 @@
           <w:lang w:val="en-GB"/>
         </w:rPr>
         <w:t xml:space="preserve">For each grade in your list, the "Action" column on the right provides a Pencil icon to edit the information, and a Trash bin icon to delete the entry.</w:t>
-      </w:r>
-      <w:r>
-        <w:rPr>
-          <w:lang w:val="en-GB"/>
-        </w:rPr>
-      </w:r>
-      <w:r>
-        <w:rPr>
-          <w:lang w:val="en-GB"/>
-        </w:rPr>
       </w:r>
       <w:r>
         <w:rPr>
@@ -2605,10 +3904,11 @@
           <w:lang w:val="en-GB"/>
         </w:rPr>
       </w:r>
+      <w:r/>
     </w:p>
     <w:p>
       <w:pPr>
-        <w:pStyle w:val="1231"/>
+        <w:pStyle w:val="1241"/>
         <w:numPr>
           <w:ilvl w:val="0"/>
           <w:numId w:val="118"/>
@@ -2642,11 +3942,32 @@
         <w:rPr>
           <w:lang w:val="en-GB"/>
         </w:rPr>
+        <w:br/>
       </w:r>
       <w:r>
         <w:rPr>
           <w:lang w:val="en-GB"/>
         </w:rPr>
+      </w:r>
+      <w:r/>
+    </w:p>
+    <w:p>
+      <w:pPr>
+        <w:pStyle w:val="1241"/>
+        <w:numPr>
+          <w:ilvl w:val="1"/>
+          <w:numId w:val="118"/>
+        </w:numPr>
+        <w:pBdr/>
+        <w:spacing/>
+        <w:ind/>
+        <w:rPr/>
+      </w:pPr>
+      <w:r>
+        <w:rPr>
+          <w:lang w:val="en-GB"/>
+        </w:rPr>
+        <w:t xml:space="preserve">If a document is linked to a grade, a file icon appears in the "Action" column.</w:t>
       </w:r>
       <w:r>
         <w:rPr>
@@ -2659,10 +3980,11 @@
           <w:lang w:val="en-GB"/>
         </w:rPr>
       </w:r>
+      <w:r/>
     </w:p>
     <w:p>
       <w:pPr>
-        <w:pStyle w:val="1231"/>
+        <w:pStyle w:val="1241"/>
         <w:numPr>
           <w:ilvl w:val="1"/>
           <w:numId w:val="118"/>
@@ -2676,17 +3998,7 @@
         <w:rPr>
           <w:lang w:val="en-GB"/>
         </w:rPr>
-        <w:t xml:space="preserve">If a document is linked to a grade, a file icon appears in the "Action" column.</w:t>
-      </w:r>
-      <w:r>
-        <w:rPr>
-          <w:lang w:val="en-GB"/>
-        </w:rPr>
-      </w:r>
-      <w:r>
-        <w:rPr>
-          <w:lang w:val="en-GB"/>
-        </w:rPr>
+        <w:t xml:space="preserve">Clicking on this icon opens a built-in PDF reader directly within the application. You can zoom in, navigate between pages, and even download the file to your computer using the "Télécharger" (Download) button.</w:t>
       </w:r>
       <w:r>
         <w:rPr>
@@ -2699,50 +4011,11 @@
           <w:lang w:val="en-GB"/>
         </w:rPr>
       </w:r>
+      <w:r/>
     </w:p>
     <w:p>
       <w:pPr>
-        <w:pStyle w:val="1231"/>
-        <w:numPr>
-          <w:ilvl w:val="1"/>
-          <w:numId w:val="118"/>
-        </w:numPr>
-        <w:pBdr/>
-        <w:spacing/>
-        <w:ind/>
-        <w:rPr/>
-      </w:pPr>
-      <w:r>
-        <w:rPr>
-          <w:lang w:val="en-GB"/>
-        </w:rPr>
-        <w:t xml:space="preserve">Clicking on this icon opens a built-in PDF reader directly within the application. You can zoom in, navigate between pages, and even download the file to your computer using the "Télécharger" (Download) button.</w:t>
-      </w:r>
-      <w:r>
-        <w:rPr>
-          <w:lang w:val="en-GB"/>
-        </w:rPr>
-      </w:r>
-      <w:r>
-        <w:rPr>
-          <w:lang w:val="en-GB"/>
-        </w:rPr>
-      </w:r>
-      <w:r>
-        <w:rPr>
-          <w:lang w:val="en-GB"/>
-        </w:rPr>
-        <w:br/>
-      </w:r>
-      <w:r>
-        <w:rPr>
-          <w:lang w:val="en-GB"/>
-        </w:rPr>
-      </w:r>
-    </w:p>
-    <w:p>
-      <w:pPr>
-        <w:pStyle w:val="1231"/>
+        <w:pStyle w:val="1241"/>
         <w:numPr>
           <w:ilvl w:val="0"/>
           <w:numId w:val="118"/>
@@ -2787,23 +4060,13 @@
       </w:r>
       <w:r>
         <w:rPr>
-          <w:lang w:val="fr-CH"/>
-        </w:rPr>
-      </w:r>
-      <w:r>
-        <w:rPr>
-          <w:lang w:val="en-GB"/>
-        </w:rPr>
-      </w:r>
-      <w:r>
-        <w:rPr>
           <w:lang w:val="en-GB"/>
         </w:rPr>
       </w:r>
     </w:p>
     <w:p>
       <w:pPr>
-        <w:pStyle w:val="1031"/>
+        <w:pStyle w:val="1041"/>
         <w:pBdr/>
         <w:spacing/>
         <w:ind/>
@@ -2812,7 +4075,7 @@
         </w:rPr>
       </w:pPr>
       <w:r/>
-      <w:bookmarkStart w:id="5" w:name="_Toc5"/>
+      <w:bookmarkStart w:id="6" w:name="_Toc6"/>
       <w:r>
         <w:rPr>
           <w:highlight w:val="none"/>
@@ -2828,7 +4091,7 @@
         <w:t xml:space="preserve">3.3 The Journals Menu (My Journals)</w:t>
       </w:r>
       <w:r/>
-      <w:bookmarkEnd w:id="5"/>
+      <w:bookmarkEnd w:id="6"/>
       <w:r/>
       <w:r>
         <w:rPr>
@@ -2862,19 +4125,19 @@
       </w:r>
       <w:r>
         <w:rPr>
+          <w:lang w:val="en-GB"/>
+        </w:rPr>
+      </w:r>
+      <w:r>
+        <w:rPr>
           <w:highlight w:val="none"/>
           <w:lang w:val="fr-CH"/>
         </w:rPr>
       </w:r>
-      <w:r>
-        <w:rPr>
-          <w:lang w:val="en-GB"/>
-        </w:rPr>
-      </w:r>
     </w:p>
     <w:p>
       <w:pPr>
-        <w:pStyle w:val="1231"/>
+        <w:pStyle w:val="1241"/>
         <w:numPr>
           <w:ilvl w:val="0"/>
           <w:numId w:val="119"/>
@@ -2889,7 +4152,14 @@
           <w:highlight w:val="none"/>
           <w:lang w:val="en-GB" w:bidi="en-GB"/>
         </w:rPr>
-        <w:t xml:space="preserve">Module Selection and Global View: </w:t>
+        <w:t xml:space="preserve">Mo</w:t>
+      </w:r>
+      <w:r>
+        <w:rPr>
+          <w:highlight w:val="none"/>
+          <w:lang w:val="en-GB" w:bidi="en-GB"/>
+        </w:rPr>
+        <w:t xml:space="preserve">dule Selection and Global View: </w:t>
         <w:br/>
         <w:t xml:space="preserve">At the top left, a dropdown menu allows you to select the module for which you want to view or enter hours (e.g., M5 - Génie logiciel). The main table then displays all your work sessions, including the date, time spent, ty</w:t>
       </w:r>
@@ -2905,18 +4175,6 @@
           <w:highlight w:val="none"/>
           <w:lang w:val="en-GB" w:bidi="en-GB"/>
         </w:rPr>
-      </w:r>
-      <w:r>
-        <w:rPr>
-          <w:highlight w:val="none"/>
-          <w:lang w:val="en-GB" w:bidi="en-GB"/>
-        </w:rPr>
-      </w:r>
-      <w:r>
-        <w:rPr>
-          <w:highlight w:val="none"/>
-          <w:lang w:val="en-GB" w:bidi="en-GB"/>
-        </w:rPr>
         <w:br/>
       </w:r>
       <w:r>
@@ -2925,10 +4183,11 @@
           <w:lang w:val="en-GB" w:bidi="en-GB"/>
         </w:rPr>
       </w:r>
+      <w:r/>
     </w:p>
     <w:p>
       <w:pPr>
-        <w:pStyle w:val="1231"/>
+        <w:pStyle w:val="1241"/>
         <w:numPr>
           <w:ilvl w:val="0"/>
           <w:numId w:val="119"/>
@@ -2960,10 +4219,11 @@
           <w:lang w:val="en-GB" w:bidi="en-GB"/>
         </w:rPr>
       </w:r>
+      <w:r/>
     </w:p>
     <w:p>
       <w:pPr>
-        <w:pStyle w:val="1231"/>
+        <w:pStyle w:val="1241"/>
         <w:numPr>
           <w:ilvl w:val="1"/>
           <w:numId w:val="119"/>
@@ -2979,24 +4239,6 @@
           <w:lang w:val="en-GB" w:bidi="en-GB"/>
         </w:rPr>
         <w:t xml:space="preserve">As with the grades, you can use the Pencil (edit) and Trash bin (delete) icons in the "Action" column to manage your existing entries.</w:t>
-      </w:r>
-      <w:r>
-        <w:rPr>
-          <w:highlight w:val="none"/>
-          <w:lang w:val="en-GB" w:bidi="en-GB"/>
-        </w:rPr>
-      </w:r>
-      <w:r>
-        <w:rPr>
-          <w:highlight w:val="none"/>
-          <w:lang w:val="en-GB" w:bidi="en-GB"/>
-        </w:rPr>
-      </w:r>
-      <w:r>
-        <w:rPr>
-          <w:highlight w:val="none"/>
-          <w:lang w:val="en-GB" w:bidi="en-GB"/>
-        </w:rPr>
       </w:r>
       <w:r>
         <w:rPr>
@@ -3011,10 +4253,11 @@
           <w:lang w:val="en-GB" w:bidi="en-GB"/>
         </w:rPr>
       </w:r>
+      <w:r/>
     </w:p>
     <w:p>
       <w:pPr>
-        <w:pStyle w:val="1231"/>
+        <w:pStyle w:val="1241"/>
         <w:numPr>
           <w:ilvl w:val="0"/>
           <w:numId w:val="119"/>
@@ -3029,7 +4272,14 @@
           <w:highlight w:val="none"/>
           <w:lang w:val="en-GB" w:bidi="en-GB"/>
         </w:rPr>
-        <w:t xml:space="preserve">Manage Categories (Work Types):</w:t>
+        <w:t xml:space="preserve">M</w:t>
+      </w:r>
+      <w:r>
+        <w:rPr>
+          <w:highlight w:val="none"/>
+          <w:lang w:val="en-GB" w:bidi="en-GB"/>
+        </w:rPr>
+        <w:t xml:space="preserve">anage Categories (Work Types):</w:t>
         <w:br/>
         <w:t xml:space="preserve">To organize your tracking in a personalized way, click the gear icon (next to the total hours). The "Gérer les catégories" (Manage categories) window will open. Here, you can create new categories (e.g., Programming, Research</w:t>
       </w:r>
@@ -3045,18 +4295,6 @@
           <w:highlight w:val="none"/>
           <w:lang w:val="en-GB" w:bidi="en-GB"/>
         </w:rPr>
-      </w:r>
-      <w:r>
-        <w:rPr>
-          <w:highlight w:val="none"/>
-          <w:lang w:val="en-GB" w:bidi="en-GB"/>
-        </w:rPr>
-      </w:r>
-      <w:r>
-        <w:rPr>
-          <w:highlight w:val="none"/>
-          <w:lang w:val="en-GB" w:bidi="en-GB"/>
-        </w:rPr>
         <w:br/>
       </w:r>
       <w:r>
@@ -3065,10 +4303,11 @@
           <w:lang w:val="en-GB" w:bidi="en-GB"/>
         </w:rPr>
       </w:r>
+      <w:r/>
     </w:p>
     <w:p>
       <w:pPr>
-        <w:pStyle w:val="1231"/>
+        <w:pStyle w:val="1241"/>
         <w:numPr>
           <w:ilvl w:val="0"/>
           <w:numId w:val="119"/>
@@ -3106,18 +4345,6 @@
           <w:highlight w:val="none"/>
           <w:lang w:val="en-GB" w:bidi="en-GB"/>
         </w:rPr>
-      </w:r>
-      <w:r>
-        <w:rPr>
-          <w:highlight w:val="none"/>
-          <w:lang w:val="en-GB" w:bidi="en-GB"/>
-        </w:rPr>
-      </w:r>
-      <w:r>
-        <w:rPr>
-          <w:highlight w:val="none"/>
-          <w:lang w:val="en-GB" w:bidi="en-GB"/>
-        </w:rPr>
         <w:br/>
       </w:r>
       <w:r>
@@ -3126,10 +4353,11 @@
           <w:lang w:val="en-GB" w:bidi="en-GB"/>
         </w:rPr>
       </w:r>
+      <w:r/>
     </w:p>
     <w:p>
       <w:pPr>
-        <w:pStyle w:val="1231"/>
+        <w:pStyle w:val="1241"/>
         <w:numPr>
           <w:ilvl w:val="0"/>
           <w:numId w:val="119"/>
@@ -3167,8 +4395,7 @@
       </w:r>
       <w:r>
         <w:rPr>
-          <w:highlight w:val="none"/>
-          <w:lang w:val="en-GB" w:bidi="en-GB"/>
+          <w:lang w:val="en-GB"/>
         </w:rPr>
       </w:r>
       <w:r>
@@ -3177,22 +4404,11 @@
           <w:lang w:val="en-GB" w:bidi="en-GB"/>
         </w:rPr>
       </w:r>
-      <w:r>
-        <w:rPr>
-          <w:highlight w:val="none"/>
-          <w:lang w:val="en-GB" w:bidi="en-GB"/>
-        </w:rPr>
-      </w:r>
-      <w:r>
-        <w:rPr>
-          <w:lang w:val="en-GB"/>
-        </w:rPr>
-      </w:r>
     </w:p>
     <w:p>
       <w:pPr>
         <w:pBdr/>
-        <w:shd w:val="nil"/>
+        <w:shd w:val="nil" w:color="auto"/>
         <w:spacing/>
         <w:ind/>
         <w:rPr>
@@ -3218,7 +4434,7 @@
     </w:p>
     <w:p>
       <w:pPr>
-        <w:pStyle w:val="1031"/>
+        <w:pStyle w:val="1041"/>
         <w:pBdr/>
         <w:spacing/>
         <w:ind/>
@@ -3237,7 +4453,6 @@
           <w:lang w:val="en-GB"/>
         </w:rPr>
       </w:r>
-      <w:r/>
       <w:r>
         <w:rPr>
           <w:lang w:val="en-GB"/>
@@ -3246,7 +4461,7 @@
     </w:p>
     <w:p>
       <w:pPr>
-        <w:pStyle w:val="1031"/>
+        <w:pStyle w:val="1041"/>
         <w:pBdr/>
         <w:spacing/>
         <w:ind/>
@@ -3255,7 +4470,7 @@
         </w:rPr>
       </w:pPr>
       <w:r/>
-      <w:bookmarkStart w:id="6" w:name="_Toc6"/>
+      <w:bookmarkStart w:id="7" w:name="_Toc7"/>
       <w:r>
         <w:rPr>
           <w:highlight w:val="none"/>
@@ -3274,7 +4489,7 @@
         <w:t xml:space="preserve">)</w:t>
       </w:r>
       <w:r/>
-      <w:bookmarkEnd w:id="6"/>
+      <w:bookmarkEnd w:id="7"/>
       <w:r/>
       <w:r>
         <w:rPr>
@@ -3303,13 +4518,13 @@
       </w:r>
       <w:r>
         <w:rPr>
-          <w:highlight w:val="none"/>
-          <w:lang w:val="en-GB" w:bidi="en-GB"/>
+          <w:lang w:val="en-GB"/>
         </w:rPr>
       </w:r>
       <w:r>
         <w:rPr>
-          <w:lang w:val="en-GB"/>
+          <w:highlight w:val="none"/>
+          <w:lang w:val="en-GB" w:bidi="en-GB"/>
         </w:rPr>
       </w:r>
     </w:p>
@@ -3333,28 +4548,11 @@
           <w:lang w:val="en-GB" w:bidi="en-GB"/>
         </w:rPr>
       </w:r>
-      <w:r>
-        <w:rPr>
-          <w:highlight w:val="none"/>
-          <w:lang w:val="en-GB" w:bidi="en-GB"/>
-        </w:rPr>
-      </w:r>
-      <w:r>
-        <w:rPr>
-          <w:highlight w:val="none"/>
-          <w:lang w:val="en-GB" w:bidi="en-GB"/>
-        </w:rPr>
-      </w:r>
-      <w:r>
-        <w:rPr>
-          <w:highlight w:val="none"/>
-          <w:lang w:val="en-GB" w:bidi="en-GB"/>
-        </w:rPr>
-      </w:r>
+      <w:r/>
     </w:p>
     <w:p>
       <w:pPr>
-        <w:pStyle w:val="1231"/>
+        <w:pStyle w:val="1241"/>
         <w:numPr>
           <w:ilvl w:val="0"/>
           <w:numId w:val="120"/>
@@ -3399,12 +4597,6 @@
           <w:highlight w:val="none"/>
           <w:lang w:val="en-GB" w:bidi="en-GB"/>
         </w:rPr>
-      </w:r>
-      <w:r>
-        <w:rPr>
-          <w:highlight w:val="none"/>
-          <w:lang w:val="en-GB" w:bidi="en-GB"/>
-        </w:rPr>
         <w:br/>
       </w:r>
       <w:r>
@@ -3413,10 +4605,11 @@
           <w:lang w:val="en-GB" w:bidi="en-GB"/>
         </w:rPr>
       </w:r>
+      <w:r/>
     </w:p>
     <w:p>
       <w:pPr>
-        <w:pStyle w:val="1231"/>
+        <w:pStyle w:val="1241"/>
         <w:numPr>
           <w:ilvl w:val="0"/>
           <w:numId w:val="120"/>
@@ -3454,18 +4647,6 @@
           <w:highlight w:val="none"/>
           <w:lang w:val="en-GB" w:bidi="en-GB"/>
         </w:rPr>
-      </w:r>
-      <w:r>
-        <w:rPr>
-          <w:highlight w:val="none"/>
-          <w:lang w:val="en-GB" w:bidi="en-GB"/>
-        </w:rPr>
-      </w:r>
-      <w:r>
-        <w:rPr>
-          <w:highlight w:val="none"/>
-          <w:lang w:val="en-GB" w:bidi="en-GB"/>
-        </w:rPr>
         <w:br/>
       </w:r>
       <w:r>
@@ -3474,10 +4655,11 @@
           <w:lang w:val="en-GB" w:bidi="en-GB"/>
         </w:rPr>
       </w:r>
+      <w:r/>
     </w:p>
     <w:p>
       <w:pPr>
-        <w:pStyle w:val="1231"/>
+        <w:pStyle w:val="1241"/>
         <w:numPr>
           <w:ilvl w:val="0"/>
           <w:numId w:val="120"/>
@@ -3515,24 +4697,6 @@
           <w:highlight w:val="none"/>
           <w:lang w:val="en-GB" w:bidi="en-GB"/>
         </w:rPr>
-      </w:r>
-      <w:r>
-        <w:rPr>
-          <w:highlight w:val="none"/>
-          <w:lang w:val="en-GB" w:bidi="en-GB"/>
-        </w:rPr>
-      </w:r>
-      <w:r>
-        <w:rPr>
-          <w:highlight w:val="none"/>
-          <w:lang w:val="en-GB" w:bidi="en-GB"/>
-        </w:rPr>
-      </w:r>
-      <w:r>
-        <w:rPr>
-          <w:highlight w:val="none"/>
-          <w:lang w:val="en-GB" w:bidi="en-GB"/>
-        </w:rPr>
         <w:br/>
       </w:r>
       <w:r>
@@ -3541,6 +4705,7 @@
           <w:lang w:val="en-GB" w:bidi="en-GB"/>
         </w:rPr>
       </w:r>
+      <w:r/>
     </w:p>
     <w:p>
       <w:pPr>
@@ -3556,12 +4721,6 @@
         </w:rPr>
         <w:t xml:space="preserve">Course Management (Modules and Branches):</w:t>
         <w:br/>
-      </w:r>
-      <w:r>
-        <w:rPr>
-          <w:highlight w:val="none"/>
-          <w:lang w:val="en-GB" w:bidi="en-GB"/>
-        </w:rPr>
       </w:r>
       <w:r>
         <w:rPr>
@@ -3576,34 +4735,11 @@
           <w:lang w:val="en-GB" w:bidi="en-GB"/>
         </w:rPr>
       </w:r>
-      <w:r>
-        <w:rPr>
-          <w:highlight w:val="none"/>
-          <w:lang w:val="en-GB" w:bidi="en-GB"/>
-        </w:rPr>
-      </w:r>
-      <w:r>
-        <w:rPr>
-          <w:highlight w:val="none"/>
-          <w:lang w:val="en-GB" w:bidi="en-GB"/>
-        </w:rPr>
-      </w:r>
-      <w:r>
-        <w:rPr>
-          <w:highlight w:val="none"/>
-          <w:lang w:val="en-GB" w:bidi="en-GB"/>
-        </w:rPr>
-      </w:r>
-      <w:r>
-        <w:rPr>
-          <w:highlight w:val="none"/>
-          <w:lang w:val="en-GB" w:bidi="en-GB"/>
-        </w:rPr>
-      </w:r>
+      <w:r/>
     </w:p>
     <w:p>
       <w:pPr>
-        <w:pStyle w:val="1231"/>
+        <w:pStyle w:val="1241"/>
         <w:numPr>
           <w:ilvl w:val="0"/>
           <w:numId w:val="120"/>
@@ -3640,12 +4776,6 @@
           <w:highlight w:val="none"/>
           <w:lang w:val="en-GB" w:bidi="en-GB"/>
         </w:rPr>
-      </w:r>
-      <w:r>
-        <w:rPr>
-          <w:highlight w:val="none"/>
-          <w:lang w:val="en-GB" w:bidi="en-GB"/>
-        </w:rPr>
         <w:br/>
       </w:r>
       <w:r>
@@ -3654,10 +4784,11 @@
           <w:lang w:val="en-GB" w:bidi="en-GB"/>
         </w:rPr>
       </w:r>
+      <w:r/>
     </w:p>
     <w:p>
       <w:pPr>
-        <w:pStyle w:val="1231"/>
+        <w:pStyle w:val="1241"/>
         <w:numPr>
           <w:ilvl w:val="0"/>
           <w:numId w:val="120"/>
@@ -3695,18 +4826,6 @@
           <w:highlight w:val="none"/>
           <w:lang w:val="en-GB" w:bidi="en-GB"/>
         </w:rPr>
-      </w:r>
-      <w:r>
-        <w:rPr>
-          <w:highlight w:val="none"/>
-          <w:lang w:val="en-GB" w:bidi="en-GB"/>
-        </w:rPr>
-      </w:r>
-      <w:r>
-        <w:rPr>
-          <w:highlight w:val="none"/>
-          <w:lang w:val="en-GB" w:bidi="en-GB"/>
-        </w:rPr>
         <w:br/>
       </w:r>
       <w:r>
@@ -3715,10 +4834,11 @@
           <w:lang w:val="en-GB" w:bidi="en-GB"/>
         </w:rPr>
       </w:r>
+      <w:r/>
     </w:p>
     <w:p>
       <w:pPr>
-        <w:pStyle w:val="1231"/>
+        <w:pStyle w:val="1241"/>
         <w:numPr>
           <w:ilvl w:val="0"/>
           <w:numId w:val="120"/>
@@ -3770,12 +4890,34 @@
           <w:highlight w:val="none"/>
           <w:lang w:val="en-GB" w:bidi="en-GB"/>
         </w:rPr>
+        <w:br/>
       </w:r>
       <w:r>
         <w:rPr>
           <w:highlight w:val="none"/>
           <w:lang w:val="en-GB" w:bidi="en-GB"/>
         </w:rPr>
+      </w:r>
+      <w:r/>
+    </w:p>
+    <w:p>
+      <w:pPr>
+        <w:pStyle w:val="1241"/>
+        <w:numPr>
+          <w:ilvl w:val="1"/>
+          <w:numId w:val="120"/>
+        </w:numPr>
+        <w:pBdr/>
+        <w:spacing/>
+        <w:ind/>
+        <w:rPr/>
+      </w:pPr>
+      <w:r>
+        <w:rPr>
+          <w:highlight w:val="none"/>
+          <w:lang w:val="en-GB" w:bidi="en-GB"/>
+        </w:rPr>
+        <w:t xml:space="preserve">Rename the module and save it using the floppy disk icon.</w:t>
       </w:r>
       <w:r>
         <w:rPr>
@@ -3790,10 +4932,11 @@
           <w:lang w:val="en-GB" w:bidi="en-GB"/>
         </w:rPr>
       </w:r>
+      <w:r/>
     </w:p>
     <w:p>
       <w:pPr>
-        <w:pStyle w:val="1231"/>
+        <w:pStyle w:val="1241"/>
         <w:numPr>
           <w:ilvl w:val="1"/>
           <w:numId w:val="120"/>
@@ -3808,19 +4951,7 @@
           <w:highlight w:val="none"/>
           <w:lang w:val="en-GB" w:bidi="en-GB"/>
         </w:rPr>
-        <w:t xml:space="preserve">Rename the module and save it using the floppy disk icon.</w:t>
-      </w:r>
-      <w:r>
-        <w:rPr>
-          <w:highlight w:val="none"/>
-          <w:lang w:val="en-GB" w:bidi="en-GB"/>
-        </w:rPr>
-      </w:r>
-      <w:r>
-        <w:rPr>
-          <w:highlight w:val="none"/>
-          <w:lang w:val="en-GB" w:bidi="en-GB"/>
-        </w:rPr>
+        <w:t xml:space="preserve">Create a new subject by typing its name and clicking "Ajouter" (Add).</w:t>
       </w:r>
       <w:r>
         <w:rPr>
@@ -3835,10 +4966,11 @@
           <w:lang w:val="en-GB" w:bidi="en-GB"/>
         </w:rPr>
       </w:r>
+      <w:r/>
     </w:p>
     <w:p>
       <w:pPr>
-        <w:pStyle w:val="1231"/>
+        <w:pStyle w:val="1241"/>
         <w:numPr>
           <w:ilvl w:val="1"/>
           <w:numId w:val="120"/>
@@ -3853,19 +4985,8 @@
           <w:highlight w:val="none"/>
           <w:lang w:val="en-GB" w:bidi="en-GB"/>
         </w:rPr>
-        <w:t xml:space="preserve">Create a new subject by typing its name and clicking "Ajouter" (Add).</w:t>
-      </w:r>
-      <w:r>
-        <w:rPr>
-          <w:highlight w:val="none"/>
-          <w:lang w:val="en-GB" w:bidi="en-GB"/>
-        </w:rPr>
-      </w:r>
-      <w:r>
-        <w:rPr>
-          <w:highlight w:val="none"/>
-          <w:lang w:val="en-GB" w:bidi="en-GB"/>
-        </w:rPr>
+        <w:t xml:space="preserve">Manage "Branches existantes" (Existing subjects) by renaming or deleting them using the Trash bin icon.</w:t>
+        <w:br/>
       </w:r>
       <w:r>
         <w:rPr>
@@ -3880,56 +5001,11 @@
           <w:lang w:val="en-GB" w:bidi="en-GB"/>
         </w:rPr>
       </w:r>
+      <w:r/>
     </w:p>
     <w:p>
       <w:pPr>
-        <w:pStyle w:val="1231"/>
-        <w:numPr>
-          <w:ilvl w:val="1"/>
-          <w:numId w:val="120"/>
-        </w:numPr>
-        <w:pBdr/>
-        <w:spacing/>
-        <w:ind/>
-        <w:rPr/>
-      </w:pPr>
-      <w:r>
-        <w:rPr>
-          <w:highlight w:val="none"/>
-          <w:lang w:val="en-GB" w:bidi="en-GB"/>
-        </w:rPr>
-        <w:t xml:space="preserve">Manage "Branches existantes" (Existing subjects) by renaming or deleting them using the Trash bin icon.</w:t>
-        <w:br/>
-      </w:r>
-      <w:r>
-        <w:rPr>
-          <w:highlight w:val="none"/>
-          <w:lang w:val="en-GB" w:bidi="en-GB"/>
-        </w:rPr>
-      </w:r>
-      <w:r>
-        <w:rPr>
-          <w:highlight w:val="none"/>
-          <w:lang w:val="en-GB" w:bidi="en-GB"/>
-        </w:rPr>
-      </w:r>
-      <w:r>
-        <w:rPr>
-          <w:highlight w:val="none"/>
-          <w:lang w:val="en-GB" w:bidi="en-GB"/>
-        </w:rPr>
-        <w:br/>
-      </w:r>
-      <w:r>
-        <w:rPr>
-          <w:highlight w:val="none"/>
-          <w:lang w:val="en-GB" w:bidi="en-GB"/>
-        </w:rPr>
-      </w:r>
-    </w:p>
-    <w:p>
-      <w:pPr>
-        <w:pStyle w:val="1231"/>
+        <w:pStyle w:val="1241"/>
         <w:numPr>
           <w:ilvl w:val="0"/>
           <w:numId w:val="120"/>
@@ -3966,10 +5042,55 @@
       </w:r>
       <w:r>
         <w:rPr>
+          <w:lang w:val="en-GB"/>
+        </w:rPr>
+      </w:r>
+    </w:p>
+    <w:p>
+      <w:pPr>
+        <w:pStyle w:val="1040"/>
+        <w:pBdr/>
+        <w:spacing/>
+        <w:ind/>
+        <w:rPr>
+          <w:lang w:val="en-GB"/>
+        </w:rPr>
+      </w:pPr>
+      <w:r/>
+      <w:bookmarkStart w:id="8" w:name="_Toc8"/>
+      <w:r>
+        <w:rPr>
+          <w:highlight w:val="none"/>
+          <w:lang w:val="fr-CH"/>
+        </w:rPr>
+        <w:t xml:space="preserve">4. </w:t>
+      </w:r>
+      <w:r>
+        <w:rPr>
           <w:highlight w:val="none"/>
           <w:lang w:val="en-GB" w:bidi="en-GB"/>
         </w:rPr>
+        <w:t xml:space="preserve">Average Calculation Logic</w:t>
       </w:r>
+      <w:r/>
+      <w:bookmarkEnd w:id="8"/>
+      <w:r/>
+      <w:r>
+        <w:rPr>
+          <w:lang w:val="en-GB"/>
+        </w:rPr>
+      </w:r>
+    </w:p>
+    <w:p>
+      <w:pPr>
+        <w:pBdr/>
+        <w:spacing/>
+        <w:ind/>
+        <w:rPr>
+          <w:highlight w:val="none"/>
+          <w:lang w:val="fr-CH"/>
+        </w:rPr>
+      </w:pPr>
       <w:r>
         <w:rPr>
           <w:highlight w:val="none"/>
@@ -3981,7 +5102,810 @@
           <w:highlight w:val="none"/>
           <w:lang w:val="en-GB" w:bidi="en-GB"/>
         </w:rPr>
+        <w:t xml:space="preserve">One of ScholarLog's core strengths is automating your academic tracking. To perfectly align with the École Supérieure Technique's grading standards, the application applies a strict mathematical rule in the background</w:t>
       </w:r>
+      <w:r>
+        <w:rPr>
+          <w:highlight w:val="none"/>
+          <w:lang w:val="fr-CH"/>
+        </w:rPr>
+        <w:t xml:space="preserve"> : </w:t>
+      </w:r>
+      <w:r>
+        <w:rPr>
+          <w:highlight w:val="none"/>
+          <w:lang w:val="fr-CH"/>
+        </w:rPr>
+      </w:r>
+    </w:p>
+    <w:p>
+      <w:pPr>
+        <w:pStyle w:val="1241"/>
+        <w:numPr>
+          <w:ilvl w:val="0"/>
+          <w:numId w:val="121"/>
+        </w:numPr>
+        <w:pBdr/>
+        <w:spacing/>
+        <w:ind/>
+        <w:rPr>
+          <w:highlight w:val="none"/>
+          <w:lang w:val="fr-CH" w:bidi="fr-CH"/>
+        </w:rPr>
+      </w:pPr>
+      <w:r>
+        <w:rPr>
+          <w:highlight w:val="none"/>
+          <w:lang w:val="fr-CH" w:bidi="fr-CH"/>
+        </w:rPr>
+        <w:t xml:space="preserve">Automatic Rounding : </w:t>
+        <w:br/>
+        <w:t xml:space="preserve">All arithmetic averages calculated by the system (whether for a specific subject or a global module) are systematically rounded to the nearest half-point (0.5).  </w:t>
+        <w:br/>
+      </w:r>
+      <w:r>
+        <w:rPr>
+          <w:highlight w:val="none"/>
+          <w:lang w:val="fr-CH"/>
+        </w:rPr>
+      </w:r>
+    </w:p>
+    <w:p>
+      <w:pPr>
+        <w:pStyle w:val="1241"/>
+        <w:numPr>
+          <w:ilvl w:val="0"/>
+          <w:numId w:val="121"/>
+        </w:numPr>
+        <w:pBdr/>
+        <w:spacing/>
+        <w:ind/>
+        <w:rPr>
+          <w:highlight w:val="none"/>
+          <w:lang w:val="fr-CH" w:bidi="fr-CH"/>
+        </w:rPr>
+      </w:pPr>
+      <w:r>
+        <w:rPr>
+          <w:highlight w:val="none"/>
+          <w:lang w:val="fr-CH" w:bidi="fr-CH"/>
+        </w:rPr>
+        <w:t xml:space="preserve">Trend Indicators : </w:t>
+        <w:br/>
+        <w:t xml:space="preserve">The trend arrows (up, down, stable) displayed on your dashboard compare your latest grade with your overall average, applying a tolerance margin of 0.2.  </w:t>
+      </w:r>
+      <w:r>
+        <w:rPr>
+          <w:highlight w:val="none"/>
+          <w:lang w:val="fr-CH"/>
+        </w:rPr>
+      </w:r>
+    </w:p>
+    <w:p>
+      <w:pPr>
+        <w:pBdr/>
+        <w:spacing/>
+        <w:ind/>
+        <w:rPr>
+          <w:highlight w:val="none"/>
+        </w:rPr>
+      </w:pPr>
+      <w:r>
+        <w:rPr>
+          <w:highlight w:val="none"/>
+          <w:lang w:val="fr-CH" w:bidi="fr-CH"/>
+        </w:rPr>
+        <w:t xml:space="preserve">These rules ensure that the results displayed on your dashboard accurately reflect your official report card.</w:t>
+      </w:r>
+      <w:r/>
+      <w:r>
+        <w:rPr>
+          <w:highlight w:val="none"/>
+        </w:rPr>
+      </w:r>
+    </w:p>
+    <w:p>
+      <w:pPr>
+        <w:pBdr/>
+        <w:spacing/>
+        <w:ind/>
+        <w:rPr>
+          <w:highlight w:val="none"/>
+        </w:rPr>
+      </w:pPr>
+      <w:r>
+        <w:rPr>
+          <w:highlight w:val="none"/>
+        </w:rPr>
+      </w:r>
+      <w:r>
+        <w:rPr>
+          <w:highlight w:val="none"/>
+        </w:rPr>
+      </w:r>
+      <w:r>
+        <w:rPr>
+          <w:highlight w:val="none"/>
+        </w:rPr>
+      </w:r>
+    </w:p>
+    <w:p>
+      <w:pPr>
+        <w:pStyle w:val="1040"/>
+        <w:pBdr/>
+        <w:spacing/>
+        <w:ind/>
+        <w:rPr>
+          <w:highlight w:val="none"/>
+        </w:rPr>
+      </w:pPr>
+      <w:r/>
+      <w:bookmarkStart w:id="9" w:name="_Toc9"/>
+      <w:r>
+        <w:rPr>
+          <w:highlight w:val="none"/>
+          <w:lang w:val="fr-CH"/>
+        </w:rPr>
+        <w:t xml:space="preserve">5. </w:t>
+      </w:r>
+      <w:r>
+        <w:t xml:space="preserve">Limitations regarding attached PDF files</w:t>
+      </w:r>
+      <w:r/>
+      <w:bookmarkEnd w:id="9"/>
+      <w:r/>
+      <w:r>
+        <w:rPr>
+          <w:highlight w:val="none"/>
+        </w:rPr>
+      </w:r>
+    </w:p>
+    <w:p>
+      <w:pPr>
+        <w:pBdr/>
+        <w:spacing/>
+        <w:ind/>
+        <w:rPr>
+          <w:highlight w:val="none"/>
+          <w:lang w:val="fr-CH"/>
+        </w:rPr>
+      </w:pPr>
+      <w:r>
+        <w:rPr>
+          <w:highlight w:val="none"/>
+          <w:lang w:val="fr-CH"/>
+        </w:rPr>
+      </w:r>
+      <w:r>
+        <w:rPr>
+          <w:highlight w:val="none"/>
+        </w:rPr>
+        <w:t xml:space="preserve">To ensure optimal performance and save storage space on your computer, ScholarLog smartly compresses the PDF documents attached to your results. This method involves two limitations that you should be aware of</w:t>
+      </w:r>
+      <w:r>
+        <w:rPr>
+          <w:highlight w:val="none"/>
+          <w:lang w:val="fr-CH"/>
+        </w:rPr>
+        <w:t xml:space="preserve"> : </w:t>
+      </w:r>
+      <w:r/>
+    </w:p>
+    <w:p>
+      <w:pPr>
+        <w:pStyle w:val="1241"/>
+        <w:numPr>
+          <w:ilvl w:val="0"/>
+          <w:numId w:val="123"/>
+        </w:numPr>
+        <w:pBdr/>
+        <w:spacing/>
+        <w:ind/>
+        <w:rPr/>
+      </w:pPr>
+      <w:r>
+        <w:rPr>
+          <w:highlight w:val="none"/>
+          <w:lang w:val="fr-CH"/>
+        </w:rPr>
+        <w:t xml:space="preserve">Loss of text selection : </w:t>
+        <w:br/>
+        <w:t xml:space="preserve">PDF documents are converted into images upon import. Therefore, it is no longer possible to select or copy text with your mouse within the application. </w:t>
+      </w:r>
+      <w:r/>
+      <w:r>
+        <w:rPr>
+          <w:highlight w:val="none"/>
+          <w:lang w:val="fr-CH"/>
+        </w:rPr>
+      </w:r>
+      <w:r/>
+      <w:r>
+        <w:rPr>
+          <w:highlight w:val="none"/>
+          <w:lang w:val="fr-CH"/>
+        </w:rPr>
+      </w:r>
+      <w:r>
+        <w:rPr>
+          <w:highlight w:val="none"/>
+          <w:lang w:val="fr-CH"/>
+        </w:rPr>
+      </w:r>
+      <w:r>
+        <w:br/>
+      </w:r>
+      <w:r>
+        <w:rPr>
+          <w:highlight w:val="none"/>
+          <w:lang w:val="fr-CH"/>
+        </w:rPr>
+      </w:r>
+    </w:p>
+    <w:p>
+      <w:pPr>
+        <w:pStyle w:val="1241"/>
+        <w:numPr>
+          <w:ilvl w:val="0"/>
+          <w:numId w:val="123"/>
+        </w:numPr>
+        <w:pBdr/>
+        <w:spacing/>
+        <w:ind/>
+        <w:rPr/>
+      </w:pPr>
+      <w:r>
+        <w:rPr>
+          <w:highlight w:val="none"/>
+          <w:lang w:val="fr-CH"/>
+        </w:rPr>
+        <w:t xml:space="preserve">Alteration upon export : </w:t>
+        <w:br/>
+        <w:t xml:space="preserve">If you download a previously saved document, the retrieved file will not be the original source PDF. It will be a scanned and compressed version of it.</w:t>
+      </w:r>
+      <w:r/>
+      <w:r>
+        <w:rPr>
+          <w:highlight w:val="none"/>
+          <w:lang w:val="fr-CH"/>
+        </w:rPr>
+      </w:r>
+      <w:r>
+        <w:rPr>
+          <w:highlight w:val="none"/>
+          <w:lang w:val="fr-CH"/>
+        </w:rPr>
+        <w:br/>
+      </w:r>
+      <w:r/>
+      <w:r>
+        <w:rPr>
+          <w:highlight w:val="none"/>
+        </w:rPr>
+      </w:r>
+      <w:r>
+        <w:rPr>
+          <w:highlight w:val="none"/>
+          <w:lang w:val="fr-CH"/>
+        </w:rPr>
+      </w:r>
+      <w:r>
+        <w:rPr>
+          <w:highlight w:val="none"/>
+        </w:rPr>
+      </w:r>
+      <w:r/>
+    </w:p>
+    <w:p>
+      <w:pPr>
+        <w:pBdr/>
+        <w:shd w:val="nil"/>
+        <w:spacing/>
+        <w:ind/>
+        <w:rPr/>
+      </w:pPr>
+      <w:r>
+        <w:br w:type="page" w:clear="all"/>
+      </w:r>
+      <w:r/>
+      <w:r/>
+    </w:p>
+    <w:p>
+      <w:pPr>
+        <w:pStyle w:val="1040"/>
+        <w:pBdr/>
+        <w:spacing/>
+        <w:ind/>
+        <w:rPr>
+          <w:highlight w:val="none"/>
+          <w:lang w:val="fr-CH"/>
+        </w:rPr>
+      </w:pPr>
+      <w:r/>
+      <w:bookmarkStart w:id="10" w:name="_Toc10"/>
+      <w:r>
+        <w:rPr>
+          <w:rStyle w:val="1233"/>
+          <w:lang w:val="fr-CH" w:bidi="fr-CH"/>
+        </w:rPr>
+        <w:t xml:space="preserve">6. Data Backup and Security</w:t>
+      </w:r>
+      <w:r/>
+      <w:bookmarkEnd w:id="10"/>
+      <w:r/>
+      <w:r>
+        <w:rPr>
+          <w:highlight w:val="none"/>
+          <w:lang w:val="fr-CH"/>
+        </w:rPr>
+      </w:r>
+    </w:p>
+    <w:p>
+      <w:pPr>
+        <w:pBdr/>
+        <w:spacing/>
+        <w:ind/>
+        <w:rPr>
+          <w:highlight w:val="none"/>
+          <w:lang w:val="fr-CH" w:bidi="fr-CH"/>
+          <w14:ligatures w14:val="none"/>
+        </w:rPr>
+      </w:pPr>
+      <w:r>
+        <w:rPr>
+          <w:lang w:val="fr-CH" w:bidi="fr-CH"/>
+        </w:rPr>
+      </w:r>
+      <w:r>
+        <w:rPr>
+          <w:highlight w:val="none"/>
+          <w:lang w:val="fr-CH" w:bidi="fr-CH"/>
+        </w:rPr>
+      </w:r>
+      <w:r>
+        <w:rPr>
+          <w:highlight w:val="none"/>
+          <w:lang w:val="fr-CH" w:bidi="fr-CH"/>
+        </w:rPr>
+        <w:t xml:space="preserve">ScholarLog was designed to guarantee your privacy and autonomy. Therefore, the application operates entirely locally and independently.  </w:t>
+      </w:r>
+      <w:r>
+        <w:rPr>
+          <w:lang w:val="fr-CH"/>
+        </w:rPr>
+      </w:r>
+    </w:p>
+    <w:p>
+      <w:pPr>
+        <w:pStyle w:val="1241"/>
+        <w:numPr>
+          <w:ilvl w:val="0"/>
+          <w:numId w:val="122"/>
+        </w:numPr>
+        <w:pBdr/>
+        <w:spacing/>
+        <w:ind/>
+        <w:rPr>
+          <w:highlight w:val="none"/>
+          <w:lang w:val="fr-CH" w:bidi="fr-CH"/>
+          <w14:ligatures w14:val="none"/>
+        </w:rPr>
+      </w:pPr>
+      <w:r>
+        <w:rPr>
+          <w:highlight w:val="none"/>
+          <w:lang w:val="fr-CH" w:bidi="fr-CH"/>
+        </w:rPr>
+        <w:t xml:space="preserve">No Cloud Synchronization : </w:t>
+        <w:br/>
+        <w:t xml:space="preserve">Your data does not pass through any remote server, and there is no automatic cloud backup.  </w:t>
+        <w:br/>
+      </w:r>
+      <w:r>
+        <w:rPr>
+          <w:lang w:val="fr-CH"/>
+        </w:rPr>
+      </w:r>
+    </w:p>
+    <w:p>
+      <w:pPr>
+        <w:pStyle w:val="1241"/>
+        <w:numPr>
+          <w:ilvl w:val="0"/>
+          <w:numId w:val="122"/>
+        </w:numPr>
+        <w:pBdr/>
+        <w:spacing/>
+        <w:ind/>
+        <w:rPr>
+          <w:highlight w:val="none"/>
+          <w:lang w:val="fr-CH" w:bidi="fr-CH"/>
+          <w14:ligatures w14:val="none"/>
+        </w:rPr>
+      </w:pPr>
+      <w:r>
+        <w:rPr>
+          <w:highlight w:val="none"/>
+          <w:lang w:val="fr-CH" w:bidi="fr-CH"/>
+        </w:rPr>
+        <w:t xml:space="preserve">Si</w:t>
+      </w:r>
+      <w:r>
+        <w:rPr>
+          <w:highlight w:val="none"/>
+          <w:lang w:val="fr-CH" w:bidi="fr-CH"/>
+        </w:rPr>
+        <w:t xml:space="preserve">ngle File : </w:t>
+        <w:br/>
+        <w:t xml:space="preserve">All of your information (grades, journals, settings) is stored in a single database file (.db) on your computer.  </w:t>
+        <w:br/>
+      </w:r>
+      <w:r>
+        <w:rPr>
+          <w:lang w:val="fr-CH"/>
+        </w:rPr>
+      </w:r>
+    </w:p>
+    <w:p>
+      <w:pPr>
+        <w:pStyle w:val="1241"/>
+        <w:numPr>
+          <w:ilvl w:val="0"/>
+          <w:numId w:val="122"/>
+        </w:numPr>
+        <w:pBdr/>
+        <w:spacing/>
+        <w:ind/>
+        <w:rPr>
+          <w:lang w:val="fr-CH"/>
+          <w14:ligatures w14:val="none"/>
+        </w:rPr>
+      </w:pPr>
+      <w:r>
+        <w:rPr>
+          <w:highlight w:val="none"/>
+          <w:lang w:val="fr-CH" w:bidi="fr-CH"/>
+        </w:rPr>
+        <w:t xml:space="preserve">Backup Responsibility : </w:t>
+        <w:br/>
+        <w:t xml:space="preserve">Your data is valuable. It is your responsibility to create regular backup copies of this .db file (the locati</w:t>
+      </w:r>
+      <w:r>
+        <w:rPr>
+          <w:highlight w:val="none"/>
+          <w:lang w:val="fr-CH" w:bidi="fr-CH"/>
+        </w:rPr>
+        <w:t xml:space="preserve">on of which can be configured in the Settings menu) to an external drive, such as a USB flash drive, or your personal cloud storage, to prevent any loss in the event of a hardware failure.  </w:t>
+      </w:r>
+      <w:r/>
+      <w:r>
+        <w:rPr>
+          <w:lang w:val="fr-CH"/>
+        </w:rPr>
+      </w:r>
+    </w:p>
+    <w:p>
+      <w:pPr>
+        <w:pBdr/>
+        <w:shd w:val="nil"/>
+        <w:spacing/>
+        <w:ind/>
+        <w:rPr>
+          <w:lang w:val="fr-CH"/>
+          <w14:ligatures w14:val="none"/>
+        </w:rPr>
+      </w:pPr>
+      <w:r>
+        <w:rPr>
+          <w:lang w:val="fr-CH"/>
+        </w:rPr>
+        <w:br w:type="page" w:clear="all"/>
+      </w:r>
+      <w:r>
+        <w:rPr>
+          <w:lang w:val="fr-CH"/>
+        </w:rPr>
+      </w:r>
+      <w:r>
+        <w:rPr>
+          <w:lang w:val="fr-CH"/>
+        </w:rPr>
+      </w:r>
+    </w:p>
+    <w:p>
+      <w:pPr>
+        <w:pStyle w:val="1040"/>
+        <w:pBdr/>
+        <w:spacing/>
+        <w:ind/>
+        <w:rPr>
+          <w:lang w:val="fr-CH"/>
+          <w14:ligatures w14:val="none"/>
+        </w:rPr>
+      </w:pPr>
+      <w:r>
+        <w:rPr>
+          <w:highlight w:val="none"/>
+          <w:lang w:val="fr-CH" w:bidi="fr-CH"/>
+        </w:rPr>
+        <w:t xml:space="preserve">7. S</w:t>
+      </w:r>
+      <w:r>
+        <w:rPr>
+          <w:highlight w:val="none"/>
+          <w:lang w:val="fr-CH" w:bidi="fr-CH"/>
+        </w:rPr>
+        <w:t xml:space="preserve">oftware License (GPLv3-only)</w:t>
+      </w:r>
+      <w:r>
+        <w:rPr>
+          <w:highlight w:val="none"/>
+          <w:lang w:val="fr-CH" w:bidi="fr-CH"/>
+        </w:rPr>
+      </w:r>
+      <w:r>
+        <w:rPr>
+          <w:lang w:val="fr-CH"/>
+        </w:rPr>
+      </w:r>
+    </w:p>
+    <w:p>
+      <w:pPr>
+        <w:pBdr/>
+        <w:spacing/>
+        <w:ind/>
+        <w:rPr/>
+      </w:pPr>
+      <w:r>
+        <w:rPr>
+          <w:highlight w:val="none"/>
+          <w:lang w:val="fr-CH" w:bidi="fr-CH"/>
+        </w:rPr>
+        <w:t xml:space="preserve">The ScholarLog application is free software distributed exclusively under the terms of the GNU General Public License v3.0 only (GPLv3-only).</w:t>
+      </w:r>
+      <w:r/>
+      <w:r>
+        <w:rPr>
+          <w:highlight w:val="none"/>
+          <w:lang w:val="fr-CH" w:bidi="fr-CH"/>
+        </w:rPr>
+      </w:r>
+      <w:r/>
+      <w:r>
+        <w:rPr>
+          <w:highlight w:val="none"/>
+          <w:lang w:val="fr-CH" w:bidi="fr-CH"/>
+        </w:rPr>
+      </w:r>
+    </w:p>
+    <w:p>
+      <w:pPr>
+        <w:pBdr/>
+        <w:spacing/>
+        <w:ind w:firstLine="0" w:left="0"/>
+        <w:rPr>
+          <w:highlight w:val="none"/>
+          <w:lang w:val="fr-CH" w:bidi="fr-CH"/>
+        </w:rPr>
+      </w:pPr>
+      <w:r>
+        <w:rPr>
+          <w:highlight w:val="none"/>
+          <w:lang w:val="fr-CH" w:bidi="fr-CH"/>
+        </w:rPr>
+        <w:t xml:space="preserve">As a user, this license guarantees your fundamental rights while protecting the project's open-source and collaborative spirit :</w:t>
+      </w:r>
+      <w:r/>
+      <w:r>
+        <w:rPr>
+          <w:highlight w:val="none"/>
+          <w:lang w:val="fr-CH" w:bidi="fr-CH"/>
+        </w:rPr>
+      </w:r>
+      <w:r>
+        <w:rPr>
+          <w:highlight w:val="none"/>
+          <w:lang w:val="fr-CH" w:bidi="fr-CH"/>
+        </w:rPr>
+      </w:r>
+      <w:r>
+        <w:rPr>
+          <w:lang w:val="fr-CH"/>
+        </w:rPr>
+      </w:r>
+    </w:p>
+    <w:p>
+      <w:pPr>
+        <w:pStyle w:val="1241"/>
+        <w:numPr>
+          <w:ilvl w:val="0"/>
+          <w:numId w:val="126"/>
+        </w:numPr>
+        <w:pBdr/>
+        <w:spacing/>
+        <w:ind/>
+        <w:rPr/>
+      </w:pPr>
+      <w:r>
+        <w:rPr>
+          <w:highlight w:val="none"/>
+          <w:lang w:val="fr-CH" w:bidi="fr-CH"/>
+        </w:rPr>
+        <w:t xml:space="preserve">Freedom of Use: You have the right to run and use ScholarLog for any purpose, completely free of charge and without any restrictions.</w:t>
+        <w:br/>
+      </w:r>
+      <w:r/>
+      <w:r>
+        <w:rPr>
+          <w:highlight w:val="none"/>
+          <w:lang w:val="fr-CH" w:bidi="fr-CH"/>
+        </w:rPr>
+      </w:r>
+      <w:r/>
+      <w:r>
+        <w:rPr>
+          <w:highlight w:val="none"/>
+          <w:lang w:val="fr-CH" w:bidi="fr-CH"/>
+        </w:rPr>
+      </w:r>
+    </w:p>
+    <w:p>
+      <w:pPr>
+        <w:pStyle w:val="1241"/>
+        <w:numPr>
+          <w:ilvl w:val="0"/>
+          <w:numId w:val="126"/>
+        </w:numPr>
+        <w:pBdr/>
+        <w:spacing/>
+        <w:ind/>
+        <w:rPr/>
+      </w:pPr>
+      <w:r>
+        <w:rPr>
+          <w:highlight w:val="none"/>
+          <w:lang w:val="fr-CH" w:bidi="fr-CH"/>
+        </w:rPr>
+        <w:t xml:space="preserve">Access and Modification of Code: You have full access to the application's source code. You have the right to study, analyze, and modify it to adapt it to your own needs as a student or developer.</w:t>
+        <w:br/>
+      </w:r>
+      <w:r/>
+      <w:r>
+        <w:rPr>
+          <w:highlight w:val="none"/>
+          <w:lang w:val="fr-CH" w:bidi="fr-CH"/>
+        </w:rPr>
+      </w:r>
+      <w:r/>
+      <w:r>
+        <w:rPr>
+          <w:highlight w:val="none"/>
+          <w:lang w:val="fr-CH" w:bidi="fr-CH"/>
+        </w:rPr>
+      </w:r>
+    </w:p>
+    <w:p>
+      <w:pPr>
+        <w:pStyle w:val="1241"/>
+        <w:numPr>
+          <w:ilvl w:val="0"/>
+          <w:numId w:val="126"/>
+        </w:numPr>
+        <w:pBdr/>
+        <w:spacing/>
+        <w:ind/>
+        <w:rPr/>
+      </w:pPr>
+      <w:r>
+        <w:rPr>
+          <w:highlight w:val="none"/>
+          <w:lang w:val="fr-CH" w:bidi="fr-CH"/>
+        </w:rPr>
+        <w:t xml:space="preserve">Sharing and Redistribution: You are permitted and encouraged to redistribute exact copies of the software to your peers or other students.</w:t>
+        <w:br/>
+      </w:r>
+      <w:r>
+        <w:rPr>
+          <w:highlight w:val="none"/>
+          <w:lang w:val="fr-CH" w:bidi="fr-CH"/>
+        </w:rPr>
+      </w:r>
+      <w:r/>
+      <w:r>
+        <w:rPr>
+          <w:highlight w:val="none"/>
+          <w:lang w:val="fr-CH" w:bidi="fr-CH"/>
+        </w:rPr>
+      </w:r>
+    </w:p>
+    <w:p>
+      <w:pPr>
+        <w:pStyle w:val="1241"/>
+        <w:numPr>
+          <w:ilvl w:val="0"/>
+          <w:numId w:val="126"/>
+        </w:numPr>
+        <w:pBdr/>
+        <w:spacing/>
+        <w:ind/>
+        <w:rPr/>
+      </w:pPr>
+      <w:r>
+        <w:rPr>
+          <w:highlight w:val="none"/>
+          <w:lang w:val="fr-CH" w:bidi="fr-CH"/>
+        </w:rPr>
+        <w:t xml:space="preserve">Reciprocity Obligation (Strict Copyleft): If you modify ScholarLog's code and choose to distribute your modified version, you are legally required to share it under the exact same license (GPLv3) and make your source code publicly available.</w:t>
+        <w:br/>
+      </w:r>
+      <w:r/>
+      <w:r>
+        <w:rPr>
+          <w:highlight w:val="none"/>
+          <w:lang w:val="fr-CH" w:bidi="fr-CH"/>
+        </w:rPr>
+      </w:r>
+      <w:r/>
+      <w:r>
+        <w:rPr>
+          <w:highlight w:val="none"/>
+          <w:lang w:val="fr-CH" w:bidi="fr-CH"/>
+        </w:rPr>
+      </w:r>
+    </w:p>
+    <w:p>
+      <w:pPr>
+        <w:pBdr/>
+        <w:spacing/>
+        <w:ind/>
+        <w:rPr>
+          <w:highlight w:val="none"/>
+          <w:lang w:val="fr-CH" w:bidi="fr-CH"/>
+        </w:rPr>
+      </w:pPr>
+      <w:r>
+        <w:rPr>
+          <w:highlight w:val="none"/>
+          <w:lang w:val="fr-CH" w:bidi="fr-CH"/>
+        </w:rPr>
+        <w:t xml:space="preserve">The "GPLv3-only" Clause: This technical clause specifies that the permissions granted apply strictly under the terms of version 3 of the GPL. </w:t>
+      </w:r>
+      <w:r>
+        <w:rPr>
+          <w:lang w:val="fr-CH"/>
+        </w:rPr>
+      </w:r>
+    </w:p>
+    <w:p>
+      <w:pPr>
+        <w:pBdr/>
+        <w:spacing/>
+        <w:ind/>
+        <w:rPr>
+          <w:lang w:val="fr-CH"/>
+        </w:rPr>
+      </w:pPr>
+      <w:r>
+        <w:rPr>
+          <w:highlight w:val="none"/>
+          <w:lang w:val="fr-CH" w:bidi="fr-CH"/>
+        </w:rPr>
+        <w:t xml:space="preserve">Unlike some other projects, there is no automatic upgrade to potential future versions of the license (such as a hy</w:t>
+      </w:r>
+      <w:r>
+        <w:rPr>
+          <w:highlight w:val="none"/>
+          <w:lang w:val="fr-CH" w:bidi="fr-CH"/>
+        </w:rPr>
+        <w:t xml:space="preserve">pothetical GPLv4), which permanently anchors the project's legal governance to this specific version.</w:t>
+      </w:r>
+      <w:r>
+        <w:rPr>
+          <w:highlight w:val="none"/>
+          <w:lang w:val="fr-CH" w:bidi="fr-CH"/>
+        </w:rPr>
+      </w:r>
+      <w:r/>
     </w:p>
     <w:sectPr>
       <w:headerReference w:type="first" r:id="rId9"/>
@@ -4069,7 +5993,7 @@
         <w:sdtContent>
           <w:p>
             <w:pPr>
-              <w:pStyle w:val="1221"/>
+              <w:pStyle w:val="1231"/>
               <w:pBdr>
                 <w:bottom w:val="single" w:color="000000" w:sz="6" w:space="0"/>
               </w:pBdr>
@@ -4083,7 +6007,7 @@
           </w:p>
           <w:p>
             <w:pPr>
-              <w:pStyle w:val="1221"/>
+              <w:pStyle w:val="1231"/>
               <w:pBdr/>
               <w:spacing/>
               <w:ind/>
@@ -4288,7 +6212,7 @@
                 <w:szCs w:val="22"/>
                 <w:lang w:val="fr-CH"/>
               </w:rPr>
-              <w:t xml:space="preserve">18.05.26</w:t>
+              <w:t xml:space="preserve">19.05.26</w:t>
             </w:r>
             <w:r>
               <w:rPr>
@@ -4324,7 +6248,7 @@
   </w:sdt>
   <w:p>
     <w:pPr>
-      <w:pStyle w:val="1221"/>
+      <w:pStyle w:val="1231"/>
       <w:pBdr/>
       <w:spacing/>
       <w:ind/>
@@ -4385,7 +6309,7 @@
 <w:hdr xmlns:wpc="http://schemas.microsoft.com/office/word/2010/wordprocessingCanvas" xmlns:mc="http://schemas.openxmlformats.org/markup-compatibility/2006" xmlns:o="urn:schemas-microsoft-com:office:office" xmlns:r="http://schemas.openxmlformats.org/officeDocument/2006/relationships" xmlns:m="http://schemas.openxmlformats.org/officeDocument/2006/math" xmlns:v="urn:schemas-microsoft-com:vml" xmlns:wp14="http://schemas.microsoft.com/office/word/2010/wordprocessingDrawing" xmlns:wp="http://schemas.openxmlformats.org/drawingml/2006/wordprocessingDrawing" xmlns:w10="urn:schemas-microsoft-com:office:word" xmlns:w="http://schemas.openxmlformats.org/wordprocessingml/2006/main" xmlns:w14="http://schemas.microsoft.com/office/word/2010/wordml" xmlns:w15="http://schemas.microsoft.com/office/word/2012/wordml" xmlns:wpg="http://schemas.microsoft.com/office/word/2010/wordprocessingGroup" xmlns:wpi="http://schemas.microsoft.com/office/word/2010/wordprocessingInk" xmlns:wne="http://schemas.microsoft.com/office/word/2006/wordml" xmlns:a="http://schemas.openxmlformats.org/drawingml/2006/main" xmlns:wps="http://schemas.microsoft.com/office/word/2010/wordprocessingShape" mc:Ignorable="w14 w15 wp14">
   <w:p>
     <w:pPr>
-      <w:pStyle w:val="1219"/>
+      <w:pStyle w:val="1229"/>
       <w:pBdr>
         <w:bottom w:val="single" w:color="000000" w:sz="6" w:space="0"/>
       </w:pBdr>
@@ -4508,7 +6432,7 @@
   </w:p>
   <w:p>
     <w:pPr>
-      <w:pStyle w:val="1219"/>
+      <w:pStyle w:val="1229"/>
       <w:pBdr/>
       <w:spacing/>
       <w:ind/>
@@ -20453,6 +22377,870 @@
   </w:abstractNum>
   <w:abstractNum w:abstractNumId="111">
     <w:nsid w:val="463A338D"/>
+    <w:lvl w:ilvl="0">
+      <w:isLgl w:val="false"/>
+      <w:lvlJc w:val="left"/>
+      <w:lvlText w:val="·"/>
+      <w:numFmt w:val="bullet"/>
+      <w:pPr>
+        <w:pBdr/>
+        <w:spacing/>
+        <w:ind w:hanging="360" w:left="720"/>
+      </w:pPr>
+      <w:rPr>
+        <w:rFonts w:hint="default" w:ascii="Symbol" w:hAnsi="Symbol" w:eastAsia="Symbol" w:cs="Symbol"/>
+      </w:rPr>
+      <w:start w:val="1"/>
+      <w:suff w:val="tab"/>
+    </w:lvl>
+    <w:lvl w:ilvl="1">
+      <w:isLgl w:val="false"/>
+      <w:lvlJc w:val="left"/>
+      <w:lvlText w:val="o"/>
+      <w:numFmt w:val="bullet"/>
+      <w:pPr>
+        <w:pBdr/>
+        <w:spacing/>
+        <w:ind w:hanging="360" w:left="1440"/>
+      </w:pPr>
+      <w:rPr>
+        <w:rFonts w:hint="default" w:ascii="Courier New" w:hAnsi="Courier New" w:eastAsia="Courier New" w:cs="Courier New"/>
+      </w:rPr>
+      <w:start w:val="1"/>
+      <w:suff w:val="tab"/>
+    </w:lvl>
+    <w:lvl w:ilvl="2">
+      <w:isLgl w:val="false"/>
+      <w:lvlJc w:val="left"/>
+      <w:lvlText w:val="§"/>
+      <w:numFmt w:val="bullet"/>
+      <w:pPr>
+        <w:pBdr/>
+        <w:spacing/>
+        <w:ind w:hanging="360" w:left="2160"/>
+      </w:pPr>
+      <w:rPr>
+        <w:rFonts w:hint="default" w:ascii="Wingdings" w:hAnsi="Wingdings" w:eastAsia="Wingdings" w:cs="Wingdings"/>
+      </w:rPr>
+      <w:start w:val="1"/>
+      <w:suff w:val="tab"/>
+    </w:lvl>
+    <w:lvl w:ilvl="3">
+      <w:isLgl w:val="false"/>
+      <w:lvlJc w:val="left"/>
+      <w:lvlText w:val="·"/>
+      <w:numFmt w:val="bullet"/>
+      <w:pPr>
+        <w:pBdr/>
+        <w:spacing/>
+        <w:ind w:hanging="360" w:left="2880"/>
+      </w:pPr>
+      <w:rPr>
+        <w:rFonts w:hint="default" w:ascii="Symbol" w:hAnsi="Symbol" w:eastAsia="Symbol" w:cs="Symbol"/>
+      </w:rPr>
+      <w:start w:val="1"/>
+      <w:suff w:val="tab"/>
+    </w:lvl>
+    <w:lvl w:ilvl="4">
+      <w:isLgl w:val="false"/>
+      <w:lvlJc w:val="left"/>
+      <w:lvlText w:val="o"/>
+      <w:numFmt w:val="bullet"/>
+      <w:pPr>
+        <w:pBdr/>
+        <w:spacing/>
+        <w:ind w:hanging="360" w:left="3600"/>
+      </w:pPr>
+      <w:rPr>
+        <w:rFonts w:hint="default" w:ascii="Courier New" w:hAnsi="Courier New" w:eastAsia="Courier New" w:cs="Courier New"/>
+      </w:rPr>
+      <w:start w:val="1"/>
+      <w:suff w:val="tab"/>
+    </w:lvl>
+    <w:lvl w:ilvl="5">
+      <w:isLgl w:val="false"/>
+      <w:lvlJc w:val="left"/>
+      <w:lvlText w:val="§"/>
+      <w:numFmt w:val="bullet"/>
+      <w:pPr>
+        <w:pBdr/>
+        <w:spacing/>
+        <w:ind w:hanging="360" w:left="4320"/>
+      </w:pPr>
+      <w:rPr>
+        <w:rFonts w:hint="default" w:ascii="Wingdings" w:hAnsi="Wingdings" w:eastAsia="Wingdings" w:cs="Wingdings"/>
+      </w:rPr>
+      <w:start w:val="1"/>
+      <w:suff w:val="tab"/>
+    </w:lvl>
+    <w:lvl w:ilvl="6">
+      <w:isLgl w:val="false"/>
+      <w:lvlJc w:val="left"/>
+      <w:lvlText w:val="·"/>
+      <w:numFmt w:val="bullet"/>
+      <w:pPr>
+        <w:pBdr/>
+        <w:spacing/>
+        <w:ind w:hanging="360" w:left="5040"/>
+      </w:pPr>
+      <w:rPr>
+        <w:rFonts w:hint="default" w:ascii="Symbol" w:hAnsi="Symbol" w:eastAsia="Symbol" w:cs="Symbol"/>
+      </w:rPr>
+      <w:start w:val="1"/>
+      <w:suff w:val="tab"/>
+    </w:lvl>
+    <w:lvl w:ilvl="7">
+      <w:isLgl w:val="false"/>
+      <w:lvlJc w:val="left"/>
+      <w:lvlText w:val="o"/>
+      <w:numFmt w:val="bullet"/>
+      <w:pPr>
+        <w:pBdr/>
+        <w:spacing/>
+        <w:ind w:hanging="360" w:left="5760"/>
+      </w:pPr>
+      <w:rPr>
+        <w:rFonts w:hint="default" w:ascii="Courier New" w:hAnsi="Courier New" w:eastAsia="Courier New" w:cs="Courier New"/>
+      </w:rPr>
+      <w:start w:val="1"/>
+      <w:suff w:val="tab"/>
+    </w:lvl>
+    <w:lvl w:ilvl="8">
+      <w:isLgl w:val="false"/>
+      <w:lvlJc w:val="left"/>
+      <w:lvlText w:val="§"/>
+      <w:numFmt w:val="bullet"/>
+      <w:pPr>
+        <w:pBdr/>
+        <w:spacing/>
+        <w:ind w:hanging="360" w:left="6480"/>
+      </w:pPr>
+      <w:rPr>
+        <w:rFonts w:hint="default" w:ascii="Wingdings" w:hAnsi="Wingdings" w:eastAsia="Wingdings" w:cs="Wingdings"/>
+      </w:rPr>
+      <w:start w:val="1"/>
+      <w:suff w:val="tab"/>
+    </w:lvl>
+  </w:abstractNum>
+  <w:abstractNum w:abstractNumId="112">
+    <w:nsid w:val="78A281B5"/>
+    <w:lvl w:ilvl="0">
+      <w:isLgl w:val="false"/>
+      <w:lvlJc w:val="left"/>
+      <w:lvlText w:val="·"/>
+      <w:numFmt w:val="bullet"/>
+      <w:pPr>
+        <w:pBdr/>
+        <w:spacing/>
+        <w:ind w:hanging="360" w:left="720"/>
+      </w:pPr>
+      <w:rPr>
+        <w:rFonts w:hint="default" w:ascii="Symbol" w:hAnsi="Symbol" w:eastAsia="Symbol" w:cs="Symbol"/>
+      </w:rPr>
+      <w:start w:val="1"/>
+      <w:suff w:val="tab"/>
+    </w:lvl>
+    <w:lvl w:ilvl="1">
+      <w:isLgl w:val="false"/>
+      <w:lvlJc w:val="left"/>
+      <w:lvlText w:val="o"/>
+      <w:numFmt w:val="bullet"/>
+      <w:pPr>
+        <w:pBdr/>
+        <w:spacing/>
+        <w:ind w:hanging="360" w:left="1440"/>
+      </w:pPr>
+      <w:rPr>
+        <w:rFonts w:hint="default" w:ascii="Courier New" w:hAnsi="Courier New" w:eastAsia="Courier New" w:cs="Courier New"/>
+      </w:rPr>
+      <w:start w:val="1"/>
+      <w:suff w:val="tab"/>
+    </w:lvl>
+    <w:lvl w:ilvl="2">
+      <w:isLgl w:val="false"/>
+      <w:lvlJc w:val="left"/>
+      <w:lvlText w:val="§"/>
+      <w:numFmt w:val="bullet"/>
+      <w:pPr>
+        <w:pBdr/>
+        <w:spacing/>
+        <w:ind w:hanging="360" w:left="2160"/>
+      </w:pPr>
+      <w:rPr>
+        <w:rFonts w:hint="default" w:ascii="Wingdings" w:hAnsi="Wingdings" w:eastAsia="Wingdings" w:cs="Wingdings"/>
+      </w:rPr>
+      <w:start w:val="1"/>
+      <w:suff w:val="tab"/>
+    </w:lvl>
+    <w:lvl w:ilvl="3">
+      <w:isLgl w:val="false"/>
+      <w:lvlJc w:val="left"/>
+      <w:lvlText w:val="·"/>
+      <w:numFmt w:val="bullet"/>
+      <w:pPr>
+        <w:pBdr/>
+        <w:spacing/>
+        <w:ind w:hanging="360" w:left="2880"/>
+      </w:pPr>
+      <w:rPr>
+        <w:rFonts w:hint="default" w:ascii="Symbol" w:hAnsi="Symbol" w:eastAsia="Symbol" w:cs="Symbol"/>
+      </w:rPr>
+      <w:start w:val="1"/>
+      <w:suff w:val="tab"/>
+    </w:lvl>
+    <w:lvl w:ilvl="4">
+      <w:isLgl w:val="false"/>
+      <w:lvlJc w:val="left"/>
+      <w:lvlText w:val="o"/>
+      <w:numFmt w:val="bullet"/>
+      <w:pPr>
+        <w:pBdr/>
+        <w:spacing/>
+        <w:ind w:hanging="360" w:left="3600"/>
+      </w:pPr>
+      <w:rPr>
+        <w:rFonts w:hint="default" w:ascii="Courier New" w:hAnsi="Courier New" w:eastAsia="Courier New" w:cs="Courier New"/>
+      </w:rPr>
+      <w:start w:val="1"/>
+      <w:suff w:val="tab"/>
+    </w:lvl>
+    <w:lvl w:ilvl="5">
+      <w:isLgl w:val="false"/>
+      <w:lvlJc w:val="left"/>
+      <w:lvlText w:val="§"/>
+      <w:numFmt w:val="bullet"/>
+      <w:pPr>
+        <w:pBdr/>
+        <w:spacing/>
+        <w:ind w:hanging="360" w:left="4320"/>
+      </w:pPr>
+      <w:rPr>
+        <w:rFonts w:hint="default" w:ascii="Wingdings" w:hAnsi="Wingdings" w:eastAsia="Wingdings" w:cs="Wingdings"/>
+      </w:rPr>
+      <w:start w:val="1"/>
+      <w:suff w:val="tab"/>
+    </w:lvl>
+    <w:lvl w:ilvl="6">
+      <w:isLgl w:val="false"/>
+      <w:lvlJc w:val="left"/>
+      <w:lvlText w:val="·"/>
+      <w:numFmt w:val="bullet"/>
+      <w:pPr>
+        <w:pBdr/>
+        <w:spacing/>
+        <w:ind w:hanging="360" w:left="5040"/>
+      </w:pPr>
+      <w:rPr>
+        <w:rFonts w:hint="default" w:ascii="Symbol" w:hAnsi="Symbol" w:eastAsia="Symbol" w:cs="Symbol"/>
+      </w:rPr>
+      <w:start w:val="1"/>
+      <w:suff w:val="tab"/>
+    </w:lvl>
+    <w:lvl w:ilvl="7">
+      <w:isLgl w:val="false"/>
+      <w:lvlJc w:val="left"/>
+      <w:lvlText w:val="o"/>
+      <w:numFmt w:val="bullet"/>
+      <w:pPr>
+        <w:pBdr/>
+        <w:spacing/>
+        <w:ind w:hanging="360" w:left="5760"/>
+      </w:pPr>
+      <w:rPr>
+        <w:rFonts w:hint="default" w:ascii="Courier New" w:hAnsi="Courier New" w:eastAsia="Courier New" w:cs="Courier New"/>
+      </w:rPr>
+      <w:start w:val="1"/>
+      <w:suff w:val="tab"/>
+    </w:lvl>
+    <w:lvl w:ilvl="8">
+      <w:isLgl w:val="false"/>
+      <w:lvlJc w:val="left"/>
+      <w:lvlText w:val="§"/>
+      <w:numFmt w:val="bullet"/>
+      <w:pPr>
+        <w:pBdr/>
+        <w:spacing/>
+        <w:ind w:hanging="360" w:left="6480"/>
+      </w:pPr>
+      <w:rPr>
+        <w:rFonts w:hint="default" w:ascii="Wingdings" w:hAnsi="Wingdings" w:eastAsia="Wingdings" w:cs="Wingdings"/>
+      </w:rPr>
+      <w:start w:val="1"/>
+      <w:suff w:val="tab"/>
+    </w:lvl>
+  </w:abstractNum>
+  <w:abstractNum w:abstractNumId="113">
+    <w:nsid w:val="4B969BAE"/>
+    <w:lvl w:ilvl="0">
+      <w:isLgl w:val="false"/>
+      <w:lvlJc w:val="left"/>
+      <w:lvlText w:val="·"/>
+      <w:numFmt w:val="bullet"/>
+      <w:pPr>
+        <w:pBdr/>
+        <w:spacing/>
+        <w:ind w:hanging="360" w:left="720"/>
+      </w:pPr>
+      <w:rPr>
+        <w:rFonts w:hint="default" w:ascii="Symbol" w:hAnsi="Symbol" w:eastAsia="Symbol" w:cs="Symbol"/>
+      </w:rPr>
+      <w:start w:val="1"/>
+      <w:suff w:val="tab"/>
+    </w:lvl>
+    <w:lvl w:ilvl="1">
+      <w:isLgl w:val="false"/>
+      <w:lvlJc w:val="left"/>
+      <w:lvlText w:val="o"/>
+      <w:numFmt w:val="bullet"/>
+      <w:pPr>
+        <w:pBdr/>
+        <w:spacing/>
+        <w:ind w:hanging="360" w:left="1440"/>
+      </w:pPr>
+      <w:rPr>
+        <w:rFonts w:hint="default" w:ascii="Courier New" w:hAnsi="Courier New" w:eastAsia="Courier New" w:cs="Courier New"/>
+      </w:rPr>
+      <w:start w:val="1"/>
+      <w:suff w:val="tab"/>
+    </w:lvl>
+    <w:lvl w:ilvl="2">
+      <w:isLgl w:val="false"/>
+      <w:lvlJc w:val="left"/>
+      <w:lvlText w:val="§"/>
+      <w:numFmt w:val="bullet"/>
+      <w:pPr>
+        <w:pBdr/>
+        <w:spacing/>
+        <w:ind w:hanging="360" w:left="2160"/>
+      </w:pPr>
+      <w:rPr>
+        <w:rFonts w:hint="default" w:ascii="Wingdings" w:hAnsi="Wingdings" w:eastAsia="Wingdings" w:cs="Wingdings"/>
+      </w:rPr>
+      <w:start w:val="1"/>
+      <w:suff w:val="tab"/>
+    </w:lvl>
+    <w:lvl w:ilvl="3">
+      <w:isLgl w:val="false"/>
+      <w:lvlJc w:val="left"/>
+      <w:lvlText w:val="·"/>
+      <w:numFmt w:val="bullet"/>
+      <w:pPr>
+        <w:pBdr/>
+        <w:spacing/>
+        <w:ind w:hanging="360" w:left="2880"/>
+      </w:pPr>
+      <w:rPr>
+        <w:rFonts w:hint="default" w:ascii="Symbol" w:hAnsi="Symbol" w:eastAsia="Symbol" w:cs="Symbol"/>
+      </w:rPr>
+      <w:start w:val="1"/>
+      <w:suff w:val="tab"/>
+    </w:lvl>
+    <w:lvl w:ilvl="4">
+      <w:isLgl w:val="false"/>
+      <w:lvlJc w:val="left"/>
+      <w:lvlText w:val="o"/>
+      <w:numFmt w:val="bullet"/>
+      <w:pPr>
+        <w:pBdr/>
+        <w:spacing/>
+        <w:ind w:hanging="360" w:left="3600"/>
+      </w:pPr>
+      <w:rPr>
+        <w:rFonts w:hint="default" w:ascii="Courier New" w:hAnsi="Courier New" w:eastAsia="Courier New" w:cs="Courier New"/>
+      </w:rPr>
+      <w:start w:val="1"/>
+      <w:suff w:val="tab"/>
+    </w:lvl>
+    <w:lvl w:ilvl="5">
+      <w:isLgl w:val="false"/>
+      <w:lvlJc w:val="left"/>
+      <w:lvlText w:val="§"/>
+      <w:numFmt w:val="bullet"/>
+      <w:pPr>
+        <w:pBdr/>
+        <w:spacing/>
+        <w:ind w:hanging="360" w:left="4320"/>
+      </w:pPr>
+      <w:rPr>
+        <w:rFonts w:hint="default" w:ascii="Wingdings" w:hAnsi="Wingdings" w:eastAsia="Wingdings" w:cs="Wingdings"/>
+      </w:rPr>
+      <w:start w:val="1"/>
+      <w:suff w:val="tab"/>
+    </w:lvl>
+    <w:lvl w:ilvl="6">
+      <w:isLgl w:val="false"/>
+      <w:lvlJc w:val="left"/>
+      <w:lvlText w:val="·"/>
+      <w:numFmt w:val="bullet"/>
+      <w:pPr>
+        <w:pBdr/>
+        <w:spacing/>
+        <w:ind w:hanging="360" w:left="5040"/>
+      </w:pPr>
+      <w:rPr>
+        <w:rFonts w:hint="default" w:ascii="Symbol" w:hAnsi="Symbol" w:eastAsia="Symbol" w:cs="Symbol"/>
+      </w:rPr>
+      <w:start w:val="1"/>
+      <w:suff w:val="tab"/>
+    </w:lvl>
+    <w:lvl w:ilvl="7">
+      <w:isLgl w:val="false"/>
+      <w:lvlJc w:val="left"/>
+      <w:lvlText w:val="o"/>
+      <w:numFmt w:val="bullet"/>
+      <w:pPr>
+        <w:pBdr/>
+        <w:spacing/>
+        <w:ind w:hanging="360" w:left="5760"/>
+      </w:pPr>
+      <w:rPr>
+        <w:rFonts w:hint="default" w:ascii="Courier New" w:hAnsi="Courier New" w:eastAsia="Courier New" w:cs="Courier New"/>
+      </w:rPr>
+      <w:start w:val="1"/>
+      <w:suff w:val="tab"/>
+    </w:lvl>
+    <w:lvl w:ilvl="8">
+      <w:isLgl w:val="false"/>
+      <w:lvlJc w:val="left"/>
+      <w:lvlText w:val="§"/>
+      <w:numFmt w:val="bullet"/>
+      <w:pPr>
+        <w:pBdr/>
+        <w:spacing/>
+        <w:ind w:hanging="360" w:left="6480"/>
+      </w:pPr>
+      <w:rPr>
+        <w:rFonts w:hint="default" w:ascii="Wingdings" w:hAnsi="Wingdings" w:eastAsia="Wingdings" w:cs="Wingdings"/>
+      </w:rPr>
+      <w:start w:val="1"/>
+      <w:suff w:val="tab"/>
+    </w:lvl>
+  </w:abstractNum>
+  <w:abstractNum w:abstractNumId="114">
+    <w:nsid w:val="284C0158"/>
+    <w:lvl w:ilvl="0">
+      <w:isLgl w:val="false"/>
+      <w:lvlJc w:val="left"/>
+      <w:lvlText w:val="·"/>
+      <w:numFmt w:val="bullet"/>
+      <w:pPr>
+        <w:pBdr/>
+        <w:spacing/>
+        <w:ind w:hanging="360" w:left="720"/>
+      </w:pPr>
+      <w:rPr>
+        <w:rFonts w:hint="default" w:ascii="Symbol" w:hAnsi="Symbol" w:eastAsia="Symbol" w:cs="Symbol"/>
+      </w:rPr>
+      <w:start w:val="1"/>
+      <w:suff w:val="tab"/>
+    </w:lvl>
+    <w:lvl w:ilvl="1">
+      <w:isLgl w:val="false"/>
+      <w:lvlJc w:val="left"/>
+      <w:lvlText w:val="o"/>
+      <w:numFmt w:val="bullet"/>
+      <w:pPr>
+        <w:pBdr/>
+        <w:spacing/>
+        <w:ind w:hanging="360" w:left="1440"/>
+      </w:pPr>
+      <w:rPr>
+        <w:rFonts w:hint="default" w:ascii="Courier New" w:hAnsi="Courier New" w:eastAsia="Courier New" w:cs="Courier New"/>
+      </w:rPr>
+      <w:start w:val="1"/>
+      <w:suff w:val="tab"/>
+    </w:lvl>
+    <w:lvl w:ilvl="2">
+      <w:isLgl w:val="false"/>
+      <w:lvlJc w:val="left"/>
+      <w:lvlText w:val="§"/>
+      <w:numFmt w:val="bullet"/>
+      <w:pPr>
+        <w:pBdr/>
+        <w:spacing/>
+        <w:ind w:hanging="360" w:left="2160"/>
+      </w:pPr>
+      <w:rPr>
+        <w:rFonts w:hint="default" w:ascii="Wingdings" w:hAnsi="Wingdings" w:eastAsia="Wingdings" w:cs="Wingdings"/>
+      </w:rPr>
+      <w:start w:val="1"/>
+      <w:suff w:val="tab"/>
+    </w:lvl>
+    <w:lvl w:ilvl="3">
+      <w:isLgl w:val="false"/>
+      <w:lvlJc w:val="left"/>
+      <w:lvlText w:val="·"/>
+      <w:numFmt w:val="bullet"/>
+      <w:pPr>
+        <w:pBdr/>
+        <w:spacing/>
+        <w:ind w:hanging="360" w:left="2880"/>
+      </w:pPr>
+      <w:rPr>
+        <w:rFonts w:hint="default" w:ascii="Symbol" w:hAnsi="Symbol" w:eastAsia="Symbol" w:cs="Symbol"/>
+      </w:rPr>
+      <w:start w:val="1"/>
+      <w:suff w:val="tab"/>
+    </w:lvl>
+    <w:lvl w:ilvl="4">
+      <w:isLgl w:val="false"/>
+      <w:lvlJc w:val="left"/>
+      <w:lvlText w:val="o"/>
+      <w:numFmt w:val="bullet"/>
+      <w:pPr>
+        <w:pBdr/>
+        <w:spacing/>
+        <w:ind w:hanging="360" w:left="3600"/>
+      </w:pPr>
+      <w:rPr>
+        <w:rFonts w:hint="default" w:ascii="Courier New" w:hAnsi="Courier New" w:eastAsia="Courier New" w:cs="Courier New"/>
+      </w:rPr>
+      <w:start w:val="1"/>
+      <w:suff w:val="tab"/>
+    </w:lvl>
+    <w:lvl w:ilvl="5">
+      <w:isLgl w:val="false"/>
+      <w:lvlJc w:val="left"/>
+      <w:lvlText w:val="§"/>
+      <w:numFmt w:val="bullet"/>
+      <w:pPr>
+        <w:pBdr/>
+        <w:spacing/>
+        <w:ind w:hanging="360" w:left="4320"/>
+      </w:pPr>
+      <w:rPr>
+        <w:rFonts w:hint="default" w:ascii="Wingdings" w:hAnsi="Wingdings" w:eastAsia="Wingdings" w:cs="Wingdings"/>
+      </w:rPr>
+      <w:start w:val="1"/>
+      <w:suff w:val="tab"/>
+    </w:lvl>
+    <w:lvl w:ilvl="6">
+      <w:isLgl w:val="false"/>
+      <w:lvlJc w:val="left"/>
+      <w:lvlText w:val="·"/>
+      <w:numFmt w:val="bullet"/>
+      <w:pPr>
+        <w:pBdr/>
+        <w:spacing/>
+        <w:ind w:hanging="360" w:left="5040"/>
+      </w:pPr>
+      <w:rPr>
+        <w:rFonts w:hint="default" w:ascii="Symbol" w:hAnsi="Symbol" w:eastAsia="Symbol" w:cs="Symbol"/>
+      </w:rPr>
+      <w:start w:val="1"/>
+      <w:suff w:val="tab"/>
+    </w:lvl>
+    <w:lvl w:ilvl="7">
+      <w:isLgl w:val="false"/>
+      <w:lvlJc w:val="left"/>
+      <w:lvlText w:val="o"/>
+      <w:numFmt w:val="bullet"/>
+      <w:pPr>
+        <w:pBdr/>
+        <w:spacing/>
+        <w:ind w:hanging="360" w:left="5760"/>
+      </w:pPr>
+      <w:rPr>
+        <w:rFonts w:hint="default" w:ascii="Courier New" w:hAnsi="Courier New" w:eastAsia="Courier New" w:cs="Courier New"/>
+      </w:rPr>
+      <w:start w:val="1"/>
+      <w:suff w:val="tab"/>
+    </w:lvl>
+    <w:lvl w:ilvl="8">
+      <w:isLgl w:val="false"/>
+      <w:lvlJc w:val="left"/>
+      <w:lvlText w:val="§"/>
+      <w:numFmt w:val="bullet"/>
+      <w:pPr>
+        <w:pBdr/>
+        <w:spacing/>
+        <w:ind w:hanging="360" w:left="6480"/>
+      </w:pPr>
+      <w:rPr>
+        <w:rFonts w:hint="default" w:ascii="Wingdings" w:hAnsi="Wingdings" w:eastAsia="Wingdings" w:cs="Wingdings"/>
+      </w:rPr>
+      <w:start w:val="1"/>
+      <w:suff w:val="tab"/>
+    </w:lvl>
+  </w:abstractNum>
+  <w:abstractNum w:abstractNumId="115">
+    <w:nsid w:val="1DD37F11"/>
+    <w:lvl w:ilvl="0">
+      <w:isLgl w:val="false"/>
+      <w:lvlJc w:val="left"/>
+      <w:lvlText w:val="·"/>
+      <w:numFmt w:val="bullet"/>
+      <w:pPr>
+        <w:pBdr/>
+        <w:spacing/>
+        <w:ind w:hanging="360" w:left="720"/>
+      </w:pPr>
+      <w:rPr>
+        <w:rFonts w:hint="default" w:ascii="Symbol" w:hAnsi="Symbol" w:eastAsia="Symbol" w:cs="Symbol"/>
+      </w:rPr>
+      <w:start w:val="1"/>
+      <w:suff w:val="tab"/>
+    </w:lvl>
+    <w:lvl w:ilvl="1">
+      <w:isLgl w:val="false"/>
+      <w:lvlJc w:val="left"/>
+      <w:lvlText w:val="o"/>
+      <w:numFmt w:val="bullet"/>
+      <w:pPr>
+        <w:pBdr/>
+        <w:spacing/>
+        <w:ind w:hanging="360" w:left="1440"/>
+      </w:pPr>
+      <w:rPr>
+        <w:rFonts w:hint="default" w:ascii="Courier New" w:hAnsi="Courier New" w:eastAsia="Courier New" w:cs="Courier New"/>
+      </w:rPr>
+      <w:start w:val="1"/>
+      <w:suff w:val="tab"/>
+    </w:lvl>
+    <w:lvl w:ilvl="2">
+      <w:isLgl w:val="false"/>
+      <w:lvlJc w:val="left"/>
+      <w:lvlText w:val="§"/>
+      <w:numFmt w:val="bullet"/>
+      <w:pPr>
+        <w:pBdr/>
+        <w:spacing/>
+        <w:ind w:hanging="360" w:left="2160"/>
+      </w:pPr>
+      <w:rPr>
+        <w:rFonts w:hint="default" w:ascii="Wingdings" w:hAnsi="Wingdings" w:eastAsia="Wingdings" w:cs="Wingdings"/>
+      </w:rPr>
+      <w:start w:val="1"/>
+      <w:suff w:val="tab"/>
+    </w:lvl>
+    <w:lvl w:ilvl="3">
+      <w:isLgl w:val="false"/>
+      <w:lvlJc w:val="left"/>
+      <w:lvlText w:val="·"/>
+      <w:numFmt w:val="bullet"/>
+      <w:pPr>
+        <w:pBdr/>
+        <w:spacing/>
+        <w:ind w:hanging="360" w:left="2880"/>
+      </w:pPr>
+      <w:rPr>
+        <w:rFonts w:hint="default" w:ascii="Symbol" w:hAnsi="Symbol" w:eastAsia="Symbol" w:cs="Symbol"/>
+      </w:rPr>
+      <w:start w:val="1"/>
+      <w:suff w:val="tab"/>
+    </w:lvl>
+    <w:lvl w:ilvl="4">
+      <w:isLgl w:val="false"/>
+      <w:lvlJc w:val="left"/>
+      <w:lvlText w:val="o"/>
+      <w:numFmt w:val="bullet"/>
+      <w:pPr>
+        <w:pBdr/>
+        <w:spacing/>
+        <w:ind w:hanging="360" w:left="3600"/>
+      </w:pPr>
+      <w:rPr>
+        <w:rFonts w:hint="default" w:ascii="Courier New" w:hAnsi="Courier New" w:eastAsia="Courier New" w:cs="Courier New"/>
+      </w:rPr>
+      <w:start w:val="1"/>
+      <w:suff w:val="tab"/>
+    </w:lvl>
+    <w:lvl w:ilvl="5">
+      <w:isLgl w:val="false"/>
+      <w:lvlJc w:val="left"/>
+      <w:lvlText w:val="§"/>
+      <w:numFmt w:val="bullet"/>
+      <w:pPr>
+        <w:pBdr/>
+        <w:spacing/>
+        <w:ind w:hanging="360" w:left="4320"/>
+      </w:pPr>
+      <w:rPr>
+        <w:rFonts w:hint="default" w:ascii="Wingdings" w:hAnsi="Wingdings" w:eastAsia="Wingdings" w:cs="Wingdings"/>
+      </w:rPr>
+      <w:start w:val="1"/>
+      <w:suff w:val="tab"/>
+    </w:lvl>
+    <w:lvl w:ilvl="6">
+      <w:isLgl w:val="false"/>
+      <w:lvlJc w:val="left"/>
+      <w:lvlText w:val="·"/>
+      <w:numFmt w:val="bullet"/>
+      <w:pPr>
+        <w:pBdr/>
+        <w:spacing/>
+        <w:ind w:hanging="360" w:left="5040"/>
+      </w:pPr>
+      <w:rPr>
+        <w:rFonts w:hint="default" w:ascii="Symbol" w:hAnsi="Symbol" w:eastAsia="Symbol" w:cs="Symbol"/>
+      </w:rPr>
+      <w:start w:val="1"/>
+      <w:suff w:val="tab"/>
+    </w:lvl>
+    <w:lvl w:ilvl="7">
+      <w:isLgl w:val="false"/>
+      <w:lvlJc w:val="left"/>
+      <w:lvlText w:val="o"/>
+      <w:numFmt w:val="bullet"/>
+      <w:pPr>
+        <w:pBdr/>
+        <w:spacing/>
+        <w:ind w:hanging="360" w:left="5760"/>
+      </w:pPr>
+      <w:rPr>
+        <w:rFonts w:hint="default" w:ascii="Courier New" w:hAnsi="Courier New" w:eastAsia="Courier New" w:cs="Courier New"/>
+      </w:rPr>
+      <w:start w:val="1"/>
+      <w:suff w:val="tab"/>
+    </w:lvl>
+    <w:lvl w:ilvl="8">
+      <w:isLgl w:val="false"/>
+      <w:lvlJc w:val="left"/>
+      <w:lvlText w:val="§"/>
+      <w:numFmt w:val="bullet"/>
+      <w:pPr>
+        <w:pBdr/>
+        <w:spacing/>
+        <w:ind w:hanging="360" w:left="6480"/>
+      </w:pPr>
+      <w:rPr>
+        <w:rFonts w:hint="default" w:ascii="Wingdings" w:hAnsi="Wingdings" w:eastAsia="Wingdings" w:cs="Wingdings"/>
+      </w:rPr>
+      <w:start w:val="1"/>
+      <w:suff w:val="tab"/>
+    </w:lvl>
+  </w:abstractNum>
+  <w:abstractNum w:abstractNumId="116">
+    <w:nsid w:val="40EE8975"/>
+    <w:lvl w:ilvl="0">
+      <w:isLgl w:val="false"/>
+      <w:lvlJc w:val="right"/>
+      <w:lvlText w:val="%1."/>
+      <w:numFmt w:val="decimal"/>
+      <w:pPr>
+        <w:pBdr/>
+        <w:spacing/>
+        <w:ind w:hanging="360" w:left="709"/>
+      </w:pPr>
+      <w:rPr/>
+      <w:start w:val="1"/>
+      <w:suff w:val="tab"/>
+    </w:lvl>
+    <w:lvl w:ilvl="1">
+      <w:isLgl w:val="false"/>
+      <w:lvlJc w:val="right"/>
+      <w:lvlText w:val="%2."/>
+      <w:numFmt w:val="decimal"/>
+      <w:pPr>
+        <w:pBdr/>
+        <w:spacing/>
+        <w:ind w:hanging="360" w:left="1429"/>
+      </w:pPr>
+      <w:rPr/>
+      <w:start w:val="1"/>
+      <w:suff w:val="tab"/>
+    </w:lvl>
+    <w:lvl w:ilvl="2">
+      <w:isLgl w:val="false"/>
+      <w:lvlJc w:val="right"/>
+      <w:lvlText w:val="%3."/>
+      <w:numFmt w:val="decimal"/>
+      <w:pPr>
+        <w:pBdr/>
+        <w:spacing/>
+        <w:ind w:hanging="360" w:left="2149"/>
+      </w:pPr>
+      <w:rPr/>
+      <w:start w:val="1"/>
+      <w:suff w:val="tab"/>
+    </w:lvl>
+    <w:lvl w:ilvl="3">
+      <w:isLgl w:val="false"/>
+      <w:lvlJc w:val="right"/>
+      <w:lvlText w:val="%4."/>
+      <w:numFmt w:val="decimal"/>
+      <w:pPr>
+        <w:pBdr/>
+        <w:spacing/>
+        <w:ind w:hanging="360" w:left="2869"/>
+      </w:pPr>
+      <w:rPr/>
+      <w:start w:val="1"/>
+      <w:suff w:val="tab"/>
+    </w:lvl>
+    <w:lvl w:ilvl="4">
+      <w:isLgl w:val="false"/>
+      <w:lvlJc w:val="right"/>
+      <w:lvlText w:val="%5."/>
+      <w:numFmt w:val="decimal"/>
+      <w:pPr>
+        <w:pBdr/>
+        <w:spacing/>
+        <w:ind w:hanging="360" w:left="3589"/>
+      </w:pPr>
+      <w:rPr/>
+      <w:start w:val="1"/>
+      <w:suff w:val="tab"/>
+    </w:lvl>
+    <w:lvl w:ilvl="5">
+      <w:isLgl w:val="false"/>
+      <w:lvlJc w:val="right"/>
+      <w:lvlText w:val="%6."/>
+      <w:numFmt w:val="decimal"/>
+      <w:pPr>
+        <w:pBdr/>
+        <w:spacing/>
+        <w:ind w:hanging="360" w:left="4309"/>
+      </w:pPr>
+      <w:rPr/>
+      <w:start w:val="1"/>
+      <w:suff w:val="tab"/>
+    </w:lvl>
+    <w:lvl w:ilvl="6">
+      <w:isLgl w:val="false"/>
+      <w:lvlJc w:val="right"/>
+      <w:lvlText w:val="%7."/>
+      <w:numFmt w:val="decimal"/>
+      <w:pPr>
+        <w:pBdr/>
+        <w:spacing/>
+        <w:ind w:hanging="360" w:left="5029"/>
+      </w:pPr>
+      <w:rPr/>
+      <w:start w:val="1"/>
+      <w:suff w:val="tab"/>
+    </w:lvl>
+    <w:lvl w:ilvl="7">
+      <w:isLgl w:val="false"/>
+      <w:lvlJc w:val="right"/>
+      <w:lvlText w:val="%8."/>
+      <w:numFmt w:val="decimal"/>
+      <w:pPr>
+        <w:pBdr/>
+        <w:spacing/>
+        <w:ind w:hanging="360" w:left="5749"/>
+      </w:pPr>
+      <w:rPr/>
+      <w:start w:val="1"/>
+      <w:suff w:val="tab"/>
+    </w:lvl>
+    <w:lvl w:ilvl="8">
+      <w:isLgl w:val="false"/>
+      <w:lvlJc w:val="right"/>
+      <w:lvlText w:val="%9."/>
+      <w:numFmt w:val="decimal"/>
+      <w:pPr>
+        <w:pBdr/>
+        <w:spacing/>
+        <w:ind w:hanging="360" w:left="6469"/>
+      </w:pPr>
+      <w:rPr/>
+      <w:start w:val="1"/>
+      <w:suff w:val="tab"/>
+    </w:lvl>
+  </w:abstractNum>
+  <w:abstractNum w:abstractNumId="117">
+    <w:nsid w:val="1845C194"/>
     <w:lvl w:ilvl="0">
       <w:isLgl w:val="false"/>
       <w:lvlJc w:val="left"/>
@@ -20958,6 +23746,24 @@
   <w:num w:numId="120">
     <w:abstractNumId w:val="111"/>
   </w:num>
+  <w:num w:numId="121">
+    <w:abstractNumId w:val="112"/>
+  </w:num>
+  <w:num w:numId="122">
+    <w:abstractNumId w:val="113"/>
+  </w:num>
+  <w:num w:numId="123">
+    <w:abstractNumId w:val="114"/>
+  </w:num>
+  <w:num w:numId="124">
+    <w:abstractNumId w:val="115"/>
+  </w:num>
+  <w:num w:numId="125">
+    <w:abstractNumId w:val="116"/>
+  </w:num>
+  <w:num w:numId="126">
+    <w:abstractNumId w:val="117"/>
+  </w:num>
 </w:numbering>
 </file>
 
@@ -21119,7 +23925,7 @@
     <w:lsdException w:name="Bibliography" w:uiPriority="37"/>
     <w:lsdException w:name="TOC Heading" w:uiPriority="39" w:qFormat="1"/>
   </w:latentStyles>
-  <w:style w:type="paragraph" w:styleId="1029" w:default="1">
+  <w:style w:type="paragraph" w:styleId="1039" w:default="1">
     <w:name w:val="Normal"/>
     <w:qFormat/>
     <w:pPr>
@@ -21131,11 +23937,11 @@
       <w:lang w:val="fr-FR"/>
     </w:rPr>
   </w:style>
-  <w:style w:type="paragraph" w:styleId="1030">
+  <w:style w:type="paragraph" w:styleId="1040">
     <w:name w:val="Heading 1"/>
-    <w:basedOn w:val="1029"/>
-    <w:next w:val="1029"/>
-    <w:link w:val="1223"/>
+    <w:basedOn w:val="1039"/>
+    <w:next w:val="1039"/>
+    <w:link w:val="1233"/>
     <w:uiPriority w:val="9"/>
     <w:qFormat/>
     <w:pPr>
@@ -21153,11 +23959,11 @@
       <w:szCs w:val="32"/>
     </w:rPr>
   </w:style>
-  <w:style w:type="paragraph" w:styleId="1031">
+  <w:style w:type="paragraph" w:styleId="1041">
     <w:name w:val="Heading 2"/>
-    <w:basedOn w:val="1029"/>
-    <w:next w:val="1029"/>
-    <w:link w:val="1229"/>
+    <w:basedOn w:val="1039"/>
+    <w:next w:val="1039"/>
+    <w:link w:val="1239"/>
     <w:uiPriority w:val="9"/>
     <w:unhideWhenUsed/>
     <w:qFormat/>
@@ -21176,11 +23982,11 @@
       <w:szCs w:val="26"/>
     </w:rPr>
   </w:style>
-  <w:style w:type="paragraph" w:styleId="1032">
+  <w:style w:type="paragraph" w:styleId="1042">
     <w:name w:val="Heading 3"/>
-    <w:basedOn w:val="1029"/>
-    <w:next w:val="1029"/>
-    <w:link w:val="1241"/>
+    <w:basedOn w:val="1039"/>
+    <w:next w:val="1039"/>
+    <w:link w:val="1251"/>
     <w:uiPriority w:val="9"/>
     <w:unhideWhenUsed/>
     <w:qFormat/>
@@ -21199,11 +24005,11 @@
       <w:szCs w:val="24"/>
     </w:rPr>
   </w:style>
-  <w:style w:type="paragraph" w:styleId="1033">
+  <w:style w:type="paragraph" w:styleId="1043">
     <w:name w:val="Heading 4"/>
-    <w:basedOn w:val="1029"/>
-    <w:next w:val="1029"/>
-    <w:link w:val="1182"/>
+    <w:basedOn w:val="1039"/>
+    <w:next w:val="1039"/>
+    <w:link w:val="1192"/>
     <w:uiPriority w:val="9"/>
     <w:unhideWhenUsed/>
     <w:qFormat/>
@@ -21222,11 +24028,11 @@
       <w:color w:val="2f5496" w:themeColor="accent1" w:themeShade="BF"/>
     </w:rPr>
   </w:style>
-  <w:style w:type="paragraph" w:styleId="1034">
+  <w:style w:type="paragraph" w:styleId="1044">
     <w:name w:val="Heading 5"/>
-    <w:basedOn w:val="1029"/>
-    <w:next w:val="1029"/>
-    <w:link w:val="1183"/>
+    <w:basedOn w:val="1039"/>
+    <w:next w:val="1039"/>
+    <w:link w:val="1193"/>
     <w:uiPriority w:val="9"/>
     <w:unhideWhenUsed/>
     <w:qFormat/>
@@ -21243,11 +24049,11 @@
       <w:color w:val="2f5496" w:themeColor="accent1" w:themeShade="BF"/>
     </w:rPr>
   </w:style>
-  <w:style w:type="paragraph" w:styleId="1035">
+  <w:style w:type="paragraph" w:styleId="1045">
     <w:name w:val="Heading 6"/>
-    <w:basedOn w:val="1029"/>
-    <w:next w:val="1029"/>
-    <w:link w:val="1184"/>
+    <w:basedOn w:val="1039"/>
+    <w:next w:val="1039"/>
+    <w:link w:val="1194"/>
     <w:uiPriority w:val="9"/>
     <w:unhideWhenUsed/>
     <w:qFormat/>
@@ -21266,11 +24072,11 @@
       <w:color w:val="595959" w:themeColor="text1" w:themeTint="A6"/>
     </w:rPr>
   </w:style>
-  <w:style w:type="paragraph" w:styleId="1036">
+  <w:style w:type="paragraph" w:styleId="1046">
     <w:name w:val="Heading 7"/>
-    <w:basedOn w:val="1029"/>
-    <w:next w:val="1029"/>
-    <w:link w:val="1185"/>
+    <w:basedOn w:val="1039"/>
+    <w:next w:val="1039"/>
+    <w:link w:val="1195"/>
     <w:uiPriority w:val="9"/>
     <w:unhideWhenUsed/>
     <w:qFormat/>
@@ -21287,11 +24093,11 @@
       <w:color w:val="595959" w:themeColor="text1" w:themeTint="A6"/>
     </w:rPr>
   </w:style>
-  <w:style w:type="paragraph" w:styleId="1037">
+  <w:style w:type="paragraph" w:styleId="1047">
     <w:name w:val="Heading 8"/>
-    <w:basedOn w:val="1029"/>
-    <w:next w:val="1029"/>
-    <w:link w:val="1186"/>
+    <w:basedOn w:val="1039"/>
+    <w:next w:val="1039"/>
+    <w:link w:val="1196"/>
     <w:uiPriority w:val="9"/>
     <w:unhideWhenUsed/>
     <w:qFormat/>
@@ -21310,11 +24116,11 @@
       <w:color w:val="272727" w:themeColor="text1" w:themeTint="D8"/>
     </w:rPr>
   </w:style>
-  <w:style w:type="paragraph" w:styleId="1038">
+  <w:style w:type="paragraph" w:styleId="1048">
     <w:name w:val="Heading 9"/>
-    <w:basedOn w:val="1029"/>
-    <w:next w:val="1029"/>
-    <w:link w:val="1187"/>
+    <w:basedOn w:val="1039"/>
+    <w:next w:val="1039"/>
+    <w:link w:val="1197"/>
     <w:uiPriority w:val="9"/>
     <w:unhideWhenUsed/>
     <w:qFormat/>
@@ -21333,7 +24139,7 @@
       <w:color w:val="272727" w:themeColor="text1" w:themeTint="D8"/>
     </w:rPr>
   </w:style>
-  <w:style w:type="character" w:styleId="1039" w:default="1">
+  <w:style w:type="character" w:styleId="1049" w:default="1">
     <w:name w:val="Default Paragraph Font"/>
     <w:uiPriority w:val="1"/>
     <w:semiHidden/>
@@ -21344,7 +24150,7 @@
       <w:ind/>
     </w:pPr>
   </w:style>
-  <w:style w:type="table" w:styleId="1040" w:default="1">
+  <w:style w:type="table" w:styleId="1050" w:default="1">
     <w:name w:val="Normal Table"/>
     <w:uiPriority w:val="99"/>
     <w:semiHidden/>
@@ -21537,7 +24343,7 @@
       </w:tcPr>
     </w:tblStylePr>
   </w:style>
-  <w:style w:type="numbering" w:styleId="1041" w:default="1">
+  <w:style w:type="numbering" w:styleId="1051" w:default="1">
     <w:name w:val="No List"/>
     <w:uiPriority w:val="99"/>
     <w:semiHidden/>
@@ -21548,9 +24354,9 @@
       <w:ind/>
     </w:pPr>
   </w:style>
-  <w:style w:type="character" w:styleId="1042">
+  <w:style w:type="character" w:styleId="1052">
     <w:name w:val="Placeholder Text"/>
-    <w:basedOn w:val="1039"/>
+    <w:basedOn w:val="1049"/>
     <w:uiPriority w:val="99"/>
     <w:semiHidden/>
     <w:pPr>
@@ -21562,9 +24368,9 @@
       <w:color w:val="666666"/>
     </w:rPr>
   </w:style>
-  <w:style w:type="character" w:styleId="1043" w:customStyle="1">
+  <w:style w:type="character" w:styleId="1053" w:customStyle="1">
     <w:name w:val="Heading 4 Char"/>
-    <w:basedOn w:val="1039"/>
+    <w:basedOn w:val="1049"/>
     <w:uiPriority w:val="9"/>
     <w:pPr>
       <w:pBdr/>
@@ -21578,9 +24384,9 @@
       <w:color w:val="2f5496" w:themeColor="accent1" w:themeShade="BF"/>
     </w:rPr>
   </w:style>
-  <w:style w:type="character" w:styleId="1044" w:customStyle="1">
+  <w:style w:type="character" w:styleId="1054" w:customStyle="1">
     <w:name w:val="Heading 5 Char"/>
-    <w:basedOn w:val="1039"/>
+    <w:basedOn w:val="1049"/>
     <w:uiPriority w:val="9"/>
     <w:pPr>
       <w:pBdr/>
@@ -21592,9 +24398,9 @@
       <w:color w:val="2f5496" w:themeColor="accent1" w:themeShade="BF"/>
     </w:rPr>
   </w:style>
-  <w:style w:type="character" w:styleId="1045" w:customStyle="1">
+  <w:style w:type="character" w:styleId="1055" w:customStyle="1">
     <w:name w:val="Heading 6 Char"/>
-    <w:basedOn w:val="1039"/>
+    <w:basedOn w:val="1049"/>
     <w:uiPriority w:val="9"/>
     <w:pPr>
       <w:pBdr/>
@@ -21608,9 +24414,9 @@
       <w:color w:val="595959" w:themeColor="text1" w:themeTint="A6"/>
     </w:rPr>
   </w:style>
-  <w:style w:type="character" w:styleId="1046" w:customStyle="1">
+  <w:style w:type="character" w:styleId="1056" w:customStyle="1">
     <w:name w:val="Heading 7 Char"/>
-    <w:basedOn w:val="1039"/>
+    <w:basedOn w:val="1049"/>
     <w:uiPriority w:val="9"/>
     <w:pPr>
       <w:pBdr/>
@@ -21622,9 +24428,9 @@
       <w:color w:val="595959" w:themeColor="text1" w:themeTint="A6"/>
     </w:rPr>
   </w:style>
-  <w:style w:type="character" w:styleId="1047" w:customStyle="1">
+  <w:style w:type="character" w:styleId="1057" w:customStyle="1">
     <w:name w:val="Heading 8 Char"/>
-    <w:basedOn w:val="1039"/>
+    <w:basedOn w:val="1049"/>
     <w:uiPriority w:val="9"/>
     <w:pPr>
       <w:pBdr/>
@@ -21638,9 +24444,9 @@
       <w:color w:val="272727" w:themeColor="text1" w:themeTint="D8"/>
     </w:rPr>
   </w:style>
-  <w:style w:type="character" w:styleId="1048" w:customStyle="1">
+  <w:style w:type="character" w:styleId="1058" w:customStyle="1">
     <w:name w:val="Heading 9 Char"/>
-    <w:basedOn w:val="1039"/>
+    <w:basedOn w:val="1049"/>
     <w:uiPriority w:val="9"/>
     <w:pPr>
       <w:pBdr/>
@@ -21654,9 +24460,9 @@
       <w:color w:val="272727" w:themeColor="text1" w:themeTint="D8"/>
     </w:rPr>
   </w:style>
-  <w:style w:type="character" w:styleId="1049" w:customStyle="1">
+  <w:style w:type="character" w:styleId="1059" w:customStyle="1">
     <w:name w:val="Title Char"/>
-    <w:basedOn w:val="1039"/>
+    <w:basedOn w:val="1049"/>
     <w:uiPriority w:val="10"/>
     <w:pPr>
       <w:pBdr/>
@@ -21670,9 +24476,9 @@
       <w:szCs w:val="56"/>
     </w:rPr>
   </w:style>
-  <w:style w:type="character" w:styleId="1050" w:customStyle="1">
+  <w:style w:type="character" w:styleId="1060" w:customStyle="1">
     <w:name w:val="Subtitle Char"/>
-    <w:basedOn w:val="1039"/>
+    <w:basedOn w:val="1049"/>
     <w:uiPriority w:val="11"/>
     <w:pPr>
       <w:pBdr/>
@@ -21686,9 +24492,9 @@
       <w:szCs w:val="28"/>
     </w:rPr>
   </w:style>
-  <w:style w:type="character" w:styleId="1051" w:customStyle="1">
+  <w:style w:type="character" w:styleId="1061" w:customStyle="1">
     <w:name w:val="Quote Char"/>
-    <w:basedOn w:val="1039"/>
+    <w:basedOn w:val="1049"/>
     <w:uiPriority w:val="29"/>
     <w:pPr>
       <w:pBdr/>
@@ -21701,9 +24507,9 @@
       <w:color w:val="404040" w:themeColor="text1" w:themeTint="BF"/>
     </w:rPr>
   </w:style>
-  <w:style w:type="character" w:styleId="1052" w:customStyle="1">
+  <w:style w:type="character" w:styleId="1062" w:customStyle="1">
     <w:name w:val="Intense Quote Char"/>
-    <w:basedOn w:val="1039"/>
+    <w:basedOn w:val="1049"/>
     <w:uiPriority w:val="30"/>
     <w:pPr>
       <w:pBdr/>
@@ -21716,9 +24522,9 @@
       <w:color w:val="2f5496" w:themeColor="accent1" w:themeShade="BF"/>
     </w:rPr>
   </w:style>
-  <w:style w:type="character" w:styleId="1053" w:customStyle="1">
+  <w:style w:type="character" w:styleId="1063" w:customStyle="1">
     <w:name w:val="Footnote Text Char"/>
-    <w:basedOn w:val="1039"/>
+    <w:basedOn w:val="1049"/>
     <w:uiPriority w:val="99"/>
     <w:semiHidden/>
     <w:pPr>
@@ -21731,9 +24537,9 @@
       <w:szCs w:val="20"/>
     </w:rPr>
   </w:style>
-  <w:style w:type="character" w:styleId="1054" w:customStyle="1">
+  <w:style w:type="character" w:styleId="1064" w:customStyle="1">
     <w:name w:val="Endnote Text Char"/>
-    <w:basedOn w:val="1039"/>
+    <w:basedOn w:val="1049"/>
     <w:uiPriority w:val="99"/>
     <w:semiHidden/>
     <w:pPr>
@@ -21746,9 +24552,9 @@
       <w:szCs w:val="20"/>
     </w:rPr>
   </w:style>
-  <w:style w:type="table" w:styleId="1055" w:customStyle="1">
+  <w:style w:type="table" w:styleId="1065" w:customStyle="1">
     <w:name w:val="Table Grid Light"/>
-    <w:basedOn w:val="1040"/>
+    <w:basedOn w:val="1050"/>
     <w:uiPriority w:val="59"/>
     <w:pPr>
       <w:pBdr/>
@@ -21938,9 +24744,9 @@
       </w:tcPr>
     </w:tblStylePr>
   </w:style>
-  <w:style w:type="table" w:styleId="1056">
+  <w:style w:type="table" w:styleId="1066">
     <w:name w:val="Plain Table 1"/>
-    <w:basedOn w:val="1040"/>
+    <w:basedOn w:val="1050"/>
     <w:uiPriority w:val="59"/>
     <w:pPr>
       <w:pBdr/>
@@ -22156,9 +24962,9 @@
       </w:tcPr>
     </w:tblStylePr>
   </w:style>
-  <w:style w:type="table" w:styleId="1057">
+  <w:style w:type="table" w:styleId="1067">
     <w:name w:val="Plain Table 2"/>
-    <w:basedOn w:val="1040"/>
+    <w:basedOn w:val="1050"/>
     <w:uiPriority w:val="59"/>
     <w:pPr>
       <w:pBdr/>
@@ -22382,9 +25188,9 @@
       </w:tcPr>
     </w:tblStylePr>
   </w:style>
-  <w:style w:type="table" w:styleId="1058">
+  <w:style w:type="table" w:styleId="1068">
     <w:name w:val="Plain Table 3"/>
-    <w:basedOn w:val="1040"/>
+    <w:basedOn w:val="1050"/>
     <w:uiPriority w:val="99"/>
     <w:pPr>
       <w:pBdr/>
@@ -22611,9 +25417,9 @@
       </w:tcPr>
     </w:tblStylePr>
   </w:style>
-  <w:style w:type="table" w:styleId="1059">
+  <w:style w:type="table" w:styleId="1069">
     <w:name w:val="Plain Table 4"/>
-    <w:basedOn w:val="1040"/>
+    <w:basedOn w:val="1050"/>
     <w:uiPriority w:val="99"/>
     <w:pPr>
       <w:pBdr/>
@@ -22826,9 +25632,9 @@
       </w:tcPr>
     </w:tblStylePr>
   </w:style>
-  <w:style w:type="table" w:styleId="1060">
+  <w:style w:type="table" w:styleId="1070">
     <w:name w:val="Plain Table 5"/>
-    <w:basedOn w:val="1040"/>
+    <w:basedOn w:val="1050"/>
     <w:uiPriority w:val="99"/>
     <w:pPr>
       <w:pBdr/>
@@ -23058,9 +25864,9 @@
       </w:tcPr>
     </w:tblStylePr>
   </w:style>
-  <w:style w:type="table" w:styleId="1061">
+  <w:style w:type="table" w:styleId="1071">
     <w:name w:val="Grid Table 1 Light"/>
-    <w:basedOn w:val="1040"/>
+    <w:basedOn w:val="1050"/>
     <w:uiPriority w:val="99"/>
     <w:pPr>
       <w:pBdr/>
@@ -23280,9 +26086,9 @@
       </w:tcPr>
     </w:tblStylePr>
   </w:style>
-  <w:style w:type="table" w:styleId="1062" w:customStyle="1">
+  <w:style w:type="table" w:styleId="1072" w:customStyle="1">
     <w:name w:val="Grid Table 1 Light - Accent 1"/>
-    <w:basedOn w:val="1040"/>
+    <w:basedOn w:val="1050"/>
     <w:uiPriority w:val="99"/>
     <w:pPr>
       <w:pBdr/>
@@ -23502,9 +26308,9 @@
       </w:tcPr>
     </w:tblStylePr>
   </w:style>
-  <w:style w:type="table" w:styleId="1063" w:customStyle="1">
+  <w:style w:type="table" w:styleId="1073" w:customStyle="1">
     <w:name w:val="Grid Table 1 Light - Accent 2"/>
-    <w:basedOn w:val="1040"/>
+    <w:basedOn w:val="1050"/>
     <w:uiPriority w:val="99"/>
     <w:pPr>
       <w:pBdr/>
@@ -23724,9 +26530,9 @@
       </w:tcPr>
     </w:tblStylePr>
   </w:style>
-  <w:style w:type="table" w:styleId="1064" w:customStyle="1">
+  <w:style w:type="table" w:styleId="1074" w:customStyle="1">
     <w:name w:val="Grid Table 1 Light - Accent 3"/>
-    <w:basedOn w:val="1040"/>
+    <w:basedOn w:val="1050"/>
     <w:uiPriority w:val="99"/>
     <w:pPr>
       <w:pBdr/>
@@ -23946,9 +26752,9 @@
       </w:tcPr>
     </w:tblStylePr>
   </w:style>
-  <w:style w:type="table" w:styleId="1065" w:customStyle="1">
+  <w:style w:type="table" w:styleId="1075" w:customStyle="1">
     <w:name w:val="Grid Table 1 Light - Accent 4"/>
-    <w:basedOn w:val="1040"/>
+    <w:basedOn w:val="1050"/>
     <w:uiPriority w:val="99"/>
     <w:pPr>
       <w:pBdr/>
@@ -24168,9 +26974,9 @@
       </w:tcPr>
     </w:tblStylePr>
   </w:style>
-  <w:style w:type="table" w:styleId="1066" w:customStyle="1">
+  <w:style w:type="table" w:styleId="1076" w:customStyle="1">
     <w:name w:val="Grid Table 1 Light - Accent 5"/>
-    <w:basedOn w:val="1040"/>
+    <w:basedOn w:val="1050"/>
     <w:uiPriority w:val="99"/>
     <w:pPr>
       <w:pBdr/>
@@ -24390,9 +27196,9 @@
       </w:tcPr>
     </w:tblStylePr>
   </w:style>
-  <w:style w:type="table" w:styleId="1067" w:customStyle="1">
+  <w:style w:type="table" w:styleId="1077" w:customStyle="1">
     <w:name w:val="Grid Table 1 Light - Accent 6"/>
-    <w:basedOn w:val="1040"/>
+    <w:basedOn w:val="1050"/>
     <w:uiPriority w:val="99"/>
     <w:pPr>
       <w:pBdr/>
@@ -24612,9 +27418,9 @@
       </w:tcPr>
     </w:tblStylePr>
   </w:style>
-  <w:style w:type="table" w:styleId="1068">
+  <w:style w:type="table" w:styleId="1078">
     <w:name w:val="Grid Table 2"/>
-    <w:basedOn w:val="1040"/>
+    <w:basedOn w:val="1050"/>
     <w:uiPriority w:val="99"/>
     <w:pPr>
       <w:pBdr/>
@@ -24843,9 +27649,9 @@
       </w:tcPr>
     </w:tblStylePr>
   </w:style>
-  <w:style w:type="table" w:styleId="1069" w:customStyle="1">
+  <w:style w:type="table" w:styleId="1079" w:customStyle="1">
     <w:name w:val="Grid Table 2 - Accent 1"/>
-    <w:basedOn w:val="1040"/>
+    <w:basedOn w:val="1050"/>
     <w:uiPriority w:val="99"/>
     <w:pPr>
       <w:pBdr/>
@@ -25074,9 +27880,9 @@
       </w:tcPr>
     </w:tblStylePr>
   </w:style>
-  <w:style w:type="table" w:styleId="1070" w:customStyle="1">
+  <w:style w:type="table" w:styleId="1080" w:customStyle="1">
     <w:name w:val="Grid Table 2 - Accent 2"/>
-    <w:basedOn w:val="1040"/>
+    <w:basedOn w:val="1050"/>
     <w:uiPriority w:val="99"/>
     <w:pPr>
       <w:pBdr/>
@@ -25305,9 +28111,9 @@
       </w:tcPr>
     </w:tblStylePr>
   </w:style>
-  <w:style w:type="table" w:styleId="1071" w:customStyle="1">
+  <w:style w:type="table" w:styleId="1081" w:customStyle="1">
     <w:name w:val="Grid Table 2 - Accent 3"/>
-    <w:basedOn w:val="1040"/>
+    <w:basedOn w:val="1050"/>
     <w:uiPriority w:val="99"/>
     <w:pPr>
       <w:pBdr/>
@@ -25536,9 +28342,9 @@
       </w:tcPr>
     </w:tblStylePr>
   </w:style>
-  <w:style w:type="table" w:styleId="1072" w:customStyle="1">
+  <w:style w:type="table" w:styleId="1082" w:customStyle="1">
     <w:name w:val="Grid Table 2 - Accent 4"/>
-    <w:basedOn w:val="1040"/>
+    <w:basedOn w:val="1050"/>
     <w:uiPriority w:val="99"/>
     <w:pPr>
       <w:pBdr/>
@@ -25767,9 +28573,9 @@
       </w:tcPr>
     </w:tblStylePr>
   </w:style>
-  <w:style w:type="table" w:styleId="1073" w:customStyle="1">
+  <w:style w:type="table" w:styleId="1083" w:customStyle="1">
     <w:name w:val="Grid Table 2 - Accent 5"/>
-    <w:basedOn w:val="1040"/>
+    <w:basedOn w:val="1050"/>
     <w:uiPriority w:val="99"/>
     <w:pPr>
       <w:pBdr/>
@@ -25998,9 +28804,9 @@
       </w:tcPr>
     </w:tblStylePr>
   </w:style>
-  <w:style w:type="table" w:styleId="1074" w:customStyle="1">
+  <w:style w:type="table" w:styleId="1084" w:customStyle="1">
     <w:name w:val="Grid Table 2 - Accent 6"/>
-    <w:basedOn w:val="1040"/>
+    <w:basedOn w:val="1050"/>
     <w:uiPriority w:val="99"/>
     <w:pPr>
       <w:pBdr/>
@@ -26229,9 +29035,9 @@
       </w:tcPr>
     </w:tblStylePr>
   </w:style>
-  <w:style w:type="table" w:styleId="1075">
+  <w:style w:type="table" w:styleId="1085">
     <w:name w:val="Grid Table 3"/>
-    <w:basedOn w:val="1040"/>
+    <w:basedOn w:val="1050"/>
     <w:uiPriority w:val="99"/>
     <w:pPr>
       <w:pBdr/>
@@ -26473,9 +29279,9 @@
       </w:tcPr>
     </w:tblStylePr>
   </w:style>
-  <w:style w:type="table" w:styleId="1076" w:customStyle="1">
+  <w:style w:type="table" w:styleId="1086" w:customStyle="1">
     <w:name w:val="Grid Table 3 - Accent 1"/>
-    <w:basedOn w:val="1040"/>
+    <w:basedOn w:val="1050"/>
     <w:uiPriority w:val="99"/>
     <w:pPr>
       <w:pBdr/>
@@ -26717,9 +29523,9 @@
       </w:tcPr>
     </w:tblStylePr>
   </w:style>
-  <w:style w:type="table" w:styleId="1077" w:customStyle="1">
+  <w:style w:type="table" w:styleId="1087" w:customStyle="1">
     <w:name w:val="Grid Table 3 - Accent 2"/>
-    <w:basedOn w:val="1040"/>
+    <w:basedOn w:val="1050"/>
     <w:uiPriority w:val="99"/>
     <w:pPr>
       <w:pBdr/>
@@ -26961,9 +29767,9 @@
       </w:tcPr>
     </w:tblStylePr>
   </w:style>
-  <w:style w:type="table" w:styleId="1078" w:customStyle="1">
+  <w:style w:type="table" w:styleId="1088" w:customStyle="1">
     <w:name w:val="Grid Table 3 - Accent 3"/>
-    <w:basedOn w:val="1040"/>
+    <w:basedOn w:val="1050"/>
     <w:uiPriority w:val="99"/>
     <w:pPr>
       <w:pBdr/>
@@ -27205,9 +30011,9 @@
       </w:tcPr>
     </w:tblStylePr>
   </w:style>
-  <w:style w:type="table" w:styleId="1079" w:customStyle="1">
+  <w:style w:type="table" w:styleId="1089" w:customStyle="1">
     <w:name w:val="Grid Table 3 - Accent 4"/>
-    <w:basedOn w:val="1040"/>
+    <w:basedOn w:val="1050"/>
     <w:uiPriority w:val="99"/>
     <w:pPr>
       <w:pBdr/>
@@ -27449,9 +30255,9 @@
       </w:tcPr>
     </w:tblStylePr>
   </w:style>
-  <w:style w:type="table" w:styleId="1080" w:customStyle="1">
+  <w:style w:type="table" w:styleId="1090" w:customStyle="1">
     <w:name w:val="Grid Table 3 - Accent 5"/>
-    <w:basedOn w:val="1040"/>
+    <w:basedOn w:val="1050"/>
     <w:uiPriority w:val="99"/>
     <w:pPr>
       <w:pBdr/>
@@ -27693,9 +30499,9 @@
       </w:tcPr>
     </w:tblStylePr>
   </w:style>
-  <w:style w:type="table" w:styleId="1081" w:customStyle="1">
+  <w:style w:type="table" w:styleId="1091" w:customStyle="1">
     <w:name w:val="Grid Table 3 - Accent 6"/>
-    <w:basedOn w:val="1040"/>
+    <w:basedOn w:val="1050"/>
     <w:uiPriority w:val="99"/>
     <w:pPr>
       <w:pBdr/>
@@ -27937,9 +30743,9 @@
       </w:tcPr>
     </w:tblStylePr>
   </w:style>
-  <w:style w:type="table" w:styleId="1082" w:customStyle="1">
+  <w:style w:type="table" w:styleId="1092" w:customStyle="1">
     <w:name w:val="Grid Table 4 - Accent 1"/>
-    <w:basedOn w:val="1040"/>
+    <w:basedOn w:val="1050"/>
     <w:uiPriority w:val="59"/>
     <w:pPr>
       <w:pBdr/>
@@ -28169,9 +30975,9 @@
       </w:tcPr>
     </w:tblStylePr>
   </w:style>
-  <w:style w:type="table" w:styleId="1083" w:customStyle="1">
+  <w:style w:type="table" w:styleId="1093" w:customStyle="1">
     <w:name w:val="Grid Table 4 - Accent 2"/>
-    <w:basedOn w:val="1040"/>
+    <w:basedOn w:val="1050"/>
     <w:uiPriority w:val="59"/>
     <w:pPr>
       <w:pBdr/>
@@ -28401,9 +31207,9 @@
       </w:tcPr>
     </w:tblStylePr>
   </w:style>
-  <w:style w:type="table" w:styleId="1084" w:customStyle="1">
+  <w:style w:type="table" w:styleId="1094" w:customStyle="1">
     <w:name w:val="Grid Table 4 - Accent 3"/>
-    <w:basedOn w:val="1040"/>
+    <w:basedOn w:val="1050"/>
     <w:uiPriority w:val="59"/>
     <w:pPr>
       <w:pBdr/>
@@ -28633,9 +31439,9 @@
       </w:tcPr>
     </w:tblStylePr>
   </w:style>
-  <w:style w:type="table" w:styleId="1085" w:customStyle="1">
+  <w:style w:type="table" w:styleId="1095" w:customStyle="1">
     <w:name w:val="Grid Table 4 - Accent 4"/>
-    <w:basedOn w:val="1040"/>
+    <w:basedOn w:val="1050"/>
     <w:uiPriority w:val="59"/>
     <w:pPr>
       <w:pBdr/>
@@ -28865,9 +31671,9 @@
       </w:tcPr>
     </w:tblStylePr>
   </w:style>
-  <w:style w:type="table" w:styleId="1086" w:customStyle="1">
+  <w:style w:type="table" w:styleId="1096" w:customStyle="1">
     <w:name w:val="Grid Table 4 - Accent 5"/>
-    <w:basedOn w:val="1040"/>
+    <w:basedOn w:val="1050"/>
     <w:uiPriority w:val="59"/>
     <w:pPr>
       <w:pBdr/>
@@ -29097,9 +31903,9 @@
       </w:tcPr>
     </w:tblStylePr>
   </w:style>
-  <w:style w:type="table" w:styleId="1087" w:customStyle="1">
+  <w:style w:type="table" w:styleId="1097" w:customStyle="1">
     <w:name w:val="Grid Table 4 - Accent 6"/>
-    <w:basedOn w:val="1040"/>
+    <w:basedOn w:val="1050"/>
     <w:uiPriority w:val="59"/>
     <w:pPr>
       <w:pBdr/>
@@ -29329,9 +32135,9 @@
       </w:tcPr>
     </w:tblStylePr>
   </w:style>
-  <w:style w:type="table" w:styleId="1088">
+  <w:style w:type="table" w:styleId="1098">
     <w:name w:val="Grid Table 5 Dark"/>
-    <w:basedOn w:val="1040"/>
+    <w:basedOn w:val="1050"/>
     <w:uiPriority w:val="99"/>
     <w:pPr>
       <w:pBdr/>
@@ -29556,9 +32362,9 @@
       </w:tcPr>
     </w:tblStylePr>
   </w:style>
-  <w:style w:type="table" w:styleId="1089" w:customStyle="1">
+  <w:style w:type="table" w:styleId="1099" w:customStyle="1">
     <w:name w:val="Grid Table 5 Dark- Accent 1"/>
-    <w:basedOn w:val="1040"/>
+    <w:basedOn w:val="1050"/>
     <w:uiPriority w:val="99"/>
     <w:pPr>
       <w:pBdr/>
@@ -29783,9 +32589,9 @@
       </w:tcPr>
     </w:tblStylePr>
   </w:style>
-  <w:style w:type="table" w:styleId="1090" w:customStyle="1">
+  <w:style w:type="table" w:styleId="1100" w:customStyle="1">
     <w:name w:val="Grid Table 5 Dark - Accent 2"/>
-    <w:basedOn w:val="1040"/>
+    <w:basedOn w:val="1050"/>
     <w:uiPriority w:val="99"/>
     <w:pPr>
       <w:pBdr/>
@@ -30010,9 +32816,9 @@
       </w:tcPr>
     </w:tblStylePr>
   </w:style>
-  <w:style w:type="table" w:styleId="1091" w:customStyle="1">
+  <w:style w:type="table" w:styleId="1101" w:customStyle="1">
     <w:name w:val="Grid Table 5 Dark - Accent 3"/>
-    <w:basedOn w:val="1040"/>
+    <w:basedOn w:val="1050"/>
     <w:uiPriority w:val="99"/>
     <w:pPr>
       <w:pBdr/>
@@ -30237,9 +33043,9 @@
       </w:tcPr>
     </w:tblStylePr>
   </w:style>
-  <w:style w:type="table" w:styleId="1092" w:customStyle="1">
+  <w:style w:type="table" w:styleId="1102" w:customStyle="1">
     <w:name w:val="Grid Table 5 Dark- Accent 4"/>
-    <w:basedOn w:val="1040"/>
+    <w:basedOn w:val="1050"/>
     <w:uiPriority w:val="99"/>
     <w:pPr>
       <w:pBdr/>
@@ -30464,9 +33270,9 @@
       </w:tcPr>
     </w:tblStylePr>
   </w:style>
-  <w:style w:type="table" w:styleId="1093" w:customStyle="1">
+  <w:style w:type="table" w:styleId="1103" w:customStyle="1">
     <w:name w:val="Grid Table 5 Dark - Accent 5"/>
-    <w:basedOn w:val="1040"/>
+    <w:basedOn w:val="1050"/>
     <w:uiPriority w:val="99"/>
     <w:pPr>
       <w:pBdr/>
@@ -30691,9 +33497,9 @@
       </w:tcPr>
     </w:tblStylePr>
   </w:style>
-  <w:style w:type="table" w:styleId="1094" w:customStyle="1">
+  <w:style w:type="table" w:styleId="1104" w:customStyle="1">
     <w:name w:val="Grid Table 5 Dark - Accent 6"/>
-    <w:basedOn w:val="1040"/>
+    <w:basedOn w:val="1050"/>
     <w:uiPriority w:val="99"/>
     <w:pPr>
       <w:pBdr/>
@@ -30918,9 +33724,9 @@
       </w:tcPr>
     </w:tblStylePr>
   </w:style>
-  <w:style w:type="table" w:styleId="1095">
+  <w:style w:type="table" w:styleId="1105">
     <w:name w:val="Grid Table 6 Colorful"/>
-    <w:basedOn w:val="1040"/>
+    <w:basedOn w:val="1050"/>
     <w:uiPriority w:val="99"/>
     <w:pPr>
       <w:pBdr/>
@@ -31142,9 +33948,9 @@
       </w:tcPr>
     </w:tblStylePr>
   </w:style>
-  <w:style w:type="table" w:styleId="1096" w:customStyle="1">
+  <w:style w:type="table" w:styleId="1106" w:customStyle="1">
     <w:name w:val="Grid Table 6 Colorful - Accent 1"/>
-    <w:basedOn w:val="1040"/>
+    <w:basedOn w:val="1050"/>
     <w:uiPriority w:val="99"/>
     <w:pPr>
       <w:pBdr/>
@@ -31366,9 +34172,9 @@
       </w:tcPr>
     </w:tblStylePr>
   </w:style>
-  <w:style w:type="table" w:styleId="1097" w:customStyle="1">
+  <w:style w:type="table" w:styleId="1107" w:customStyle="1">
     <w:name w:val="Grid Table 6 Colorful - Accent 2"/>
-    <w:basedOn w:val="1040"/>
+    <w:basedOn w:val="1050"/>
     <w:uiPriority w:val="99"/>
     <w:pPr>
       <w:pBdr/>
@@ -31590,9 +34396,9 @@
       </w:tcPr>
     </w:tblStylePr>
   </w:style>
-  <w:style w:type="table" w:styleId="1098" w:customStyle="1">
+  <w:style w:type="table" w:styleId="1108" w:customStyle="1">
     <w:name w:val="Grid Table 6 Colorful - Accent 3"/>
-    <w:basedOn w:val="1040"/>
+    <w:basedOn w:val="1050"/>
     <w:uiPriority w:val="99"/>
     <w:pPr>
       <w:pBdr/>
@@ -31814,9 +34620,9 @@
       </w:tcPr>
     </w:tblStylePr>
   </w:style>
-  <w:style w:type="table" w:styleId="1099" w:customStyle="1">
+  <w:style w:type="table" w:styleId="1109" w:customStyle="1">
     <w:name w:val="Grid Table 6 Colorful - Accent 4"/>
-    <w:basedOn w:val="1040"/>
+    <w:basedOn w:val="1050"/>
     <w:uiPriority w:val="99"/>
     <w:pPr>
       <w:pBdr/>
@@ -32038,9 +34844,9 @@
       </w:tcPr>
     </w:tblStylePr>
   </w:style>
-  <w:style w:type="table" w:styleId="1100" w:customStyle="1">
+  <w:style w:type="table" w:styleId="1110" w:customStyle="1">
     <w:name w:val="Grid Table 6 Colorful - Accent 5"/>
-    <w:basedOn w:val="1040"/>
+    <w:basedOn w:val="1050"/>
     <w:uiPriority w:val="99"/>
     <w:pPr>
       <w:pBdr/>
@@ -32262,9 +35068,9 @@
       </w:tcPr>
     </w:tblStylePr>
   </w:style>
-  <w:style w:type="table" w:styleId="1101" w:customStyle="1">
+  <w:style w:type="table" w:styleId="1111" w:customStyle="1">
     <w:name w:val="Grid Table 6 Colorful - Accent 6"/>
-    <w:basedOn w:val="1040"/>
+    <w:basedOn w:val="1050"/>
     <w:uiPriority w:val="99"/>
     <w:pPr>
       <w:pBdr/>
@@ -32486,9 +35292,9 @@
       </w:tcPr>
     </w:tblStylePr>
   </w:style>
-  <w:style w:type="table" w:styleId="1102">
+  <w:style w:type="table" w:styleId="1112">
     <w:name w:val="Grid Table 7 Colorful"/>
-    <w:basedOn w:val="1040"/>
+    <w:basedOn w:val="1050"/>
     <w:uiPriority w:val="99"/>
     <w:pPr>
       <w:pBdr/>
@@ -32739,9 +35545,9 @@
       </w:tcPr>
     </w:tblStylePr>
   </w:style>
-  <w:style w:type="table" w:styleId="1103" w:customStyle="1">
+  <w:style w:type="table" w:styleId="1113" w:customStyle="1">
     <w:name w:val="Grid Table 7 Colorful - Accent 1"/>
-    <w:basedOn w:val="1040"/>
+    <w:basedOn w:val="1050"/>
     <w:uiPriority w:val="99"/>
     <w:pPr>
       <w:pBdr/>
@@ -32992,9 +35798,9 @@
       </w:tcPr>
     </w:tblStylePr>
   </w:style>
-  <w:style w:type="table" w:styleId="1104" w:customStyle="1">
+  <w:style w:type="table" w:styleId="1114" w:customStyle="1">
     <w:name w:val="Grid Table 7 Colorful - Accent 2"/>
-    <w:basedOn w:val="1040"/>
+    <w:basedOn w:val="1050"/>
     <w:uiPriority w:val="99"/>
     <w:pPr>
       <w:pBdr/>
@@ -33245,9 +36051,9 @@
       </w:tcPr>
     </w:tblStylePr>
   </w:style>
-  <w:style w:type="table" w:styleId="1105" w:customStyle="1">
+  <w:style w:type="table" w:styleId="1115" w:customStyle="1">
     <w:name w:val="Grid Table 7 Colorful - Accent 3"/>
-    <w:basedOn w:val="1040"/>
+    <w:basedOn w:val="1050"/>
     <w:uiPriority w:val="99"/>
     <w:pPr>
       <w:pBdr/>
@@ -33498,9 +36304,9 @@
       </w:tcPr>
     </w:tblStylePr>
   </w:style>
-  <w:style w:type="table" w:styleId="1106" w:customStyle="1">
+  <w:style w:type="table" w:styleId="1116" w:customStyle="1">
     <w:name w:val="Grid Table 7 Colorful - Accent 4"/>
-    <w:basedOn w:val="1040"/>
+    <w:basedOn w:val="1050"/>
     <w:uiPriority w:val="99"/>
     <w:pPr>
       <w:pBdr/>
@@ -33751,9 +36557,9 @@
       </w:tcPr>
     </w:tblStylePr>
   </w:style>
-  <w:style w:type="table" w:styleId="1107" w:customStyle="1">
+  <w:style w:type="table" w:styleId="1117" w:customStyle="1">
     <w:name w:val="Grid Table 7 Colorful - Accent 5"/>
-    <w:basedOn w:val="1040"/>
+    <w:basedOn w:val="1050"/>
     <w:uiPriority w:val="99"/>
     <w:pPr>
       <w:pBdr/>
@@ -34004,9 +36810,9 @@
       </w:tcPr>
     </w:tblStylePr>
   </w:style>
-  <w:style w:type="table" w:styleId="1108" w:customStyle="1">
+  <w:style w:type="table" w:styleId="1118" w:customStyle="1">
     <w:name w:val="Grid Table 7 Colorful - Accent 6"/>
-    <w:basedOn w:val="1040"/>
+    <w:basedOn w:val="1050"/>
     <w:uiPriority w:val="99"/>
     <w:pPr>
       <w:pBdr/>
@@ -34257,9 +37063,9 @@
       </w:tcPr>
     </w:tblStylePr>
   </w:style>
-  <w:style w:type="table" w:styleId="1109">
+  <w:style w:type="table" w:styleId="1119">
     <w:name w:val="List Table 1 Light"/>
-    <w:basedOn w:val="1040"/>
+    <w:basedOn w:val="1050"/>
     <w:uiPriority w:val="99"/>
     <w:pPr>
       <w:pBdr/>
@@ -34472,9 +37278,9 @@
       </w:tcPr>
     </w:tblStylePr>
   </w:style>
-  <w:style w:type="table" w:styleId="1110" w:customStyle="1">
+  <w:style w:type="table" w:styleId="1120" w:customStyle="1">
     <w:name w:val="List Table 1 Light - Accent 1"/>
-    <w:basedOn w:val="1040"/>
+    <w:basedOn w:val="1050"/>
     <w:uiPriority w:val="99"/>
     <w:pPr>
       <w:pBdr/>
@@ -34687,9 +37493,9 @@
       </w:tcPr>
     </w:tblStylePr>
   </w:style>
-  <w:style w:type="table" w:styleId="1111" w:customStyle="1">
+  <w:style w:type="table" w:styleId="1121" w:customStyle="1">
     <w:name w:val="List Table 1 Light - Accent 2"/>
-    <w:basedOn w:val="1040"/>
+    <w:basedOn w:val="1050"/>
     <w:uiPriority w:val="99"/>
     <w:pPr>
       <w:pBdr/>
@@ -34902,9 +37708,9 @@
       </w:tcPr>
     </w:tblStylePr>
   </w:style>
-  <w:style w:type="table" w:styleId="1112" w:customStyle="1">
+  <w:style w:type="table" w:styleId="1122" w:customStyle="1">
     <w:name w:val="List Table 1 Light - Accent 3"/>
-    <w:basedOn w:val="1040"/>
+    <w:basedOn w:val="1050"/>
     <w:uiPriority w:val="99"/>
     <w:pPr>
       <w:pBdr/>
@@ -35117,9 +37923,9 @@
       </w:tcPr>
     </w:tblStylePr>
   </w:style>
-  <w:style w:type="table" w:styleId="1113" w:customStyle="1">
+  <w:style w:type="table" w:styleId="1123" w:customStyle="1">
     <w:name w:val="List Table 1 Light - Accent 4"/>
-    <w:basedOn w:val="1040"/>
+    <w:basedOn w:val="1050"/>
     <w:uiPriority w:val="99"/>
     <w:pPr>
       <w:pBdr/>
@@ -35332,9 +38138,9 @@
       </w:tcPr>
     </w:tblStylePr>
   </w:style>
-  <w:style w:type="table" w:styleId="1114" w:customStyle="1">
+  <w:style w:type="table" w:styleId="1124" w:customStyle="1">
     <w:name w:val="List Table 1 Light - Accent 5"/>
-    <w:basedOn w:val="1040"/>
+    <w:basedOn w:val="1050"/>
     <w:uiPriority w:val="99"/>
     <w:pPr>
       <w:pBdr/>
@@ -35547,9 +38353,9 @@
       </w:tcPr>
     </w:tblStylePr>
   </w:style>
-  <w:style w:type="table" w:styleId="1115" w:customStyle="1">
+  <w:style w:type="table" w:styleId="1125" w:customStyle="1">
     <w:name w:val="List Table 1 Light - Accent 6"/>
-    <w:basedOn w:val="1040"/>
+    <w:basedOn w:val="1050"/>
     <w:uiPriority w:val="99"/>
     <w:pPr>
       <w:pBdr/>
@@ -35762,9 +38568,9 @@
       </w:tcPr>
     </w:tblStylePr>
   </w:style>
-  <w:style w:type="table" w:styleId="1116">
+  <w:style w:type="table" w:styleId="1126">
     <w:name w:val="List Table 2"/>
-    <w:basedOn w:val="1040"/>
+    <w:basedOn w:val="1050"/>
     <w:uiPriority w:val="99"/>
     <w:pPr>
       <w:pBdr/>
@@ -35999,9 +38805,9 @@
       </w:tcPr>
     </w:tblStylePr>
   </w:style>
-  <w:style w:type="table" w:styleId="1117" w:customStyle="1">
+  <w:style w:type="table" w:styleId="1127" w:customStyle="1">
     <w:name w:val="List Table 2 - Accent 1"/>
-    <w:basedOn w:val="1040"/>
+    <w:basedOn w:val="1050"/>
     <w:uiPriority w:val="99"/>
     <w:pPr>
       <w:pBdr/>
@@ -36236,9 +39042,9 @@
       </w:tcPr>
     </w:tblStylePr>
   </w:style>
-  <w:style w:type="table" w:styleId="1118" w:customStyle="1">
+  <w:style w:type="table" w:styleId="1128" w:customStyle="1">
     <w:name w:val="List Table 2 - Accent 2"/>
-    <w:basedOn w:val="1040"/>
+    <w:basedOn w:val="1050"/>
     <w:uiPriority w:val="99"/>
     <w:pPr>
       <w:pBdr/>
@@ -36473,9 +39279,9 @@
       </w:tcPr>
     </w:tblStylePr>
   </w:style>
-  <w:style w:type="table" w:styleId="1119" w:customStyle="1">
+  <w:style w:type="table" w:styleId="1129" w:customStyle="1">
     <w:name w:val="List Table 2 - Accent 3"/>
-    <w:basedOn w:val="1040"/>
+    <w:basedOn w:val="1050"/>
     <w:uiPriority w:val="99"/>
     <w:pPr>
       <w:pBdr/>
@@ -36710,9 +39516,9 @@
       </w:tcPr>
     </w:tblStylePr>
   </w:style>
-  <w:style w:type="table" w:styleId="1120" w:customStyle="1">
+  <w:style w:type="table" w:styleId="1130" w:customStyle="1">
     <w:name w:val="List Table 2 - Accent 4"/>
-    <w:basedOn w:val="1040"/>
+    <w:basedOn w:val="1050"/>
     <w:uiPriority w:val="99"/>
     <w:pPr>
       <w:pBdr/>
@@ -36947,9 +39753,9 @@
       </w:tcPr>
     </w:tblStylePr>
   </w:style>
-  <w:style w:type="table" w:styleId="1121" w:customStyle="1">
+  <w:style w:type="table" w:styleId="1131" w:customStyle="1">
     <w:name w:val="List Table 2 - Accent 5"/>
-    <w:basedOn w:val="1040"/>
+    <w:basedOn w:val="1050"/>
     <w:uiPriority w:val="99"/>
     <w:pPr>
       <w:pBdr/>
@@ -37184,9 +39990,9 @@
       </w:tcPr>
     </w:tblStylePr>
   </w:style>
-  <w:style w:type="table" w:styleId="1122" w:customStyle="1">
+  <w:style w:type="table" w:styleId="1132" w:customStyle="1">
     <w:name w:val="List Table 2 - Accent 6"/>
-    <w:basedOn w:val="1040"/>
+    <w:basedOn w:val="1050"/>
     <w:uiPriority w:val="99"/>
     <w:pPr>
       <w:pBdr/>
@@ -37421,9 +40227,9 @@
       </w:tcPr>
     </w:tblStylePr>
   </w:style>
-  <w:style w:type="table" w:styleId="1123">
+  <w:style w:type="table" w:styleId="1133">
     <w:name w:val="List Table 3"/>
-    <w:basedOn w:val="1040"/>
+    <w:basedOn w:val="1050"/>
     <w:uiPriority w:val="99"/>
     <w:pPr>
       <w:pBdr/>
@@ -37648,9 +40454,9 @@
       </w:tcPr>
     </w:tblStylePr>
   </w:style>
-  <w:style w:type="table" w:styleId="1124" w:customStyle="1">
+  <w:style w:type="table" w:styleId="1134" w:customStyle="1">
     <w:name w:val="List Table 3 - Accent 1"/>
-    <w:basedOn w:val="1040"/>
+    <w:basedOn w:val="1050"/>
     <w:uiPriority w:val="99"/>
     <w:pPr>
       <w:pBdr/>
@@ -37875,9 +40681,9 @@
       </w:tcPr>
     </w:tblStylePr>
   </w:style>
-  <w:style w:type="table" w:styleId="1125" w:customStyle="1">
+  <w:style w:type="table" w:styleId="1135" w:customStyle="1">
     <w:name w:val="List Table 3 - Accent 2"/>
-    <w:basedOn w:val="1040"/>
+    <w:basedOn w:val="1050"/>
     <w:uiPriority w:val="99"/>
     <w:pPr>
       <w:pBdr/>
@@ -38102,9 +40908,9 @@
       </w:tcPr>
     </w:tblStylePr>
   </w:style>
-  <w:style w:type="table" w:styleId="1126" w:customStyle="1">
+  <w:style w:type="table" w:styleId="1136" w:customStyle="1">
     <w:name w:val="List Table 3 - Accent 3"/>
-    <w:basedOn w:val="1040"/>
+    <w:basedOn w:val="1050"/>
     <w:uiPriority w:val="99"/>
     <w:pPr>
       <w:pBdr/>
@@ -38329,9 +41135,9 @@
       </w:tcPr>
     </w:tblStylePr>
   </w:style>
-  <w:style w:type="table" w:styleId="1127" w:customStyle="1">
+  <w:style w:type="table" w:styleId="1137" w:customStyle="1">
     <w:name w:val="List Table 3 - Accent 4"/>
-    <w:basedOn w:val="1040"/>
+    <w:basedOn w:val="1050"/>
     <w:uiPriority w:val="99"/>
     <w:pPr>
       <w:pBdr/>
@@ -38556,9 +41362,9 @@
       </w:tcPr>
     </w:tblStylePr>
   </w:style>
-  <w:style w:type="table" w:styleId="1128" w:customStyle="1">
+  <w:style w:type="table" w:styleId="1138" w:customStyle="1">
     <w:name w:val="List Table 3 - Accent 5"/>
-    <w:basedOn w:val="1040"/>
+    <w:basedOn w:val="1050"/>
     <w:uiPriority w:val="99"/>
     <w:pPr>
       <w:pBdr/>
@@ -38783,9 +41589,9 @@
       </w:tcPr>
     </w:tblStylePr>
   </w:style>
-  <w:style w:type="table" w:styleId="1129" w:customStyle="1">
+  <w:style w:type="table" w:styleId="1139" w:customStyle="1">
     <w:name w:val="List Table 3 - Accent 6"/>
-    <w:basedOn w:val="1040"/>
+    <w:basedOn w:val="1050"/>
     <w:uiPriority w:val="99"/>
     <w:pPr>
       <w:pBdr/>
@@ -39010,9 +41816,9 @@
       </w:tcPr>
     </w:tblStylePr>
   </w:style>
-  <w:style w:type="table" w:styleId="1130">
+  <w:style w:type="table" w:styleId="1140">
     <w:name w:val="List Table 4"/>
-    <w:basedOn w:val="1040"/>
+    <w:basedOn w:val="1050"/>
     <w:uiPriority w:val="99"/>
     <w:pPr>
       <w:pBdr/>
@@ -39234,9 +42040,9 @@
       </w:tcPr>
     </w:tblStylePr>
   </w:style>
-  <w:style w:type="table" w:styleId="1131" w:customStyle="1">
+  <w:style w:type="table" w:styleId="1141" w:customStyle="1">
     <w:name w:val="List Table 4 - Accent 1"/>
-    <w:basedOn w:val="1040"/>
+    <w:basedOn w:val="1050"/>
     <w:uiPriority w:val="99"/>
     <w:pPr>
       <w:pBdr/>
@@ -39458,9 +42264,9 @@
       </w:tcPr>
     </w:tblStylePr>
   </w:style>
-  <w:style w:type="table" w:styleId="1132" w:customStyle="1">
+  <w:style w:type="table" w:styleId="1142" w:customStyle="1">
     <w:name w:val="List Table 4 - Accent 2"/>
-    <w:basedOn w:val="1040"/>
+    <w:basedOn w:val="1050"/>
     <w:uiPriority w:val="99"/>
     <w:pPr>
       <w:pBdr/>
@@ -39682,9 +42488,9 @@
       </w:tcPr>
     </w:tblStylePr>
   </w:style>
-  <w:style w:type="table" w:styleId="1133" w:customStyle="1">
+  <w:style w:type="table" w:styleId="1143" w:customStyle="1">
     <w:name w:val="List Table 4 - Accent 3"/>
-    <w:basedOn w:val="1040"/>
+    <w:basedOn w:val="1050"/>
     <w:uiPriority w:val="99"/>
     <w:pPr>
       <w:pBdr/>
@@ -39906,9 +42712,9 @@
       </w:tcPr>
     </w:tblStylePr>
   </w:style>
-  <w:style w:type="table" w:styleId="1134" w:customStyle="1">
+  <w:style w:type="table" w:styleId="1144" w:customStyle="1">
     <w:name w:val="List Table 4 - Accent 4"/>
-    <w:basedOn w:val="1040"/>
+    <w:basedOn w:val="1050"/>
     <w:uiPriority w:val="99"/>
     <w:pPr>
       <w:pBdr/>
@@ -40130,9 +42936,9 @@
       </w:tcPr>
     </w:tblStylePr>
   </w:style>
-  <w:style w:type="table" w:styleId="1135" w:customStyle="1">
+  <w:style w:type="table" w:styleId="1145" w:customStyle="1">
     <w:name w:val="List Table 4 - Accent 5"/>
-    <w:basedOn w:val="1040"/>
+    <w:basedOn w:val="1050"/>
     <w:uiPriority w:val="99"/>
     <w:pPr>
       <w:pBdr/>
@@ -40354,9 +43160,9 @@
       </w:tcPr>
     </w:tblStylePr>
   </w:style>
-  <w:style w:type="table" w:styleId="1136" w:customStyle="1">
+  <w:style w:type="table" w:styleId="1146" w:customStyle="1">
     <w:name w:val="List Table 4 - Accent 6"/>
-    <w:basedOn w:val="1040"/>
+    <w:basedOn w:val="1050"/>
     <w:uiPriority w:val="99"/>
     <w:pPr>
       <w:pBdr/>
@@ -40578,9 +43384,9 @@
       </w:tcPr>
     </w:tblStylePr>
   </w:style>
-  <w:style w:type="table" w:styleId="1137">
+  <w:style w:type="table" w:styleId="1147">
     <w:name w:val="List Table 5 Dark"/>
-    <w:basedOn w:val="1040"/>
+    <w:basedOn w:val="1050"/>
     <w:uiPriority w:val="99"/>
     <w:pPr>
       <w:pBdr/>
@@ -40814,9 +43620,9 @@
       </w:tcPr>
     </w:tblStylePr>
   </w:style>
-  <w:style w:type="table" w:styleId="1138" w:customStyle="1">
+  <w:style w:type="table" w:styleId="1148" w:customStyle="1">
     <w:name w:val="List Table 5 Dark - Accent 1"/>
-    <w:basedOn w:val="1040"/>
+    <w:basedOn w:val="1050"/>
     <w:uiPriority w:val="99"/>
     <w:pPr>
       <w:pBdr/>
@@ -41050,9 +43856,9 @@
       </w:tcPr>
     </w:tblStylePr>
   </w:style>
-  <w:style w:type="table" w:styleId="1139" w:customStyle="1">
+  <w:style w:type="table" w:styleId="1149" w:customStyle="1">
     <w:name w:val="List Table 5 Dark - Accent 2"/>
-    <w:basedOn w:val="1040"/>
+    <w:basedOn w:val="1050"/>
     <w:uiPriority w:val="99"/>
     <w:pPr>
       <w:pBdr/>
@@ -41286,9 +44092,9 @@
       </w:tcPr>
     </w:tblStylePr>
   </w:style>
-  <w:style w:type="table" w:styleId="1140" w:customStyle="1">
+  <w:style w:type="table" w:styleId="1150" w:customStyle="1">
     <w:name w:val="List Table 5 Dark - Accent 3"/>
-    <w:basedOn w:val="1040"/>
+    <w:basedOn w:val="1050"/>
     <w:uiPriority w:val="99"/>
     <w:pPr>
       <w:pBdr/>
@@ -41522,9 +44328,9 @@
       </w:tcPr>
     </w:tblStylePr>
   </w:style>
-  <w:style w:type="table" w:styleId="1141" w:customStyle="1">
+  <w:style w:type="table" w:styleId="1151" w:customStyle="1">
     <w:name w:val="List Table 5 Dark - Accent 4"/>
-    <w:basedOn w:val="1040"/>
+    <w:basedOn w:val="1050"/>
     <w:uiPriority w:val="99"/>
     <w:pPr>
       <w:pBdr/>
@@ -41758,9 +44564,9 @@
       </w:tcPr>
     </w:tblStylePr>
   </w:style>
-  <w:style w:type="table" w:styleId="1142" w:customStyle="1">
+  <w:style w:type="table" w:styleId="1152" w:customStyle="1">
     <w:name w:val="List Table 5 Dark - Accent 5"/>
-    <w:basedOn w:val="1040"/>
+    <w:basedOn w:val="1050"/>
     <w:uiPriority w:val="99"/>
     <w:pPr>
       <w:pBdr/>
@@ -41994,9 +44800,9 @@
       </w:tcPr>
     </w:tblStylePr>
   </w:style>
-  <w:style w:type="table" w:styleId="1143" w:customStyle="1">
+  <w:style w:type="table" w:styleId="1153" w:customStyle="1">
     <w:name w:val="List Table 5 Dark - Accent 6"/>
-    <w:basedOn w:val="1040"/>
+    <w:basedOn w:val="1050"/>
     <w:uiPriority w:val="99"/>
     <w:pPr>
       <w:pBdr/>
@@ -42230,9 +45036,9 @@
       </w:tcPr>
     </w:tblStylePr>
   </w:style>
-  <w:style w:type="table" w:styleId="1144">
+  <w:style w:type="table" w:styleId="1154">
     <w:name w:val="List Table 6 Colorful"/>
-    <w:basedOn w:val="1040"/>
+    <w:basedOn w:val="1050"/>
     <w:uiPriority w:val="99"/>
     <w:pPr>
       <w:pBdr/>
@@ -42452,9 +45258,9 @@
       </w:tcPr>
     </w:tblStylePr>
   </w:style>
-  <w:style w:type="table" w:styleId="1145" w:customStyle="1">
+  <w:style w:type="table" w:styleId="1155" w:customStyle="1">
     <w:name w:val="List Table 6 Colorful - Accent 1"/>
-    <w:basedOn w:val="1040"/>
+    <w:basedOn w:val="1050"/>
     <w:uiPriority w:val="99"/>
     <w:pPr>
       <w:pBdr/>
@@ -42674,9 +45480,9 @@
       </w:tcPr>
     </w:tblStylePr>
   </w:style>
-  <w:style w:type="table" w:styleId="1146" w:customStyle="1">
+  <w:style w:type="table" w:styleId="1156" w:customStyle="1">
     <w:name w:val="List Table 6 Colorful - Accent 2"/>
-    <w:basedOn w:val="1040"/>
+    <w:basedOn w:val="1050"/>
     <w:uiPriority w:val="99"/>
     <w:pPr>
       <w:pBdr/>
@@ -42896,9 +45702,9 @@
       </w:tcPr>
     </w:tblStylePr>
   </w:style>
-  <w:style w:type="table" w:styleId="1147" w:customStyle="1">
+  <w:style w:type="table" w:styleId="1157" w:customStyle="1">
     <w:name w:val="List Table 6 Colorful - Accent 3"/>
-    <w:basedOn w:val="1040"/>
+    <w:basedOn w:val="1050"/>
     <w:uiPriority w:val="99"/>
     <w:pPr>
       <w:pBdr/>
@@ -43118,9 +45924,9 @@
       </w:tcPr>
     </w:tblStylePr>
   </w:style>
-  <w:style w:type="table" w:styleId="1148" w:customStyle="1">
+  <w:style w:type="table" w:styleId="1158" w:customStyle="1">
     <w:name w:val="List Table 6 Colorful - Accent 4"/>
-    <w:basedOn w:val="1040"/>
+    <w:basedOn w:val="1050"/>
     <w:uiPriority w:val="99"/>
     <w:pPr>
       <w:pBdr/>
@@ -43340,9 +46146,9 @@
       </w:tcPr>
     </w:tblStylePr>
   </w:style>
-  <w:style w:type="table" w:styleId="1149" w:customStyle="1">
+  <w:style w:type="table" w:styleId="1159" w:customStyle="1">
     <w:name w:val="List Table 6 Colorful - Accent 5"/>
-    <w:basedOn w:val="1040"/>
+    <w:basedOn w:val="1050"/>
     <w:uiPriority w:val="99"/>
     <w:pPr>
       <w:pBdr/>
@@ -43562,9 +46368,9 @@
       </w:tcPr>
     </w:tblStylePr>
   </w:style>
-  <w:style w:type="table" w:styleId="1150" w:customStyle="1">
+  <w:style w:type="table" w:styleId="1160" w:customStyle="1">
     <w:name w:val="List Table 6 Colorful - Accent 6"/>
-    <w:basedOn w:val="1040"/>
+    <w:basedOn w:val="1050"/>
     <w:uiPriority w:val="99"/>
     <w:pPr>
       <w:pBdr/>
@@ -43784,9 +46590,9 @@
       </w:tcPr>
     </w:tblStylePr>
   </w:style>
-  <w:style w:type="table" w:styleId="1151">
+  <w:style w:type="table" w:styleId="1161">
     <w:name w:val="List Table 7 Colorful"/>
-    <w:basedOn w:val="1040"/>
+    <w:basedOn w:val="1050"/>
     <w:uiPriority w:val="99"/>
     <w:pPr>
       <w:pBdr/>
@@ -44034,9 +46840,9 @@
       </w:tcPr>
     </w:tblStylePr>
   </w:style>
-  <w:style w:type="table" w:styleId="1152" w:customStyle="1">
+  <w:style w:type="table" w:styleId="1162" w:customStyle="1">
     <w:name w:val="List Table 7 Colorful - Accent 1"/>
-    <w:basedOn w:val="1040"/>
+    <w:basedOn w:val="1050"/>
     <w:uiPriority w:val="99"/>
     <w:pPr>
       <w:pBdr/>
@@ -44284,9 +47090,9 @@
       </w:tcPr>
     </w:tblStylePr>
   </w:style>
-  <w:style w:type="table" w:styleId="1153" w:customStyle="1">
+  <w:style w:type="table" w:styleId="1163" w:customStyle="1">
     <w:name w:val="List Table 7 Colorful - Accent 2"/>
-    <w:basedOn w:val="1040"/>
+    <w:basedOn w:val="1050"/>
     <w:uiPriority w:val="99"/>
     <w:pPr>
       <w:pBdr/>
@@ -44534,9 +47340,9 @@
       </w:tcPr>
     </w:tblStylePr>
   </w:style>
-  <w:style w:type="table" w:styleId="1154" w:customStyle="1">
+  <w:style w:type="table" w:styleId="1164" w:customStyle="1">
     <w:name w:val="List Table 7 Colorful - Accent 3"/>
-    <w:basedOn w:val="1040"/>
+    <w:basedOn w:val="1050"/>
     <w:uiPriority w:val="99"/>
     <w:pPr>
       <w:pBdr/>
@@ -44784,9 +47590,9 @@
       </w:tcPr>
     </w:tblStylePr>
   </w:style>
-  <w:style w:type="table" w:styleId="1155" w:customStyle="1">
+  <w:style w:type="table" w:styleId="1165" w:customStyle="1">
     <w:name w:val="List Table 7 Colorful - Accent 4"/>
-    <w:basedOn w:val="1040"/>
+    <w:basedOn w:val="1050"/>
     <w:uiPriority w:val="99"/>
     <w:pPr>
       <w:pBdr/>
@@ -45034,9 +47840,9 @@
       </w:tcPr>
     </w:tblStylePr>
   </w:style>
-  <w:style w:type="table" w:styleId="1156" w:customStyle="1">
+  <w:style w:type="table" w:styleId="1166" w:customStyle="1">
     <w:name w:val="List Table 7 Colorful - Accent 5"/>
-    <w:basedOn w:val="1040"/>
+    <w:basedOn w:val="1050"/>
     <w:uiPriority w:val="99"/>
     <w:pPr>
       <w:pBdr/>
@@ -45284,9 +48090,9 @@
       </w:tcPr>
     </w:tblStylePr>
   </w:style>
-  <w:style w:type="table" w:styleId="1157" w:customStyle="1">
+  <w:style w:type="table" w:styleId="1167" w:customStyle="1">
     <w:name w:val="List Table 7 Colorful - Accent 6"/>
-    <w:basedOn w:val="1040"/>
+    <w:basedOn w:val="1050"/>
     <w:uiPriority w:val="99"/>
     <w:pPr>
       <w:pBdr/>
@@ -45534,9 +48340,9 @@
       </w:tcPr>
     </w:tblStylePr>
   </w:style>
-  <w:style w:type="table" w:styleId="1158" w:customStyle="1">
+  <w:style w:type="table" w:styleId="1168" w:customStyle="1">
     <w:name w:val="Lined - Accent"/>
-    <w:basedOn w:val="1040"/>
+    <w:basedOn w:val="1050"/>
     <w:uiPriority w:val="99"/>
     <w:pPr>
       <w:pBdr/>
@@ -45773,9 +48579,9 @@
       </w:tcPr>
     </w:tblStylePr>
   </w:style>
-  <w:style w:type="table" w:styleId="1159" w:customStyle="1">
+  <w:style w:type="table" w:styleId="1169" w:customStyle="1">
     <w:name w:val="Lined - Accent 1"/>
-    <w:basedOn w:val="1040"/>
+    <w:basedOn w:val="1050"/>
     <w:uiPriority w:val="99"/>
     <w:pPr>
       <w:pBdr/>
@@ -46012,9 +48818,9 @@
       </w:tcPr>
     </w:tblStylePr>
   </w:style>
-  <w:style w:type="table" w:styleId="1160" w:customStyle="1">
+  <w:style w:type="table" w:styleId="1170" w:customStyle="1">
     <w:name w:val="Lined - Accent 2"/>
-    <w:basedOn w:val="1040"/>
+    <w:basedOn w:val="1050"/>
     <w:uiPriority w:val="99"/>
     <w:pPr>
       <w:pBdr/>
@@ -46251,9 +49057,9 @@
       </w:tcPr>
     </w:tblStylePr>
   </w:style>
-  <w:style w:type="table" w:styleId="1161" w:customStyle="1">
+  <w:style w:type="table" w:styleId="1171" w:customStyle="1">
     <w:name w:val="Lined - Accent 3"/>
-    <w:basedOn w:val="1040"/>
+    <w:basedOn w:val="1050"/>
     <w:uiPriority w:val="99"/>
     <w:pPr>
       <w:pBdr/>
@@ -46490,9 +49296,9 @@
       </w:tcPr>
     </w:tblStylePr>
   </w:style>
-  <w:style w:type="table" w:styleId="1162" w:customStyle="1">
+  <w:style w:type="table" w:styleId="1172" w:customStyle="1">
     <w:name w:val="Lined - Accent 4"/>
-    <w:basedOn w:val="1040"/>
+    <w:basedOn w:val="1050"/>
     <w:uiPriority w:val="99"/>
     <w:pPr>
       <w:pBdr/>
@@ -46729,9 +49535,9 @@
       </w:tcPr>
     </w:tblStylePr>
   </w:style>
-  <w:style w:type="table" w:styleId="1163" w:customStyle="1">
+  <w:style w:type="table" w:styleId="1173" w:customStyle="1">
     <w:name w:val="Lined - Accent 5"/>
-    <w:basedOn w:val="1040"/>
+    <w:basedOn w:val="1050"/>
     <w:uiPriority w:val="99"/>
     <w:pPr>
       <w:pBdr/>
@@ -46968,9 +49774,9 @@
       </w:tcPr>
     </w:tblStylePr>
   </w:style>
-  <w:style w:type="table" w:styleId="1164" w:customStyle="1">
+  <w:style w:type="table" w:styleId="1174" w:customStyle="1">
     <w:name w:val="Lined - Accent 6"/>
-    <w:basedOn w:val="1040"/>
+    <w:basedOn w:val="1050"/>
     <w:uiPriority w:val="99"/>
     <w:pPr>
       <w:pBdr/>
@@ -47207,9 +50013,9 @@
       </w:tcPr>
     </w:tblStylePr>
   </w:style>
-  <w:style w:type="table" w:styleId="1165" w:customStyle="1">
+  <w:style w:type="table" w:styleId="1175" w:customStyle="1">
     <w:name w:val="Bordered &amp; Lined - Accent"/>
-    <w:basedOn w:val="1040"/>
+    <w:basedOn w:val="1050"/>
     <w:uiPriority w:val="99"/>
     <w:pPr>
       <w:pBdr/>
@@ -47453,9 +50259,9 @@
       </w:tcPr>
     </w:tblStylePr>
   </w:style>
-  <w:style w:type="table" w:styleId="1166" w:customStyle="1">
+  <w:style w:type="table" w:styleId="1176" w:customStyle="1">
     <w:name w:val="Bordered &amp; Lined - Accent 1"/>
-    <w:basedOn w:val="1040"/>
+    <w:basedOn w:val="1050"/>
     <w:uiPriority w:val="99"/>
     <w:pPr>
       <w:pBdr/>
@@ -47699,9 +50505,9 @@
       </w:tcPr>
     </w:tblStylePr>
   </w:style>
-  <w:style w:type="table" w:styleId="1167" w:customStyle="1">
+  <w:style w:type="table" w:styleId="1177" w:customStyle="1">
     <w:name w:val="Bordered &amp; Lined - Accent 2"/>
-    <w:basedOn w:val="1040"/>
+    <w:basedOn w:val="1050"/>
     <w:uiPriority w:val="99"/>
     <w:pPr>
       <w:pBdr/>
@@ -47945,9 +50751,9 @@
       </w:tcPr>
     </w:tblStylePr>
   </w:style>
-  <w:style w:type="table" w:styleId="1168" w:customStyle="1">
+  <w:style w:type="table" w:styleId="1178" w:customStyle="1">
     <w:name w:val="Bordered &amp; Lined - Accent 3"/>
-    <w:basedOn w:val="1040"/>
+    <w:basedOn w:val="1050"/>
     <w:uiPriority w:val="99"/>
     <w:pPr>
       <w:pBdr/>
@@ -48191,9 +50997,9 @@
       </w:tcPr>
     </w:tblStylePr>
   </w:style>
-  <w:style w:type="table" w:styleId="1169" w:customStyle="1">
+  <w:style w:type="table" w:styleId="1179" w:customStyle="1">
     <w:name w:val="Bordered &amp; Lined - Accent 4"/>
-    <w:basedOn w:val="1040"/>
+    <w:basedOn w:val="1050"/>
     <w:uiPriority w:val="99"/>
     <w:pPr>
       <w:pBdr/>
@@ -48437,9 +51243,9 @@
       </w:tcPr>
     </w:tblStylePr>
   </w:style>
-  <w:style w:type="table" w:styleId="1170" w:customStyle="1">
+  <w:style w:type="table" w:styleId="1180" w:customStyle="1">
     <w:name w:val="Bordered &amp; Lined - Accent 5"/>
-    <w:basedOn w:val="1040"/>
+    <w:basedOn w:val="1050"/>
     <w:uiPriority w:val="99"/>
     <w:pPr>
       <w:pBdr/>
@@ -48683,9 +51489,9 @@
       </w:tcPr>
     </w:tblStylePr>
   </w:style>
-  <w:style w:type="table" w:styleId="1171" w:customStyle="1">
+  <w:style w:type="table" w:styleId="1181" w:customStyle="1">
     <w:name w:val="Bordered &amp; Lined - Accent 6"/>
-    <w:basedOn w:val="1040"/>
+    <w:basedOn w:val="1050"/>
     <w:uiPriority w:val="99"/>
     <w:pPr>
       <w:pBdr/>
@@ -48929,9 +51735,9 @@
       </w:tcPr>
     </w:tblStylePr>
   </w:style>
-  <w:style w:type="table" w:styleId="1172" w:customStyle="1">
+  <w:style w:type="table" w:styleId="1182" w:customStyle="1">
     <w:name w:val="Bordered"/>
-    <w:basedOn w:val="1040"/>
+    <w:basedOn w:val="1050"/>
     <w:uiPriority w:val="99"/>
     <w:pPr>
       <w:pBdr/>
@@ -49159,9 +51965,9 @@
       </w:tcPr>
     </w:tblStylePr>
   </w:style>
-  <w:style w:type="table" w:styleId="1173" w:customStyle="1">
+  <w:style w:type="table" w:styleId="1183" w:customStyle="1">
     <w:name w:val="Bordered - Accent 1"/>
-    <w:basedOn w:val="1040"/>
+    <w:basedOn w:val="1050"/>
     <w:uiPriority w:val="99"/>
     <w:pPr>
       <w:pBdr/>
@@ -49389,9 +52195,9 @@
       </w:tcPr>
     </w:tblStylePr>
   </w:style>
-  <w:style w:type="table" w:styleId="1174" w:customStyle="1">
+  <w:style w:type="table" w:styleId="1184" w:customStyle="1">
     <w:name w:val="Bordered - Accent 2"/>
-    <w:basedOn w:val="1040"/>
+    <w:basedOn w:val="1050"/>
     <w:uiPriority w:val="99"/>
     <w:pPr>
       <w:pBdr/>
@@ -49619,9 +52425,9 @@
       </w:tcPr>
     </w:tblStylePr>
   </w:style>
-  <w:style w:type="table" w:styleId="1175" w:customStyle="1">
+  <w:style w:type="table" w:styleId="1185" w:customStyle="1">
     <w:name w:val="Bordered - Accent 3"/>
-    <w:basedOn w:val="1040"/>
+    <w:basedOn w:val="1050"/>
     <w:uiPriority w:val="99"/>
     <w:pPr>
       <w:pBdr/>
@@ -49849,9 +52655,9 @@
       </w:tcPr>
     </w:tblStylePr>
   </w:style>
-  <w:style w:type="table" w:styleId="1176" w:customStyle="1">
+  <w:style w:type="table" w:styleId="1186" w:customStyle="1">
     <w:name w:val="Bordered - Accent 4"/>
-    <w:basedOn w:val="1040"/>
+    <w:basedOn w:val="1050"/>
     <w:uiPriority w:val="99"/>
     <w:pPr>
       <w:pBdr/>
@@ -50079,9 +52885,9 @@
       </w:tcPr>
     </w:tblStylePr>
   </w:style>
-  <w:style w:type="table" w:styleId="1177" w:customStyle="1">
+  <w:style w:type="table" w:styleId="1187" w:customStyle="1">
     <w:name w:val="Bordered - Accent 5"/>
-    <w:basedOn w:val="1040"/>
+    <w:basedOn w:val="1050"/>
     <w:uiPriority w:val="99"/>
     <w:pPr>
       <w:pBdr/>
@@ -50309,9 +53115,9 @@
       </w:tcPr>
     </w:tblStylePr>
   </w:style>
-  <w:style w:type="table" w:styleId="1178" w:customStyle="1">
+  <w:style w:type="table" w:styleId="1188" w:customStyle="1">
     <w:name w:val="Bordered - Accent 6"/>
-    <w:basedOn w:val="1040"/>
+    <w:basedOn w:val="1050"/>
     <w:uiPriority w:val="99"/>
     <w:pPr>
       <w:pBdr/>
@@ -50539,9 +53345,9 @@
       </w:tcPr>
     </w:tblStylePr>
   </w:style>
-  <w:style w:type="character" w:styleId="1179" w:customStyle="1">
+  <w:style w:type="character" w:styleId="1189" w:customStyle="1">
     <w:name w:val="Heading 1 Char"/>
-    <w:basedOn w:val="1039"/>
+    <w:basedOn w:val="1049"/>
     <w:uiPriority w:val="9"/>
     <w:pPr>
       <w:pBdr/>
@@ -50555,9 +53361,9 @@
       <w:szCs w:val="40"/>
     </w:rPr>
   </w:style>
-  <w:style w:type="character" w:styleId="1180" w:customStyle="1">
+  <w:style w:type="character" w:styleId="1190" w:customStyle="1">
     <w:name w:val="Heading 2 Char"/>
-    <w:basedOn w:val="1039"/>
+    <w:basedOn w:val="1049"/>
     <w:uiPriority w:val="9"/>
     <w:pPr>
       <w:pBdr/>
@@ -50571,9 +53377,9 @@
       <w:szCs w:val="32"/>
     </w:rPr>
   </w:style>
-  <w:style w:type="character" w:styleId="1181" w:customStyle="1">
+  <w:style w:type="character" w:styleId="1191" w:customStyle="1">
     <w:name w:val="Heading 3 Char"/>
-    <w:basedOn w:val="1039"/>
+    <w:basedOn w:val="1049"/>
     <w:uiPriority w:val="9"/>
     <w:pPr>
       <w:pBdr/>
@@ -50587,10 +53393,10 @@
       <w:szCs w:val="28"/>
     </w:rPr>
   </w:style>
-  <w:style w:type="character" w:styleId="1182" w:customStyle="1">
+  <w:style w:type="character" w:styleId="1192" w:customStyle="1">
     <w:name w:val="Titre 4 Car"/>
-    <w:basedOn w:val="1039"/>
-    <w:link w:val="1033"/>
+    <w:basedOn w:val="1049"/>
+    <w:link w:val="1043"/>
     <w:uiPriority w:val="9"/>
     <w:pPr>
       <w:pBdr/>
@@ -50604,10 +53410,10 @@
       <w:color w:val="2f5496" w:themeColor="accent1" w:themeShade="BF"/>
     </w:rPr>
   </w:style>
-  <w:style w:type="character" w:styleId="1183" w:customStyle="1">
+  <w:style w:type="character" w:styleId="1193" w:customStyle="1">
     <w:name w:val="Titre 5 Car"/>
-    <w:basedOn w:val="1039"/>
-    <w:link w:val="1034"/>
+    <w:basedOn w:val="1049"/>
+    <w:link w:val="1044"/>
     <w:uiPriority w:val="9"/>
     <w:pPr>
       <w:pBdr/>
@@ -50619,10 +53425,10 @@
       <w:color w:val="2f5496" w:themeColor="accent1" w:themeShade="BF"/>
     </w:rPr>
   </w:style>
-  <w:style w:type="character" w:styleId="1184" w:customStyle="1">
+  <w:style w:type="character" w:styleId="1194" w:customStyle="1">
     <w:name w:val="Titre 6 Car"/>
-    <w:basedOn w:val="1039"/>
-    <w:link w:val="1035"/>
+    <w:basedOn w:val="1049"/>
+    <w:link w:val="1045"/>
     <w:uiPriority w:val="9"/>
     <w:pPr>
       <w:pBdr/>
@@ -50636,10 +53442,10 @@
       <w:color w:val="595959" w:themeColor="text1" w:themeTint="A6"/>
     </w:rPr>
   </w:style>
-  <w:style w:type="character" w:styleId="1185" w:customStyle="1">
+  <w:style w:type="character" w:styleId="1195" w:customStyle="1">
     <w:name w:val="Titre 7 Car"/>
-    <w:basedOn w:val="1039"/>
-    <w:link w:val="1036"/>
+    <w:basedOn w:val="1049"/>
+    <w:link w:val="1046"/>
     <w:uiPriority w:val="9"/>
     <w:pPr>
       <w:pBdr/>
@@ -50651,10 +53457,10 @@
       <w:color w:val="595959" w:themeColor="text1" w:themeTint="A6"/>
     </w:rPr>
   </w:style>
-  <w:style w:type="character" w:styleId="1186" w:customStyle="1">
+  <w:style w:type="character" w:styleId="1196" w:customStyle="1">
     <w:name w:val="Titre 8 Car"/>
-    <w:basedOn w:val="1039"/>
-    <w:link w:val="1037"/>
+    <w:basedOn w:val="1049"/>
+    <w:link w:val="1047"/>
     <w:uiPriority w:val="9"/>
     <w:pPr>
       <w:pBdr/>
@@ -50668,10 +53474,10 @@
       <w:color w:val="272727" w:themeColor="text1" w:themeTint="D8"/>
     </w:rPr>
   </w:style>
-  <w:style w:type="character" w:styleId="1187" w:customStyle="1">
+  <w:style w:type="character" w:styleId="1197" w:customStyle="1">
     <w:name w:val="Titre 9 Car"/>
-    <w:basedOn w:val="1039"/>
-    <w:link w:val="1038"/>
+    <w:basedOn w:val="1049"/>
+    <w:link w:val="1048"/>
     <w:uiPriority w:val="9"/>
     <w:pPr>
       <w:pBdr/>
@@ -50685,11 +53491,11 @@
       <w:color w:val="272727" w:themeColor="text1" w:themeTint="D8"/>
     </w:rPr>
   </w:style>
-  <w:style w:type="paragraph" w:styleId="1188">
+  <w:style w:type="paragraph" w:styleId="1198">
     <w:name w:val="Title"/>
-    <w:basedOn w:val="1029"/>
-    <w:next w:val="1029"/>
-    <w:link w:val="1189"/>
+    <w:basedOn w:val="1039"/>
+    <w:next w:val="1039"/>
+    <w:link w:val="1199"/>
     <w:uiPriority w:val="10"/>
     <w:qFormat/>
     <w:pPr>
@@ -50705,10 +53511,10 @@
       <w:szCs w:val="56"/>
     </w:rPr>
   </w:style>
-  <w:style w:type="character" w:styleId="1189" w:customStyle="1">
+  <w:style w:type="character" w:styleId="1199" w:customStyle="1">
     <w:name w:val="Titre Car"/>
-    <w:basedOn w:val="1039"/>
-    <w:link w:val="1188"/>
+    <w:basedOn w:val="1049"/>
+    <w:link w:val="1198"/>
     <w:uiPriority w:val="10"/>
     <w:pPr>
       <w:pBdr/>
@@ -50722,11 +53528,11 @@
       <w:szCs w:val="56"/>
     </w:rPr>
   </w:style>
-  <w:style w:type="paragraph" w:styleId="1190">
+  <w:style w:type="paragraph" w:styleId="1200">
     <w:name w:val="Subtitle"/>
-    <w:basedOn w:val="1029"/>
-    <w:next w:val="1029"/>
-    <w:link w:val="1191"/>
+    <w:basedOn w:val="1039"/>
+    <w:next w:val="1039"/>
+    <w:link w:val="1201"/>
     <w:uiPriority w:val="11"/>
     <w:qFormat/>
     <w:pPr>
@@ -50744,10 +53550,10 @@
       <w:szCs w:val="28"/>
     </w:rPr>
   </w:style>
-  <w:style w:type="character" w:styleId="1191" w:customStyle="1">
+  <w:style w:type="character" w:styleId="1201" w:customStyle="1">
     <w:name w:val="Sous-titre Car"/>
-    <w:basedOn w:val="1039"/>
-    <w:link w:val="1190"/>
+    <w:basedOn w:val="1049"/>
+    <w:link w:val="1200"/>
     <w:uiPriority w:val="11"/>
     <w:pPr>
       <w:pBdr/>
@@ -50761,11 +53567,11 @@
       <w:szCs w:val="28"/>
     </w:rPr>
   </w:style>
-  <w:style w:type="paragraph" w:styleId="1192">
+  <w:style w:type="paragraph" w:styleId="1202">
     <w:name w:val="Quote"/>
-    <w:basedOn w:val="1029"/>
-    <w:next w:val="1029"/>
-    <w:link w:val="1193"/>
+    <w:basedOn w:val="1039"/>
+    <w:next w:val="1039"/>
+    <w:link w:val="1203"/>
     <w:uiPriority w:val="29"/>
     <w:qFormat/>
     <w:pPr>
@@ -50780,10 +53586,10 @@
       <w:color w:val="404040" w:themeColor="text1" w:themeTint="BF"/>
     </w:rPr>
   </w:style>
-  <w:style w:type="character" w:styleId="1193" w:customStyle="1">
+  <w:style w:type="character" w:styleId="1203" w:customStyle="1">
     <w:name w:val="Citation Car"/>
-    <w:basedOn w:val="1039"/>
-    <w:link w:val="1192"/>
+    <w:basedOn w:val="1049"/>
+    <w:link w:val="1202"/>
     <w:uiPriority w:val="29"/>
     <w:pPr>
       <w:pBdr/>
@@ -50796,9 +53602,9 @@
       <w:color w:val="404040" w:themeColor="text1" w:themeTint="BF"/>
     </w:rPr>
   </w:style>
-  <w:style w:type="character" w:styleId="1194">
+  <w:style w:type="character" w:styleId="1204">
     <w:name w:val="Intense Emphasis"/>
-    <w:basedOn w:val="1039"/>
+    <w:basedOn w:val="1049"/>
     <w:uiPriority w:val="21"/>
     <w:qFormat/>
     <w:pPr>
@@ -50812,11 +53618,11 @@
       <w:color w:val="2f5496" w:themeColor="accent1" w:themeShade="BF"/>
     </w:rPr>
   </w:style>
-  <w:style w:type="paragraph" w:styleId="1195">
+  <w:style w:type="paragraph" w:styleId="1205">
     <w:name w:val="Intense Quote"/>
-    <w:basedOn w:val="1029"/>
-    <w:next w:val="1029"/>
-    <w:link w:val="1196"/>
+    <w:basedOn w:val="1039"/>
+    <w:next w:val="1039"/>
+    <w:link w:val="1206"/>
     <w:uiPriority w:val="30"/>
     <w:qFormat/>
     <w:pPr>
@@ -50834,10 +53640,10 @@
       <w:color w:val="2f5496" w:themeColor="accent1" w:themeShade="BF"/>
     </w:rPr>
   </w:style>
-  <w:style w:type="character" w:styleId="1196" w:customStyle="1">
+  <w:style w:type="character" w:styleId="1206" w:customStyle="1">
     <w:name w:val="Citation intense Car"/>
-    <w:basedOn w:val="1039"/>
-    <w:link w:val="1195"/>
+    <w:basedOn w:val="1049"/>
+    <w:link w:val="1205"/>
     <w:uiPriority w:val="30"/>
     <w:pPr>
       <w:pBdr/>
@@ -50850,9 +53656,9 @@
       <w:color w:val="2f5496" w:themeColor="accent1" w:themeShade="BF"/>
     </w:rPr>
   </w:style>
-  <w:style w:type="character" w:styleId="1197">
+  <w:style w:type="character" w:styleId="1207">
     <w:name w:val="Intense Reference"/>
-    <w:basedOn w:val="1039"/>
+    <w:basedOn w:val="1049"/>
     <w:uiPriority w:val="32"/>
     <w:qFormat/>
     <w:pPr>
@@ -50868,9 +53674,9 @@
       <w:spacing w:val="5"/>
     </w:rPr>
   </w:style>
-  <w:style w:type="character" w:styleId="1198">
+  <w:style w:type="character" w:styleId="1208">
     <w:name w:val="Subtle Emphasis"/>
-    <w:basedOn w:val="1039"/>
+    <w:basedOn w:val="1049"/>
     <w:uiPriority w:val="19"/>
     <w:qFormat/>
     <w:pPr>
@@ -50884,9 +53690,9 @@
       <w:color w:val="404040" w:themeColor="text1" w:themeTint="BF"/>
     </w:rPr>
   </w:style>
-  <w:style w:type="character" w:styleId="1199">
+  <w:style w:type="character" w:styleId="1209">
     <w:name w:val="Emphasis"/>
-    <w:basedOn w:val="1039"/>
+    <w:basedOn w:val="1049"/>
     <w:uiPriority w:val="20"/>
     <w:qFormat/>
     <w:pPr>
@@ -50899,9 +53705,9 @@
       <w:iCs/>
     </w:rPr>
   </w:style>
-  <w:style w:type="character" w:styleId="1200">
+  <w:style w:type="character" w:styleId="1210">
     <w:name w:val="Strong"/>
-    <w:basedOn w:val="1039"/>
+    <w:basedOn w:val="1049"/>
     <w:uiPriority w:val="22"/>
     <w:qFormat/>
     <w:pPr>
@@ -50914,9 +53720,9 @@
       <w:bCs/>
     </w:rPr>
   </w:style>
-  <w:style w:type="character" w:styleId="1201">
+  <w:style w:type="character" w:styleId="1211">
     <w:name w:val="Subtle Reference"/>
-    <w:basedOn w:val="1039"/>
+    <w:basedOn w:val="1049"/>
     <w:uiPriority w:val="31"/>
     <w:qFormat/>
     <w:pPr>
@@ -50929,9 +53735,9 @@
       <w:color w:val="5a5a5a" w:themeColor="text1" w:themeTint="A5"/>
     </w:rPr>
   </w:style>
-  <w:style w:type="character" w:styleId="1202">
+  <w:style w:type="character" w:styleId="1212">
     <w:name w:val="Book Title"/>
-    <w:basedOn w:val="1039"/>
+    <w:basedOn w:val="1049"/>
     <w:uiPriority w:val="33"/>
     <w:qFormat/>
     <w:pPr>
@@ -50947,9 +53753,9 @@
       <w:spacing w:val="5"/>
     </w:rPr>
   </w:style>
-  <w:style w:type="character" w:styleId="1203" w:customStyle="1">
+  <w:style w:type="character" w:styleId="1213" w:customStyle="1">
     <w:name w:val="Header Char"/>
-    <w:basedOn w:val="1039"/>
+    <w:basedOn w:val="1049"/>
     <w:uiPriority w:val="99"/>
     <w:pPr>
       <w:pBdr/>
@@ -50957,9 +53763,9 @@
       <w:ind/>
     </w:pPr>
   </w:style>
-  <w:style w:type="character" w:styleId="1204" w:customStyle="1">
+  <w:style w:type="character" w:styleId="1214" w:customStyle="1">
     <w:name w:val="Footer Char"/>
-    <w:basedOn w:val="1039"/>
+    <w:basedOn w:val="1049"/>
     <w:uiPriority w:val="99"/>
     <w:pPr>
       <w:pBdr/>
@@ -50967,10 +53773,10 @@
       <w:ind/>
     </w:pPr>
   </w:style>
-  <w:style w:type="paragraph" w:styleId="1205">
+  <w:style w:type="paragraph" w:styleId="1215">
     <w:name w:val="footnote text"/>
-    <w:basedOn w:val="1029"/>
-    <w:link w:val="1206"/>
+    <w:basedOn w:val="1039"/>
+    <w:link w:val="1216"/>
     <w:uiPriority w:val="99"/>
     <w:semiHidden/>
     <w:unhideWhenUsed/>
@@ -50984,10 +53790,10 @@
       <w:szCs w:val="20"/>
     </w:rPr>
   </w:style>
-  <w:style w:type="character" w:styleId="1206" w:customStyle="1">
+  <w:style w:type="character" w:styleId="1216" w:customStyle="1">
     <w:name w:val="Note de bas de page Car"/>
-    <w:basedOn w:val="1039"/>
-    <w:link w:val="1205"/>
+    <w:basedOn w:val="1049"/>
+    <w:link w:val="1215"/>
     <w:uiPriority w:val="99"/>
     <w:semiHidden/>
     <w:pPr>
@@ -51000,9 +53806,9 @@
       <w:szCs w:val="20"/>
     </w:rPr>
   </w:style>
-  <w:style w:type="character" w:styleId="1207">
+  <w:style w:type="character" w:styleId="1217">
     <w:name w:val="footnote reference"/>
-    <w:basedOn w:val="1039"/>
+    <w:basedOn w:val="1049"/>
     <w:uiPriority w:val="99"/>
     <w:semiHidden/>
     <w:unhideWhenUsed/>
@@ -51015,10 +53821,10 @@
       <w:vertAlign w:val="superscript"/>
     </w:rPr>
   </w:style>
-  <w:style w:type="paragraph" w:styleId="1208">
+  <w:style w:type="paragraph" w:styleId="1218">
     <w:name w:val="endnote text"/>
-    <w:basedOn w:val="1029"/>
-    <w:link w:val="1209"/>
+    <w:basedOn w:val="1039"/>
+    <w:link w:val="1219"/>
     <w:uiPriority w:val="99"/>
     <w:semiHidden/>
     <w:unhideWhenUsed/>
@@ -51032,10 +53838,10 @@
       <w:szCs w:val="20"/>
     </w:rPr>
   </w:style>
-  <w:style w:type="character" w:styleId="1209" w:customStyle="1">
+  <w:style w:type="character" w:styleId="1219" w:customStyle="1">
     <w:name w:val="Note de fin Car"/>
-    <w:basedOn w:val="1039"/>
-    <w:link w:val="1208"/>
+    <w:basedOn w:val="1049"/>
+    <w:link w:val="1218"/>
     <w:uiPriority w:val="99"/>
     <w:semiHidden/>
     <w:pPr>
@@ -51048,9 +53854,9 @@
       <w:szCs w:val="20"/>
     </w:rPr>
   </w:style>
-  <w:style w:type="character" w:styleId="1210">
+  <w:style w:type="character" w:styleId="1220">
     <w:name w:val="endnote reference"/>
-    <w:basedOn w:val="1039"/>
+    <w:basedOn w:val="1049"/>
     <w:uiPriority w:val="99"/>
     <w:semiHidden/>
     <w:unhideWhenUsed/>
@@ -51063,9 +53869,9 @@
       <w:vertAlign w:val="superscript"/>
     </w:rPr>
   </w:style>
-  <w:style w:type="character" w:styleId="1211">
+  <w:style w:type="character" w:styleId="1221">
     <w:name w:val="FollowedHyperlink"/>
-    <w:basedOn w:val="1039"/>
+    <w:basedOn w:val="1049"/>
     <w:uiPriority w:val="99"/>
     <w:semiHidden/>
     <w:unhideWhenUsed/>
@@ -51079,10 +53885,10 @@
       <w:u w:val="single"/>
     </w:rPr>
   </w:style>
-  <w:style w:type="paragraph" w:styleId="1212">
+  <w:style w:type="paragraph" w:styleId="1222">
     <w:name w:val="toc 4"/>
-    <w:basedOn w:val="1029"/>
-    <w:next w:val="1029"/>
+    <w:basedOn w:val="1039"/>
+    <w:next w:val="1039"/>
     <w:uiPriority w:val="39"/>
     <w:unhideWhenUsed/>
     <w:pPr>
@@ -51091,10 +53897,10 @@
       <w:ind w:left="660"/>
     </w:pPr>
   </w:style>
-  <w:style w:type="paragraph" w:styleId="1213">
+  <w:style w:type="paragraph" w:styleId="1223">
     <w:name w:val="toc 5"/>
-    <w:basedOn w:val="1029"/>
-    <w:next w:val="1029"/>
+    <w:basedOn w:val="1039"/>
+    <w:next w:val="1039"/>
     <w:uiPriority w:val="39"/>
     <w:unhideWhenUsed/>
     <w:pPr>
@@ -51103,10 +53909,10 @@
       <w:ind w:left="880"/>
     </w:pPr>
   </w:style>
-  <w:style w:type="paragraph" w:styleId="1214">
+  <w:style w:type="paragraph" w:styleId="1224">
     <w:name w:val="toc 6"/>
-    <w:basedOn w:val="1029"/>
-    <w:next w:val="1029"/>
+    <w:basedOn w:val="1039"/>
+    <w:next w:val="1039"/>
     <w:uiPriority w:val="39"/>
     <w:unhideWhenUsed/>
     <w:pPr>
@@ -51115,10 +53921,10 @@
       <w:ind w:left="1100"/>
     </w:pPr>
   </w:style>
-  <w:style w:type="paragraph" w:styleId="1215">
+  <w:style w:type="paragraph" w:styleId="1225">
     <w:name w:val="toc 7"/>
-    <w:basedOn w:val="1029"/>
-    <w:next w:val="1029"/>
+    <w:basedOn w:val="1039"/>
+    <w:next w:val="1039"/>
     <w:uiPriority w:val="39"/>
     <w:unhideWhenUsed/>
     <w:pPr>
@@ -51127,10 +53933,10 @@
       <w:ind w:left="1320"/>
     </w:pPr>
   </w:style>
-  <w:style w:type="paragraph" w:styleId="1216">
+  <w:style w:type="paragraph" w:styleId="1226">
     <w:name w:val="toc 8"/>
-    <w:basedOn w:val="1029"/>
-    <w:next w:val="1029"/>
+    <w:basedOn w:val="1039"/>
+    <w:next w:val="1039"/>
     <w:uiPriority w:val="39"/>
     <w:unhideWhenUsed/>
     <w:pPr>
@@ -51139,10 +53945,10 @@
       <w:ind w:left="1540"/>
     </w:pPr>
   </w:style>
-  <w:style w:type="paragraph" w:styleId="1217">
+  <w:style w:type="paragraph" w:styleId="1227">
     <w:name w:val="toc 9"/>
-    <w:basedOn w:val="1029"/>
-    <w:next w:val="1029"/>
+    <w:basedOn w:val="1039"/>
+    <w:next w:val="1039"/>
     <w:uiPriority w:val="39"/>
     <w:unhideWhenUsed/>
     <w:pPr>
@@ -51151,10 +53957,10 @@
       <w:ind w:left="1760"/>
     </w:pPr>
   </w:style>
-  <w:style w:type="paragraph" w:styleId="1218">
+  <w:style w:type="paragraph" w:styleId="1228">
     <w:name w:val="table of figures"/>
-    <w:basedOn w:val="1029"/>
-    <w:next w:val="1029"/>
+    <w:basedOn w:val="1039"/>
+    <w:next w:val="1039"/>
     <w:uiPriority w:val="99"/>
     <w:unhideWhenUsed/>
     <w:pPr>
@@ -51163,10 +53969,10 @@
       <w:ind/>
     </w:pPr>
   </w:style>
-  <w:style w:type="paragraph" w:styleId="1219">
+  <w:style w:type="paragraph" w:styleId="1229">
     <w:name w:val="Header"/>
-    <w:basedOn w:val="1029"/>
-    <w:link w:val="1220"/>
+    <w:basedOn w:val="1039"/>
+    <w:link w:val="1230"/>
     <w:uiPriority w:val="99"/>
     <w:unhideWhenUsed/>
     <w:pPr>
@@ -51179,10 +53985,10 @@
       <w:ind/>
     </w:pPr>
   </w:style>
-  <w:style w:type="character" w:styleId="1220" w:customStyle="1">
+  <w:style w:type="character" w:styleId="1230" w:customStyle="1">
     <w:name w:val="En-tête Car"/>
-    <w:basedOn w:val="1039"/>
-    <w:link w:val="1219"/>
+    <w:basedOn w:val="1049"/>
+    <w:link w:val="1229"/>
     <w:uiPriority w:val="99"/>
     <w:pPr>
       <w:pBdr/>
@@ -51190,10 +53996,10 @@
       <w:ind/>
     </w:pPr>
   </w:style>
-  <w:style w:type="paragraph" w:styleId="1221">
+  <w:style w:type="paragraph" w:styleId="1231">
     <w:name w:val="Footer"/>
-    <w:basedOn w:val="1029"/>
-    <w:link w:val="1222"/>
+    <w:basedOn w:val="1039"/>
+    <w:link w:val="1232"/>
     <w:uiPriority w:val="99"/>
     <w:unhideWhenUsed/>
     <w:pPr>
@@ -51206,10 +54012,10 @@
       <w:ind/>
     </w:pPr>
   </w:style>
-  <w:style w:type="character" w:styleId="1222" w:customStyle="1">
+  <w:style w:type="character" w:styleId="1232" w:customStyle="1">
     <w:name w:val="Pied de page Car"/>
-    <w:basedOn w:val="1039"/>
-    <w:link w:val="1221"/>
+    <w:basedOn w:val="1049"/>
+    <w:link w:val="1231"/>
     <w:uiPriority w:val="99"/>
     <w:pPr>
       <w:pBdr/>
@@ -51217,10 +54023,10 @@
       <w:ind/>
     </w:pPr>
   </w:style>
-  <w:style w:type="character" w:styleId="1223" w:customStyle="1">
+  <w:style w:type="character" w:styleId="1233" w:customStyle="1">
     <w:name w:val="Titre 1 Car"/>
-    <w:basedOn w:val="1039"/>
-    <w:link w:val="1030"/>
+    <w:basedOn w:val="1049"/>
+    <w:link w:val="1040"/>
     <w:uiPriority w:val="9"/>
     <w:pPr>
       <w:pBdr/>
@@ -51234,10 +54040,10 @@
       <w:szCs w:val="32"/>
     </w:rPr>
   </w:style>
-  <w:style w:type="paragraph" w:styleId="1224">
+  <w:style w:type="paragraph" w:styleId="1234">
     <w:name w:val="TOC Heading"/>
-    <w:basedOn w:val="1030"/>
-    <w:next w:val="1029"/>
+    <w:basedOn w:val="1040"/>
+    <w:next w:val="1039"/>
     <w:uiPriority w:val="39"/>
     <w:unhideWhenUsed/>
     <w:qFormat/>
@@ -51251,9 +54057,9 @@
       <w:lang w:eastAsia="fr-CH"/>
     </w:rPr>
   </w:style>
-  <w:style w:type="paragraph" w:styleId="1225">
+  <w:style w:type="paragraph" w:styleId="1235">
     <w:name w:val="No Spacing"/>
-    <w:link w:val="1226"/>
+    <w:link w:val="1236"/>
     <w:uiPriority w:val="1"/>
     <w:qFormat/>
     <w:pPr>
@@ -51266,10 +54072,10 @@
       <w:lang w:eastAsia="fr-CH"/>
     </w:rPr>
   </w:style>
-  <w:style w:type="character" w:styleId="1226" w:customStyle="1">
+  <w:style w:type="character" w:styleId="1236" w:customStyle="1">
     <w:name w:val="Sans interligne Car"/>
-    <w:basedOn w:val="1039"/>
-    <w:link w:val="1225"/>
+    <w:basedOn w:val="1049"/>
+    <w:link w:val="1235"/>
     <w:uiPriority w:val="1"/>
     <w:pPr>
       <w:pBdr/>
@@ -51281,10 +54087,10 @@
       <w:lang w:eastAsia="fr-CH"/>
     </w:rPr>
   </w:style>
-  <w:style w:type="paragraph" w:styleId="1227">
+  <w:style w:type="paragraph" w:styleId="1237">
     <w:name w:val="toc 1"/>
-    <w:basedOn w:val="1029"/>
-    <w:next w:val="1029"/>
+    <w:basedOn w:val="1039"/>
+    <w:next w:val="1039"/>
     <w:uiPriority w:val="39"/>
     <w:unhideWhenUsed/>
     <w:pPr>
@@ -51293,9 +54099,9 @@
       <w:ind/>
     </w:pPr>
   </w:style>
-  <w:style w:type="character" w:styleId="1228">
+  <w:style w:type="character" w:styleId="1238">
     <w:name w:val="Hyperlink"/>
-    <w:basedOn w:val="1039"/>
+    <w:basedOn w:val="1049"/>
     <w:uiPriority w:val="99"/>
     <w:unhideWhenUsed/>
     <w:pPr>
@@ -51308,10 +54114,10 @@
       <w:u w:val="single"/>
     </w:rPr>
   </w:style>
-  <w:style w:type="character" w:styleId="1229" w:customStyle="1">
+  <w:style w:type="character" w:styleId="1239" w:customStyle="1">
     <w:name w:val="Titre 2 Car"/>
-    <w:basedOn w:val="1039"/>
-    <w:link w:val="1031"/>
+    <w:basedOn w:val="1049"/>
+    <w:link w:val="1041"/>
     <w:uiPriority w:val="9"/>
     <w:pPr>
       <w:pBdr/>
@@ -51325,10 +54131,10 @@
       <w:szCs w:val="26"/>
     </w:rPr>
   </w:style>
-  <w:style w:type="paragraph" w:styleId="1230">
+  <w:style w:type="paragraph" w:styleId="1240">
     <w:name w:val="toc 2"/>
-    <w:basedOn w:val="1029"/>
-    <w:next w:val="1029"/>
+    <w:basedOn w:val="1039"/>
+    <w:next w:val="1039"/>
     <w:uiPriority w:val="39"/>
     <w:unhideWhenUsed/>
     <w:pPr>
@@ -51337,9 +54143,9 @@
       <w:ind w:left="220"/>
     </w:pPr>
   </w:style>
-  <w:style w:type="paragraph" w:styleId="1231">
+  <w:style w:type="paragraph" w:styleId="1241">
     <w:name w:val="List Paragraph"/>
-    <w:basedOn w:val="1029"/>
+    <w:basedOn w:val="1039"/>
     <w:uiPriority w:val="34"/>
     <w:qFormat/>
     <w:pPr>
@@ -51349,10 +54155,10 @@
       <w:contextualSpacing w:val="true"/>
     </w:pPr>
   </w:style>
-  <w:style w:type="paragraph" w:styleId="1232">
+  <w:style w:type="paragraph" w:styleId="1242">
     <w:name w:val="Caption"/>
-    <w:basedOn w:val="1029"/>
-    <w:next w:val="1029"/>
+    <w:basedOn w:val="1039"/>
+    <w:next w:val="1039"/>
     <w:uiPriority w:val="35"/>
     <w:unhideWhenUsed/>
     <w:qFormat/>
@@ -51369,9 +54175,9 @@
       <w:szCs w:val="18"/>
     </w:rPr>
   </w:style>
-  <w:style w:type="character" w:styleId="1233">
+  <w:style w:type="character" w:styleId="1243">
     <w:name w:val="annotation reference"/>
-    <w:basedOn w:val="1039"/>
+    <w:basedOn w:val="1049"/>
     <w:uiPriority w:val="99"/>
     <w:semiHidden/>
     <w:unhideWhenUsed/>
@@ -51385,10 +54191,10 @@
       <w:szCs w:val="16"/>
     </w:rPr>
   </w:style>
-  <w:style w:type="paragraph" w:styleId="1234">
+  <w:style w:type="paragraph" w:styleId="1244">
     <w:name w:val="annotation text"/>
-    <w:basedOn w:val="1029"/>
-    <w:link w:val="1235"/>
+    <w:basedOn w:val="1039"/>
+    <w:link w:val="1245"/>
     <w:uiPriority w:val="99"/>
     <w:unhideWhenUsed/>
     <w:pPr>
@@ -51401,10 +54207,10 @@
       <w:szCs w:val="20"/>
     </w:rPr>
   </w:style>
-  <w:style w:type="character" w:styleId="1235" w:customStyle="1">
+  <w:style w:type="character" w:styleId="1245" w:customStyle="1">
     <w:name w:val="Commentaire Car"/>
-    <w:basedOn w:val="1039"/>
-    <w:link w:val="1234"/>
+    <w:basedOn w:val="1049"/>
+    <w:link w:val="1244"/>
     <w:uiPriority w:val="99"/>
     <w:pPr>
       <w:pBdr/>
@@ -51416,11 +54222,11 @@
       <w:szCs w:val="20"/>
     </w:rPr>
   </w:style>
-  <w:style w:type="paragraph" w:styleId="1236">
+  <w:style w:type="paragraph" w:styleId="1246">
     <w:name w:val="annotation subject"/>
-    <w:basedOn w:val="1234"/>
-    <w:next w:val="1234"/>
-    <w:link w:val="1237"/>
+    <w:basedOn w:val="1244"/>
+    <w:next w:val="1244"/>
+    <w:link w:val="1247"/>
     <w:uiPriority w:val="99"/>
     <w:semiHidden/>
     <w:unhideWhenUsed/>
@@ -51434,10 +54240,10 @@
       <w:bCs/>
     </w:rPr>
   </w:style>
-  <w:style w:type="character" w:styleId="1237" w:customStyle="1">
+  <w:style w:type="character" w:styleId="1247" w:customStyle="1">
     <w:name w:val="Objet du commentaire Car"/>
-    <w:basedOn w:val="1235"/>
-    <w:link w:val="1236"/>
+    <w:basedOn w:val="1245"/>
+    <w:link w:val="1246"/>
     <w:uiPriority w:val="99"/>
     <w:semiHidden/>
     <w:pPr>
@@ -51452,9 +54258,9 @@
       <w:szCs w:val="20"/>
     </w:rPr>
   </w:style>
-  <w:style w:type="table" w:styleId="1238">
+  <w:style w:type="table" w:styleId="1248">
     <w:name w:val="Table Grid"/>
-    <w:basedOn w:val="1040"/>
+    <w:basedOn w:val="1050"/>
     <w:uiPriority w:val="39"/>
     <w:pPr>
       <w:pBdr/>
@@ -51644,9 +54450,9 @@
       </w:tcPr>
     </w:tblStylePr>
   </w:style>
-  <w:style w:type="table" w:styleId="1239">
+  <w:style w:type="table" w:styleId="1249">
     <w:name w:val="Grid Table 4 Accent 1"/>
-    <w:basedOn w:val="1040"/>
+    <w:basedOn w:val="1050"/>
     <w:uiPriority w:val="49"/>
     <w:pPr>
       <w:pBdr/>
@@ -51865,9 +54671,9 @@
       </w:tcPr>
     </w:tblStylePr>
   </w:style>
-  <w:style w:type="table" w:styleId="1240">
+  <w:style w:type="table" w:styleId="1250">
     <w:name w:val="Grid Table 5 Dark Accent 1"/>
-    <w:basedOn w:val="1040"/>
+    <w:basedOn w:val="1050"/>
     <w:uiPriority w:val="50"/>
     <w:pPr>
       <w:pBdr/>
@@ -52102,10 +54908,10 @@
       </w:tcPr>
     </w:tblStylePr>
   </w:style>
-  <w:style w:type="character" w:styleId="1241" w:customStyle="1">
+  <w:style w:type="character" w:styleId="1251" w:customStyle="1">
     <w:name w:val="Titre 3 Car"/>
-    <w:basedOn w:val="1039"/>
-    <w:link w:val="1032"/>
+    <w:basedOn w:val="1049"/>
+    <w:link w:val="1042"/>
     <w:uiPriority w:val="9"/>
     <w:pPr>
       <w:pBdr/>
@@ -52119,10 +54925,10 @@
       <w:szCs w:val="24"/>
     </w:rPr>
   </w:style>
-  <w:style w:type="paragraph" w:styleId="1242">
+  <w:style w:type="paragraph" w:styleId="1252">
     <w:name w:val="toc 3"/>
-    <w:basedOn w:val="1029"/>
-    <w:next w:val="1029"/>
+    <w:basedOn w:val="1039"/>
+    <w:next w:val="1039"/>
     <w:uiPriority w:val="39"/>
     <w:unhideWhenUsed/>
     <w:pPr>
@@ -52131,10 +54937,10 @@
       <w:ind w:left="440"/>
     </w:pPr>
   </w:style>
-  <w:style w:type="table" w:styleId="1243" w:customStyle="1">
+  <w:style w:type="table" w:styleId="1253" w:customStyle="1">
     <w:name w:val="Tableau Grille 41"/>
-    <w:basedOn w:val="1040"/>
-    <w:next w:val="1244"/>
+    <w:basedOn w:val="1050"/>
+    <w:next w:val="1254"/>
     <w:uiPriority w:val="49"/>
     <w:pPr>
       <w:pBdr/>
@@ -52356,9 +55162,9 @@
       </w:tcPr>
     </w:tblStylePr>
   </w:style>
-  <w:style w:type="table" w:styleId="1244">
+  <w:style w:type="table" w:styleId="1254">
     <w:name w:val="Grid Table 4"/>
-    <w:basedOn w:val="1040"/>
+    <w:basedOn w:val="1050"/>
     <w:uiPriority w:val="49"/>
     <w:pPr>
       <w:pBdr/>
@@ -52577,9 +55383,9 @@
       </w:tcPr>
     </w:tblStylePr>
   </w:style>
-  <w:style w:type="character" w:styleId="1245">
+  <w:style w:type="character" w:styleId="1255">
     <w:name w:val="Unresolved Mention"/>
-    <w:basedOn w:val="1039"/>
+    <w:basedOn w:val="1049"/>
     <w:uiPriority w:val="99"/>
     <w:semiHidden/>
     <w:unhideWhenUsed/>
@@ -52593,9 +55399,9 @@
       <w:shd w:val="clear" w:color="auto" w:fill="e1dfdd"/>
     </w:rPr>
   </w:style>
-  <w:style w:type="table" w:styleId="1246">
+  <w:style w:type="table" w:styleId="1256">
     <w:name w:val="Grid Table 4 Accent 5"/>
-    <w:basedOn w:val="1040"/>
+    <w:basedOn w:val="1050"/>
     <w:uiPriority w:val="49"/>
     <w:pPr>
       <w:pBdr/>
@@ -52814,9 +55620,9 @@
       </w:tcPr>
     </w:tblStylePr>
   </w:style>
-  <w:style w:type="character" w:styleId="1247" w:customStyle="1">
+  <w:style w:type="character" w:styleId="1257" w:customStyle="1">
     <w:name w:val="Style1 Car"/>
-    <w:basedOn w:val="1223"/>
+    <w:basedOn w:val="1233"/>
     <w:pPr>
       <w:pBdr/>
       <w:spacing/>
@@ -52829,9 +55635,9 @@
       <w:szCs w:val="32"/>
     </w:rPr>
   </w:style>
-  <w:style w:type="paragraph" w:styleId="1248">
+  <w:style w:type="paragraph" w:styleId="1258">
     <w:name w:val="Normal (Web)"/>
-    <w:basedOn w:val="1029"/>
+    <w:basedOn w:val="1039"/>
     <w:uiPriority w:val="99"/>
     <w:semiHidden/>
     <w:unhideWhenUsed/>
@@ -52847,9 +55653,9 @@
       <w:lang w:val="fr-CH" w:eastAsia="fr-CH"/>
     </w:rPr>
   </w:style>
-  <w:style w:type="character" w:styleId="1249">
+  <w:style w:type="character" w:styleId="1259">
     <w:name w:val="HTML Code"/>
-    <w:basedOn w:val="1039"/>
+    <w:basedOn w:val="1049"/>
     <w:uiPriority w:val="99"/>
     <w:semiHidden/>
     <w:unhideWhenUsed/>
@@ -52864,9 +55670,9 @@
       <w:szCs w:val="20"/>
     </w:rPr>
   </w:style>
-  <w:style w:type="table" w:styleId="1250">
+  <w:style w:type="table" w:styleId="1260">
     <w:name w:val="Grid Table 5 Dark Accent 5"/>
-    <w:basedOn w:val="1040"/>
+    <w:basedOn w:val="1050"/>
     <w:uiPriority w:val="50"/>
     <w:pPr>
       <w:pBdr/>

--- a/Documentation/User Guide/LHO - M5 - User Guide.docx
+++ b/Documentation/User Guide/LHO - M5 - User Guide.docx
@@ -1537,13 +1537,69 @@
               <w:fldChar w:fldCharType="begin"/>
               <w:instrText xml:space="preserve">PAGEREF _Toc10 \h</w:instrText>
               <w:fldChar w:fldCharType="separate"/>
-              <w:t xml:space="preserve">9</w:t>
+              <w:t xml:space="preserve">10</w:t>
               <w:fldChar w:fldCharType="end"/>
             </w:r>
           </w:hyperlink>
           <w:r>
             <w:rPr>
               <w:highlight w:val="none"/>
+              <w:lang w:val="fr-CH"/>
+            </w:rPr>
+          </w:r>
+        </w:p>
+        <w:p>
+          <w:pPr>
+            <w:pStyle w:val="1237"/>
+            <w:pBdr/>
+            <w:tabs>
+              <w:tab w:val="right" w:leader="dot" w:pos="9071"/>
+            </w:tabs>
+            <w:spacing/>
+            <w:ind/>
+            <w:rPr/>
+          </w:pPr>
+          <w:hyperlink w:tooltip="#_Toc11" w:anchor="_Toc11" w:history="1">
+            <w:r>
+              <w:rPr>
+                <w:rStyle w:val="1238"/>
+              </w:rPr>
+            </w:r>
+            <w:r>
+              <w:rPr>
+                <w:rStyle w:val="1238"/>
+                <w:highlight w:val="none"/>
+                <w:lang w:val="fr-CH" w:bidi="fr-CH"/>
+              </w:rPr>
+              <w:t xml:space="preserve">7. S</w:t>
+            </w:r>
+            <w:r>
+              <w:rPr>
+                <w:rStyle w:val="1238"/>
+                <w:highlight w:val="none"/>
+                <w:lang w:val="fr-CH" w:bidi="fr-CH"/>
+              </w:rPr>
+              <w:t xml:space="preserve">oftware License (GPLv3-only)</w:t>
+            </w:r>
+            <w:r>
+              <w:rPr>
+                <w:rStyle w:val="1238"/>
+                <w:lang w:val="fr-CH"/>
+              </w:rPr>
+            </w:r>
+            <w:r>
+              <w:tab/>
+            </w:r>
+            <w:r>
+              <w:fldChar w:fldCharType="begin"/>
+              <w:instrText xml:space="preserve">PAGEREF _Toc11 \h</w:instrText>
+              <w:fldChar w:fldCharType="separate"/>
+              <w:t xml:space="preserve">11</w:t>
+              <w:fldChar w:fldCharType="end"/>
+            </w:r>
+          </w:hyperlink>
+          <w:r>
+            <w:rPr>
               <w:lang w:val="fr-CH"/>
             </w:rPr>
           </w:r>
@@ -5423,6 +5479,7 @@
       </w:pPr>
       <w:r/>
       <w:bookmarkStart w:id="10" w:name="_Toc10"/>
+      <w:r/>
       <w:r>
         <w:rPr>
           <w:rStyle w:val="1233"/>
@@ -5623,6 +5680,8 @@
           <w14:ligatures w14:val="none"/>
         </w:rPr>
       </w:pPr>
+      <w:r/>
+      <w:bookmarkStart w:id="11" w:name="_Toc11"/>
       <w:r>
         <w:rPr>
           <w:highlight w:val="none"/>
@@ -5637,12 +5696,9 @@
         </w:rPr>
         <w:t xml:space="preserve">oftware License (GPLv3-only)</w:t>
       </w:r>
-      <w:r>
-        <w:rPr>
-          <w:highlight w:val="none"/>
-          <w:lang w:val="fr-CH" w:bidi="fr-CH"/>
-        </w:rPr>
-      </w:r>
+      <w:r/>
+      <w:bookmarkEnd w:id="11"/>
+      <w:r/>
       <w:r>
         <w:rPr>
           <w:lang w:val="fr-CH"/>
